--- a/docs/VerseVAD_Values_and_Terminology_Guide.docx
+++ b/docs/VerseVAD_Values_and_Terminology_Guide.docx
@@ -3548,19 +3548,6 @@
     </w:p>
     <w:p>
       <w:pPr>
-        <w:pStyle w:val="Formula"/>
-      </w:pPr>
-      <w:r>
-        <w:rPr>
-          <w:rFonts w:ascii="Consolas" w:hAnsi="Consolas"/>
-          <w:color w:val="1F4D78"/>
-          <w:sz w:val="19"/>
-        </w:rPr>
-        <w:t>POS_share_c = token occurrences assigned to category c / all eligible lexical token occurrences</w:t>
-      </w:r>
-    </w:p>
-    <w:p>
-      <w:pPr>
         <w:widowControl/>
         <w:spacing w:before="0" w:after="120" w:line="300" w:lineRule="auto"/>
       </w:pPr>
@@ -3569,7 +3556,7 @@
           <w:rFonts w:ascii="Calibri" w:hAnsi="Calibri"/>
           <w:sz w:val="22"/>
         </w:rPr>
-        <w:t>For each category, VerseVAD reports:</w:t>
+        <w:t>VerseVAD reports two defensible levels:</w:t>
       </w:r>
     </w:p>
     <w:p>
@@ -3585,9 +3572,126 @@
       <w:r>
         <w:rPr>
           <w:rFonts w:ascii="Calibri" w:hAnsi="Calibri"/>
-          <w:sz w:val="22"/>
-        </w:rPr>
-        <w:t>the universal POS tag;</w:t>
+          <w:b/>
+          <w:sz w:val="22"/>
+        </w:rPr>
+        <w:t>Broad Categories</w:t>
+      </w:r>
+      <w:r>
+        <w:rPr>
+          <w:rFonts w:ascii="Calibri" w:hAnsi="Calibri"/>
+          <w:sz w:val="22"/>
+        </w:rPr>
+        <w:t xml:space="preserve"> provide the readable quantity/share profile requested</w:t>
+      </w:r>
+    </w:p>
+    <w:p>
+      <w:pPr>
+        <w:widowControl/>
+        <w:spacing w:before="0" w:after="120" w:line="300" w:lineRule="auto"/>
+      </w:pPr>
+      <w:r>
+        <w:rPr>
+          <w:rFonts w:ascii="Calibri" w:hAnsi="Calibri"/>
+          <w:sz w:val="22"/>
+        </w:rPr>
+        <w:t xml:space="preserve">  for interpretation.</w:t>
+      </w:r>
+    </w:p>
+    <w:p>
+      <w:pPr>
+        <w:widowControl/>
+        <w:numPr>
+          <w:ilvl w:val="0"/>
+          <w:numId w:val="10"/>
+        </w:numPr>
+        <w:spacing w:before="0" w:after="80" w:line="300" w:lineRule="auto"/>
+        <w:ind w:left="540" w:hanging="271"/>
+      </w:pPr>
+      <w:r>
+        <w:rPr>
+          <w:rFonts w:ascii="Calibri" w:hAnsi="Calibri"/>
+          <w:b/>
+          <w:sz w:val="22"/>
+        </w:rPr>
+        <w:t>Detailed Model Tags</w:t>
+      </w:r>
+      <w:r>
+        <w:rPr>
+          <w:rFonts w:ascii="Calibri" w:hAnsi="Calibri"/>
+          <w:sz w:val="22"/>
+        </w:rPr>
+        <w:t xml:space="preserve"> preserve the installed model's Universal</w:t>
+      </w:r>
+    </w:p>
+    <w:p>
+      <w:pPr>
+        <w:widowControl/>
+        <w:spacing w:before="0" w:after="120" w:line="300" w:lineRule="auto"/>
+      </w:pPr>
+      <w:r>
+        <w:rPr>
+          <w:rFonts w:ascii="Calibri" w:hAnsi="Calibri"/>
+          <w:sz w:val="22"/>
+        </w:rPr>
+        <w:t xml:space="preserve">  Dependencies distinctions and their separate counts and shares.</w:t>
+      </w:r>
+    </w:p>
+    <w:p>
+      <w:pPr>
+        <w:widowControl/>
+        <w:spacing w:before="0" w:after="120" w:line="300" w:lineRule="auto"/>
+      </w:pPr>
+      <w:r>
+        <w:rPr>
+          <w:rFonts w:ascii="Calibri" w:hAnsi="Calibri"/>
+          <w:sz w:val="22"/>
+        </w:rPr>
+        <w:t>The broad and detailed shares each sum to 100 percent apart from rounding. They are two aggregations of the same token occurrences and must not be added together.</w:t>
+      </w:r>
+    </w:p>
+    <w:p>
+      <w:pPr>
+        <w:pStyle w:val="Formula"/>
+      </w:pPr>
+      <w:r>
+        <w:rPr>
+          <w:rFonts w:ascii="Consolas" w:hAnsi="Consolas"/>
+          <w:color w:val="1F4D78"/>
+          <w:sz w:val="19"/>
+        </w:rPr>
+        <w:t>POS_share_c = token occurrences assigned to category c / all eligible lexical token occurrences</w:t>
+      </w:r>
+    </w:p>
+    <w:p>
+      <w:pPr>
+        <w:widowControl/>
+        <w:spacing w:before="0" w:after="120" w:line="300" w:lineRule="auto"/>
+      </w:pPr>
+      <w:r>
+        <w:rPr>
+          <w:rFonts w:ascii="Calibri" w:hAnsi="Calibri"/>
+          <w:sz w:val="22"/>
+        </w:rPr>
+        <w:t>For each category, VerseVAD reports:</w:t>
+      </w:r>
+    </w:p>
+    <w:p>
+      <w:pPr>
+        <w:widowControl/>
+        <w:numPr>
+          <w:ilvl w:val="0"/>
+          <w:numId w:val="10"/>
+        </w:numPr>
+        <w:spacing w:before="0" w:after="80" w:line="300" w:lineRule="auto"/>
+        <w:ind w:left="540" w:hanging="271"/>
+      </w:pPr>
+      <w:r>
+        <w:rPr>
+          <w:rFonts w:ascii="Calibri" w:hAnsi="Calibri"/>
+          <w:sz w:val="22"/>
+        </w:rPr>
+        <w:t>the source POS tag or merged source tags;</w:t>
       </w:r>
     </w:p>
     <w:p>
@@ -3766,7 +3870,7 @@
                 <w:color w:val="193247"/>
                 <w:sz w:val="18"/>
               </w:rPr>
-              <w:t>Tag</w:t>
+              <w:t>Source tag(s)</w:t>
             </w:r>
           </w:p>
         </w:tc>
@@ -3828,7 +3932,7 @@
                 <w:rFonts w:ascii="Calibri" w:hAnsi="Calibri"/>
                 <w:sz w:val="18"/>
               </w:rPr>
-              <w:t>NOUN</w:t>
+              <w:t>NOUN + PROPN</w:t>
             </w:r>
           </w:p>
         </w:tc>
@@ -3854,7 +3958,7 @@
                 <w:rFonts w:ascii="Calibri" w:hAnsi="Calibri"/>
                 <w:sz w:val="18"/>
               </w:rPr>
-              <w:t>Common noun</w:t>
+              <w:t>Noun; common and proper nouns are combined</w:t>
             </w:r>
           </w:p>
         </w:tc>
@@ -3882,7 +3986,7 @@
                 <w:rFonts w:ascii="Calibri" w:hAnsi="Calibri"/>
                 <w:sz w:val="18"/>
               </w:rPr>
-              <w:t>PROPN</w:t>
+              <w:t>VERB + AUX</w:t>
             </w:r>
           </w:p>
         </w:tc>
@@ -3908,115 +4012,7 @@
                 <w:rFonts w:ascii="Calibri" w:hAnsi="Calibri"/>
                 <w:sz w:val="18"/>
               </w:rPr>
-              <w:t>Proper noun or name</w:t>
-            </w:r>
-          </w:p>
-        </w:tc>
-      </w:tr>
-      <w:tr>
-        <w:tc>
-          <w:tcPr>
-            <w:tcW w:type="dxa" w:w="2700"/>
-            <w:vAlign w:val="center"/>
-            <w:tcMar>
-              <w:top w:w="80" w:type="dxa"/>
-              <w:bottom w:w="80" w:type="dxa"/>
-              <w:start w:w="120" w:type="dxa"/>
-              <w:end w:w="120" w:type="dxa"/>
-            </w:tcMar>
-          </w:tcPr>
-          <w:p>
-            <w:pPr>
-              <w:widowControl/>
-              <w:spacing w:before="0" w:after="0" w:line="252" w:lineRule="auto"/>
-            </w:pPr>
-            <w:r/>
-            <w:r>
-              <w:rPr>
-                <w:rFonts w:ascii="Calibri" w:hAnsi="Calibri"/>
-                <w:sz w:val="18"/>
-              </w:rPr>
-              <w:t>VERB</w:t>
-            </w:r>
-          </w:p>
-        </w:tc>
-        <w:tc>
-          <w:tcPr>
-            <w:tcW w:type="dxa" w:w="6660"/>
-            <w:vAlign w:val="center"/>
-            <w:tcMar>
-              <w:top w:w="80" w:type="dxa"/>
-              <w:bottom w:w="80" w:type="dxa"/>
-              <w:start w:w="120" w:type="dxa"/>
-              <w:end w:w="120" w:type="dxa"/>
-            </w:tcMar>
-          </w:tcPr>
-          <w:p>
-            <w:pPr>
-              <w:widowControl/>
-              <w:spacing w:before="0" w:after="0" w:line="252" w:lineRule="auto"/>
-            </w:pPr>
-            <w:r/>
-            <w:r>
-              <w:rPr>
-                <w:rFonts w:ascii="Calibri" w:hAnsi="Calibri"/>
-                <w:sz w:val="18"/>
-              </w:rPr>
-              <w:t>Main verb</w:t>
-            </w:r>
-          </w:p>
-        </w:tc>
-      </w:tr>
-      <w:tr>
-        <w:tc>
-          <w:tcPr>
-            <w:tcW w:type="dxa" w:w="2700"/>
-            <w:vAlign w:val="center"/>
-            <w:tcMar>
-              <w:top w:w="80" w:type="dxa"/>
-              <w:bottom w:w="80" w:type="dxa"/>
-              <w:start w:w="120" w:type="dxa"/>
-              <w:end w:w="120" w:type="dxa"/>
-            </w:tcMar>
-          </w:tcPr>
-          <w:p>
-            <w:pPr>
-              <w:widowControl/>
-              <w:spacing w:before="0" w:after="0" w:line="252" w:lineRule="auto"/>
-            </w:pPr>
-            <w:r/>
-            <w:r>
-              <w:rPr>
-                <w:rFonts w:ascii="Calibri" w:hAnsi="Calibri"/>
-                <w:sz w:val="18"/>
-              </w:rPr>
-              <w:t>AUX</w:t>
-            </w:r>
-          </w:p>
-        </w:tc>
-        <w:tc>
-          <w:tcPr>
-            <w:tcW w:type="dxa" w:w="6660"/>
-            <w:vAlign w:val="center"/>
-            <w:tcMar>
-              <w:top w:w="80" w:type="dxa"/>
-              <w:bottom w:w="80" w:type="dxa"/>
-              <w:start w:w="120" w:type="dxa"/>
-              <w:end w:w="120" w:type="dxa"/>
-            </w:tcMar>
-          </w:tcPr>
-          <w:p>
-            <w:pPr>
-              <w:widowControl/>
-              <w:spacing w:before="0" w:after="0" w:line="252" w:lineRule="auto"/>
-            </w:pPr>
-            <w:r/>
-            <w:r>
-              <w:rPr>
-                <w:rFonts w:ascii="Calibri" w:hAnsi="Calibri"/>
-                <w:sz w:val="18"/>
-              </w:rPr>
-              <w:t>Auxiliary verb</w:t>
+              <w:t>Verb; main, auxiliary, and copular uses are combined</w:t>
             </w:r>
           </w:p>
         </w:tc>
@@ -4286,7 +4282,7 @@
                 <w:rFonts w:ascii="Calibri" w:hAnsi="Calibri"/>
                 <w:sz w:val="18"/>
               </w:rPr>
-              <w:t>Adposition, including many prepositions</w:t>
+              <w:t>Preposition</w:t>
             </w:r>
           </w:p>
         </w:tc>
@@ -4661,6 +4657,197 @@
           <w:sz w:val="22"/>
         </w:rPr>
         <w:t>Part-of-speech assignments are model-generated rather than lexicon-published. Poetic syntax, fragments, archaisms, unusual capitalization, and deliberate ambiguity can cause errors. Inspect token evidence when a category distinction matters to the argument.</w:t>
+      </w:r>
+    </w:p>
+    <w:p>
+      <w:pPr>
+        <w:widowControl/>
+        <w:spacing w:before="0" w:after="120" w:line="300" w:lineRule="auto"/>
+      </w:pPr>
+      <w:r>
+        <w:rPr>
+          <w:rFonts w:ascii="Calibri" w:hAnsi="Calibri"/>
+          <w:sz w:val="22"/>
+        </w:rPr>
+        <w:t xml:space="preserve">VerseVAD intentionally merges the model's </w:t>
+      </w:r>
+      <w:r>
+        <w:rPr>
+          <w:rFonts w:ascii="Consolas" w:hAnsi="Consolas"/>
+          <w:color w:val="1F4D78"/>
+          <w:sz w:val="19"/>
+        </w:rPr>
+        <w:t>NOUN</w:t>
+      </w:r>
+      <w:r>
+        <w:rPr>
+          <w:rFonts w:ascii="Calibri" w:hAnsi="Calibri"/>
+          <w:sz w:val="22"/>
+        </w:rPr>
+        <w:t xml:space="preserve"> and </w:t>
+      </w:r>
+      <w:r>
+        <w:rPr>
+          <w:rFonts w:ascii="Consolas" w:hAnsi="Consolas"/>
+          <w:color w:val="1F4D78"/>
+          <w:sz w:val="19"/>
+        </w:rPr>
+        <w:t>PROPN</w:t>
+      </w:r>
+      <w:r>
+        <w:rPr>
+          <w:rFonts w:ascii="Calibri" w:hAnsi="Calibri"/>
+          <w:sz w:val="22"/>
+        </w:rPr>
+        <w:t xml:space="preserve"> tags into one displayed </w:t>
+      </w:r>
+      <w:r>
+        <w:rPr>
+          <w:rFonts w:ascii="Calibri" w:hAnsi="Calibri"/>
+          <w:b/>
+          <w:sz w:val="22"/>
+        </w:rPr>
+        <w:t>Noun</w:t>
+      </w:r>
+      <w:r>
+        <w:rPr>
+          <w:rFonts w:ascii="Calibri" w:hAnsi="Calibri"/>
+          <w:sz w:val="22"/>
+        </w:rPr>
+        <w:t xml:space="preserve"> category. Capitalization is unusually variable in poetry, and the common/proper distinction is not necessary for the requested quantity/share profile. The original source tag remains available in the detailed model-tag table, token-level evidence, and audit data.</w:t>
+      </w:r>
+    </w:p>
+    <w:p>
+      <w:pPr>
+        <w:widowControl/>
+        <w:spacing w:before="0" w:after="120" w:line="300" w:lineRule="auto"/>
+      </w:pPr>
+      <w:r>
+        <w:rPr>
+          <w:rFonts w:ascii="Calibri" w:hAnsi="Calibri"/>
+          <w:sz w:val="22"/>
+        </w:rPr>
+        <w:t xml:space="preserve">VerseVAD also merges </w:t>
+      </w:r>
+      <w:r>
+        <w:rPr>
+          <w:rFonts w:ascii="Consolas" w:hAnsi="Consolas"/>
+          <w:color w:val="1F4D78"/>
+          <w:sz w:val="19"/>
+        </w:rPr>
+        <w:t>VERB</w:t>
+      </w:r>
+      <w:r>
+        <w:rPr>
+          <w:rFonts w:ascii="Calibri" w:hAnsi="Calibri"/>
+          <w:sz w:val="22"/>
+        </w:rPr>
+        <w:t xml:space="preserve"> and </w:t>
+      </w:r>
+      <w:r>
+        <w:rPr>
+          <w:rFonts w:ascii="Consolas" w:hAnsi="Consolas"/>
+          <w:color w:val="1F4D78"/>
+          <w:sz w:val="19"/>
+        </w:rPr>
+        <w:t>AUX</w:t>
+      </w:r>
+      <w:r>
+        <w:rPr>
+          <w:rFonts w:ascii="Calibri" w:hAnsi="Calibri"/>
+          <w:sz w:val="22"/>
+        </w:rPr>
+        <w:t xml:space="preserve"> into one displayed </w:t>
+      </w:r>
+      <w:r>
+        <w:rPr>
+          <w:rFonts w:ascii="Calibri" w:hAnsi="Calibri"/>
+          <w:b/>
+          <w:sz w:val="22"/>
+        </w:rPr>
+        <w:t>Verb</w:t>
+      </w:r>
+      <w:r>
+        <w:rPr>
+          <w:rFonts w:ascii="Calibri" w:hAnsi="Calibri"/>
+          <w:sz w:val="22"/>
+        </w:rPr>
+        <w:t xml:space="preserve"> category. Forms of </w:t>
+      </w:r>
+      <w:r>
+        <w:rPr>
+          <w:rFonts w:ascii="Consolas" w:hAnsi="Consolas"/>
+          <w:color w:val="1F4D78"/>
+          <w:sz w:val="19"/>
+        </w:rPr>
+        <w:t>be</w:t>
+      </w:r>
+      <w:r>
+        <w:rPr>
+          <w:rFonts w:ascii="Calibri" w:hAnsi="Calibri"/>
+          <w:sz w:val="22"/>
+        </w:rPr>
+        <w:t xml:space="preserve">, such as </w:t>
+      </w:r>
+      <w:r>
+        <w:rPr>
+          <w:rFonts w:ascii="Consolas" w:hAnsi="Consolas"/>
+          <w:color w:val="1F4D78"/>
+          <w:sz w:val="19"/>
+        </w:rPr>
+        <w:t>was</w:t>
+      </w:r>
+      <w:r>
+        <w:rPr>
+          <w:rFonts w:ascii="Calibri" w:hAnsi="Calibri"/>
+          <w:sz w:val="22"/>
+        </w:rPr>
+        <w:t xml:space="preserve">, may receive </w:t>
+      </w:r>
+      <w:r>
+        <w:rPr>
+          <w:rFonts w:ascii="Consolas" w:hAnsi="Consolas"/>
+          <w:color w:val="1F4D78"/>
+          <w:sz w:val="19"/>
+        </w:rPr>
+        <w:t>AUX</w:t>
+      </w:r>
+      <w:r>
+        <w:rPr>
+          <w:rFonts w:ascii="Calibri" w:hAnsi="Calibri"/>
+          <w:sz w:val="22"/>
+        </w:rPr>
+        <w:t xml:space="preserve"> when they function as an auxiliary or copula; they are still verbs in the beginner-facing quantity/share profile. The original tag remains in token evidence. The detailed model-tag table still reports </w:t>
+      </w:r>
+      <w:r>
+        <w:rPr>
+          <w:rFonts w:ascii="Consolas" w:hAnsi="Consolas"/>
+          <w:color w:val="1F4D78"/>
+          <w:sz w:val="19"/>
+        </w:rPr>
+        <w:t>VERB</w:t>
+      </w:r>
+      <w:r>
+        <w:rPr>
+          <w:rFonts w:ascii="Calibri" w:hAnsi="Calibri"/>
+          <w:sz w:val="22"/>
+        </w:rPr>
+        <w:t xml:space="preserve"> and </w:t>
+      </w:r>
+      <w:r>
+        <w:rPr>
+          <w:rFonts w:ascii="Consolas" w:hAnsi="Consolas"/>
+          <w:color w:val="1F4D78"/>
+          <w:sz w:val="19"/>
+        </w:rPr>
+        <w:t>AUX</w:t>
+      </w:r>
+      <w:r>
+        <w:rPr>
+          <w:rFonts w:ascii="Calibri" w:hAnsi="Calibri"/>
+          <w:sz w:val="22"/>
+        </w:rPr>
+        <w:t xml:space="preserve"> separately.</w:t>
       </w:r>
     </w:p>
     <w:p>
@@ -11608,7 +11795,7 @@
                 <w:rFonts w:ascii="Calibri" w:hAnsi="Calibri"/>
                 <w:sz w:val="18"/>
               </w:rPr>
-              <w:t>Universal POS tag</w:t>
+              <w:t>Source POS tag(s)</w:t>
             </w:r>
           </w:p>
         </w:tc>
@@ -11634,7 +11821,7 @@
                 <w:rFonts w:ascii="Calibri" w:hAnsi="Calibri"/>
                 <w:sz w:val="18"/>
               </w:rPr>
-              <w:t>Coarse grammatical label such as NOUN, VERB, ADJ, or ADV generated by the installed model</w:t>
+              <w:t>Model-generated grammatical tag; displayed Noun merges NOUN/PROPN and Verb merges VERB/AUX</w:t>
             </w:r>
           </w:p>
         </w:tc>

--- a/docs/VerseVAD_Values_and_Terminology_Guide.docx
+++ b/docs/VerseVAD_Values_and_Terminology_Guide.docx
@@ -47,7 +47,7 @@
           <w:color w:val="66727C"/>
           <w:sz w:val="21"/>
         </w:rPr>
-        <w:t xml:space="preserve"> 0.6.0.dev0</w:t>
+        <w:t xml:space="preserve"> 0.8.0.dev0</w:t>
       </w:r>
       <w:r>
         <w:rPr>
@@ -142,7 +142,7 @@
                 <w:color w:val="193247"/>
                 <w:sz w:val="22"/>
               </w:rPr>
-              <w:t>THE CENTRAL RULE: VerseVAD describes affective lexical evidence found in published word-rating resources. It does not discover the emotion of a poem, diagnose a speaker, recover an author's intention, or measure what an individual reader feels.</w:t>
+              <w:t>THE CENTRAL RULE: VerseVAD describes lexical evidence found in published word-rating resources. Its optional concreteness result is separate from affective constructs. VerseVAD does not discover the emotion of a poem, diagnose a speaker, recover an author's intention, or measure what an individual reader feels.</w:t>
             </w:r>
           </w:p>
         </w:tc>
@@ -240,7 +240,7 @@
           <w:rFonts w:ascii="Calibri" w:hAnsi="Calibri"/>
           <w:sz w:val="22"/>
         </w:rPr>
-        <w:t>Original and normalized scales</w:t>
+        <w:t>Original and normalized scales, including concreteness</w:t>
       </w:r>
     </w:p>
     <w:p>
@@ -906,7 +906,7 @@
           <w:rFonts w:ascii="Calibri" w:hAnsi="Calibri"/>
           <w:sz w:val="22"/>
         </w:rPr>
-        <w:t xml:space="preserve"> VAD ratings, emotion associations, sentiment associations, and emotion intensities are different kinds of evidence.</w:t>
+        <w:t xml:space="preserve"> VAD ratings, emotion associations, sentiment associations, emotion intensities, and normative lexical concreteness are different kinds of evidence.</w:t>
       </w:r>
     </w:p>
     <w:p>
@@ -1219,6 +1219,7 @@
       </w:tblGrid>
       <w:tr>
         <w:trPr>
+          <w:cantSplit w:val="true"/>
           <w:tblHeader w:val="true"/>
         </w:trPr>
         <w:tc>
@@ -1235,6 +1236,7 @@
           </w:tcPr>
           <w:p>
             <w:pPr>
+              <w:keepNext/>
               <w:widowControl/>
               <w:spacing w:before="0" w:after="0" w:line="252" w:lineRule="auto"/>
             </w:pPr>
@@ -1269,6 +1271,7 @@
           </w:tcPr>
           <w:p>
             <w:pPr>
+              <w:keepNext/>
               <w:widowControl/>
               <w:spacing w:before="0" w:after="0" w:line="252" w:lineRule="auto"/>
             </w:pPr>
@@ -1291,6 +1294,9 @@
         </w:tc>
       </w:tr>
       <w:tr>
+        <w:trPr>
+          <w:cantSplit w:val="true"/>
+        </w:trPr>
         <w:tc>
           <w:tcPr>
             <w:tcW w:type="dxa" w:w="2700"/>
@@ -1345,6 +1351,9 @@
         </w:tc>
       </w:tr>
       <w:tr>
+        <w:trPr>
+          <w:cantSplit w:val="true"/>
+        </w:trPr>
         <w:tc>
           <w:tcPr>
             <w:tcW w:type="dxa" w:w="2700"/>
@@ -1399,6 +1408,9 @@
         </w:tc>
       </w:tr>
       <w:tr>
+        <w:trPr>
+          <w:cantSplit w:val="true"/>
+        </w:trPr>
         <w:tc>
           <w:tcPr>
             <w:tcW w:type="dxa" w:w="2700"/>
@@ -1541,6 +1553,7 @@
       </w:tblGrid>
       <w:tr>
         <w:trPr>
+          <w:cantSplit w:val="true"/>
           <w:tblHeader w:val="true"/>
         </w:trPr>
         <w:tc>
@@ -1557,6 +1570,7 @@
           </w:tcPr>
           <w:p>
             <w:pPr>
+              <w:keepNext/>
               <w:widowControl/>
               <w:spacing w:before="0" w:after="0" w:line="252" w:lineRule="auto"/>
             </w:pPr>
@@ -1591,6 +1605,7 @@
           </w:tcPr>
           <w:p>
             <w:pPr>
+              <w:keepNext/>
               <w:widowControl/>
               <w:spacing w:before="0" w:after="0" w:line="252" w:lineRule="auto"/>
             </w:pPr>
@@ -1613,6 +1628,9 @@
         </w:tc>
       </w:tr>
       <w:tr>
+        <w:trPr>
+          <w:cantSplit w:val="true"/>
+        </w:trPr>
         <w:tc>
           <w:tcPr>
             <w:tcW w:type="dxa" w:w="2700"/>
@@ -1667,6 +1685,9 @@
         </w:tc>
       </w:tr>
       <w:tr>
+        <w:trPr>
+          <w:cantSplit w:val="true"/>
+        </w:trPr>
         <w:tc>
           <w:tcPr>
             <w:tcW w:type="dxa" w:w="2700"/>
@@ -1721,6 +1742,9 @@
         </w:tc>
       </w:tr>
       <w:tr>
+        <w:trPr>
+          <w:cantSplit w:val="true"/>
+        </w:trPr>
         <w:tc>
           <w:tcPr>
             <w:tcW w:type="dxa" w:w="2700"/>
@@ -1876,6 +1900,7 @@
       </w:tblGrid>
       <w:tr>
         <w:trPr>
+          <w:cantSplit w:val="true"/>
           <w:tblHeader w:val="true"/>
         </w:trPr>
         <w:tc>
@@ -1892,6 +1917,7 @@
           </w:tcPr>
           <w:p>
             <w:pPr>
+              <w:keepNext/>
               <w:widowControl/>
               <w:spacing w:before="0" w:after="0" w:line="252" w:lineRule="auto"/>
             </w:pPr>
@@ -1926,6 +1952,7 @@
           </w:tcPr>
           <w:p>
             <w:pPr>
+              <w:keepNext/>
               <w:widowControl/>
               <w:spacing w:before="0" w:after="0" w:line="252" w:lineRule="auto"/>
             </w:pPr>
@@ -1948,6 +1975,9 @@
         </w:tc>
       </w:tr>
       <w:tr>
+        <w:trPr>
+          <w:cantSplit w:val="true"/>
+        </w:trPr>
         <w:tc>
           <w:tcPr>
             <w:tcW w:type="dxa" w:w="2700"/>
@@ -2002,6 +2032,9 @@
         </w:tc>
       </w:tr>
       <w:tr>
+        <w:trPr>
+          <w:cantSplit w:val="true"/>
+        </w:trPr>
         <w:tc>
           <w:tcPr>
             <w:tcW w:type="dxa" w:w="2700"/>
@@ -2056,6 +2089,9 @@
         </w:tc>
       </w:tr>
       <w:tr>
+        <w:trPr>
+          <w:cantSplit w:val="true"/>
+        </w:trPr>
         <w:tc>
           <w:tcPr>
             <w:tcW w:type="dxa" w:w="2700"/>
@@ -2229,6 +2265,7 @@
       </w:tblGrid>
       <w:tr>
         <w:trPr>
+          <w:cantSplit w:val="true"/>
           <w:tblHeader w:val="true"/>
         </w:trPr>
         <w:tc>
@@ -2245,6 +2282,7 @@
           </w:tcPr>
           <w:p>
             <w:pPr>
+              <w:keepNext/>
               <w:widowControl/>
               <w:spacing w:before="0" w:after="0" w:line="252" w:lineRule="auto"/>
             </w:pPr>
@@ -2279,6 +2317,7 @@
           </w:tcPr>
           <w:p>
             <w:pPr>
+              <w:keepNext/>
               <w:widowControl/>
               <w:spacing w:before="0" w:after="0" w:line="252" w:lineRule="auto"/>
             </w:pPr>
@@ -2313,6 +2352,7 @@
           </w:tcPr>
           <w:p>
             <w:pPr>
+              <w:keepNext/>
               <w:widowControl/>
               <w:spacing w:before="0" w:after="0" w:line="252" w:lineRule="auto"/>
             </w:pPr>
@@ -2335,6 +2375,9 @@
         </w:tc>
       </w:tr>
       <w:tr>
+        <w:trPr>
+          <w:cantSplit w:val="true"/>
+        </w:trPr>
         <w:tc>
           <w:tcPr>
             <w:tcW w:type="dxa" w:w="2250"/>
@@ -2416,6 +2459,9 @@
         </w:tc>
       </w:tr>
       <w:tr>
+        <w:trPr>
+          <w:cantSplit w:val="true"/>
+        </w:trPr>
         <w:tc>
           <w:tcPr>
             <w:tcW w:type="dxa" w:w="2250"/>
@@ -2497,6 +2543,9 @@
         </w:tc>
       </w:tr>
       <w:tr>
+        <w:trPr>
+          <w:cantSplit w:val="true"/>
+        </w:trPr>
         <w:tc>
           <w:tcPr>
             <w:tcW w:type="dxa" w:w="2250"/>
@@ -2712,6 +2761,301 @@
     </w:p>
     <w:p>
       <w:pPr>
+        <w:pStyle w:val="Heading2"/>
+      </w:pPr>
+      <w:r>
+        <w:rPr>
+          <w:rFonts w:ascii="Calibri" w:hAnsi="Calibri"/>
+          <w:sz w:val="22"/>
+        </w:rPr>
+        <w:t>Normative Lexical Concreteness</w:t>
+      </w:r>
+    </w:p>
+    <w:p>
+      <w:pPr>
+        <w:widowControl/>
+        <w:spacing w:before="0" w:after="120" w:line="300" w:lineRule="auto"/>
+      </w:pPr>
+      <w:r>
+        <w:rPr>
+          <w:rFonts w:ascii="Calibri" w:hAnsi="Calibri"/>
+          <w:sz w:val="22"/>
+        </w:rPr>
+        <w:t>The optional one-poem module uses the Brysbaert, Warriner, and Kuperman (2014) source's original 1-to-5 ratings. It does not normalize them into VAD or combine them with affective evidence.</w:t>
+      </w:r>
+    </w:p>
+    <w:tbl>
+      <w:tblPr>
+        <w:tblStyle w:val="TableGrid"/>
+        <w:tblW w:type="dxa" w:w="9360"/>
+        <w:jc w:val="left"/>
+        <w:tblLayout w:type="fixed"/>
+        <w:tblLook w:firstColumn="1" w:firstRow="1" w:lastColumn="0" w:lastRow="0" w:noHBand="0" w:noVBand="1" w:val="04A0"/>
+        <w:tblInd w:w="120" w:type="dxa"/>
+        <w:tblBorders>
+          <w:top w:val="single" w:sz="4" w:space="0" w:color="C9D1D8"/>
+          <w:left w:val="single" w:sz="4" w:space="0" w:color="C9D1D8"/>
+          <w:bottom w:val="single" w:sz="4" w:space="0" w:color="C9D1D8"/>
+          <w:right w:val="single" w:sz="4" w:space="0" w:color="C9D1D8"/>
+          <w:insideH w:val="single" w:sz="4" w:space="0" w:color="C9D1D8"/>
+          <w:insideV w:val="single" w:sz="4" w:space="0" w:color="C9D1D8"/>
+        </w:tblBorders>
+      </w:tblPr>
+      <w:tblGrid>
+        <w:gridCol w:w="2700"/>
+        <w:gridCol w:w="6660"/>
+      </w:tblGrid>
+      <w:tr>
+        <w:trPr>
+          <w:cantSplit w:val="true"/>
+          <w:tblHeader w:val="true"/>
+        </w:trPr>
+        <w:tc>
+          <w:tcPr>
+            <w:tcW w:type="dxa" w:w="2700"/>
+            <w:vAlign w:val="center"/>
+            <w:tcMar>
+              <w:top w:w="80" w:type="dxa"/>
+              <w:bottom w:w="80" w:type="dxa"/>
+              <w:start w:w="120" w:type="dxa"/>
+              <w:end w:w="120" w:type="dxa"/>
+            </w:tcMar>
+            <w:shd w:fill="E8EEF5"/>
+          </w:tcPr>
+          <w:p>
+            <w:pPr>
+              <w:keepNext/>
+              <w:widowControl/>
+              <w:spacing w:before="0" w:after="0" w:line="252" w:lineRule="auto"/>
+            </w:pPr>
+            <w:r>
+              <w:rPr>
+                <w:b/>
+                <w:color w:val="193247"/>
+              </w:rPr>
+            </w:r>
+            <w:r>
+              <w:rPr>
+                <w:rFonts w:ascii="Calibri" w:hAnsi="Calibri"/>
+                <w:b/>
+                <w:color w:val="193247"/>
+                <w:sz w:val="18"/>
+              </w:rPr>
+              <w:t>Source-scale orientation</w:t>
+            </w:r>
+          </w:p>
+        </w:tc>
+        <w:tc>
+          <w:tcPr>
+            <w:tcW w:type="dxa" w:w="6660"/>
+            <w:vAlign w:val="center"/>
+            <w:tcMar>
+              <w:top w:w="80" w:type="dxa"/>
+              <w:bottom w:w="80" w:type="dxa"/>
+              <w:start w:w="120" w:type="dxa"/>
+              <w:end w:w="120" w:type="dxa"/>
+            </w:tcMar>
+            <w:shd w:fill="E8EEF5"/>
+          </w:tcPr>
+          <w:p>
+            <w:pPr>
+              <w:keepNext/>
+              <w:widowControl/>
+              <w:spacing w:before="0" w:after="0" w:line="252" w:lineRule="auto"/>
+            </w:pPr>
+            <w:r>
+              <w:rPr>
+                <w:b/>
+                <w:color w:val="193247"/>
+              </w:rPr>
+            </w:r>
+            <w:r>
+              <w:rPr>
+                <w:rFonts w:ascii="Calibri" w:hAnsi="Calibri"/>
+                <w:b/>
+                <w:color w:val="193247"/>
+                <w:sz w:val="18"/>
+              </w:rPr>
+              <w:t>Meaning in the source task</w:t>
+            </w:r>
+          </w:p>
+        </w:tc>
+      </w:tr>
+      <w:tr>
+        <w:trPr>
+          <w:cantSplit w:val="true"/>
+        </w:trPr>
+        <w:tc>
+          <w:tcPr>
+            <w:tcW w:type="dxa" w:w="2700"/>
+            <w:vAlign w:val="center"/>
+            <w:tcMar>
+              <w:top w:w="80" w:type="dxa"/>
+              <w:bottom w:w="80" w:type="dxa"/>
+              <w:start w:w="120" w:type="dxa"/>
+              <w:end w:w="120" w:type="dxa"/>
+            </w:tcMar>
+          </w:tcPr>
+          <w:p>
+            <w:pPr>
+              <w:widowControl/>
+              <w:spacing w:before="0" w:after="0" w:line="252" w:lineRule="auto"/>
+            </w:pPr>
+            <w:r/>
+            <w:r>
+              <w:rPr>
+                <w:rFonts w:ascii="Calibri" w:hAnsi="Calibri"/>
+                <w:sz w:val="18"/>
+              </w:rPr>
+              <w:t>Near 1</w:t>
+            </w:r>
+          </w:p>
+        </w:tc>
+        <w:tc>
+          <w:tcPr>
+            <w:tcW w:type="dxa" w:w="6660"/>
+            <w:vAlign w:val="center"/>
+            <w:tcMar>
+              <w:top w:w="80" w:type="dxa"/>
+              <w:bottom w:w="80" w:type="dxa"/>
+              <w:start w:w="120" w:type="dxa"/>
+              <w:end w:w="120" w:type="dxa"/>
+            </w:tcMar>
+          </w:tcPr>
+          <w:p>
+            <w:pPr>
+              <w:widowControl/>
+              <w:spacing w:before="0" w:after="0" w:line="252" w:lineRule="auto"/>
+            </w:pPr>
+            <w:r/>
+            <w:r>
+              <w:rPr>
+                <w:rFonts w:ascii="Calibri" w:hAnsi="Calibri"/>
+                <w:sz w:val="18"/>
+              </w:rPr>
+              <w:t>More abstract or language-based</w:t>
+            </w:r>
+          </w:p>
+        </w:tc>
+      </w:tr>
+      <w:tr>
+        <w:trPr>
+          <w:cantSplit w:val="true"/>
+        </w:trPr>
+        <w:tc>
+          <w:tcPr>
+            <w:tcW w:type="dxa" w:w="2700"/>
+            <w:vAlign w:val="center"/>
+            <w:tcMar>
+              <w:top w:w="80" w:type="dxa"/>
+              <w:bottom w:w="80" w:type="dxa"/>
+              <w:start w:w="120" w:type="dxa"/>
+              <w:end w:w="120" w:type="dxa"/>
+            </w:tcMar>
+          </w:tcPr>
+          <w:p>
+            <w:pPr>
+              <w:widowControl/>
+              <w:spacing w:before="0" w:after="0" w:line="252" w:lineRule="auto"/>
+            </w:pPr>
+            <w:r/>
+            <w:r>
+              <w:rPr>
+                <w:rFonts w:ascii="Calibri" w:hAnsi="Calibri"/>
+                <w:sz w:val="18"/>
+              </w:rPr>
+              <w:t>Near 5</w:t>
+            </w:r>
+          </w:p>
+        </w:tc>
+        <w:tc>
+          <w:tcPr>
+            <w:tcW w:type="dxa" w:w="6660"/>
+            <w:vAlign w:val="center"/>
+            <w:tcMar>
+              <w:top w:w="80" w:type="dxa"/>
+              <w:bottom w:w="80" w:type="dxa"/>
+              <w:start w:w="120" w:type="dxa"/>
+              <w:end w:w="120" w:type="dxa"/>
+            </w:tcMar>
+          </w:tcPr>
+          <w:p>
+            <w:pPr>
+              <w:widowControl/>
+              <w:spacing w:before="0" w:after="0" w:line="252" w:lineRule="auto"/>
+            </w:pPr>
+            <w:r/>
+            <w:r>
+              <w:rPr>
+                <w:rFonts w:ascii="Calibri" w:hAnsi="Calibri"/>
+                <w:sz w:val="18"/>
+              </w:rPr>
+              <w:t>More concrete or experience-based</w:t>
+            </w:r>
+          </w:p>
+        </w:tc>
+      </w:tr>
+    </w:tbl>
+    <w:p>
+      <w:pPr>
+        <w:widowControl/>
+        <w:spacing w:before="0" w:after="60" w:line="240" w:lineRule="auto"/>
+      </w:pPr>
+    </w:p>
+    <w:p>
+      <w:pPr>
+        <w:widowControl/>
+        <w:spacing w:before="0" w:after="120" w:line="300" w:lineRule="auto"/>
+      </w:pPr>
+      <w:r>
+        <w:rPr>
+          <w:rFonts w:ascii="Calibri" w:hAnsi="Calibri"/>
+          <w:sz w:val="22"/>
+        </w:rPr>
+        <w:t>VerseVAD reports the token-weighted mean, median, inclusive quartiles, interquartile range, and population standard deviation among rated lexical-token positions. It also reports token and unique normalized-surface-type coverage.</w:t>
+      </w:r>
+    </w:p>
+    <w:p>
+      <w:pPr>
+        <w:widowControl/>
+        <w:spacing w:before="0" w:after="120" w:line="300" w:lineRule="auto"/>
+      </w:pPr>
+      <w:r>
+        <w:rPr>
+          <w:rFonts w:ascii="Calibri" w:hAnsi="Calibri"/>
+          <w:sz w:val="22"/>
+        </w:rPr>
+        <w:t>The default lower band at or below 2.0 and upper band at or above 4.0 are configurable VerseVAD orientation aids, not validated categories claimed by the paper. A source-supplied two-word expression receives one audit group, while its rating is assigned to both covered token positions for the declared token-weighted statistics. Repetition therefore matters.</w:t>
+      </w:r>
+    </w:p>
+    <w:p>
+      <w:pPr>
+        <w:widowControl/>
+        <w:spacing w:before="0" w:after="120" w:line="300" w:lineRule="auto"/>
+      </w:pPr>
+      <w:r>
+        <w:rPr>
+          <w:rFonts w:ascii="Calibri" w:hAnsi="Calibri"/>
+          <w:sz w:val="22"/>
+        </w:rPr>
+        <w:t>Safe wording: “The matched tokens have a mean normative lexical concreteness of 3.7 on the source 1-5 scale, with 72% token coverage.”</w:t>
+      </w:r>
+    </w:p>
+    <w:p>
+      <w:pPr>
+        <w:widowControl/>
+        <w:spacing w:before="0" w:after="120" w:line="300" w:lineRule="auto"/>
+      </w:pPr>
+      <w:r>
+        <w:rPr>
+          <w:rFonts w:ascii="Calibri" w:hAnsi="Calibri"/>
+          <w:sz w:val="22"/>
+        </w:rPr>
+        <w:t>Avoid: “The poem is concrete,” “the imagery succeeds,” or “the reader visualizes the poem.” The rating is a decontextualized lexical norm, not a contextual literary or cognitive measurement.</w:t>
+      </w:r>
+    </w:p>
+    <w:p>
+      <w:pPr>
         <w:pStyle w:val="Heading1"/>
       </w:pPr>
       <w:r>
@@ -3117,6 +3461,7 @@
       </w:tblGrid>
       <w:tr>
         <w:trPr>
+          <w:cantSplit w:val="true"/>
           <w:tblHeader w:val="true"/>
         </w:trPr>
         <w:tc>
@@ -3133,6 +3478,7 @@
           </w:tcPr>
           <w:p>
             <w:pPr>
+              <w:keepNext/>
               <w:widowControl/>
               <w:spacing w:before="0" w:after="0" w:line="252" w:lineRule="auto"/>
             </w:pPr>
@@ -3167,6 +3513,7 @@
           </w:tcPr>
           <w:p>
             <w:pPr>
+              <w:keepNext/>
               <w:widowControl/>
               <w:spacing w:before="0" w:after="0" w:line="252" w:lineRule="auto"/>
             </w:pPr>
@@ -3189,6 +3536,9 @@
         </w:tc>
       </w:tr>
       <w:tr>
+        <w:trPr>
+          <w:cantSplit w:val="true"/>
+        </w:trPr>
         <w:tc>
           <w:tcPr>
             <w:tcW w:type="dxa" w:w="3600"/>
@@ -3243,6 +3593,9 @@
         </w:tc>
       </w:tr>
       <w:tr>
+        <w:trPr>
+          <w:cantSplit w:val="true"/>
+        </w:trPr>
         <w:tc>
           <w:tcPr>
             <w:tcW w:type="dxa" w:w="3600"/>
@@ -3297,6 +3650,9 @@
         </w:tc>
       </w:tr>
       <w:tr>
+        <w:trPr>
+          <w:cantSplit w:val="true"/>
+        </w:trPr>
         <w:tc>
           <w:tcPr>
             <w:tcW w:type="dxa" w:w="3600"/>
@@ -3351,6 +3707,9 @@
         </w:tc>
       </w:tr>
       <w:tr>
+        <w:trPr>
+          <w:cantSplit w:val="true"/>
+        </w:trPr>
         <w:tc>
           <w:tcPr>
             <w:tcW w:type="dxa" w:w="3600"/>
@@ -3405,6 +3764,9 @@
         </w:tc>
       </w:tr>
       <w:tr>
+        <w:trPr>
+          <w:cantSplit w:val="true"/>
+        </w:trPr>
         <w:tc>
           <w:tcPr>
             <w:tcW w:type="dxa" w:w="3600"/>
@@ -3838,6 +4200,7 @@
       </w:tblGrid>
       <w:tr>
         <w:trPr>
+          <w:cantSplit w:val="true"/>
           <w:tblHeader w:val="true"/>
         </w:trPr>
         <w:tc>
@@ -3854,6 +4217,7 @@
           </w:tcPr>
           <w:p>
             <w:pPr>
+              <w:keepNext/>
               <w:widowControl/>
               <w:spacing w:before="0" w:after="0" w:line="252" w:lineRule="auto"/>
             </w:pPr>
@@ -3888,6 +4252,7 @@
           </w:tcPr>
           <w:p>
             <w:pPr>
+              <w:keepNext/>
               <w:widowControl/>
               <w:spacing w:before="0" w:after="0" w:line="252" w:lineRule="auto"/>
             </w:pPr>
@@ -3910,6 +4275,9 @@
         </w:tc>
       </w:tr>
       <w:tr>
+        <w:trPr>
+          <w:cantSplit w:val="true"/>
+        </w:trPr>
         <w:tc>
           <w:tcPr>
             <w:tcW w:type="dxa" w:w="2700"/>
@@ -3964,6 +4332,9 @@
         </w:tc>
       </w:tr>
       <w:tr>
+        <w:trPr>
+          <w:cantSplit w:val="true"/>
+        </w:trPr>
         <w:tc>
           <w:tcPr>
             <w:tcW w:type="dxa" w:w="2700"/>
@@ -4018,6 +4389,9 @@
         </w:tc>
       </w:tr>
       <w:tr>
+        <w:trPr>
+          <w:cantSplit w:val="true"/>
+        </w:trPr>
         <w:tc>
           <w:tcPr>
             <w:tcW w:type="dxa" w:w="2700"/>
@@ -4072,6 +4446,9 @@
         </w:tc>
       </w:tr>
       <w:tr>
+        <w:trPr>
+          <w:cantSplit w:val="true"/>
+        </w:trPr>
         <w:tc>
           <w:tcPr>
             <w:tcW w:type="dxa" w:w="2700"/>
@@ -4126,6 +4503,9 @@
         </w:tc>
       </w:tr>
       <w:tr>
+        <w:trPr>
+          <w:cantSplit w:val="true"/>
+        </w:trPr>
         <w:tc>
           <w:tcPr>
             <w:tcW w:type="dxa" w:w="2700"/>
@@ -4180,6 +4560,9 @@
         </w:tc>
       </w:tr>
       <w:tr>
+        <w:trPr>
+          <w:cantSplit w:val="true"/>
+        </w:trPr>
         <w:tc>
           <w:tcPr>
             <w:tcW w:type="dxa" w:w="2700"/>
@@ -4234,6 +4617,9 @@
         </w:tc>
       </w:tr>
       <w:tr>
+        <w:trPr>
+          <w:cantSplit w:val="true"/>
+        </w:trPr>
         <w:tc>
           <w:tcPr>
             <w:tcW w:type="dxa" w:w="2700"/>
@@ -4288,6 +4674,9 @@
         </w:tc>
       </w:tr>
       <w:tr>
+        <w:trPr>
+          <w:cantSplit w:val="true"/>
+        </w:trPr>
         <w:tc>
           <w:tcPr>
             <w:tcW w:type="dxa" w:w="2700"/>
@@ -4342,6 +4731,9 @@
         </w:tc>
       </w:tr>
       <w:tr>
+        <w:trPr>
+          <w:cantSplit w:val="true"/>
+        </w:trPr>
         <w:tc>
           <w:tcPr>
             <w:tcW w:type="dxa" w:w="2700"/>
@@ -4396,6 +4788,9 @@
         </w:tc>
       </w:tr>
       <w:tr>
+        <w:trPr>
+          <w:cantSplit w:val="true"/>
+        </w:trPr>
         <w:tc>
           <w:tcPr>
             <w:tcW w:type="dxa" w:w="2700"/>
@@ -4450,6 +4845,9 @@
         </w:tc>
       </w:tr>
       <w:tr>
+        <w:trPr>
+          <w:cantSplit w:val="true"/>
+        </w:trPr>
         <w:tc>
           <w:tcPr>
             <w:tcW w:type="dxa" w:w="2700"/>
@@ -4504,6 +4902,9 @@
         </w:tc>
       </w:tr>
       <w:tr>
+        <w:trPr>
+          <w:cantSplit w:val="true"/>
+        </w:trPr>
         <w:tc>
           <w:tcPr>
             <w:tcW w:type="dxa" w:w="2700"/>
@@ -4558,6 +4959,9 @@
         </w:tc>
       </w:tr>
       <w:tr>
+        <w:trPr>
+          <w:cantSplit w:val="true"/>
+        </w:trPr>
         <w:tc>
           <w:tcPr>
             <w:tcW w:type="dxa" w:w="2700"/>
@@ -6083,6 +6487,19 @@
     </w:p>
     <w:p>
       <w:pPr>
+        <w:widowControl/>
+        <w:spacing w:before="0" w:after="120" w:line="300" w:lineRule="auto"/>
+      </w:pPr>
+      <w:r>
+        <w:rPr>
+          <w:rFonts w:ascii="Calibri" w:hAnsi="Calibri"/>
+          <w:sz w:val="22"/>
+        </w:rPr>
+        <w:t>For concreteness, VerseVAD applies the same mean and median definitions to the source 1-5 ratings assigned to included lexical-token positions. Empty or wholly unmatched inputs have missing aggregates, never a neutral midpoint.</w:t>
+      </w:r>
+    </w:p>
+    <w:p>
+      <w:pPr>
         <w:pStyle w:val="Heading2"/>
       </w:pPr>
       <w:r>
@@ -6393,6 +6810,7 @@
       </w:tblGrid>
       <w:tr>
         <w:trPr>
+          <w:cantSplit w:val="true"/>
           <w:tblHeader w:val="true"/>
         </w:trPr>
         <w:tc>
@@ -6409,6 +6827,7 @@
           </w:tcPr>
           <w:p>
             <w:pPr>
+              <w:keepNext/>
               <w:widowControl/>
               <w:spacing w:before="0" w:after="0" w:line="252" w:lineRule="auto"/>
             </w:pPr>
@@ -6443,6 +6862,7 @@
           </w:tcPr>
           <w:p>
             <w:pPr>
+              <w:keepNext/>
               <w:widowControl/>
               <w:spacing w:before="0" w:after="0" w:line="252" w:lineRule="auto"/>
             </w:pPr>
@@ -6465,6 +6885,9 @@
         </w:tc>
       </w:tr>
       <w:tr>
+        <w:trPr>
+          <w:cantSplit w:val="true"/>
+        </w:trPr>
         <w:tc>
           <w:tcPr>
             <w:tcW w:type="dxa" w:w="2700"/>
@@ -6519,6 +6942,9 @@
         </w:tc>
       </w:tr>
       <w:tr>
+        <w:trPr>
+          <w:cantSplit w:val="true"/>
+        </w:trPr>
         <w:tc>
           <w:tcPr>
             <w:tcW w:type="dxa" w:w="2700"/>
@@ -6573,6 +6999,9 @@
         </w:tc>
       </w:tr>
       <w:tr>
+        <w:trPr>
+          <w:cantSplit w:val="true"/>
+        </w:trPr>
         <w:tc>
           <w:tcPr>
             <w:tcW w:type="dxa" w:w="2700"/>
@@ -7140,6 +7569,7 @@
       </w:tblGrid>
       <w:tr>
         <w:trPr>
+          <w:cantSplit w:val="true"/>
           <w:tblHeader w:val="true"/>
         </w:trPr>
         <w:tc>
@@ -7156,6 +7586,7 @@
           </w:tcPr>
           <w:p>
             <w:pPr>
+              <w:keepNext/>
               <w:widowControl/>
               <w:spacing w:before="0" w:after="0" w:line="252" w:lineRule="auto"/>
             </w:pPr>
@@ -7190,6 +7621,7 @@
           </w:tcPr>
           <w:p>
             <w:pPr>
+              <w:keepNext/>
               <w:widowControl/>
               <w:spacing w:before="0" w:after="0" w:line="252" w:lineRule="auto"/>
             </w:pPr>
@@ -7212,6 +7644,9 @@
         </w:tc>
       </w:tr>
       <w:tr>
+        <w:trPr>
+          <w:cantSplit w:val="true"/>
+        </w:trPr>
         <w:tc>
           <w:tcPr>
             <w:tcW w:type="dxa" w:w="2700"/>
@@ -7266,6 +7701,9 @@
         </w:tc>
       </w:tr>
       <w:tr>
+        <w:trPr>
+          <w:cantSplit w:val="true"/>
+        </w:trPr>
         <w:tc>
           <w:tcPr>
             <w:tcW w:type="dxa" w:w="2700"/>
@@ -7320,6 +7758,9 @@
         </w:tc>
       </w:tr>
       <w:tr>
+        <w:trPr>
+          <w:cantSplit w:val="true"/>
+        </w:trPr>
         <w:tc>
           <w:tcPr>
             <w:tcW w:type="dxa" w:w="2700"/>
@@ -8317,6 +8758,7 @@
       </w:tblGrid>
       <w:tr>
         <w:trPr>
+          <w:cantSplit w:val="true"/>
           <w:tblHeader w:val="true"/>
         </w:trPr>
         <w:tc>
@@ -8333,6 +8775,7 @@
           </w:tcPr>
           <w:p>
             <w:pPr>
+              <w:keepNext/>
               <w:widowControl/>
               <w:spacing w:before="0" w:after="0" w:line="252" w:lineRule="auto"/>
             </w:pPr>
@@ -8367,6 +8810,7 @@
           </w:tcPr>
           <w:p>
             <w:pPr>
+              <w:keepNext/>
               <w:widowControl/>
               <w:spacing w:before="0" w:after="0" w:line="252" w:lineRule="auto"/>
             </w:pPr>
@@ -8389,6 +8833,9 @@
         </w:tc>
       </w:tr>
       <w:tr>
+        <w:trPr>
+          <w:cantSplit w:val="true"/>
+        </w:trPr>
         <w:tc>
           <w:tcPr>
             <w:tcW w:type="dxa" w:w="2700"/>
@@ -8443,6 +8890,9 @@
         </w:tc>
       </w:tr>
       <w:tr>
+        <w:trPr>
+          <w:cantSplit w:val="true"/>
+        </w:trPr>
         <w:tc>
           <w:tcPr>
             <w:tcW w:type="dxa" w:w="2700"/>
@@ -8497,6 +8947,9 @@
         </w:tc>
       </w:tr>
       <w:tr>
+        <w:trPr>
+          <w:cantSplit w:val="true"/>
+        </w:trPr>
         <w:tc>
           <w:tcPr>
             <w:tcW w:type="dxa" w:w="2700"/>
@@ -8551,6 +9004,9 @@
         </w:tc>
       </w:tr>
       <w:tr>
+        <w:trPr>
+          <w:cantSplit w:val="true"/>
+        </w:trPr>
         <w:tc>
           <w:tcPr>
             <w:tcW w:type="dxa" w:w="2700"/>
@@ -9598,7 +10054,7 @@
           <w:rFonts w:ascii="Calibri" w:hAnsi="Calibri"/>
           <w:sz w:val="22"/>
         </w:rPr>
-        <w:t>exact lexicon and version;</w:t>
+        <w:t>exact lexicon or research resource and version;</w:t>
       </w:r>
     </w:p>
     <w:p>
@@ -9634,7 +10090,7 @@
           <w:rFonts w:ascii="Calibri" w:hAnsi="Calibri"/>
           <w:sz w:val="22"/>
         </w:rPr>
-        <w:t>construct: VAD, emotion association, sentiment association, or emotion intensity;</w:t>
+        <w:t>construct: VAD, emotion association, sentiment association, emotion intensity, or normative lexical concreteness;</w:t>
       </w:r>
     </w:p>
     <w:p>
@@ -9652,7 +10108,7 @@
           <w:rFonts w:ascii="Calibri" w:hAnsi="Calibri"/>
           <w:sz w:val="22"/>
         </w:rPr>
-        <w:t>analysis view: all matched or stopwords excluded;</w:t>
+        <w:t>analysis view when applicable: all matched or stopwords excluded;</w:t>
       </w:r>
     </w:p>
     <w:p>
@@ -9847,7 +10303,7 @@
           <w:b/>
           <w:sz w:val="22"/>
         </w:rPr>
-        <w:t>[lexicon and version]</w:t>
+        <w:t>[lexicon or resource and version]</w:t>
       </w:r>
       <w:r>
         <w:rPr>
@@ -9922,7 +10378,7 @@
           <w:b/>
           <w:sz w:val="22"/>
         </w:rPr>
-        <w:t>[analysis view]</w:t>
+        <w:t>[analysis view when applicable]</w:t>
       </w:r>
       <w:r>
         <w:rPr>
@@ -10027,6 +10483,7 @@
       </w:tblGrid>
       <w:tr>
         <w:trPr>
+          <w:cantSplit w:val="true"/>
           <w:tblHeader w:val="true"/>
         </w:trPr>
         <w:tc>
@@ -10043,6 +10500,7 @@
           </w:tcPr>
           <w:p>
             <w:pPr>
+              <w:keepNext/>
               <w:widowControl/>
               <w:spacing w:before="0" w:after="0" w:line="252" w:lineRule="auto"/>
             </w:pPr>
@@ -10077,6 +10535,7 @@
           </w:tcPr>
           <w:p>
             <w:pPr>
+              <w:keepNext/>
               <w:widowControl/>
               <w:spacing w:before="0" w:after="0" w:line="252" w:lineRule="auto"/>
             </w:pPr>
@@ -10099,6 +10558,9 @@
         </w:tc>
       </w:tr>
       <w:tr>
+        <w:trPr>
+          <w:cantSplit w:val="true"/>
+        </w:trPr>
         <w:tc>
           <w:tcPr>
             <w:tcW w:type="dxa" w:w="3600"/>
@@ -10153,6 +10615,9 @@
         </w:tc>
       </w:tr>
       <w:tr>
+        <w:trPr>
+          <w:cantSplit w:val="true"/>
+        </w:trPr>
         <w:tc>
           <w:tcPr>
             <w:tcW w:type="dxa" w:w="3600"/>
@@ -10207,6 +10672,9 @@
         </w:tc>
       </w:tr>
       <w:tr>
+        <w:trPr>
+          <w:cantSplit w:val="true"/>
+        </w:trPr>
         <w:tc>
           <w:tcPr>
             <w:tcW w:type="dxa" w:w="3600"/>
@@ -10261,6 +10729,9 @@
         </w:tc>
       </w:tr>
       <w:tr>
+        <w:trPr>
+          <w:cantSplit w:val="true"/>
+        </w:trPr>
         <w:tc>
           <w:tcPr>
             <w:tcW w:type="dxa" w:w="3600"/>
@@ -10315,6 +10786,9 @@
         </w:tc>
       </w:tr>
       <w:tr>
+        <w:trPr>
+          <w:cantSplit w:val="true"/>
+        </w:trPr>
         <w:tc>
           <w:tcPr>
             <w:tcW w:type="dxa" w:w="3600"/>
@@ -10369,6 +10843,123 @@
         </w:tc>
       </w:tr>
       <w:tr>
+        <w:trPr>
+          <w:cantSplit w:val="true"/>
+        </w:trPr>
+        <w:tc>
+          <w:tcPr>
+            <w:tcW w:type="dxa" w:w="3600"/>
+            <w:vAlign w:val="center"/>
+            <w:tcMar>
+              <w:top w:w="80" w:type="dxa"/>
+              <w:bottom w:w="80" w:type="dxa"/>
+              <w:start w:w="120" w:type="dxa"/>
+              <w:end w:w="120" w:type="dxa"/>
+            </w:tcMar>
+          </w:tcPr>
+          <w:p>
+            <w:pPr>
+              <w:widowControl/>
+              <w:spacing w:before="0" w:after="0" w:line="252" w:lineRule="auto"/>
+            </w:pPr>
+            <w:r/>
+            <w:r>
+              <w:rPr>
+                <w:rFonts w:ascii="Calibri" w:hAnsi="Calibri"/>
+                <w:sz w:val="18"/>
+              </w:rPr>
+              <w:t>Concreteness orientation band</w:t>
+            </w:r>
+          </w:p>
+        </w:tc>
+        <w:tc>
+          <w:tcPr>
+            <w:tcW w:type="dxa" w:w="5760"/>
+            <w:vAlign w:val="center"/>
+            <w:tcMar>
+              <w:top w:w="80" w:type="dxa"/>
+              <w:bottom w:w="80" w:type="dxa"/>
+              <w:start w:w="120" w:type="dxa"/>
+              <w:end w:w="120" w:type="dxa"/>
+            </w:tcMar>
+          </w:tcPr>
+          <w:p>
+            <w:pPr>
+              <w:widowControl/>
+              <w:spacing w:before="0" w:after="0" w:line="252" w:lineRule="auto"/>
+            </w:pPr>
+            <w:r/>
+            <w:r>
+              <w:rPr>
+                <w:rFonts w:ascii="Calibri" w:hAnsi="Calibri"/>
+                <w:sz w:val="18"/>
+              </w:rPr>
+              <w:t>Configurable VerseVAD display aid, not a validated source-paper category</w:t>
+            </w:r>
+          </w:p>
+        </w:tc>
+      </w:tr>
+      <w:tr>
+        <w:trPr>
+          <w:cantSplit w:val="true"/>
+        </w:trPr>
+        <w:tc>
+          <w:tcPr>
+            <w:tcW w:type="dxa" w:w="3600"/>
+            <w:vAlign w:val="center"/>
+            <w:tcMar>
+              <w:top w:w="80" w:type="dxa"/>
+              <w:bottom w:w="80" w:type="dxa"/>
+              <w:start w:w="120" w:type="dxa"/>
+              <w:end w:w="120" w:type="dxa"/>
+            </w:tcMar>
+          </w:tcPr>
+          <w:p>
+            <w:pPr>
+              <w:widowControl/>
+              <w:spacing w:before="0" w:after="0" w:line="252" w:lineRule="auto"/>
+            </w:pPr>
+            <w:r/>
+            <w:r>
+              <w:rPr>
+                <w:rFonts w:ascii="Calibri" w:hAnsi="Calibri"/>
+                <w:sz w:val="18"/>
+              </w:rPr>
+              <w:t>Concreteness rating</w:t>
+            </w:r>
+          </w:p>
+        </w:tc>
+        <w:tc>
+          <w:tcPr>
+            <w:tcW w:type="dxa" w:w="5760"/>
+            <w:vAlign w:val="center"/>
+            <w:tcMar>
+              <w:top w:w="80" w:type="dxa"/>
+              <w:bottom w:w="80" w:type="dxa"/>
+              <w:start w:w="120" w:type="dxa"/>
+              <w:end w:w="120" w:type="dxa"/>
+            </w:tcMar>
+          </w:tcPr>
+          <w:p>
+            <w:pPr>
+              <w:widowControl/>
+              <w:spacing w:before="0" w:after="0" w:line="252" w:lineRule="auto"/>
+            </w:pPr>
+            <w:r/>
+            <w:r>
+              <w:rPr>
+                <w:rFonts w:ascii="Calibri" w:hAnsi="Calibri"/>
+                <w:sz w:val="18"/>
+              </w:rPr>
+              <w:t>Source-supplied 1-5 normative rating from abstract/language-based toward concrete/experience-based</w:t>
+            </w:r>
+          </w:p>
+        </w:tc>
+      </w:tr>
+      <w:tr>
+        <w:trPr>
+          <w:cantSplit w:val="true"/>
+        </w:trPr>
         <w:tc>
           <w:tcPr>
             <w:tcW w:type="dxa" w:w="3600"/>
@@ -10423,6 +11014,9 @@
         </w:tc>
       </w:tr>
       <w:tr>
+        <w:trPr>
+          <w:cantSplit w:val="true"/>
+        </w:trPr>
         <w:tc>
           <w:tcPr>
             <w:tcW w:type="dxa" w:w="3600"/>
@@ -10477,6 +11071,9 @@
         </w:tc>
       </w:tr>
       <w:tr>
+        <w:trPr>
+          <w:cantSplit w:val="true"/>
+        </w:trPr>
         <w:tc>
           <w:tcPr>
             <w:tcW w:type="dxa" w:w="3600"/>
@@ -10531,6 +11128,9 @@
         </w:tc>
       </w:tr>
       <w:tr>
+        <w:trPr>
+          <w:cantSplit w:val="true"/>
+        </w:trPr>
         <w:tc>
           <w:tcPr>
             <w:tcW w:type="dxa" w:w="3600"/>
@@ -10585,6 +11185,9 @@
         </w:tc>
       </w:tr>
       <w:tr>
+        <w:trPr>
+          <w:cantSplit w:val="true"/>
+        </w:trPr>
         <w:tc>
           <w:tcPr>
             <w:tcW w:type="dxa" w:w="3600"/>
@@ -10639,6 +11242,9 @@
         </w:tc>
       </w:tr>
       <w:tr>
+        <w:trPr>
+          <w:cantSplit w:val="true"/>
+        </w:trPr>
         <w:tc>
           <w:tcPr>
             <w:tcW w:type="dxa" w:w="3600"/>
@@ -10693,6 +11299,9 @@
         </w:tc>
       </w:tr>
       <w:tr>
+        <w:trPr>
+          <w:cantSplit w:val="true"/>
+        </w:trPr>
         <w:tc>
           <w:tcPr>
             <w:tcW w:type="dxa" w:w="3600"/>
@@ -10747,6 +11356,9 @@
         </w:tc>
       </w:tr>
       <w:tr>
+        <w:trPr>
+          <w:cantSplit w:val="true"/>
+        </w:trPr>
         <w:tc>
           <w:tcPr>
             <w:tcW w:type="dxa" w:w="3600"/>
@@ -10801,6 +11413,9 @@
         </w:tc>
       </w:tr>
       <w:tr>
+        <w:trPr>
+          <w:cantSplit w:val="true"/>
+        </w:trPr>
         <w:tc>
           <w:tcPr>
             <w:tcW w:type="dxa" w:w="3600"/>
@@ -10855,6 +11470,9 @@
         </w:tc>
       </w:tr>
       <w:tr>
+        <w:trPr>
+          <w:cantSplit w:val="true"/>
+        </w:trPr>
         <w:tc>
           <w:tcPr>
             <w:tcW w:type="dxa" w:w="3600"/>
@@ -10909,6 +11527,9 @@
         </w:tc>
       </w:tr>
       <w:tr>
+        <w:trPr>
+          <w:cantSplit w:val="true"/>
+        </w:trPr>
         <w:tc>
           <w:tcPr>
             <w:tcW w:type="dxa" w:w="3600"/>
@@ -10963,6 +11584,9 @@
         </w:tc>
       </w:tr>
       <w:tr>
+        <w:trPr>
+          <w:cantSplit w:val="true"/>
+        </w:trPr>
         <w:tc>
           <w:tcPr>
             <w:tcW w:type="dxa" w:w="3600"/>
@@ -11017,6 +11641,9 @@
         </w:tc>
       </w:tr>
       <w:tr>
+        <w:trPr>
+          <w:cantSplit w:val="true"/>
+        </w:trPr>
         <w:tc>
           <w:tcPr>
             <w:tcW w:type="dxa" w:w="3600"/>
@@ -11071,6 +11698,9 @@
         </w:tc>
       </w:tr>
       <w:tr>
+        <w:trPr>
+          <w:cantSplit w:val="true"/>
+        </w:trPr>
         <w:tc>
           <w:tcPr>
             <w:tcW w:type="dxa" w:w="3600"/>
@@ -11125,6 +11755,9 @@
         </w:tc>
       </w:tr>
       <w:tr>
+        <w:trPr>
+          <w:cantSplit w:val="true"/>
+        </w:trPr>
         <w:tc>
           <w:tcPr>
             <w:tcW w:type="dxa" w:w="3600"/>
@@ -11179,6 +11812,9 @@
         </w:tc>
       </w:tr>
       <w:tr>
+        <w:trPr>
+          <w:cantSplit w:val="true"/>
+        </w:trPr>
         <w:tc>
           <w:tcPr>
             <w:tcW w:type="dxa" w:w="3600"/>
@@ -11233,6 +11869,9 @@
         </w:tc>
       </w:tr>
       <w:tr>
+        <w:trPr>
+          <w:cantSplit w:val="true"/>
+        </w:trPr>
         <w:tc>
           <w:tcPr>
             <w:tcW w:type="dxa" w:w="3600"/>
@@ -11287,6 +11926,9 @@
         </w:tc>
       </w:tr>
       <w:tr>
+        <w:trPr>
+          <w:cantSplit w:val="true"/>
+        </w:trPr>
         <w:tc>
           <w:tcPr>
             <w:tcW w:type="dxa" w:w="3600"/>
@@ -11341,6 +11983,9 @@
         </w:tc>
       </w:tr>
       <w:tr>
+        <w:trPr>
+          <w:cantSplit w:val="true"/>
+        </w:trPr>
         <w:tc>
           <w:tcPr>
             <w:tcW w:type="dxa" w:w="3600"/>
@@ -11395,6 +12040,9 @@
         </w:tc>
       </w:tr>
       <w:tr>
+        <w:trPr>
+          <w:cantSplit w:val="true"/>
+        </w:trPr>
         <w:tc>
           <w:tcPr>
             <w:tcW w:type="dxa" w:w="3600"/>
@@ -11449,6 +12097,9 @@
         </w:tc>
       </w:tr>
       <w:tr>
+        <w:trPr>
+          <w:cantSplit w:val="true"/>
+        </w:trPr>
         <w:tc>
           <w:tcPr>
             <w:tcW w:type="dxa" w:w="3600"/>
@@ -11503,6 +12154,9 @@
         </w:tc>
       </w:tr>
       <w:tr>
+        <w:trPr>
+          <w:cantSplit w:val="true"/>
+        </w:trPr>
         <w:tc>
           <w:tcPr>
             <w:tcW w:type="dxa" w:w="3600"/>
@@ -11557,6 +12211,9 @@
         </w:tc>
       </w:tr>
       <w:tr>
+        <w:trPr>
+          <w:cantSplit w:val="true"/>
+        </w:trPr>
         <w:tc>
           <w:tcPr>
             <w:tcW w:type="dxa" w:w="3600"/>
@@ -11611,6 +12268,9 @@
         </w:tc>
       </w:tr>
       <w:tr>
+        <w:trPr>
+          <w:cantSplit w:val="true"/>
+        </w:trPr>
         <w:tc>
           <w:tcPr>
             <w:tcW w:type="dxa" w:w="3600"/>
@@ -11665,6 +12325,9 @@
         </w:tc>
       </w:tr>
       <w:tr>
+        <w:trPr>
+          <w:cantSplit w:val="true"/>
+        </w:trPr>
         <w:tc>
           <w:tcPr>
             <w:tcW w:type="dxa" w:w="3600"/>
@@ -11719,6 +12382,9 @@
         </w:tc>
       </w:tr>
       <w:tr>
+        <w:trPr>
+          <w:cantSplit w:val="true"/>
+        </w:trPr>
         <w:tc>
           <w:tcPr>
             <w:tcW w:type="dxa" w:w="3600"/>
@@ -11773,6 +12439,9 @@
         </w:tc>
       </w:tr>
       <w:tr>
+        <w:trPr>
+          <w:cantSplit w:val="true"/>
+        </w:trPr>
         <w:tc>
           <w:tcPr>
             <w:tcW w:type="dxa" w:w="3600"/>
@@ -11827,6 +12496,9 @@
         </w:tc>
       </w:tr>
       <w:tr>
+        <w:trPr>
+          <w:cantSplit w:val="true"/>
+        </w:trPr>
         <w:tc>
           <w:tcPr>
             <w:tcW w:type="dxa" w:w="3600"/>
@@ -11881,6 +12553,9 @@
         </w:tc>
       </w:tr>
       <w:tr>
+        <w:trPr>
+          <w:cantSplit w:val="true"/>
+        </w:trPr>
         <w:tc>
           <w:tcPr>
             <w:tcW w:type="dxa" w:w="3600"/>
@@ -11985,7 +12660,7 @@
                 <w:color w:val="193247"/>
                 <w:sz w:val="22"/>
               </w:rPr>
-              <w:t>FINAL CHECK: If you cannot identify the lexicon, scale, view, weighting, denominator, coverage, and scenario behind a number, return to the result or export before interpreting it.</w:t>
+              <w:t>FINAL CHECK: If you cannot identify the lexicon or resource, scale, view, weighting, denominator, coverage, and scenario behind a number, return to the result or export before interpreting it.</w:t>
             </w:r>
           </w:p>
         </w:tc>
@@ -12062,7 +12737,7 @@
         <w:color w:val="66727C"/>
         <w:sz w:val="18"/>
       </w:rPr>
-      <w:t xml:space="preserve">  |  0.6.0.dev0</w:t>
+      <w:t xml:space="preserve">  |  0.8.0.dev0</w:t>
     </w:r>
   </w:p>
 </w:hdr>
@@ -12239,6 +12914,84 @@
       <w:rPr>
         <w:rFonts w:ascii="Symbol" w:hAnsi="Symbol" w:hint="default"/>
       </w:rPr>
+    </w:lvl>
+  </w:abstractNum>
+  <w:abstractNum w:abstractNumId="9">
+    <w:multiLevelType w:val="singleLevel"/>
+    <w:lvl w:ilvl="0">
+      <w:start w:val="1"/>
+      <w:numFmt w:val="bullet"/>
+      <w:lvlText w:val="•"/>
+      <w:lvlJc w:val="left"/>
+      <w:pPr>
+        <w:tabs>
+          <w:tab w:val="num" w:pos="540"/>
+        </w:tabs>
+        <w:ind w:left="540" w:hanging="270"/>
+      </w:pPr>
+      <w:rPr>
+        <w:rFonts w:ascii="Calibri" w:hAnsi="Calibri"/>
+      </w:rPr>
+    </w:lvl>
+  </w:abstractNum>
+  <w:abstractNum w:abstractNumId="10">
+    <w:multiLevelType w:val="singleLevel"/>
+    <w:lvl w:ilvl="0">
+      <w:start w:val="1"/>
+      <w:numFmt w:val="decimal"/>
+      <w:lvlText w:val="%1."/>
+      <w:lvlJc w:val="left"/>
+      <w:pPr>
+        <w:tabs>
+          <w:tab w:val="num" w:pos="540"/>
+        </w:tabs>
+        <w:ind w:left="540" w:hanging="270"/>
+      </w:pPr>
+    </w:lvl>
+  </w:abstractNum>
+  <w:abstractNum w:abstractNumId="11">
+    <w:multiLevelType w:val="singleLevel"/>
+    <w:lvl w:ilvl="0">
+      <w:start w:val="1"/>
+      <w:numFmt w:val="decimal"/>
+      <w:lvlText w:val="%1."/>
+      <w:lvlJc w:val="left"/>
+      <w:pPr>
+        <w:tabs>
+          <w:tab w:val="num" w:pos="540"/>
+        </w:tabs>
+        <w:ind w:left="540" w:hanging="270"/>
+      </w:pPr>
+    </w:lvl>
+  </w:abstractNum>
+  <w:abstractNum w:abstractNumId="12">
+    <w:multiLevelType w:val="singleLevel"/>
+    <w:lvl w:ilvl="0">
+      <w:start w:val="1"/>
+      <w:numFmt w:val="decimal"/>
+      <w:lvlText w:val="%1."/>
+      <w:lvlJc w:val="left"/>
+      <w:pPr>
+        <w:tabs>
+          <w:tab w:val="num" w:pos="540"/>
+        </w:tabs>
+        <w:ind w:left="540" w:hanging="270"/>
+      </w:pPr>
+    </w:lvl>
+  </w:abstractNum>
+  <w:abstractNum w:abstractNumId="13">
+    <w:multiLevelType w:val="singleLevel"/>
+    <w:lvl w:ilvl="0">
+      <w:start w:val="1"/>
+      <w:numFmt w:val="decimal"/>
+      <w:lvlText w:val="%1."/>
+      <w:lvlJc w:val="left"/>
+      <w:pPr>
+        <w:tabs>
+          <w:tab w:val="num" w:pos="540"/>
+        </w:tabs>
+        <w:ind w:left="540" w:hanging="270"/>
+      </w:pPr>
     </w:lvl>
   </w:abstractNum>
   <w:num w:numId="1">
@@ -12268,98 +13021,32 @@
   <w:num w:numId="9">
     <w:abstractNumId w:val="0"/>
   </w:num>
-  <w:abstractNum w:abstractNumId="9">
-    <w:multiLevelType w:val="singleLevel"/>
-    <w:lvl w:ilvl="0">
-      <w:start w:val="1"/>
-      <w:numFmt w:val="bullet"/>
-      <w:lvlText w:val="•"/>
-      <w:lvlJc w:val="left"/>
-      <w:pPr>
-        <w:tabs>
-          <w:tab w:val="num" w:pos="540"/>
-        </w:tabs>
-        <w:ind w:left="540" w:hanging="270"/>
-      </w:pPr>
-      <w:rPr>
-        <w:rFonts w:ascii="Calibri" w:hAnsi="Calibri"/>
-      </w:rPr>
-    </w:lvl>
-  </w:abstractNum>
   <w:num w:numId="10">
     <w:abstractNumId w:val="9"/>
   </w:num>
-  <w:abstractNum w:abstractNumId="10">
-    <w:multiLevelType w:val="singleLevel"/>
-    <w:lvl w:ilvl="0">
-      <w:start w:val="1"/>
-      <w:numFmt w:val="decimal"/>
-      <w:lvlText w:val="%1."/>
-      <w:lvlJc w:val="left"/>
-      <w:pPr>
-        <w:tabs>
-          <w:tab w:val="num" w:pos="540"/>
-        </w:tabs>
-        <w:ind w:left="540" w:hanging="270"/>
-      </w:pPr>
-    </w:lvl>
-  </w:abstractNum>
   <w:num w:numId="11">
     <w:abstractNumId w:val="10"/>
+    <w:lvlOverride w:ilvl="0">
+      <w:startOverride w:val="1"/>
+    </w:lvlOverride>
   </w:num>
-  <w:abstractNum w:abstractNumId="11">
-    <w:multiLevelType w:val="singleLevel"/>
-    <w:lvl w:ilvl="0">
-      <w:start w:val="1"/>
-      <w:numFmt w:val="decimal"/>
-      <w:lvlText w:val="%1."/>
-      <w:lvlJc w:val="left"/>
-      <w:pPr>
-        <w:tabs>
-          <w:tab w:val="num" w:pos="540"/>
-        </w:tabs>
-        <w:ind w:left="540" w:hanging="270"/>
-      </w:pPr>
-    </w:lvl>
-  </w:abstractNum>
   <w:num w:numId="12">
     <w:abstractNumId w:val="11"/>
+    <w:lvlOverride w:ilvl="0">
+      <w:startOverride w:val="1"/>
+    </w:lvlOverride>
   </w:num>
-  <w:abstractNum w:abstractNumId="12">
-    <w:multiLevelType w:val="singleLevel"/>
-    <w:lvl w:ilvl="0">
-      <w:start w:val="1"/>
-      <w:numFmt w:val="decimal"/>
-      <w:lvlText w:val="%1."/>
-      <w:lvlJc w:val="left"/>
-      <w:pPr>
-        <w:tabs>
-          <w:tab w:val="num" w:pos="540"/>
-        </w:tabs>
-        <w:ind w:left="540" w:hanging="270"/>
-      </w:pPr>
-    </w:lvl>
-  </w:abstractNum>
   <w:num w:numId="13">
     <w:abstractNumId w:val="12"/>
+    <w:lvlOverride w:ilvl="0">
+      <w:startOverride w:val="1"/>
+    </w:lvlOverride>
   </w:num>
-  <w:abstractNum w:abstractNumId="13">
-    <w:multiLevelType w:val="singleLevel"/>
-    <w:lvl w:ilvl="0">
-      <w:start w:val="1"/>
-      <w:numFmt w:val="decimal"/>
-      <w:lvlText w:val="%1."/>
-      <w:lvlJc w:val="left"/>
-      <w:pPr>
-        <w:tabs>
-          <w:tab w:val="num" w:pos="540"/>
-        </w:tabs>
-        <w:ind w:left="540" w:hanging="270"/>
-      </w:pPr>
-    </w:lvl>
-  </w:abstractNum>
   <w:num w:numId="14">
     <w:abstractNumId w:val="13"/>
+    <w:lvlOverride w:ilvl="0">
+      <w:startOverride w:val="1"/>
+    </w:lvlOverride>
   </w:num>
 </w:numbering>
 </file>

--- a/docs/VerseVAD_Values_and_Terminology_Guide.docx
+++ b/docs/VerseVAD_Values_and_Terminology_Guide.docx
@@ -47,7 +47,7 @@
           <w:color w:val="66727C"/>
           <w:sz w:val="21"/>
         </w:rPr>
-        <w:t xml:space="preserve"> 0.8.0.dev0</w:t>
+        <w:t xml:space="preserve"> 0.9.0.dev0</w:t>
       </w:r>
       <w:r>
         <w:rPr>
@@ -142,7 +142,7 @@
                 <w:color w:val="193247"/>
                 <w:sz w:val="22"/>
               </w:rPr>
-              <w:t>THE CENTRAL RULE: VerseVAD describes lexical evidence found in published word-rating resources. Its optional concreteness result is separate from affective constructs. VerseVAD does not discover the emotion of a poem, diagnose a speaker, recover an author's intention, or measure what an individual reader feels.</w:t>
+              <w:t>THE CENTRAL RULE: VerseVAD describes lexical evidence found in published word-rating and corpus-frequency resources. Its optional concreteness and SUBTLEX-US frequency results are separate from affective constructs and from each other. VerseVAD does not discover the emotion of a poem, diagnose a speaker, recover an author's intention, or measure what an individual reader feels.</w:t>
             </w:r>
           </w:p>
         </w:tc>
@@ -240,7 +240,7 @@
           <w:rFonts w:ascii="Calibri" w:hAnsi="Calibri"/>
           <w:sz w:val="22"/>
         </w:rPr>
-        <w:t>Original and normalized scales, including concreteness</w:t>
+        <w:t>Original and normalized scales, concreteness, and Zipf frequency</w:t>
       </w:r>
     </w:p>
     <w:p>
@@ -906,7 +906,7 @@
           <w:rFonts w:ascii="Calibri" w:hAnsi="Calibri"/>
           <w:sz w:val="22"/>
         </w:rPr>
-        <w:t xml:space="preserve"> VAD ratings, emotion associations, sentiment associations, emotion intensities, and normative lexical concreteness are different kinds of evidence.</w:t>
+        <w:t xml:space="preserve"> VAD ratings, emotion associations, sentiment associations, emotion intensities, normative lexical concreteness, and corpus-relative lexical frequency are different kinds of evidence.</w:t>
       </w:r>
     </w:p>
     <w:p>
@@ -3052,6 +3052,751 @@
           <w:sz w:val="22"/>
         </w:rPr>
         <w:t>Avoid: “The poem is concrete,” “the imagery succeeds,” or “the reader visualizes the poem.” The rating is a decontextualized lexical norm, not a contextual literary or cognitive measurement.</w:t>
+      </w:r>
+    </w:p>
+    <w:p>
+      <w:pPr>
+        <w:pStyle w:val="Heading2"/>
+      </w:pPr>
+      <w:r>
+        <w:rPr>
+          <w:rFonts w:ascii="Calibri" w:hAnsi="Calibri"/>
+          <w:sz w:val="22"/>
+        </w:rPr>
+        <w:t>SUBTLEX-US Zipf Frequency and Rarity</w:t>
+      </w:r>
+    </w:p>
+    <w:p>
+      <w:pPr>
+        <w:widowControl/>
+        <w:spacing w:before="0" w:after="120" w:line="300" w:lineRule="auto"/>
+      </w:pPr>
+      <w:r>
+        <w:rPr>
+          <w:rFonts w:ascii="Calibri" w:hAnsi="Calibri"/>
+          <w:sz w:val="22"/>
+        </w:rPr>
+        <w:t xml:space="preserve">The optional one-poem frequency module uses published SUBTLEX-US word-form frequencies from an American subtitle corpus. It does not use </w:t>
+      </w:r>
+      <w:r>
+        <w:rPr>
+          <w:rFonts w:ascii="Consolas" w:hAnsi="Consolas"/>
+          <w:color w:val="1F4D78"/>
+          <w:sz w:val="19"/>
+        </w:rPr>
+        <w:t>wordfreq</w:t>
+      </w:r>
+      <w:r>
+        <w:rPr>
+          <w:rFonts w:ascii="Calibri" w:hAnsi="Calibri"/>
+          <w:sz w:val="22"/>
+        </w:rPr>
+        <w:t>, mix corpora, or treat an absent form as zero.</w:t>
+      </w:r>
+    </w:p>
+    <w:p>
+      <w:pPr>
+        <w:widowControl/>
+        <w:spacing w:before="0" w:after="120" w:line="300" w:lineRule="auto"/>
+      </w:pPr>
+      <w:r>
+        <w:rPr>
+          <w:rFonts w:ascii="Calibri" w:hAnsi="Calibri"/>
+          <w:sz w:val="22"/>
+        </w:rPr>
+        <w:t xml:space="preserve">A </w:t>
+      </w:r>
+      <w:r>
+        <w:rPr>
+          <w:rFonts w:ascii="Calibri" w:hAnsi="Calibri"/>
+          <w:b/>
+          <w:sz w:val="22"/>
+        </w:rPr>
+        <w:t>Zipf value</w:t>
+      </w:r>
+      <w:r>
+        <w:rPr>
+          <w:rFonts w:ascii="Calibri" w:hAnsi="Calibri"/>
+          <w:sz w:val="22"/>
+        </w:rPr>
+        <w:t xml:space="preserve"> is logarithmic. Approximately one point represents a tenfold frequency difference in the source corpus. A value of 5 is therefore about ten times as frequent as 4 and about one hundred times as frequent as 3, within the same corpus and counting convention.</w:t>
+      </w:r>
+    </w:p>
+    <w:p>
+      <w:pPr>
+        <w:widowControl/>
+        <w:spacing w:before="0" w:after="120" w:line="300" w:lineRule="auto"/>
+      </w:pPr>
+      <w:r>
+        <w:rPr>
+          <w:rFonts w:ascii="Calibri" w:hAnsi="Calibri"/>
+          <w:sz w:val="22"/>
+        </w:rPr>
+        <w:t>VerseVAD emphasizes the token-weighted median because a few extremely common forms can pull the arithmetic mean upward. It also reports mean, population SD, inclusive quartiles, IQR, range, coverage, configurable bands, structural/POS summaries, term rankings, and the token audit.</w:t>
+      </w:r>
+    </w:p>
+    <w:p>
+      <w:pPr>
+        <w:widowControl/>
+        <w:spacing w:before="0" w:after="120" w:line="300" w:lineRule="auto"/>
+      </w:pPr>
+      <w:r>
+        <w:rPr>
+          <w:rFonts w:ascii="Calibri" w:hAnsi="Calibri"/>
+          <w:sz w:val="22"/>
+        </w:rPr>
+        <w:t>The default bands are VerseVAD orientation aids:</w:t>
+      </w:r>
+    </w:p>
+    <w:tbl>
+      <w:tblPr>
+        <w:tblStyle w:val="TableGrid"/>
+        <w:tblW w:type="dxa" w:w="9360"/>
+        <w:jc w:val="left"/>
+        <w:tblLayout w:type="fixed"/>
+        <w:tblLook w:firstColumn="1" w:firstRow="1" w:lastColumn="0" w:lastRow="0" w:noHBand="0" w:noVBand="1" w:val="04A0"/>
+        <w:tblInd w:w="120" w:type="dxa"/>
+        <w:tblBorders>
+          <w:top w:val="single" w:sz="4" w:space="0" w:color="C9D1D8"/>
+          <w:left w:val="single" w:sz="4" w:space="0" w:color="C9D1D8"/>
+          <w:bottom w:val="single" w:sz="4" w:space="0" w:color="C9D1D8"/>
+          <w:right w:val="single" w:sz="4" w:space="0" w:color="C9D1D8"/>
+          <w:insideH w:val="single" w:sz="4" w:space="0" w:color="C9D1D8"/>
+          <w:insideV w:val="single" w:sz="4" w:space="0" w:color="C9D1D8"/>
+        </w:tblBorders>
+      </w:tblPr>
+      <w:tblGrid>
+        <w:gridCol w:w="2700"/>
+        <w:gridCol w:w="6660"/>
+      </w:tblGrid>
+      <w:tr>
+        <w:trPr>
+          <w:cantSplit w:val="true"/>
+          <w:tblHeader w:val="true"/>
+        </w:trPr>
+        <w:tc>
+          <w:tcPr>
+            <w:tcW w:type="dxa" w:w="2700"/>
+            <w:vAlign w:val="center"/>
+            <w:tcMar>
+              <w:top w:w="80" w:type="dxa"/>
+              <w:bottom w:w="80" w:type="dxa"/>
+              <w:start w:w="120" w:type="dxa"/>
+              <w:end w:w="120" w:type="dxa"/>
+            </w:tcMar>
+            <w:shd w:fill="E8EEF5"/>
+          </w:tcPr>
+          <w:p>
+            <w:pPr>
+              <w:keepNext/>
+              <w:widowControl/>
+              <w:spacing w:before="0" w:after="0" w:line="252" w:lineRule="auto"/>
+            </w:pPr>
+            <w:r>
+              <w:rPr>
+                <w:b/>
+                <w:color w:val="193247"/>
+              </w:rPr>
+            </w:r>
+            <w:r>
+              <w:rPr>
+                <w:rFonts w:ascii="Calibri" w:hAnsi="Calibri"/>
+                <w:b/>
+                <w:color w:val="193247"/>
+                <w:sz w:val="18"/>
+              </w:rPr>
+              <w:t>Zipf interval</w:t>
+            </w:r>
+          </w:p>
+        </w:tc>
+        <w:tc>
+          <w:tcPr>
+            <w:tcW w:type="dxa" w:w="6660"/>
+            <w:vAlign w:val="center"/>
+            <w:tcMar>
+              <w:top w:w="80" w:type="dxa"/>
+              <w:bottom w:w="80" w:type="dxa"/>
+              <w:start w:w="120" w:type="dxa"/>
+              <w:end w:w="120" w:type="dxa"/>
+            </w:tcMar>
+            <w:shd w:fill="E8EEF5"/>
+          </w:tcPr>
+          <w:p>
+            <w:pPr>
+              <w:keepNext/>
+              <w:widowControl/>
+              <w:spacing w:before="0" w:after="0" w:line="252" w:lineRule="auto"/>
+            </w:pPr>
+            <w:r>
+              <w:rPr>
+                <w:b/>
+                <w:color w:val="193247"/>
+              </w:rPr>
+            </w:r>
+            <w:r>
+              <w:rPr>
+                <w:rFonts w:ascii="Calibri" w:hAnsi="Calibri"/>
+                <w:b/>
+                <w:color w:val="193247"/>
+                <w:sz w:val="18"/>
+              </w:rPr>
+              <w:t>Default display label</w:t>
+            </w:r>
+          </w:p>
+        </w:tc>
+      </w:tr>
+      <w:tr>
+        <w:trPr>
+          <w:cantSplit w:val="true"/>
+        </w:trPr>
+        <w:tc>
+          <w:tcPr>
+            <w:tcW w:type="dxa" w:w="2700"/>
+            <w:vAlign w:val="center"/>
+            <w:tcMar>
+              <w:top w:w="80" w:type="dxa"/>
+              <w:bottom w:w="80" w:type="dxa"/>
+              <w:start w:w="120" w:type="dxa"/>
+              <w:end w:w="120" w:type="dxa"/>
+            </w:tcMar>
+          </w:tcPr>
+          <w:p>
+            <w:pPr>
+              <w:widowControl/>
+              <w:spacing w:before="0" w:after="0" w:line="252" w:lineRule="auto"/>
+            </w:pPr>
+            <w:r/>
+            <w:r>
+              <w:rPr>
+                <w:rFonts w:ascii="Calibri" w:hAnsi="Calibri"/>
+                <w:sz w:val="18"/>
+              </w:rPr>
+              <w:t>Below 3</w:t>
+            </w:r>
+          </w:p>
+        </w:tc>
+        <w:tc>
+          <w:tcPr>
+            <w:tcW w:type="dxa" w:w="6660"/>
+            <w:vAlign w:val="center"/>
+            <w:tcMar>
+              <w:top w:w="80" w:type="dxa"/>
+              <w:bottom w:w="80" w:type="dxa"/>
+              <w:start w:w="120" w:type="dxa"/>
+              <w:end w:w="120" w:type="dxa"/>
+            </w:tcMar>
+          </w:tcPr>
+          <w:p>
+            <w:pPr>
+              <w:widowControl/>
+              <w:spacing w:before="0" w:after="0" w:line="252" w:lineRule="auto"/>
+            </w:pPr>
+            <w:r/>
+            <w:r>
+              <w:rPr>
+                <w:rFonts w:ascii="Calibri" w:hAnsi="Calibri"/>
+                <w:sz w:val="18"/>
+              </w:rPr>
+              <w:t>Rare</w:t>
+            </w:r>
+          </w:p>
+        </w:tc>
+      </w:tr>
+      <w:tr>
+        <w:trPr>
+          <w:cantSplit w:val="true"/>
+        </w:trPr>
+        <w:tc>
+          <w:tcPr>
+            <w:tcW w:type="dxa" w:w="2700"/>
+            <w:vAlign w:val="center"/>
+            <w:tcMar>
+              <w:top w:w="80" w:type="dxa"/>
+              <w:bottom w:w="80" w:type="dxa"/>
+              <w:start w:w="120" w:type="dxa"/>
+              <w:end w:w="120" w:type="dxa"/>
+            </w:tcMar>
+          </w:tcPr>
+          <w:p>
+            <w:pPr>
+              <w:widowControl/>
+              <w:spacing w:before="0" w:after="0" w:line="252" w:lineRule="auto"/>
+            </w:pPr>
+            <w:r/>
+            <w:r>
+              <w:rPr>
+                <w:rFonts w:ascii="Calibri" w:hAnsi="Calibri"/>
+                <w:sz w:val="18"/>
+              </w:rPr>
+              <w:t>3 to below 4</w:t>
+            </w:r>
+          </w:p>
+        </w:tc>
+        <w:tc>
+          <w:tcPr>
+            <w:tcW w:type="dxa" w:w="6660"/>
+            <w:vAlign w:val="center"/>
+            <w:tcMar>
+              <w:top w:w="80" w:type="dxa"/>
+              <w:bottom w:w="80" w:type="dxa"/>
+              <w:start w:w="120" w:type="dxa"/>
+              <w:end w:w="120" w:type="dxa"/>
+            </w:tcMar>
+          </w:tcPr>
+          <w:p>
+            <w:pPr>
+              <w:widowControl/>
+              <w:spacing w:before="0" w:after="0" w:line="252" w:lineRule="auto"/>
+            </w:pPr>
+            <w:r/>
+            <w:r>
+              <w:rPr>
+                <w:rFonts w:ascii="Calibri" w:hAnsi="Calibri"/>
+                <w:sz w:val="18"/>
+              </w:rPr>
+              <w:t>Uncommon</w:t>
+            </w:r>
+          </w:p>
+        </w:tc>
+      </w:tr>
+      <w:tr>
+        <w:trPr>
+          <w:cantSplit w:val="true"/>
+        </w:trPr>
+        <w:tc>
+          <w:tcPr>
+            <w:tcW w:type="dxa" w:w="2700"/>
+            <w:vAlign w:val="center"/>
+            <w:tcMar>
+              <w:top w:w="80" w:type="dxa"/>
+              <w:bottom w:w="80" w:type="dxa"/>
+              <w:start w:w="120" w:type="dxa"/>
+              <w:end w:w="120" w:type="dxa"/>
+            </w:tcMar>
+          </w:tcPr>
+          <w:p>
+            <w:pPr>
+              <w:widowControl/>
+              <w:spacing w:before="0" w:after="0" w:line="252" w:lineRule="auto"/>
+            </w:pPr>
+            <w:r/>
+            <w:r>
+              <w:rPr>
+                <w:rFonts w:ascii="Calibri" w:hAnsi="Calibri"/>
+                <w:sz w:val="18"/>
+              </w:rPr>
+              <w:t>4 to below 5</w:t>
+            </w:r>
+          </w:p>
+        </w:tc>
+        <w:tc>
+          <w:tcPr>
+            <w:tcW w:type="dxa" w:w="6660"/>
+            <w:vAlign w:val="center"/>
+            <w:tcMar>
+              <w:top w:w="80" w:type="dxa"/>
+              <w:bottom w:w="80" w:type="dxa"/>
+              <w:start w:w="120" w:type="dxa"/>
+              <w:end w:w="120" w:type="dxa"/>
+            </w:tcMar>
+          </w:tcPr>
+          <w:p>
+            <w:pPr>
+              <w:widowControl/>
+              <w:spacing w:before="0" w:after="0" w:line="252" w:lineRule="auto"/>
+            </w:pPr>
+            <w:r/>
+            <w:r>
+              <w:rPr>
+                <w:rFonts w:ascii="Calibri" w:hAnsi="Calibri"/>
+                <w:sz w:val="18"/>
+              </w:rPr>
+              <w:t>Moderately common</w:t>
+            </w:r>
+          </w:p>
+        </w:tc>
+      </w:tr>
+      <w:tr>
+        <w:trPr>
+          <w:cantSplit w:val="true"/>
+        </w:trPr>
+        <w:tc>
+          <w:tcPr>
+            <w:tcW w:type="dxa" w:w="2700"/>
+            <w:vAlign w:val="center"/>
+            <w:tcMar>
+              <w:top w:w="80" w:type="dxa"/>
+              <w:bottom w:w="80" w:type="dxa"/>
+              <w:start w:w="120" w:type="dxa"/>
+              <w:end w:w="120" w:type="dxa"/>
+            </w:tcMar>
+          </w:tcPr>
+          <w:p>
+            <w:pPr>
+              <w:widowControl/>
+              <w:spacing w:before="0" w:after="0" w:line="252" w:lineRule="auto"/>
+            </w:pPr>
+            <w:r/>
+            <w:r>
+              <w:rPr>
+                <w:rFonts w:ascii="Calibri" w:hAnsi="Calibri"/>
+                <w:sz w:val="18"/>
+              </w:rPr>
+              <w:t>5 to below 6</w:t>
+            </w:r>
+          </w:p>
+        </w:tc>
+        <w:tc>
+          <w:tcPr>
+            <w:tcW w:type="dxa" w:w="6660"/>
+            <w:vAlign w:val="center"/>
+            <w:tcMar>
+              <w:top w:w="80" w:type="dxa"/>
+              <w:bottom w:w="80" w:type="dxa"/>
+              <w:start w:w="120" w:type="dxa"/>
+              <w:end w:w="120" w:type="dxa"/>
+            </w:tcMar>
+          </w:tcPr>
+          <w:p>
+            <w:pPr>
+              <w:widowControl/>
+              <w:spacing w:before="0" w:after="0" w:line="252" w:lineRule="auto"/>
+            </w:pPr>
+            <w:r/>
+            <w:r>
+              <w:rPr>
+                <w:rFonts w:ascii="Calibri" w:hAnsi="Calibri"/>
+                <w:sz w:val="18"/>
+              </w:rPr>
+              <w:t>Common</w:t>
+            </w:r>
+          </w:p>
+        </w:tc>
+      </w:tr>
+      <w:tr>
+        <w:trPr>
+          <w:cantSplit w:val="true"/>
+        </w:trPr>
+        <w:tc>
+          <w:tcPr>
+            <w:tcW w:type="dxa" w:w="2700"/>
+            <w:vAlign w:val="center"/>
+            <w:tcMar>
+              <w:top w:w="80" w:type="dxa"/>
+              <w:bottom w:w="80" w:type="dxa"/>
+              <w:start w:w="120" w:type="dxa"/>
+              <w:end w:w="120" w:type="dxa"/>
+            </w:tcMar>
+          </w:tcPr>
+          <w:p>
+            <w:pPr>
+              <w:widowControl/>
+              <w:spacing w:before="0" w:after="0" w:line="252" w:lineRule="auto"/>
+            </w:pPr>
+            <w:r/>
+            <w:r>
+              <w:rPr>
+                <w:rFonts w:ascii="Calibri" w:hAnsi="Calibri"/>
+                <w:sz w:val="18"/>
+              </w:rPr>
+              <w:t>6 or above</w:t>
+            </w:r>
+          </w:p>
+        </w:tc>
+        <w:tc>
+          <w:tcPr>
+            <w:tcW w:type="dxa" w:w="6660"/>
+            <w:vAlign w:val="center"/>
+            <w:tcMar>
+              <w:top w:w="80" w:type="dxa"/>
+              <w:bottom w:w="80" w:type="dxa"/>
+              <w:start w:w="120" w:type="dxa"/>
+              <w:end w:w="120" w:type="dxa"/>
+            </w:tcMar>
+          </w:tcPr>
+          <w:p>
+            <w:pPr>
+              <w:widowControl/>
+              <w:spacing w:before="0" w:after="0" w:line="252" w:lineRule="auto"/>
+            </w:pPr>
+            <w:r/>
+            <w:r>
+              <w:rPr>
+                <w:rFonts w:ascii="Calibri" w:hAnsi="Calibri"/>
+                <w:sz w:val="18"/>
+              </w:rPr>
+              <w:t>Very common</w:t>
+            </w:r>
+          </w:p>
+        </w:tc>
+      </w:tr>
+    </w:tbl>
+    <w:p>
+      <w:pPr>
+        <w:widowControl/>
+        <w:spacing w:before="0" w:after="60" w:line="240" w:lineRule="auto"/>
+      </w:pPr>
+    </w:p>
+    <w:p>
+      <w:pPr>
+        <w:widowControl/>
+        <w:spacing w:before="0" w:after="120" w:line="300" w:lineRule="auto"/>
+      </w:pPr>
+      <w:r>
+        <w:rPr>
+          <w:rFonts w:ascii="Calibri" w:hAnsi="Calibri"/>
+          <w:sz w:val="22"/>
+        </w:rPr>
+        <w:t xml:space="preserve">The default scope considers all lexical tokens except model-tagged proper nouns. The optional </w:t>
+      </w:r>
+      <w:r>
+        <w:rPr>
+          <w:rFonts w:ascii="Calibri" w:hAnsi="Calibri"/>
+          <w:b/>
+          <w:sz w:val="22"/>
+        </w:rPr>
+        <w:t>Content words only</w:t>
+      </w:r>
+      <w:r>
+        <w:rPr>
+          <w:rFonts w:ascii="Calibri" w:hAnsi="Calibri"/>
+          <w:sz w:val="22"/>
+        </w:rPr>
+        <w:t xml:space="preserve"> scope is off by default and includes only exact model tags </w:t>
+      </w:r>
+      <w:r>
+        <w:rPr>
+          <w:rFonts w:ascii="Consolas" w:hAnsi="Consolas"/>
+          <w:color w:val="1F4D78"/>
+          <w:sz w:val="19"/>
+        </w:rPr>
+        <w:t>NOUN</w:t>
+      </w:r>
+      <w:r>
+        <w:rPr>
+          <w:rFonts w:ascii="Calibri" w:hAnsi="Calibri"/>
+          <w:sz w:val="22"/>
+        </w:rPr>
+        <w:t xml:space="preserve">, </w:t>
+      </w:r>
+      <w:r>
+        <w:rPr>
+          <w:rFonts w:ascii="Consolas" w:hAnsi="Consolas"/>
+          <w:color w:val="1F4D78"/>
+          <w:sz w:val="19"/>
+        </w:rPr>
+        <w:t>VERB</w:t>
+      </w:r>
+      <w:r>
+        <w:rPr>
+          <w:rFonts w:ascii="Calibri" w:hAnsi="Calibri"/>
+          <w:sz w:val="22"/>
+        </w:rPr>
+        <w:t xml:space="preserve">, </w:t>
+      </w:r>
+      <w:r>
+        <w:rPr>
+          <w:rFonts w:ascii="Consolas" w:hAnsi="Consolas"/>
+          <w:color w:val="1F4D78"/>
+          <w:sz w:val="19"/>
+        </w:rPr>
+        <w:t>ADJ</w:t>
+      </w:r>
+      <w:r>
+        <w:rPr>
+          <w:rFonts w:ascii="Calibri" w:hAnsi="Calibri"/>
+          <w:sz w:val="22"/>
+        </w:rPr>
+        <w:t xml:space="preserve">, and </w:t>
+      </w:r>
+      <w:r>
+        <w:rPr>
+          <w:rFonts w:ascii="Consolas" w:hAnsi="Consolas"/>
+          <w:color w:val="1F4D78"/>
+          <w:sz w:val="19"/>
+        </w:rPr>
+        <w:t>ADV</w:t>
+      </w:r>
+      <w:r>
+        <w:rPr>
+          <w:rFonts w:ascii="Calibri" w:hAnsi="Calibri"/>
+          <w:sz w:val="22"/>
+        </w:rPr>
+        <w:t xml:space="preserve">. It excludes </w:t>
+      </w:r>
+      <w:r>
+        <w:rPr>
+          <w:rFonts w:ascii="Consolas" w:hAnsi="Consolas"/>
+          <w:color w:val="1F4D78"/>
+          <w:sz w:val="19"/>
+        </w:rPr>
+        <w:t>DET</w:t>
+      </w:r>
+      <w:r>
+        <w:rPr>
+          <w:rFonts w:ascii="Calibri" w:hAnsi="Calibri"/>
+          <w:sz w:val="22"/>
+        </w:rPr>
+        <w:t xml:space="preserve">, </w:t>
+      </w:r>
+      <w:r>
+        <w:rPr>
+          <w:rFonts w:ascii="Consolas" w:hAnsi="Consolas"/>
+          <w:color w:val="1F4D78"/>
+          <w:sz w:val="19"/>
+        </w:rPr>
+        <w:t>ADP</w:t>
+      </w:r>
+      <w:r>
+        <w:rPr>
+          <w:rFonts w:ascii="Calibri" w:hAnsi="Calibri"/>
+          <w:sz w:val="22"/>
+        </w:rPr>
+        <w:t xml:space="preserve">, </w:t>
+      </w:r>
+      <w:r>
+        <w:rPr>
+          <w:rFonts w:ascii="Consolas" w:hAnsi="Consolas"/>
+          <w:color w:val="1F4D78"/>
+          <w:sz w:val="19"/>
+        </w:rPr>
+        <w:t>CCONJ</w:t>
+      </w:r>
+      <w:r>
+        <w:rPr>
+          <w:rFonts w:ascii="Calibri" w:hAnsi="Calibri"/>
+          <w:sz w:val="22"/>
+        </w:rPr>
+        <w:t xml:space="preserve">, </w:t>
+      </w:r>
+      <w:r>
+        <w:rPr>
+          <w:rFonts w:ascii="Consolas" w:hAnsi="Consolas"/>
+          <w:color w:val="1F4D78"/>
+          <w:sz w:val="19"/>
+        </w:rPr>
+        <w:t>SCONJ</w:t>
+      </w:r>
+      <w:r>
+        <w:rPr>
+          <w:rFonts w:ascii="Calibri" w:hAnsi="Calibri"/>
+          <w:sz w:val="22"/>
+        </w:rPr>
+        <w:t xml:space="preserve">, </w:t>
+      </w:r>
+      <w:r>
+        <w:rPr>
+          <w:rFonts w:ascii="Consolas" w:hAnsi="Consolas"/>
+          <w:color w:val="1F4D78"/>
+          <w:sz w:val="19"/>
+        </w:rPr>
+        <w:t>PRON</w:t>
+      </w:r>
+      <w:r>
+        <w:rPr>
+          <w:rFonts w:ascii="Calibri" w:hAnsi="Calibri"/>
+          <w:sz w:val="22"/>
+        </w:rPr>
+        <w:t xml:space="preserve">, </w:t>
+      </w:r>
+      <w:r>
+        <w:rPr>
+          <w:rFonts w:ascii="Consolas" w:hAnsi="Consolas"/>
+          <w:color w:val="1F4D78"/>
+          <w:sz w:val="19"/>
+        </w:rPr>
+        <w:t>AUX</w:t>
+      </w:r>
+      <w:r>
+        <w:rPr>
+          <w:rFonts w:ascii="Calibri" w:hAnsi="Calibri"/>
+          <w:sz w:val="22"/>
+        </w:rPr>
+        <w:t xml:space="preserve">, punctuation, and all other tags. This differs from the broad Language Profile, where </w:t>
+      </w:r>
+      <w:r>
+        <w:rPr>
+          <w:rFonts w:ascii="Consolas" w:hAnsi="Consolas"/>
+          <w:color w:val="1F4D78"/>
+          <w:sz w:val="19"/>
+        </w:rPr>
+        <w:t>VERB</w:t>
+      </w:r>
+      <w:r>
+        <w:rPr>
+          <w:rFonts w:ascii="Calibri" w:hAnsi="Calibri"/>
+          <w:sz w:val="22"/>
+        </w:rPr>
+        <w:t xml:space="preserve"> and </w:t>
+      </w:r>
+      <w:r>
+        <w:rPr>
+          <w:rFonts w:ascii="Consolas" w:hAnsi="Consolas"/>
+          <w:color w:val="1F4D78"/>
+          <w:sz w:val="19"/>
+        </w:rPr>
+        <w:t>AUX</w:t>
+      </w:r>
+      <w:r>
+        <w:rPr>
+          <w:rFonts w:ascii="Calibri" w:hAnsi="Calibri"/>
+          <w:sz w:val="22"/>
+        </w:rPr>
+        <w:t xml:space="preserve"> are grouped together under </w:t>
+      </w:r>
+      <w:r>
+        <w:rPr>
+          <w:rFonts w:ascii="Calibri" w:hAnsi="Calibri"/>
+          <w:b/>
+          <w:sz w:val="22"/>
+        </w:rPr>
+        <w:t>Verb</w:t>
+      </w:r>
+      <w:r>
+        <w:rPr>
+          <w:rFonts w:ascii="Calibri" w:hAnsi="Calibri"/>
+          <w:sz w:val="22"/>
+        </w:rPr>
+        <w:t xml:space="preserve"> for readability.</w:t>
+      </w:r>
+    </w:p>
+    <w:p>
+      <w:pPr>
+        <w:widowControl/>
+        <w:spacing w:before="0" w:after="120" w:line="300" w:lineRule="auto"/>
+      </w:pPr>
+      <w:r>
+        <w:rPr>
+          <w:rFonts w:ascii="Calibri" w:hAnsi="Calibri"/>
+          <w:sz w:val="22"/>
+        </w:rPr>
+        <w:t>Exact normalized observed word form takes priority over an enabled lemma fallback. This distinction matters because SUBTLEX-US supplies word-form frequencies. Every lemma or conservative fallback remains labeled in the audit, and unmatched values remain missing.</w:t>
+      </w:r>
+    </w:p>
+    <w:p>
+      <w:pPr>
+        <w:widowControl/>
+        <w:spacing w:before="0" w:after="120" w:line="300" w:lineRule="auto"/>
+      </w:pPr>
+      <w:r>
+        <w:rPr>
+          <w:rFonts w:ascii="Calibri" w:hAnsi="Calibri"/>
+          <w:sz w:val="22"/>
+        </w:rPr>
+        <w:t>Safe wording: “The matched tokens had a median SUBTLEX-US Zipf value of 4.3, using the content-word-only scope, with 78% token coverage.”</w:t>
+      </w:r>
+    </w:p>
+    <w:p>
+      <w:pPr>
+        <w:widowControl/>
+        <w:spacing w:before="0" w:after="120" w:line="300" w:lineRule="auto"/>
+      </w:pPr>
+      <w:r>
+        <w:rPr>
+          <w:rFonts w:ascii="Calibri" w:hAnsi="Calibri"/>
+          <w:sz w:val="22"/>
+        </w:rPr>
+        <w:t>Avoid: “The poem is easy,” “the vocabulary is sophisticated,” or “the reader will understand it.” Corpus-relative word frequency is not a direct measure of difficulty, accessibility, intelligence, or literary quality.</w:t>
       </w:r>
     </w:p>
     <w:p>
@@ -5256,6 +6001,124 @@
     </w:p>
     <w:p>
       <w:pPr>
+        <w:widowControl/>
+        <w:spacing w:before="0" w:after="120" w:line="300" w:lineRule="auto"/>
+      </w:pPr>
+      <w:r>
+        <w:rPr>
+          <w:rFonts w:ascii="Calibri" w:hAnsi="Calibri"/>
+          <w:sz w:val="22"/>
+        </w:rPr>
+        <w:t xml:space="preserve">The optional frequency setting </w:t>
+      </w:r>
+      <w:r>
+        <w:rPr>
+          <w:rFonts w:ascii="Calibri" w:hAnsi="Calibri"/>
+          <w:b/>
+          <w:sz w:val="22"/>
+        </w:rPr>
+        <w:t>Content words only</w:t>
+      </w:r>
+      <w:r>
+        <w:rPr>
+          <w:rFonts w:ascii="Calibri" w:hAnsi="Calibri"/>
+          <w:sz w:val="22"/>
+        </w:rPr>
+        <w:t xml:space="preserve"> uses a narrower rule than this broad display. It includes exact tags </w:t>
+      </w:r>
+      <w:r>
+        <w:rPr>
+          <w:rFonts w:ascii="Consolas" w:hAnsi="Consolas"/>
+          <w:color w:val="1F4D78"/>
+          <w:sz w:val="19"/>
+        </w:rPr>
+        <w:t>NOUN</w:t>
+      </w:r>
+      <w:r>
+        <w:rPr>
+          <w:rFonts w:ascii="Calibri" w:hAnsi="Calibri"/>
+          <w:sz w:val="22"/>
+        </w:rPr>
+        <w:t xml:space="preserve">, </w:t>
+      </w:r>
+      <w:r>
+        <w:rPr>
+          <w:rFonts w:ascii="Consolas" w:hAnsi="Consolas"/>
+          <w:color w:val="1F4D78"/>
+          <w:sz w:val="19"/>
+        </w:rPr>
+        <w:t>VERB</w:t>
+      </w:r>
+      <w:r>
+        <w:rPr>
+          <w:rFonts w:ascii="Calibri" w:hAnsi="Calibri"/>
+          <w:sz w:val="22"/>
+        </w:rPr>
+        <w:t xml:space="preserve">, </w:t>
+      </w:r>
+      <w:r>
+        <w:rPr>
+          <w:rFonts w:ascii="Consolas" w:hAnsi="Consolas"/>
+          <w:color w:val="1F4D78"/>
+          <w:sz w:val="19"/>
+        </w:rPr>
+        <w:t>ADJ</w:t>
+      </w:r>
+      <w:r>
+        <w:rPr>
+          <w:rFonts w:ascii="Calibri" w:hAnsi="Calibri"/>
+          <w:sz w:val="22"/>
+        </w:rPr>
+        <w:t xml:space="preserve">, and </w:t>
+      </w:r>
+      <w:r>
+        <w:rPr>
+          <w:rFonts w:ascii="Consolas" w:hAnsi="Consolas"/>
+          <w:color w:val="1F4D78"/>
+          <w:sz w:val="19"/>
+        </w:rPr>
+        <w:t>ADV</w:t>
+      </w:r>
+      <w:r>
+        <w:rPr>
+          <w:rFonts w:ascii="Calibri" w:hAnsi="Calibri"/>
+          <w:sz w:val="22"/>
+        </w:rPr>
+        <w:t xml:space="preserve"> only; </w:t>
+      </w:r>
+      <w:r>
+        <w:rPr>
+          <w:rFonts w:ascii="Consolas" w:hAnsi="Consolas"/>
+          <w:color w:val="1F4D78"/>
+          <w:sz w:val="19"/>
+        </w:rPr>
+        <w:t>AUX</w:t>
+      </w:r>
+      <w:r>
+        <w:rPr>
+          <w:rFonts w:ascii="Calibri" w:hAnsi="Calibri"/>
+          <w:sz w:val="22"/>
+        </w:rPr>
+        <w:t xml:space="preserve"> and </w:t>
+      </w:r>
+      <w:r>
+        <w:rPr>
+          <w:rFonts w:ascii="Consolas" w:hAnsi="Consolas"/>
+          <w:color w:val="1F4D78"/>
+          <w:sz w:val="19"/>
+        </w:rPr>
+        <w:t>PROPN</w:t>
+      </w:r>
+      <w:r>
+        <w:rPr>
+          <w:rFonts w:ascii="Calibri" w:hAnsi="Calibri"/>
+          <w:sz w:val="22"/>
+        </w:rPr>
+        <w:t xml:space="preserve"> are not automatically included. Always report which scope was used.</w:t>
+      </w:r>
+    </w:p>
+    <w:p>
+      <w:pPr>
         <w:pStyle w:val="Heading1"/>
       </w:pPr>
       <w:r>
@@ -9998,6 +10861,85 @@
     </w:p>
     <w:p>
       <w:pPr>
+        <w:pStyle w:val="Heading2"/>
+      </w:pPr>
+      <w:r>
+        <w:rPr>
+          <w:rFonts w:ascii="Calibri" w:hAnsi="Calibri"/>
+          <w:sz w:val="22"/>
+        </w:rPr>
+        <w:t>Example G: Zipf Frequency and Scope</w:t>
+      </w:r>
+    </w:p>
+    <w:p>
+      <w:pPr>
+        <w:widowControl/>
+        <w:spacing w:before="0" w:after="120" w:line="300" w:lineRule="auto"/>
+      </w:pPr>
+      <w:r>
+        <w:rPr>
+          <w:rFonts w:ascii="Calibri" w:hAnsi="Calibri"/>
+          <w:sz w:val="22"/>
+        </w:rPr>
+        <w:t xml:space="preserve">Suppose the matched token Zipf values are </w:t>
+      </w:r>
+      <w:r>
+        <w:rPr>
+          <w:rFonts w:ascii="Consolas" w:hAnsi="Consolas"/>
+          <w:color w:val="1F4D78"/>
+          <w:sz w:val="19"/>
+        </w:rPr>
+        <w:t>2, 4, 4, 5, 6</w:t>
+      </w:r>
+      <w:r>
+        <w:rPr>
+          <w:rFonts w:ascii="Calibri" w:hAnsi="Calibri"/>
+          <w:sz w:val="22"/>
+        </w:rPr>
+        <w:t>.</w:t>
+      </w:r>
+    </w:p>
+    <w:p>
+      <w:pPr>
+        <w:pStyle w:val="Formula"/>
+      </w:pPr>
+      <w:r>
+        <w:rPr>
+          <w:rFonts w:ascii="Consolas" w:hAnsi="Consolas"/>
+          <w:color w:val="1F4D78"/>
+          <w:sz w:val="19"/>
+        </w:rPr>
+        <w:t>median = 4</w:t>
+      </w:r>
+    </w:p>
+    <w:p>
+      <w:pPr>
+        <w:pStyle w:val="Formula"/>
+      </w:pPr>
+      <w:r>
+        <w:rPr>
+          <w:rFonts w:ascii="Consolas" w:hAnsi="Consolas"/>
+          <w:color w:val="1F4D78"/>
+          <w:sz w:val="19"/>
+        </w:rPr>
+        <w:t>mean = (2 + 4 + 4 + 5 + 6) / 5 = 4.2</w:t>
+      </w:r>
+    </w:p>
+    <w:p>
+      <w:pPr>
+        <w:widowControl/>
+        <w:spacing w:before="0" w:after="120" w:line="300" w:lineRule="auto"/>
+      </w:pPr>
+      <w:r>
+        <w:rPr>
+          <w:rFonts w:ascii="Calibri" w:hAnsi="Calibri"/>
+          <w:sz w:val="22"/>
+        </w:rPr>
+        <w:t>Interpretation: the represented token occurrences center at Zipf 4 in SUBTLEX-US, while the very common form pulls the mean slightly higher. Report coverage and whether the default or content-word-only scope supplied the denominator. Do not infer that the poem has a particular reading level.</w:t>
+      </w:r>
+    </w:p>
+    <w:p>
+      <w:pPr>
         <w:pStyle w:val="Heading1"/>
       </w:pPr>
       <w:r>
@@ -10090,7 +11032,7 @@
           <w:rFonts w:ascii="Calibri" w:hAnsi="Calibri"/>
           <w:sz w:val="22"/>
         </w:rPr>
-        <w:t>construct: VAD, emotion association, sentiment association, emotion intensity, or normative lexical concreteness;</w:t>
+        <w:t>construct: VAD, emotion association, sentiment association, emotion intensity, normative lexical concreteness, or corpus-relative lexical frequency;</w:t>
       </w:r>
     </w:p>
     <w:p>
@@ -10162,7 +11104,7 @@
           <w:rFonts w:ascii="Calibri" w:hAnsi="Calibri"/>
           <w:sz w:val="22"/>
         </w:rPr>
-        <w:t>matched observations or relevant denominator;</w:t>
+        <w:t>frequency scope when relevant: all lexical tokens or content words only;</w:t>
       </w:r>
     </w:p>
     <w:p>
@@ -10180,7 +11122,7 @@
           <w:rFonts w:ascii="Calibri" w:hAnsi="Calibri"/>
           <w:sz w:val="22"/>
         </w:rPr>
-        <w:t>coverage;</w:t>
+        <w:t>matched observations or relevant denominator;</w:t>
       </w:r>
     </w:p>
     <w:p>
@@ -10198,7 +11140,7 @@
           <w:rFonts w:ascii="Calibri" w:hAnsi="Calibri"/>
           <w:sz w:val="22"/>
         </w:rPr>
-        <w:t>scenario name and exact scenario version if reviewed;</w:t>
+        <w:t>coverage;</w:t>
       </w:r>
     </w:p>
     <w:p>
@@ -10216,7 +11158,7 @@
           <w:rFonts w:ascii="Calibri" w:hAnsi="Calibri"/>
           <w:sz w:val="22"/>
         </w:rPr>
-        <w:t>statistic and value;</w:t>
+        <w:t>scenario name and exact scenario version if reviewed;</w:t>
       </w:r>
     </w:p>
     <w:p>
@@ -10234,7 +11176,7 @@
           <w:rFonts w:ascii="Calibri" w:hAnsi="Calibri"/>
           <w:sz w:val="22"/>
         </w:rPr>
-        <w:t>dispersion when relevant;</w:t>
+        <w:t>statistic and value;</w:t>
       </w:r>
     </w:p>
     <w:p>
@@ -10252,7 +11194,7 @@
           <w:rFonts w:ascii="Calibri" w:hAnsi="Calibri"/>
           <w:sz w:val="22"/>
         </w:rPr>
-        <w:t>influential contributors or unmatched limitations;</w:t>
+        <w:t>dispersion when relevant;</w:t>
       </w:r>
     </w:p>
     <w:p>
@@ -10270,6 +11212,24 @@
           <w:rFonts w:ascii="Calibri" w:hAnsi="Calibri"/>
           <w:sz w:val="22"/>
         </w:rPr>
+        <w:t>influential contributors or unmatched limitations;</w:t>
+      </w:r>
+    </w:p>
+    <w:p>
+      <w:pPr>
+        <w:widowControl/>
+        <w:numPr>
+          <w:ilvl w:val="0"/>
+          <w:numId w:val="10"/>
+        </w:numPr>
+        <w:spacing w:before="0" w:after="80" w:line="300" w:lineRule="auto"/>
+        <w:ind w:left="540" w:hanging="271"/>
+      </w:pPr>
+      <w:r>
+        <w:rPr>
+          <w:rFonts w:ascii="Calibri" w:hAnsi="Calibri"/>
+          <w:sz w:val="22"/>
+        </w:rPr>
         <w:t>a lexical-evidence caution.</w:t>
       </w:r>
     </w:p>
@@ -10378,7 +11338,7 @@
           <w:b/>
           <w:sz w:val="22"/>
         </w:rPr>
-        <w:t>[analysis view when applicable]</w:t>
+        <w:t>[analysis view or frequency scope when applicable]</w:t>
       </w:r>
       <w:r>
         <w:rPr>
@@ -10445,7 +11405,7 @@
           <w:rFonts w:ascii="Calibri" w:hAnsi="Calibri"/>
           <w:sz w:val="22"/>
         </w:rPr>
-        <w:t>. The result describes matched normative lexical evidence and is interpreted alongside the text.”</w:t>
+        <w:t>. The result describes matched lexical evidence and is interpreted alongside the text.”</w:t>
       </w:r>
     </w:p>
     <w:p>
@@ -10982,6 +11942,63 @@
                 <w:rFonts w:ascii="Calibri" w:hAnsi="Calibri"/>
                 <w:sz w:val="18"/>
               </w:rPr>
+              <w:t>Content words only</w:t>
+            </w:r>
+          </w:p>
+        </w:tc>
+        <w:tc>
+          <w:tcPr>
+            <w:tcW w:type="dxa" w:w="5760"/>
+            <w:vAlign w:val="center"/>
+            <w:tcMar>
+              <w:top w:w="80" w:type="dxa"/>
+              <w:bottom w:w="80" w:type="dxa"/>
+              <w:start w:w="120" w:type="dxa"/>
+              <w:end w:w="120" w:type="dxa"/>
+            </w:tcMar>
+          </w:tcPr>
+          <w:p>
+            <w:pPr>
+              <w:widowControl/>
+              <w:spacing w:before="0" w:after="0" w:line="252" w:lineRule="auto"/>
+            </w:pPr>
+            <w:r/>
+            <w:r>
+              <w:rPr>
+                <w:rFonts w:ascii="Calibri" w:hAnsi="Calibri"/>
+                <w:sz w:val="18"/>
+              </w:rPr>
+              <w:t>Optional frequency scope limited to exact model tags NOUN, VERB, ADJ, and ADV; off by default</w:t>
+            </w:r>
+          </w:p>
+        </w:tc>
+      </w:tr>
+      <w:tr>
+        <w:trPr>
+          <w:cantSplit w:val="true"/>
+        </w:trPr>
+        <w:tc>
+          <w:tcPr>
+            <w:tcW w:type="dxa" w:w="3600"/>
+            <w:vAlign w:val="center"/>
+            <w:tcMar>
+              <w:top w:w="80" w:type="dxa"/>
+              <w:bottom w:w="80" w:type="dxa"/>
+              <w:start w:w="120" w:type="dxa"/>
+              <w:end w:w="120" w:type="dxa"/>
+            </w:tcMar>
+          </w:tcPr>
+          <w:p>
+            <w:pPr>
+              <w:widowControl/>
+              <w:spacing w:before="0" w:after="0" w:line="252" w:lineRule="auto"/>
+            </w:pPr>
+            <w:r/>
+            <w:r>
+              <w:rPr>
+                <w:rFonts w:ascii="Calibri" w:hAnsi="Calibri"/>
+                <w:sz w:val="18"/>
+              </w:rPr>
               <w:t>Coverage</w:t>
             </w:r>
           </w:p>
@@ -11009,6 +12026,63 @@
                 <w:sz w:val="18"/>
               </w:rPr>
               <w:t>Share of eligible lexical token positions represented by matches</w:t>
+            </w:r>
+          </w:p>
+        </w:tc>
+      </w:tr>
+      <w:tr>
+        <w:trPr>
+          <w:cantSplit w:val="true"/>
+        </w:trPr>
+        <w:tc>
+          <w:tcPr>
+            <w:tcW w:type="dxa" w:w="3600"/>
+            <w:vAlign w:val="center"/>
+            <w:tcMar>
+              <w:top w:w="80" w:type="dxa"/>
+              <w:bottom w:w="80" w:type="dxa"/>
+              <w:start w:w="120" w:type="dxa"/>
+              <w:end w:w="120" w:type="dxa"/>
+            </w:tcMar>
+          </w:tcPr>
+          <w:p>
+            <w:pPr>
+              <w:widowControl/>
+              <w:spacing w:before="0" w:after="0" w:line="252" w:lineRule="auto"/>
+            </w:pPr>
+            <w:r/>
+            <w:r>
+              <w:rPr>
+                <w:rFonts w:ascii="Calibri" w:hAnsi="Calibri"/>
+                <w:sz w:val="18"/>
+              </w:rPr>
+              <w:t>Corpus-relative frequency</w:t>
+            </w:r>
+          </w:p>
+        </w:tc>
+        <w:tc>
+          <w:tcPr>
+            <w:tcW w:type="dxa" w:w="5760"/>
+            <w:vAlign w:val="center"/>
+            <w:tcMar>
+              <w:top w:w="80" w:type="dxa"/>
+              <w:bottom w:w="80" w:type="dxa"/>
+              <w:start w:w="120" w:type="dxa"/>
+              <w:end w:w="120" w:type="dxa"/>
+            </w:tcMar>
+          </w:tcPr>
+          <w:p>
+            <w:pPr>
+              <w:widowControl/>
+              <w:spacing w:before="0" w:after="0" w:line="252" w:lineRule="auto"/>
+            </w:pPr>
+            <w:r/>
+            <w:r>
+              <w:rPr>
+                <w:rFonts w:ascii="Calibri" w:hAnsi="Calibri"/>
+                <w:sz w:val="18"/>
+              </w:rPr>
+              <w:t>Frequency evidence tied to a named corpus rather than a universal property of a word</w:t>
             </w:r>
           </w:p>
         </w:tc>
@@ -12609,6 +13683,63 @@
           </w:p>
         </w:tc>
       </w:tr>
+      <w:tr>
+        <w:trPr>
+          <w:cantSplit w:val="true"/>
+        </w:trPr>
+        <w:tc>
+          <w:tcPr>
+            <w:tcW w:type="dxa" w:w="3600"/>
+            <w:vAlign w:val="center"/>
+            <w:tcMar>
+              <w:top w:w="80" w:type="dxa"/>
+              <w:bottom w:w="80" w:type="dxa"/>
+              <w:start w:w="120" w:type="dxa"/>
+              <w:end w:w="120" w:type="dxa"/>
+            </w:tcMar>
+          </w:tcPr>
+          <w:p>
+            <w:pPr>
+              <w:widowControl/>
+              <w:spacing w:before="0" w:after="0" w:line="252" w:lineRule="auto"/>
+            </w:pPr>
+            <w:r/>
+            <w:r>
+              <w:rPr>
+                <w:rFonts w:ascii="Calibri" w:hAnsi="Calibri"/>
+                <w:sz w:val="18"/>
+              </w:rPr>
+              <w:t>Zipf value</w:t>
+            </w:r>
+          </w:p>
+        </w:tc>
+        <w:tc>
+          <w:tcPr>
+            <w:tcW w:type="dxa" w:w="5760"/>
+            <w:vAlign w:val="center"/>
+            <w:tcMar>
+              <w:top w:w="80" w:type="dxa"/>
+              <w:bottom w:w="80" w:type="dxa"/>
+              <w:start w:w="120" w:type="dxa"/>
+              <w:end w:w="120" w:type="dxa"/>
+            </w:tcMar>
+          </w:tcPr>
+          <w:p>
+            <w:pPr>
+              <w:widowControl/>
+              <w:spacing w:before="0" w:after="0" w:line="252" w:lineRule="auto"/>
+            </w:pPr>
+            <w:r/>
+            <w:r>
+              <w:rPr>
+                <w:rFonts w:ascii="Calibri" w:hAnsi="Calibri"/>
+                <w:sz w:val="18"/>
+              </w:rPr>
+              <w:t>Logarithmic SUBTLEX-US word-form frequency value; about one point represents a tenfold corpus-frequency difference</w:t>
+            </w:r>
+          </w:p>
+        </w:tc>
+      </w:tr>
     </w:tbl>
     <w:p>
       <w:pPr>
@@ -12660,7 +13791,7 @@
                 <w:color w:val="193247"/>
                 <w:sz w:val="22"/>
               </w:rPr>
-              <w:t>FINAL CHECK: If you cannot identify the lexicon or resource, scale, view, weighting, denominator, coverage, and scenario behind a number, return to the result or export before interpreting it.</w:t>
+              <w:t>FINAL CHECK: If you cannot identify the lexicon or resource, scale, view or frequency scope, weighting, denominator, coverage, and scenario behind a number, return to the result or export before interpreting it.</w:t>
             </w:r>
           </w:p>
         </w:tc>
@@ -12737,7 +13868,7 @@
         <w:color w:val="66727C"/>
         <w:sz w:val="18"/>
       </w:rPr>
-      <w:t xml:space="preserve">  |  0.8.0.dev0</w:t>
+      <w:t xml:space="preserve">  |  0.9.0.dev0</w:t>
     </w:r>
   </w:p>
 </w:hdr>

--- a/docs/VerseVAD_Values_and_Terminology_Guide.docx
+++ b/docs/VerseVAD_Values_and_Terminology_Guide.docx
@@ -47,7 +47,7 @@
           <w:color w:val="66727C"/>
           <w:sz w:val="21"/>
         </w:rPr>
-        <w:t xml:space="preserve"> 0.9.0.dev0</w:t>
+        <w:t xml:space="preserve"> 0.10.0.dev0</w:t>
       </w:r>
       <w:r>
         <w:rPr>
@@ -142,7 +142,7 @@
                 <w:color w:val="193247"/>
                 <w:sz w:val="22"/>
               </w:rPr>
-              <w:t>THE CENTRAL RULE: VerseVAD describes lexical evidence found in published word-rating and corpus-frequency resources. Its optional concreteness and SUBTLEX-US frequency results are separate from affective constructs and from each other. VerseVAD does not discover the emotion of a poem, diagnose a speaker, recover an author's intention, or measure what an individual reader feels.</w:t>
+              <w:t>THE CENTRAL RULE: VerseVAD describes lexical evidence found in published word-rating and corpus-frequency resources. Its optional concreteness, SUBTLEX-US frequency, and retrospective Age of Acquisition results are separate from affective constructs and from each other. VerseVAD does not discover the emotion of a poem, diagnose a speaker or cognition, recover an author's intention, or measure what an individual reader feels.</w:t>
             </w:r>
           </w:p>
         </w:tc>
@@ -240,7 +240,7 @@
           <w:rFonts w:ascii="Calibri" w:hAnsi="Calibri"/>
           <w:sz w:val="22"/>
         </w:rPr>
-        <w:t>Original and normalized scales, concreteness, and Zipf frequency</w:t>
+        <w:t>Original and normalized scales, concreteness, Zipf frequency, and Age of Acquisition</w:t>
       </w:r>
     </w:p>
     <w:p>
@@ -906,7 +906,7 @@
           <w:rFonts w:ascii="Calibri" w:hAnsi="Calibri"/>
           <w:sz w:val="22"/>
         </w:rPr>
-        <w:t xml:space="preserve"> VAD ratings, emotion associations, sentiment associations, emotion intensities, normative lexical concreteness, and corpus-relative lexical frequency are different kinds of evidence.</w:t>
+        <w:t xml:space="preserve"> VAD ratings, emotion associations, sentiment associations, emotion intensities, normative lexical concreteness, corpus-relative lexical frequency, and retrospective normative lexical Age of Acquisition are different kinds of evidence.</w:t>
       </w:r>
     </w:p>
     <w:p>
@@ -3797,6 +3797,657 @@
           <w:sz w:val="22"/>
         </w:rPr>
         <w:t>Avoid: “The poem is easy,” “the vocabulary is sophisticated,” or “the reader will understand it.” Corpus-relative word frequency is not a direct measure of difficulty, accessibility, intelligence, or literary quality.</w:t>
+      </w:r>
+    </w:p>
+    <w:p>
+      <w:pPr>
+        <w:pStyle w:val="Heading2"/>
+      </w:pPr>
+      <w:r>
+        <w:rPr>
+          <w:rFonts w:ascii="Calibri" w:hAnsi="Calibri"/>
+          <w:sz w:val="22"/>
+        </w:rPr>
+        <w:t>Retrospective Normative Lexical Age of Acquisition</w:t>
+      </w:r>
+    </w:p>
+    <w:p>
+      <w:pPr>
+        <w:widowControl/>
+        <w:spacing w:before="0" w:after="120" w:line="300" w:lineRule="auto"/>
+      </w:pPr>
+      <w:r>
+        <w:rPr>
+          <w:rFonts w:ascii="Calibri" w:hAnsi="Calibri"/>
+          <w:sz w:val="22"/>
+        </w:rPr>
+        <w:t>The optional one-poem module uses the official Kuperman, Stadthagen-Gonzalez, and Brysbaert supplement. A source mean is an adult retrospective estimate of the age, in years, at which respondents believed they learned a word well enough to understand it. It is not normalized into VAD or combined into an affective score.</w:t>
+      </w:r>
+    </w:p>
+    <w:p>
+      <w:pPr>
+        <w:widowControl/>
+        <w:spacing w:before="0" w:after="120" w:line="300" w:lineRule="auto"/>
+      </w:pPr>
+      <w:r>
+        <w:rPr>
+          <w:rFonts w:ascii="Calibri" w:hAnsi="Calibri"/>
+          <w:sz w:val="22"/>
+        </w:rPr>
+        <w:t>VerseVAD reports token-weighted mean, median, population SD, inclusive quartiles, IQR, range, token and unique observed-form-type coverage, configurable acquisition-orientation bands, source-response evidence, structural/POS summaries, term rankings, and the token audit.</w:t>
+      </w:r>
+    </w:p>
+    <w:tbl>
+      <w:tblPr>
+        <w:tblStyle w:val="TableGrid"/>
+        <w:tblW w:type="dxa" w:w="9360"/>
+        <w:jc w:val="left"/>
+        <w:tblLayout w:type="fixed"/>
+        <w:tblLook w:firstColumn="1" w:firstRow="1" w:lastColumn="0" w:lastRow="0" w:noHBand="0" w:noVBand="1" w:val="04A0"/>
+        <w:tblInd w:w="120" w:type="dxa"/>
+        <w:tblBorders>
+          <w:top w:val="single" w:sz="4" w:space="0" w:color="C9D1D8"/>
+          <w:left w:val="single" w:sz="4" w:space="0" w:color="C9D1D8"/>
+          <w:bottom w:val="single" w:sz="4" w:space="0" w:color="C9D1D8"/>
+          <w:right w:val="single" w:sz="4" w:space="0" w:color="C9D1D8"/>
+          <w:insideH w:val="single" w:sz="4" w:space="0" w:color="C9D1D8"/>
+          <w:insideV w:val="single" w:sz="4" w:space="0" w:color="C9D1D8"/>
+        </w:tblBorders>
+      </w:tblPr>
+      <w:tblGrid>
+        <w:gridCol w:w="2700"/>
+        <w:gridCol w:w="6660"/>
+      </w:tblGrid>
+      <w:tr>
+        <w:trPr>
+          <w:cantSplit w:val="true"/>
+          <w:tblHeader w:val="true"/>
+        </w:trPr>
+        <w:tc>
+          <w:tcPr>
+            <w:tcW w:type="dxa" w:w="2700"/>
+            <w:vAlign w:val="center"/>
+            <w:tcMar>
+              <w:top w:w="80" w:type="dxa"/>
+              <w:bottom w:w="80" w:type="dxa"/>
+              <w:start w:w="120" w:type="dxa"/>
+              <w:end w:w="120" w:type="dxa"/>
+            </w:tcMar>
+            <w:shd w:fill="E8EEF5"/>
+          </w:tcPr>
+          <w:p>
+            <w:pPr>
+              <w:keepNext/>
+              <w:widowControl/>
+              <w:spacing w:before="0" w:after="0" w:line="252" w:lineRule="auto"/>
+            </w:pPr>
+            <w:r>
+              <w:rPr>
+                <w:b/>
+                <w:color w:val="193247"/>
+              </w:rPr>
+            </w:r>
+            <w:r>
+              <w:rPr>
+                <w:rFonts w:ascii="Calibri" w:hAnsi="Calibri"/>
+                <w:b/>
+                <w:color w:val="193247"/>
+                <w:sz w:val="18"/>
+              </w:rPr>
+              <w:t>Source-age interval</w:t>
+            </w:r>
+          </w:p>
+        </w:tc>
+        <w:tc>
+          <w:tcPr>
+            <w:tcW w:type="dxa" w:w="6660"/>
+            <w:vAlign w:val="center"/>
+            <w:tcMar>
+              <w:top w:w="80" w:type="dxa"/>
+              <w:bottom w:w="80" w:type="dxa"/>
+              <w:start w:w="120" w:type="dxa"/>
+              <w:end w:w="120" w:type="dxa"/>
+            </w:tcMar>
+            <w:shd w:fill="E8EEF5"/>
+          </w:tcPr>
+          <w:p>
+            <w:pPr>
+              <w:keepNext/>
+              <w:widowControl/>
+              <w:spacing w:before="0" w:after="0" w:line="252" w:lineRule="auto"/>
+            </w:pPr>
+            <w:r>
+              <w:rPr>
+                <w:b/>
+                <w:color w:val="193247"/>
+              </w:rPr>
+            </w:r>
+            <w:r>
+              <w:rPr>
+                <w:rFonts w:ascii="Calibri" w:hAnsi="Calibri"/>
+                <w:b/>
+                <w:color w:val="193247"/>
+                <w:sz w:val="18"/>
+              </w:rPr>
+              <w:t>Default display label</w:t>
+            </w:r>
+          </w:p>
+        </w:tc>
+      </w:tr>
+      <w:tr>
+        <w:trPr>
+          <w:cantSplit w:val="true"/>
+        </w:trPr>
+        <w:tc>
+          <w:tcPr>
+            <w:tcW w:type="dxa" w:w="2700"/>
+            <w:vAlign w:val="center"/>
+            <w:tcMar>
+              <w:top w:w="80" w:type="dxa"/>
+              <w:bottom w:w="80" w:type="dxa"/>
+              <w:start w:w="120" w:type="dxa"/>
+              <w:end w:w="120" w:type="dxa"/>
+            </w:tcMar>
+          </w:tcPr>
+          <w:p>
+            <w:pPr>
+              <w:widowControl/>
+              <w:spacing w:before="0" w:after="0" w:line="252" w:lineRule="auto"/>
+            </w:pPr>
+            <w:r/>
+            <w:r>
+              <w:rPr>
+                <w:rFonts w:ascii="Calibri" w:hAnsi="Calibri"/>
+                <w:sz w:val="18"/>
+              </w:rPr>
+              <w:t>At or below 5 years</w:t>
+            </w:r>
+          </w:p>
+        </w:tc>
+        <w:tc>
+          <w:tcPr>
+            <w:tcW w:type="dxa" w:w="6660"/>
+            <w:vAlign w:val="center"/>
+            <w:tcMar>
+              <w:top w:w="80" w:type="dxa"/>
+              <w:bottom w:w="80" w:type="dxa"/>
+              <w:start w:w="120" w:type="dxa"/>
+              <w:end w:w="120" w:type="dxa"/>
+            </w:tcMar>
+          </w:tcPr>
+          <w:p>
+            <w:pPr>
+              <w:widowControl/>
+              <w:spacing w:before="0" w:after="0" w:line="252" w:lineRule="auto"/>
+            </w:pPr>
+            <w:r/>
+            <w:r>
+              <w:rPr>
+                <w:rFonts w:ascii="Calibri" w:hAnsi="Calibri"/>
+                <w:sz w:val="18"/>
+              </w:rPr>
+              <w:t>Early-acquired</w:t>
+            </w:r>
+          </w:p>
+        </w:tc>
+      </w:tr>
+      <w:tr>
+        <w:trPr>
+          <w:cantSplit w:val="true"/>
+        </w:trPr>
+        <w:tc>
+          <w:tcPr>
+            <w:tcW w:type="dxa" w:w="2700"/>
+            <w:vAlign w:val="center"/>
+            <w:tcMar>
+              <w:top w:w="80" w:type="dxa"/>
+              <w:bottom w:w="80" w:type="dxa"/>
+              <w:start w:w="120" w:type="dxa"/>
+              <w:end w:w="120" w:type="dxa"/>
+            </w:tcMar>
+          </w:tcPr>
+          <w:p>
+            <w:pPr>
+              <w:widowControl/>
+              <w:spacing w:before="0" w:after="0" w:line="252" w:lineRule="auto"/>
+            </w:pPr>
+            <w:r/>
+            <w:r>
+              <w:rPr>
+                <w:rFonts w:ascii="Calibri" w:hAnsi="Calibri"/>
+                <w:sz w:val="18"/>
+              </w:rPr>
+              <w:t>Above 5 and below 12 years</w:t>
+            </w:r>
+          </w:p>
+        </w:tc>
+        <w:tc>
+          <w:tcPr>
+            <w:tcW w:type="dxa" w:w="6660"/>
+            <w:vAlign w:val="center"/>
+            <w:tcMar>
+              <w:top w:w="80" w:type="dxa"/>
+              <w:bottom w:w="80" w:type="dxa"/>
+              <w:start w:w="120" w:type="dxa"/>
+              <w:end w:w="120" w:type="dxa"/>
+            </w:tcMar>
+          </w:tcPr>
+          <w:p>
+            <w:pPr>
+              <w:widowControl/>
+              <w:spacing w:before="0" w:after="0" w:line="252" w:lineRule="auto"/>
+            </w:pPr>
+            <w:r/>
+            <w:r>
+              <w:rPr>
+                <w:rFonts w:ascii="Calibri" w:hAnsi="Calibri"/>
+                <w:sz w:val="18"/>
+              </w:rPr>
+              <w:t>Middle range</w:t>
+            </w:r>
+          </w:p>
+        </w:tc>
+      </w:tr>
+      <w:tr>
+        <w:trPr>
+          <w:cantSplit w:val="true"/>
+        </w:trPr>
+        <w:tc>
+          <w:tcPr>
+            <w:tcW w:type="dxa" w:w="2700"/>
+            <w:vAlign w:val="center"/>
+            <w:tcMar>
+              <w:top w:w="80" w:type="dxa"/>
+              <w:bottom w:w="80" w:type="dxa"/>
+              <w:start w:w="120" w:type="dxa"/>
+              <w:end w:w="120" w:type="dxa"/>
+            </w:tcMar>
+          </w:tcPr>
+          <w:p>
+            <w:pPr>
+              <w:widowControl/>
+              <w:spacing w:before="0" w:after="0" w:line="252" w:lineRule="auto"/>
+            </w:pPr>
+            <w:r/>
+            <w:r>
+              <w:rPr>
+                <w:rFonts w:ascii="Calibri" w:hAnsi="Calibri"/>
+                <w:sz w:val="18"/>
+              </w:rPr>
+              <w:t>At or above 12 years</w:t>
+            </w:r>
+          </w:p>
+        </w:tc>
+        <w:tc>
+          <w:tcPr>
+            <w:tcW w:type="dxa" w:w="6660"/>
+            <w:vAlign w:val="center"/>
+            <w:tcMar>
+              <w:top w:w="80" w:type="dxa"/>
+              <w:bottom w:w="80" w:type="dxa"/>
+              <w:start w:w="120" w:type="dxa"/>
+              <w:end w:w="120" w:type="dxa"/>
+            </w:tcMar>
+          </w:tcPr>
+          <w:p>
+            <w:pPr>
+              <w:widowControl/>
+              <w:spacing w:before="0" w:after="0" w:line="252" w:lineRule="auto"/>
+            </w:pPr>
+            <w:r/>
+            <w:r>
+              <w:rPr>
+                <w:rFonts w:ascii="Calibri" w:hAnsi="Calibri"/>
+                <w:sz w:val="18"/>
+              </w:rPr>
+              <w:t>Later-acquired</w:t>
+            </w:r>
+          </w:p>
+        </w:tc>
+      </w:tr>
+    </w:tbl>
+    <w:p>
+      <w:pPr>
+        <w:widowControl/>
+        <w:spacing w:before="0" w:after="60" w:line="240" w:lineRule="auto"/>
+      </w:pPr>
+    </w:p>
+    <w:p>
+      <w:pPr>
+        <w:widowControl/>
+        <w:spacing w:before="0" w:after="120" w:line="300" w:lineRule="auto"/>
+      </w:pPr>
+      <w:r>
+        <w:rPr>
+          <w:rFonts w:ascii="Calibri" w:hAnsi="Calibri"/>
+          <w:sz w:val="22"/>
+        </w:rPr>
+        <w:t xml:space="preserve">These thresholds are configurable VerseVAD orientation aids, not categories validated by the source paper. A source row with </w:t>
+      </w:r>
+      <w:r>
+        <w:rPr>
+          <w:rFonts w:ascii="Consolas" w:hAnsi="Consolas"/>
+          <w:color w:val="1F4D78"/>
+          <w:sz w:val="19"/>
+        </w:rPr>
+        <w:t>Rating.Mean = NA</w:t>
+      </w:r>
+      <w:r>
+        <w:rPr>
+          <w:rFonts w:ascii="Calibri" w:hAnsi="Calibri"/>
+          <w:sz w:val="22"/>
+        </w:rPr>
+        <w:t xml:space="preserve"> remains auditable but has no numeric age. Unmatched and ineligible forms also remain missing rather than becoming age zero.</w:t>
+      </w:r>
+    </w:p>
+    <w:p>
+      <w:pPr>
+        <w:widowControl/>
+        <w:spacing w:before="0" w:after="120" w:line="300" w:lineRule="auto"/>
+      </w:pPr>
+      <w:r>
+        <w:rPr>
+          <w:rFonts w:ascii="Calibri" w:hAnsi="Calibri"/>
+          <w:sz w:val="22"/>
+        </w:rPr>
+        <w:t xml:space="preserve">The paper describes target selection from base forms used most frequently as nouns, verbs, or adjectives. The official supplement nevertheless has numeric ratings for polyfunctional spellings such as </w:t>
+      </w:r>
+      <w:r>
+        <w:rPr>
+          <w:rFonts w:ascii="Consolas" w:hAnsi="Consolas"/>
+          <w:color w:val="1F4D78"/>
+          <w:sz w:val="19"/>
+        </w:rPr>
+        <w:t>the</w:t>
+      </w:r>
+      <w:r>
+        <w:rPr>
+          <w:rFonts w:ascii="Calibri" w:hAnsi="Calibri"/>
+          <w:sz w:val="22"/>
+        </w:rPr>
+        <w:t xml:space="preserve">, </w:t>
+      </w:r>
+      <w:r>
+        <w:rPr>
+          <w:rFonts w:ascii="Consolas" w:hAnsi="Consolas"/>
+          <w:color w:val="1F4D78"/>
+          <w:sz w:val="19"/>
+        </w:rPr>
+        <w:t>and</w:t>
+      </w:r>
+      <w:r>
+        <w:rPr>
+          <w:rFonts w:ascii="Calibri" w:hAnsi="Calibri"/>
+          <w:sz w:val="22"/>
+        </w:rPr>
+        <w:t xml:space="preserve">, </w:t>
+      </w:r>
+      <w:r>
+        <w:rPr>
+          <w:rFonts w:ascii="Consolas" w:hAnsi="Consolas"/>
+          <w:color w:val="1F4D78"/>
+          <w:sz w:val="19"/>
+        </w:rPr>
+        <w:t>he</w:t>
+      </w:r>
+      <w:r>
+        <w:rPr>
+          <w:rFonts w:ascii="Calibri" w:hAnsi="Calibri"/>
+          <w:sz w:val="22"/>
+        </w:rPr>
+        <w:t xml:space="preserve">, </w:t>
+      </w:r>
+      <w:r>
+        <w:rPr>
+          <w:rFonts w:ascii="Consolas" w:hAnsi="Consolas"/>
+          <w:color w:val="1F4D78"/>
+          <w:sz w:val="19"/>
+        </w:rPr>
+        <w:t>of</w:t>
+      </w:r>
+      <w:r>
+        <w:rPr>
+          <w:rFonts w:ascii="Calibri" w:hAnsi="Calibri"/>
+          <w:sz w:val="22"/>
+        </w:rPr>
+        <w:t xml:space="preserve">, and </w:t>
+      </w:r>
+      <w:r>
+        <w:rPr>
+          <w:rFonts w:ascii="Consolas" w:hAnsi="Consolas"/>
+          <w:color w:val="1F4D78"/>
+          <w:sz w:val="19"/>
+        </w:rPr>
+        <w:t>to</w:t>
+      </w:r>
+      <w:r>
+        <w:rPr>
+          <w:rFonts w:ascii="Calibri" w:hAnsi="Calibri"/>
+          <w:sz w:val="22"/>
+        </w:rPr>
+        <w:t xml:space="preserve">. The optional </w:t>
+      </w:r>
+      <w:r>
+        <w:rPr>
+          <w:rFonts w:ascii="Calibri" w:hAnsi="Calibri"/>
+          <w:b/>
+          <w:sz w:val="22"/>
+        </w:rPr>
+        <w:t>AoA content words only</w:t>
+      </w:r>
+      <w:r>
+        <w:rPr>
+          <w:rFonts w:ascii="Calibri" w:hAnsi="Calibri"/>
+          <w:sz w:val="22"/>
+        </w:rPr>
+        <w:t xml:space="preserve"> scope therefore remains meaningful and off by default. It uses the poem occurrence's contextual model tag and includes only </w:t>
+      </w:r>
+      <w:r>
+        <w:rPr>
+          <w:rFonts w:ascii="Consolas" w:hAnsi="Consolas"/>
+          <w:color w:val="1F4D78"/>
+          <w:sz w:val="19"/>
+        </w:rPr>
+        <w:t>NOUN</w:t>
+      </w:r>
+      <w:r>
+        <w:rPr>
+          <w:rFonts w:ascii="Calibri" w:hAnsi="Calibri"/>
+          <w:sz w:val="22"/>
+        </w:rPr>
+        <w:t xml:space="preserve">, </w:t>
+      </w:r>
+      <w:r>
+        <w:rPr>
+          <w:rFonts w:ascii="Consolas" w:hAnsi="Consolas"/>
+          <w:color w:val="1F4D78"/>
+          <w:sz w:val="19"/>
+        </w:rPr>
+        <w:t>VERB</w:t>
+      </w:r>
+      <w:r>
+        <w:rPr>
+          <w:rFonts w:ascii="Calibri" w:hAnsi="Calibri"/>
+          <w:sz w:val="22"/>
+        </w:rPr>
+        <w:t xml:space="preserve">, </w:t>
+      </w:r>
+      <w:r>
+        <w:rPr>
+          <w:rFonts w:ascii="Consolas" w:hAnsi="Consolas"/>
+          <w:color w:val="1F4D78"/>
+          <w:sz w:val="19"/>
+        </w:rPr>
+        <w:t>ADJ</w:t>
+      </w:r>
+      <w:r>
+        <w:rPr>
+          <w:rFonts w:ascii="Calibri" w:hAnsi="Calibri"/>
+          <w:sz w:val="22"/>
+        </w:rPr>
+        <w:t xml:space="preserve">, and </w:t>
+      </w:r>
+      <w:r>
+        <w:rPr>
+          <w:rFonts w:ascii="Consolas" w:hAnsi="Consolas"/>
+          <w:color w:val="1F4D78"/>
+          <w:sz w:val="19"/>
+        </w:rPr>
+        <w:t>ADV</w:t>
+      </w:r>
+      <w:r>
+        <w:rPr>
+          <w:rFonts w:ascii="Calibri" w:hAnsi="Calibri"/>
+          <w:sz w:val="22"/>
+        </w:rPr>
+        <w:t>.</w:t>
+      </w:r>
+    </w:p>
+    <w:p>
+      <w:pPr>
+        <w:widowControl/>
+        <w:spacing w:before="0" w:after="120" w:line="300" w:lineRule="auto"/>
+      </w:pPr>
+      <w:r>
+        <w:rPr>
+          <w:rFonts w:ascii="Calibri" w:hAnsi="Calibri"/>
+          <w:sz w:val="22"/>
+        </w:rPr>
+        <w:t>When Frequency or Concreteness is enabled too, VerseVAD can show a descriptive Spearman rank relationship after collapsing repetitions to unique paired normalized surface types. It requires at least three paired types, excludes multiword concreteness assignments, and does not establish causation.</w:t>
+      </w:r>
+    </w:p>
+    <w:p>
+      <w:pPr>
+        <w:widowControl/>
+        <w:spacing w:before="0" w:after="120" w:line="300" w:lineRule="auto"/>
+      </w:pPr>
+      <w:r>
+        <w:rPr>
+          <w:rFonts w:ascii="Calibri" w:hAnsi="Calibri"/>
+          <w:sz w:val="22"/>
+        </w:rPr>
+        <w:t xml:space="preserve">For matched source ages </w:t>
+      </w:r>
+      <w:r>
+        <w:rPr>
+          <w:rFonts w:ascii="Consolas" w:hAnsi="Consolas"/>
+          <w:color w:val="1F4D78"/>
+          <w:sz w:val="19"/>
+        </w:rPr>
+        <w:t>a_i</w:t>
+      </w:r>
+      <w:r>
+        <w:rPr>
+          <w:rFonts w:ascii="Calibri" w:hAnsi="Calibri"/>
+          <w:sz w:val="22"/>
+        </w:rPr>
+        <w:t xml:space="preserve"> across </w:t>
+      </w:r>
+      <w:r>
+        <w:rPr>
+          <w:rFonts w:ascii="Consolas" w:hAnsi="Consolas"/>
+          <w:color w:val="1F4D78"/>
+          <w:sz w:val="19"/>
+        </w:rPr>
+        <w:t>A</w:t>
+      </w:r>
+      <w:r>
+        <w:rPr>
+          <w:rFonts w:ascii="Calibri" w:hAnsi="Calibri"/>
+          <w:sz w:val="22"/>
+        </w:rPr>
+        <w:t xml:space="preserve"> matched token positions:</w:t>
+      </w:r>
+    </w:p>
+    <w:p>
+      <w:pPr>
+        <w:pStyle w:val="Formula"/>
+      </w:pPr>
+      <w:r>
+        <w:rPr>
+          <w:rFonts w:ascii="Consolas" w:hAnsi="Consolas"/>
+          <w:color w:val="1F4D78"/>
+          <w:sz w:val="19"/>
+        </w:rPr>
+        <w:t>mean_aoa = sum(a_i) / A</w:t>
+      </w:r>
+    </w:p>
+    <w:p>
+      <w:pPr>
+        <w:pStyle w:val="Formula"/>
+      </w:pPr>
+      <w:r>
+        <w:rPr>
+          <w:rFonts w:ascii="Consolas" w:hAnsi="Consolas"/>
+          <w:color w:val="1F4D78"/>
+          <w:sz w:val="19"/>
+        </w:rPr>
+        <w:t>aoa_token_coverage = matched numeric eligible token positions / eligible token positions</w:t>
+      </w:r>
+    </w:p>
+    <w:p>
+      <w:pPr>
+        <w:widowControl/>
+        <w:spacing w:before="0" w:after="120" w:line="300" w:lineRule="auto"/>
+      </w:pPr>
+      <w:r>
+        <w:rPr>
+          <w:rFonts w:ascii="Calibri" w:hAnsi="Calibri"/>
+          <w:sz w:val="22"/>
+        </w:rPr>
+        <w:t>For each source word:</w:t>
+      </w:r>
+    </w:p>
+    <w:p>
+      <w:pPr>
+        <w:pStyle w:val="Formula"/>
+      </w:pPr>
+      <w:r>
+        <w:rPr>
+          <w:rFonts w:ascii="Consolas" w:hAnsi="Consolas"/>
+          <w:color w:val="1F4D78"/>
+          <w:sz w:val="19"/>
+        </w:rPr>
+        <w:t>numeric_response_proportion = OccurNum / OccurTotal</w:t>
+      </w:r>
+    </w:p>
+    <w:p>
+      <w:pPr>
+        <w:widowControl/>
+        <w:spacing w:before="0" w:after="120" w:line="300" w:lineRule="auto"/>
+      </w:pPr>
+      <w:r>
+        <w:rPr>
+          <w:rFonts w:ascii="Calibri" w:hAnsi="Calibri"/>
+          <w:sz w:val="22"/>
+        </w:rPr>
+        <w:t>Source-response evidence describes the source norm; it does not change the poem's token weighting.</w:t>
+      </w:r>
+    </w:p>
+    <w:p>
+      <w:pPr>
+        <w:widowControl/>
+        <w:spacing w:before="0" w:after="120" w:line="300" w:lineRule="auto"/>
+      </w:pPr>
+      <w:r>
+        <w:rPr>
+          <w:rFonts w:ascii="Calibri" w:hAnsi="Calibri"/>
+          <w:sz w:val="22"/>
+        </w:rPr>
+        <w:t>Safe wording: “The matched tokens had a mean retrospective normative lexical AoA of 7.2 years, with 83% token coverage.”</w:t>
+      </w:r>
+    </w:p>
+    <w:p>
+      <w:pPr>
+        <w:widowControl/>
+        <w:spacing w:before="0" w:after="120" w:line="300" w:lineRule="auto"/>
+      </w:pPr>
+      <w:r>
+        <w:rPr>
+          <w:rFonts w:ascii="Calibri" w:hAnsi="Calibri"/>
+          <w:sz w:val="22"/>
+        </w:rPr>
+        <w:t>Avoid: “The poem is for seven-year-olds,” “the vocabulary is difficult,” or “the author shows cognitive decline.” Age-of-acquisition results are not grade-level, comprehension, intelligence, reader-response, or cognitive diagnostic measures.</w:t>
       </w:r>
     </w:p>
     <w:p>
@@ -6009,7 +6660,7 @@
           <w:rFonts w:ascii="Calibri" w:hAnsi="Calibri"/>
           <w:sz w:val="22"/>
         </w:rPr>
-        <w:t xml:space="preserve">The optional frequency setting </w:t>
+        <w:t xml:space="preserve">The optional Frequency and AoA settings </w:t>
       </w:r>
       <w:r>
         <w:rPr>
@@ -6024,7 +6675,7 @@
           <w:rFonts w:ascii="Calibri" w:hAnsi="Calibri"/>
           <w:sz w:val="22"/>
         </w:rPr>
-        <w:t xml:space="preserve"> uses a narrower rule than this broad display. It includes exact tags </w:t>
+        <w:t xml:space="preserve"> use a narrower rule than this broad display. They include exact tags </w:t>
       </w:r>
       <w:r>
         <w:rPr>
@@ -6114,7 +6765,7 @@
           <w:rFonts w:ascii="Calibri" w:hAnsi="Calibri"/>
           <w:sz w:val="22"/>
         </w:rPr>
-        <w:t xml:space="preserve"> are not automatically included. Always report which scope was used.</w:t>
+        <w:t xml:space="preserve"> are not automatically included. The two module settings are recorded separately. Always report which scope was used.</w:t>
       </w:r>
     </w:p>
     <w:p>
@@ -10940,6 +11591,111 @@
     </w:p>
     <w:p>
       <w:pPr>
+        <w:pStyle w:val="Heading2"/>
+      </w:pPr>
+      <w:r>
+        <w:rPr>
+          <w:rFonts w:ascii="Calibri" w:hAnsi="Calibri"/>
+          <w:sz w:val="22"/>
+        </w:rPr>
+        <w:t>Example H: Age of Acquisition and Missing Values</w:t>
+      </w:r>
+    </w:p>
+    <w:p>
+      <w:pPr>
+        <w:widowControl/>
+        <w:spacing w:before="0" w:after="120" w:line="300" w:lineRule="auto"/>
+      </w:pPr>
+      <w:r>
+        <w:rPr>
+          <w:rFonts w:ascii="Calibri" w:hAnsi="Calibri"/>
+          <w:sz w:val="22"/>
+        </w:rPr>
+        <w:t xml:space="preserve">Suppose the matched source mean ages are </w:t>
+      </w:r>
+      <w:r>
+        <w:rPr>
+          <w:rFonts w:ascii="Consolas" w:hAnsi="Consolas"/>
+          <w:color w:val="1F4D78"/>
+          <w:sz w:val="19"/>
+        </w:rPr>
+        <w:t>3, 3, 8, 8, 14</w:t>
+      </w:r>
+      <w:r>
+        <w:rPr>
+          <w:rFonts w:ascii="Calibri" w:hAnsi="Calibri"/>
+          <w:sz w:val="22"/>
+        </w:rPr>
+        <w:t>, and one additional eligible token is unmatched.</w:t>
+      </w:r>
+    </w:p>
+    <w:p>
+      <w:pPr>
+        <w:pStyle w:val="Formula"/>
+      </w:pPr>
+      <w:r>
+        <w:rPr>
+          <w:rFonts w:ascii="Consolas" w:hAnsi="Consolas"/>
+          <w:color w:val="1F4D78"/>
+          <w:sz w:val="19"/>
+        </w:rPr>
+        <w:t>mean = (3 + 3 + 8 + 8 + 14) / 5 = 7.2 years</w:t>
+      </w:r>
+    </w:p>
+    <w:p>
+      <w:pPr>
+        <w:pStyle w:val="Formula"/>
+      </w:pPr>
+      <w:r>
+        <w:rPr>
+          <w:rFonts w:ascii="Consolas" w:hAnsi="Consolas"/>
+          <w:color w:val="1F4D78"/>
+          <w:sz w:val="19"/>
+        </w:rPr>
+        <w:t>median = 8 years</w:t>
+      </w:r>
+    </w:p>
+    <w:p>
+      <w:pPr>
+        <w:pStyle w:val="Formula"/>
+      </w:pPr>
+      <w:r>
+        <w:rPr>
+          <w:rFonts w:ascii="Consolas" w:hAnsi="Consolas"/>
+          <w:color w:val="1F4D78"/>
+          <w:sz w:val="19"/>
+        </w:rPr>
+        <w:t>token coverage = 5 / 6 = approximately 83.3%</w:t>
+      </w:r>
+    </w:p>
+    <w:p>
+      <w:pPr>
+        <w:widowControl/>
+        <w:spacing w:before="0" w:after="120" w:line="300" w:lineRule="auto"/>
+      </w:pPr>
+      <w:r>
+        <w:rPr>
+          <w:rFonts w:ascii="Calibri" w:hAnsi="Calibri"/>
+          <w:sz w:val="22"/>
+        </w:rPr>
+        <w:t>Using the default bands, two matched occurrences are early-acquired, two are in the middle range, and one is later-acquired. The unmatched token does not receive age zero and does not enter the mean. Report whether the default or contextual content-word-only scope supplied the denominator.</w:t>
+      </w:r>
+    </w:p>
+    <w:p>
+      <w:pPr>
+        <w:widowControl/>
+        <w:spacing w:before="0" w:after="120" w:line="300" w:lineRule="auto"/>
+      </w:pPr>
+      <w:r>
+        <w:rPr>
+          <w:rFonts w:ascii="Calibri" w:hAnsi="Calibri"/>
+          <w:sz w:val="22"/>
+        </w:rPr>
+        <w:t>Interpretation: the represented token occurrences have a mean retrospective normative lexical AoA of 7.2 years in the source ratings. This is not a claim about the text's grade level, reader difficulty, or anyone's cognition.</w:t>
+      </w:r>
+    </w:p>
+    <w:p>
+      <w:pPr>
         <w:pStyle w:val="Heading1"/>
       </w:pPr>
       <w:r>
@@ -11032,7 +11788,7 @@
           <w:rFonts w:ascii="Calibri" w:hAnsi="Calibri"/>
           <w:sz w:val="22"/>
         </w:rPr>
-        <w:t>construct: VAD, emotion association, sentiment association, emotion intensity, normative lexical concreteness, or corpus-relative lexical frequency;</w:t>
+        <w:t>construct: VAD, emotion association, sentiment association, emotion intensity, normative lexical concreteness, corpus-relative lexical frequency, or retrospective normative lexical Age of Acquisition;</w:t>
       </w:r>
     </w:p>
     <w:p>
@@ -11104,7 +11860,7 @@
           <w:rFonts w:ascii="Calibri" w:hAnsi="Calibri"/>
           <w:sz w:val="22"/>
         </w:rPr>
-        <w:t>frequency scope when relevant: all lexical tokens or content words only;</w:t>
+        <w:t>Frequency or AoA scope when relevant: all lexical tokens or contextual content words only;</w:t>
       </w:r>
     </w:p>
     <w:p>
@@ -11338,7 +12094,7 @@
           <w:b/>
           <w:sz w:val="22"/>
         </w:rPr>
-        <w:t>[analysis view or frequency scope when applicable]</w:t>
+        <w:t>[analysis view or optional-module scope when applicable]</w:t>
       </w:r>
       <w:r>
         <w:rPr>
@@ -11398,7 +12154,7 @@
           <w:b/>
           <w:sz w:val="22"/>
         </w:rPr>
-        <w:t>[Dispersion, contributors, sensitivity, or corpus divergence]</w:t>
+        <w:t>[Dispersion, contributors, response evidence, relationship, sensitivity, or corpus divergence]</w:t>
       </w:r>
       <w:r>
         <w:rPr>
@@ -11600,6 +12356,63 @@
                 <w:rFonts w:ascii="Calibri" w:hAnsi="Calibri"/>
                 <w:sz w:val="18"/>
               </w:rPr>
+              <w:t>Age of Acquisition rating</w:t>
+            </w:r>
+          </w:p>
+        </w:tc>
+        <w:tc>
+          <w:tcPr>
+            <w:tcW w:type="dxa" w:w="5760"/>
+            <w:vAlign w:val="center"/>
+            <w:tcMar>
+              <w:top w:w="80" w:type="dxa"/>
+              <w:bottom w:w="80" w:type="dxa"/>
+              <w:start w:w="120" w:type="dxa"/>
+              <w:end w:w="120" w:type="dxa"/>
+            </w:tcMar>
+          </w:tcPr>
+          <w:p>
+            <w:pPr>
+              <w:widowControl/>
+              <w:spacing w:before="0" w:after="0" w:line="252" w:lineRule="auto"/>
+            </w:pPr>
+            <w:r/>
+            <w:r>
+              <w:rPr>
+                <w:rFonts w:ascii="Calibri" w:hAnsi="Calibri"/>
+                <w:sz w:val="18"/>
+              </w:rPr>
+              <w:t>Adult retrospective source estimate, in years, of when a listed word was learned well enough to understand</w:t>
+            </w:r>
+          </w:p>
+        </w:tc>
+      </w:tr>
+      <w:tr>
+        <w:trPr>
+          <w:cantSplit w:val="true"/>
+        </w:trPr>
+        <w:tc>
+          <w:tcPr>
+            <w:tcW w:type="dxa" w:w="3600"/>
+            <w:vAlign w:val="center"/>
+            <w:tcMar>
+              <w:top w:w="80" w:type="dxa"/>
+              <w:bottom w:w="80" w:type="dxa"/>
+              <w:start w:w="120" w:type="dxa"/>
+              <w:end w:w="120" w:type="dxa"/>
+            </w:tcMar>
+          </w:tcPr>
+          <w:p>
+            <w:pPr>
+              <w:widowControl/>
+              <w:spacing w:before="0" w:after="0" w:line="252" w:lineRule="auto"/>
+            </w:pPr>
+            <w:r/>
+            <w:r>
+              <w:rPr>
+                <w:rFonts w:ascii="Calibri" w:hAnsi="Calibri"/>
+                <w:sz w:val="18"/>
+              </w:rPr>
               <w:t>Analysis run</w:t>
             </w:r>
           </w:p>
@@ -11684,6 +12497,63 @@
                 <w:sz w:val="18"/>
               </w:rPr>
               <w:t>All matched observations or stopwords excluded</w:t>
+            </w:r>
+          </w:p>
+        </w:tc>
+      </w:tr>
+      <w:tr>
+        <w:trPr>
+          <w:cantSplit w:val="true"/>
+        </w:trPr>
+        <w:tc>
+          <w:tcPr>
+            <w:tcW w:type="dxa" w:w="3600"/>
+            <w:vAlign w:val="center"/>
+            <w:tcMar>
+              <w:top w:w="80" w:type="dxa"/>
+              <w:bottom w:w="80" w:type="dxa"/>
+              <w:start w:w="120" w:type="dxa"/>
+              <w:end w:w="120" w:type="dxa"/>
+            </w:tcMar>
+          </w:tcPr>
+          <w:p>
+            <w:pPr>
+              <w:widowControl/>
+              <w:spacing w:before="0" w:after="0" w:line="252" w:lineRule="auto"/>
+            </w:pPr>
+            <w:r/>
+            <w:r>
+              <w:rPr>
+                <w:rFonts w:ascii="Calibri" w:hAnsi="Calibri"/>
+                <w:sz w:val="18"/>
+              </w:rPr>
+              <w:t>AoA orientation band</w:t>
+            </w:r>
+          </w:p>
+        </w:tc>
+        <w:tc>
+          <w:tcPr>
+            <w:tcW w:type="dxa" w:w="5760"/>
+            <w:vAlign w:val="center"/>
+            <w:tcMar>
+              <w:top w:w="80" w:type="dxa"/>
+              <w:bottom w:w="80" w:type="dxa"/>
+              <w:start w:w="120" w:type="dxa"/>
+              <w:end w:w="120" w:type="dxa"/>
+            </w:tcMar>
+          </w:tcPr>
+          <w:p>
+            <w:pPr>
+              <w:widowControl/>
+              <w:spacing w:before="0" w:after="0" w:line="252" w:lineRule="auto"/>
+            </w:pPr>
+            <w:r/>
+            <w:r>
+              <w:rPr>
+                <w:rFonts w:ascii="Calibri" w:hAnsi="Calibri"/>
+                <w:sz w:val="18"/>
+              </w:rPr>
+              <w:t>Configurable early/middle/later VerseVAD display aid, not a source-validated category</w:t>
             </w:r>
           </w:p>
         </w:tc>
@@ -11968,7 +12838,7 @@
                 <w:rFonts w:ascii="Calibri" w:hAnsi="Calibri"/>
                 <w:sz w:val="18"/>
               </w:rPr>
-              <w:t>Optional frequency scope limited to exact model tags NOUN, VERB, ADJ, and ADV; off by default</w:t>
+              <w:t>Optional Frequency or AoA contextual scope limited to exact model tags NOUN, VERB, ADJ, and ADV; off by default</w:t>
             </w:r>
           </w:p>
         </w:tc>
@@ -12740,6 +13610,78 @@
                 <w:rFonts w:ascii="Calibri" w:hAnsi="Calibri"/>
                 <w:sz w:val="18"/>
               </w:rPr>
+              <w:t>Numeric-response proportion</w:t>
+            </w:r>
+          </w:p>
+        </w:tc>
+        <w:tc>
+          <w:tcPr>
+            <w:tcW w:type="dxa" w:w="5760"/>
+            <w:vAlign w:val="center"/>
+            <w:tcMar>
+              <w:top w:w="80" w:type="dxa"/>
+              <w:bottom w:w="80" w:type="dxa"/>
+              <w:start w:w="120" w:type="dxa"/>
+              <w:end w:w="120" w:type="dxa"/>
+            </w:tcMar>
+          </w:tcPr>
+          <w:p>
+            <w:pPr>
+              <w:widowControl/>
+              <w:spacing w:before="0" w:after="0" w:line="252" w:lineRule="auto"/>
+            </w:pPr>
+            <w:r/>
+            <w:r>
+              <w:rPr>
+                <w:rFonts w:ascii="Calibri" w:hAnsi="Calibri"/>
+                <w:sz w:val="18"/>
+              </w:rPr>
+              <w:t xml:space="preserve">For the AoA source, numeric responses divided by total responses; preserved separately from the source's </w:t>
+            </w:r>
+            <w:r>
+              <w:rPr>
+                <w:rFonts w:ascii="Consolas" w:hAnsi="Consolas"/>
+                <w:color w:val="1F4D78"/>
+                <w:sz w:val="17"/>
+              </w:rPr>
+              <w:t>Dunno</w:t>
+            </w:r>
+            <w:r>
+              <w:rPr>
+                <w:rFonts w:ascii="Calibri" w:hAnsi="Calibri"/>
+                <w:sz w:val="18"/>
+              </w:rPr>
+              <w:t xml:space="preserve"> label</w:t>
+            </w:r>
+          </w:p>
+        </w:tc>
+      </w:tr>
+      <w:tr>
+        <w:trPr>
+          <w:cantSplit w:val="true"/>
+        </w:trPr>
+        <w:tc>
+          <w:tcPr>
+            <w:tcW w:type="dxa" w:w="3600"/>
+            <w:vAlign w:val="center"/>
+            <w:tcMar>
+              <w:top w:w="80" w:type="dxa"/>
+              <w:bottom w:w="80" w:type="dxa"/>
+              <w:start w:w="120" w:type="dxa"/>
+              <w:end w:w="120" w:type="dxa"/>
+            </w:tcMar>
+          </w:tcPr>
+          <w:p>
+            <w:pPr>
+              <w:widowControl/>
+              <w:spacing w:before="0" w:after="0" w:line="252" w:lineRule="auto"/>
+            </w:pPr>
+            <w:r/>
+            <w:r>
+              <w:rPr>
+                <w:rFonts w:ascii="Calibri" w:hAnsi="Calibri"/>
+                <w:sz w:val="18"/>
+              </w:rPr>
               <w:t>Part-of-speech profile</w:t>
             </w:r>
           </w:p>
@@ -13052,6 +13994,63 @@
                 <w:sz w:val="18"/>
               </w:rPr>
               <w:t>Original value published by one lexicon</w:t>
+            </w:r>
+          </w:p>
+        </w:tc>
+      </w:tr>
+      <w:tr>
+        <w:trPr>
+          <w:cantSplit w:val="true"/>
+        </w:trPr>
+        <w:tc>
+          <w:tcPr>
+            <w:tcW w:type="dxa" w:w="3600"/>
+            <w:vAlign w:val="center"/>
+            <w:tcMar>
+              <w:top w:w="80" w:type="dxa"/>
+              <w:bottom w:w="80" w:type="dxa"/>
+              <w:start w:w="120" w:type="dxa"/>
+              <w:end w:w="120" w:type="dxa"/>
+            </w:tcMar>
+          </w:tcPr>
+          <w:p>
+            <w:pPr>
+              <w:widowControl/>
+              <w:spacing w:before="0" w:after="0" w:line="252" w:lineRule="auto"/>
+            </w:pPr>
+            <w:r/>
+            <w:r>
+              <w:rPr>
+                <w:rFonts w:ascii="Calibri" w:hAnsi="Calibri"/>
+                <w:sz w:val="18"/>
+              </w:rPr>
+              <w:t>Source-unrated AoA entry</w:t>
+            </w:r>
+          </w:p>
+        </w:tc>
+        <w:tc>
+          <w:tcPr>
+            <w:tcW w:type="dxa" w:w="5760"/>
+            <w:vAlign w:val="center"/>
+            <w:tcMar>
+              <w:top w:w="80" w:type="dxa"/>
+              <w:bottom w:w="80" w:type="dxa"/>
+              <w:start w:w="120" w:type="dxa"/>
+              <w:end w:w="120" w:type="dxa"/>
+            </w:tcMar>
+          </w:tcPr>
+          <w:p>
+            <w:pPr>
+              <w:widowControl/>
+              <w:spacing w:before="0" w:after="0" w:line="252" w:lineRule="auto"/>
+            </w:pPr>
+            <w:r/>
+            <w:r>
+              <w:rPr>
+                <w:rFonts w:ascii="Calibri" w:hAnsi="Calibri"/>
+                <w:sz w:val="18"/>
+              </w:rPr>
+              <w:t>A source word row whose mean is unavailable; retained in the audit with no numeric age</w:t>
             </w:r>
           </w:p>
         </w:tc>
@@ -13868,7 +14867,7 @@
         <w:color w:val="66727C"/>
         <w:sz w:val="18"/>
       </w:rPr>
-      <w:t xml:space="preserve">  |  0.9.0.dev0</w:t>
+      <w:t xml:space="preserve">  |  0.10.0.dev0</w:t>
     </w:r>
   </w:p>
 </w:hdr>

--- a/docs/VerseVAD_Values_and_Terminology_Guide.docx
+++ b/docs/VerseVAD_Values_and_Terminology_Guide.docx
@@ -47,7 +47,7 @@
           <w:color w:val="66727C"/>
           <w:sz w:val="21"/>
         </w:rPr>
-        <w:t xml:space="preserve"> 0.10.0.dev0</w:t>
+        <w:t xml:space="preserve"> 0.11.0.dev0</w:t>
       </w:r>
       <w:r>
         <w:rPr>
@@ -71,7 +71,7 @@
           <w:color w:val="66727C"/>
           <w:sz w:val="21"/>
         </w:rPr>
-        <w:t xml:space="preserve"> July 23, 2026</w:t>
+        <w:t xml:space="preserve"> July 24, 2026</w:t>
       </w:r>
       <w:r>
         <w:rPr>
@@ -142,7 +142,7 @@
                 <w:color w:val="193247"/>
                 <w:sz w:val="22"/>
               </w:rPr>
-              <w:t>THE CENTRAL RULE: VerseVAD describes lexical evidence found in published word-rating and corpus-frequency resources. Its optional concreteness, SUBTLEX-US frequency, and retrospective Age of Acquisition results are separate from affective constructs and from each other. VerseVAD does not discover the emotion of a poem, diagnose a speaker or cognition, recover an author's intention, or measure what an individual reader feels.</w:t>
+              <w:t>THE CENTRAL RULE: VerseVAD describes lexical evidence found in published word-rating and corpus-frequency resources plus optional dictionary-based pronunciation evidence. Concreteness, SUBTLEX-US frequency, retrospective Age of Acquisition, and pronunciation/lexical-stress results are separate from affective constructs and from each other. VerseVAD does not discover the emotion of a poem, diagnose a speaker or cognition, recover an author's intention, measure what an individual reader feels, or classify meter or rhyme in Stage 5.</w:t>
             </w:r>
           </w:p>
         </w:tc>
@@ -240,7 +240,7 @@
           <w:rFonts w:ascii="Calibri" w:hAnsi="Calibri"/>
           <w:sz w:val="22"/>
         </w:rPr>
-        <w:t>Original and normalized scales, concreteness, Zipf frequency, and Age of Acquisition</w:t>
+        <w:t>Original and normalized scales, concreteness, Zipf frequency, Age of Acquisition, and dictionary pronunciation</w:t>
       </w:r>
     </w:p>
     <w:p>
@@ -906,7 +906,7 @@
           <w:rFonts w:ascii="Calibri" w:hAnsi="Calibri"/>
           <w:sz w:val="22"/>
         </w:rPr>
-        <w:t xml:space="preserve"> VAD ratings, emotion associations, sentiment associations, emotion intensities, normative lexical concreteness, corpus-relative lexical frequency, and retrospective normative lexical Age of Acquisition are different kinds of evidence.</w:t>
+        <w:t xml:space="preserve"> VAD ratings, emotion associations, sentiment associations, emotion intensities, normative lexical concreteness, corpus-relative lexical frequency, retrospective normative lexical Age of Acquisition, and dictionary pronunciation/lexical stress are different kinds of evidence.</w:t>
       </w:r>
     </w:p>
     <w:p>
@@ -4448,6 +4448,400 @@
           <w:sz w:val="22"/>
         </w:rPr>
         <w:t>Avoid: “The poem is for seven-year-olds,” “the vocabulary is difficult,” or “the author shows cognitive decline.” Age-of-acquisition results are not grade-level, comprehension, intelligence, reader-response, or cognitive diagnostic measures.</w:t>
+      </w:r>
+    </w:p>
+    <w:p>
+      <w:pPr>
+        <w:pStyle w:val="Heading2"/>
+      </w:pPr>
+      <w:r>
+        <w:rPr>
+          <w:rFonts w:ascii="Calibri" w:hAnsi="Calibri"/>
+          <w:sz w:val="22"/>
+        </w:rPr>
+        <w:t>Dictionary Pronunciation, Syllables, and Lexical Stress</w:t>
+      </w:r>
+    </w:p>
+    <w:p>
+      <w:pPr>
+        <w:widowControl/>
+        <w:spacing w:before="0" w:after="120" w:line="300" w:lineRule="auto"/>
+      </w:pPr>
+      <w:r>
+        <w:rPr>
+          <w:rFonts w:ascii="Calibri" w:hAnsi="Calibri"/>
+          <w:sz w:val="22"/>
+        </w:rPr>
+        <w:t>The optional one-poem Stage 5 module uses exact observed-form pronunciations from pinned official CMUdict files. It is not a rating scale and is not combined with VAD, emotion, concreteness, frequency, or AoA.</w:t>
+      </w:r>
+    </w:p>
+    <w:p>
+      <w:pPr>
+        <w:widowControl/>
+        <w:spacing w:before="0" w:after="120" w:line="300" w:lineRule="auto"/>
+      </w:pPr>
+      <w:r>
+        <w:rPr>
+          <w:rFonts w:ascii="Calibri" w:hAnsi="Calibri"/>
+          <w:sz w:val="22"/>
+        </w:rPr>
+        <w:t>One dictionary candidate resolves directly. Several candidates resolve only when they agree on syllable count and the full stress sequence. A materially different alternative remains ambiguous until the scholar documents a poem-specific ARPAbet override. Out-of-dictionary forms remain missing; no pronunciation is predicted.</w:t>
+      </w:r>
+    </w:p>
+    <w:tbl>
+      <w:tblPr>
+        <w:tblStyle w:val="TableGrid"/>
+        <w:tblW w:type="dxa" w:w="9360"/>
+        <w:jc w:val="left"/>
+        <w:tblLayout w:type="fixed"/>
+        <w:tblLook w:firstColumn="1" w:firstRow="1" w:lastColumn="0" w:lastRow="0" w:noHBand="0" w:noVBand="1" w:val="04A0"/>
+        <w:tblInd w:w="120" w:type="dxa"/>
+        <w:tblBorders>
+          <w:top w:val="single" w:sz="4" w:space="0" w:color="C9D1D8"/>
+          <w:left w:val="single" w:sz="4" w:space="0" w:color="C9D1D8"/>
+          <w:bottom w:val="single" w:sz="4" w:space="0" w:color="C9D1D8"/>
+          <w:right w:val="single" w:sz="4" w:space="0" w:color="C9D1D8"/>
+          <w:insideH w:val="single" w:sz="4" w:space="0" w:color="C9D1D8"/>
+          <w:insideV w:val="single" w:sz="4" w:space="0" w:color="C9D1D8"/>
+        </w:tblBorders>
+      </w:tblPr>
+      <w:tblGrid>
+        <w:gridCol w:w="2700"/>
+        <w:gridCol w:w="6660"/>
+      </w:tblGrid>
+      <w:tr>
+        <w:trPr>
+          <w:cantSplit w:val="true"/>
+          <w:tblHeader w:val="true"/>
+        </w:trPr>
+        <w:tc>
+          <w:tcPr>
+            <w:tcW w:type="dxa" w:w="2700"/>
+            <w:vAlign w:val="center"/>
+            <w:tcMar>
+              <w:top w:w="80" w:type="dxa"/>
+              <w:bottom w:w="80" w:type="dxa"/>
+              <w:start w:w="120" w:type="dxa"/>
+              <w:end w:w="120" w:type="dxa"/>
+            </w:tcMar>
+            <w:shd w:fill="E8EEF5"/>
+          </w:tcPr>
+          <w:p>
+            <w:pPr>
+              <w:keepNext/>
+              <w:widowControl/>
+              <w:spacing w:before="0" w:after="0" w:line="252" w:lineRule="auto"/>
+            </w:pPr>
+            <w:r>
+              <w:rPr>
+                <w:b/>
+                <w:color w:val="193247"/>
+              </w:rPr>
+            </w:r>
+            <w:r>
+              <w:rPr>
+                <w:rFonts w:ascii="Calibri" w:hAnsi="Calibri"/>
+                <w:b/>
+                <w:color w:val="193247"/>
+                <w:sz w:val="18"/>
+              </w:rPr>
+              <w:t>Stress digit</w:t>
+            </w:r>
+          </w:p>
+        </w:tc>
+        <w:tc>
+          <w:tcPr>
+            <w:tcW w:type="dxa" w:w="6660"/>
+            <w:vAlign w:val="center"/>
+            <w:tcMar>
+              <w:top w:w="80" w:type="dxa"/>
+              <w:bottom w:w="80" w:type="dxa"/>
+              <w:start w:w="120" w:type="dxa"/>
+              <w:end w:w="120" w:type="dxa"/>
+            </w:tcMar>
+            <w:shd w:fill="E8EEF5"/>
+          </w:tcPr>
+          <w:p>
+            <w:pPr>
+              <w:keepNext/>
+              <w:widowControl/>
+              <w:spacing w:before="0" w:after="0" w:line="252" w:lineRule="auto"/>
+            </w:pPr>
+            <w:r>
+              <w:rPr>
+                <w:b/>
+                <w:color w:val="193247"/>
+              </w:rPr>
+            </w:r>
+            <w:r>
+              <w:rPr>
+                <w:rFonts w:ascii="Calibri" w:hAnsi="Calibri"/>
+                <w:b/>
+                <w:color w:val="193247"/>
+                <w:sz w:val="18"/>
+              </w:rPr>
+              <w:t>Dictionary meaning</w:t>
+            </w:r>
+          </w:p>
+        </w:tc>
+      </w:tr>
+      <w:tr>
+        <w:trPr>
+          <w:cantSplit w:val="true"/>
+        </w:trPr>
+        <w:tc>
+          <w:tcPr>
+            <w:tcW w:type="dxa" w:w="2700"/>
+            <w:vAlign w:val="center"/>
+            <w:tcMar>
+              <w:top w:w="80" w:type="dxa"/>
+              <w:bottom w:w="80" w:type="dxa"/>
+              <w:start w:w="120" w:type="dxa"/>
+              <w:end w:w="120" w:type="dxa"/>
+            </w:tcMar>
+          </w:tcPr>
+          <w:p>
+            <w:pPr>
+              <w:widowControl/>
+              <w:spacing w:before="0" w:after="0" w:line="252" w:lineRule="auto"/>
+            </w:pPr>
+            <w:r/>
+            <w:r>
+              <w:rPr>
+                <w:rFonts w:ascii="Consolas" w:hAnsi="Consolas"/>
+                <w:color w:val="1F4D78"/>
+                <w:sz w:val="17"/>
+              </w:rPr>
+              <w:t>0</w:t>
+            </w:r>
+          </w:p>
+        </w:tc>
+        <w:tc>
+          <w:tcPr>
+            <w:tcW w:type="dxa" w:w="6660"/>
+            <w:vAlign w:val="center"/>
+            <w:tcMar>
+              <w:top w:w="80" w:type="dxa"/>
+              <w:bottom w:w="80" w:type="dxa"/>
+              <w:start w:w="120" w:type="dxa"/>
+              <w:end w:w="120" w:type="dxa"/>
+            </w:tcMar>
+          </w:tcPr>
+          <w:p>
+            <w:pPr>
+              <w:widowControl/>
+              <w:spacing w:before="0" w:after="0" w:line="252" w:lineRule="auto"/>
+            </w:pPr>
+            <w:r/>
+            <w:r>
+              <w:rPr>
+                <w:rFonts w:ascii="Calibri" w:hAnsi="Calibri"/>
+                <w:sz w:val="18"/>
+              </w:rPr>
+              <w:t>Unstressed syllable</w:t>
+            </w:r>
+          </w:p>
+        </w:tc>
+      </w:tr>
+      <w:tr>
+        <w:trPr>
+          <w:cantSplit w:val="true"/>
+        </w:trPr>
+        <w:tc>
+          <w:tcPr>
+            <w:tcW w:type="dxa" w:w="2700"/>
+            <w:vAlign w:val="center"/>
+            <w:tcMar>
+              <w:top w:w="80" w:type="dxa"/>
+              <w:bottom w:w="80" w:type="dxa"/>
+              <w:start w:w="120" w:type="dxa"/>
+              <w:end w:w="120" w:type="dxa"/>
+            </w:tcMar>
+          </w:tcPr>
+          <w:p>
+            <w:pPr>
+              <w:widowControl/>
+              <w:spacing w:before="0" w:after="0" w:line="252" w:lineRule="auto"/>
+            </w:pPr>
+            <w:r/>
+            <w:r>
+              <w:rPr>
+                <w:rFonts w:ascii="Consolas" w:hAnsi="Consolas"/>
+                <w:color w:val="1F4D78"/>
+                <w:sz w:val="17"/>
+              </w:rPr>
+              <w:t>1</w:t>
+            </w:r>
+          </w:p>
+        </w:tc>
+        <w:tc>
+          <w:tcPr>
+            <w:tcW w:type="dxa" w:w="6660"/>
+            <w:vAlign w:val="center"/>
+            <w:tcMar>
+              <w:top w:w="80" w:type="dxa"/>
+              <w:bottom w:w="80" w:type="dxa"/>
+              <w:start w:w="120" w:type="dxa"/>
+              <w:end w:w="120" w:type="dxa"/>
+            </w:tcMar>
+          </w:tcPr>
+          <w:p>
+            <w:pPr>
+              <w:widowControl/>
+              <w:spacing w:before="0" w:after="0" w:line="252" w:lineRule="auto"/>
+            </w:pPr>
+            <w:r/>
+            <w:r>
+              <w:rPr>
+                <w:rFonts w:ascii="Calibri" w:hAnsi="Calibri"/>
+                <w:sz w:val="18"/>
+              </w:rPr>
+              <w:t>Primary lexical stress</w:t>
+            </w:r>
+          </w:p>
+        </w:tc>
+      </w:tr>
+      <w:tr>
+        <w:trPr>
+          <w:cantSplit w:val="true"/>
+        </w:trPr>
+        <w:tc>
+          <w:tcPr>
+            <w:tcW w:type="dxa" w:w="2700"/>
+            <w:vAlign w:val="center"/>
+            <w:tcMar>
+              <w:top w:w="80" w:type="dxa"/>
+              <w:bottom w:w="80" w:type="dxa"/>
+              <w:start w:w="120" w:type="dxa"/>
+              <w:end w:w="120" w:type="dxa"/>
+            </w:tcMar>
+          </w:tcPr>
+          <w:p>
+            <w:pPr>
+              <w:widowControl/>
+              <w:spacing w:before="0" w:after="0" w:line="252" w:lineRule="auto"/>
+            </w:pPr>
+            <w:r/>
+            <w:r>
+              <w:rPr>
+                <w:rFonts w:ascii="Consolas" w:hAnsi="Consolas"/>
+                <w:color w:val="1F4D78"/>
+                <w:sz w:val="17"/>
+              </w:rPr>
+              <w:t>2</w:t>
+            </w:r>
+          </w:p>
+        </w:tc>
+        <w:tc>
+          <w:tcPr>
+            <w:tcW w:type="dxa" w:w="6660"/>
+            <w:vAlign w:val="center"/>
+            <w:tcMar>
+              <w:top w:w="80" w:type="dxa"/>
+              <w:bottom w:w="80" w:type="dxa"/>
+              <w:start w:w="120" w:type="dxa"/>
+              <w:end w:w="120" w:type="dxa"/>
+            </w:tcMar>
+          </w:tcPr>
+          <w:p>
+            <w:pPr>
+              <w:widowControl/>
+              <w:spacing w:before="0" w:after="0" w:line="252" w:lineRule="auto"/>
+            </w:pPr>
+            <w:r/>
+            <w:r>
+              <w:rPr>
+                <w:rFonts w:ascii="Calibri" w:hAnsi="Calibri"/>
+                <w:sz w:val="18"/>
+              </w:rPr>
+              <w:t>Secondary lexical stress</w:t>
+            </w:r>
+          </w:p>
+        </w:tc>
+      </w:tr>
+    </w:tbl>
+    <w:p>
+      <w:pPr>
+        <w:widowControl/>
+        <w:spacing w:before="0" w:after="60" w:line="240" w:lineRule="auto"/>
+      </w:pPr>
+    </w:p>
+    <w:p>
+      <w:pPr>
+        <w:pStyle w:val="Formula"/>
+      </w:pPr>
+      <w:r>
+        <w:rPr>
+          <w:rFonts w:ascii="Consolas" w:hAnsi="Consolas"/>
+          <w:color w:val="1F4D78"/>
+          <w:sz w:val="19"/>
+        </w:rPr>
+        <w:t>pronunciation_token_coverage = resolved eligible tokens / eligible lexical tokens</w:t>
+      </w:r>
+    </w:p>
+    <w:p>
+      <w:pPr>
+        <w:pStyle w:val="Formula"/>
+      </w:pPr>
+      <w:r>
+        <w:rPr>
+          <w:rFonts w:ascii="Consolas" w:hAnsi="Consolas"/>
+          <w:color w:val="1F4D78"/>
+          <w:sz w:val="19"/>
+        </w:rPr>
+        <w:t>complete_line_coverage = complete physical lines / physical lines containing lexical tokens</w:t>
+      </w:r>
+    </w:p>
+    <w:p>
+      <w:pPr>
+        <w:pStyle w:val="Formula"/>
+      </w:pPr>
+      <w:r>
+        <w:rPr>
+          <w:rFonts w:ascii="Consolas" w:hAnsi="Consolas"/>
+          <w:color w:val="1F4D78"/>
+          <w:sz w:val="19"/>
+        </w:rPr>
+        <w:t>lexical_stress_density = (primary + secondary stressed syllables) / resolved syllables</w:t>
+      </w:r>
+    </w:p>
+    <w:p>
+      <w:pPr>
+        <w:widowControl/>
+        <w:spacing w:before="0" w:after="120" w:line="300" w:lineRule="auto"/>
+      </w:pPr>
+      <w:r>
+        <w:rPr>
+          <w:rFonts w:ascii="Calibri" w:hAnsi="Calibri"/>
+          <w:sz w:val="22"/>
+        </w:rPr>
+        <w:t>A line is complete only when every eligible word resolves. Its syllable total and stress sequence otherwise remain missing.</w:t>
+      </w:r>
+    </w:p>
+    <w:p>
+      <w:pPr>
+        <w:widowControl/>
+        <w:spacing w:before="0" w:after="120" w:line="300" w:lineRule="auto"/>
+      </w:pPr>
+      <w:r>
+        <w:rPr>
+          <w:rFonts w:ascii="Calibri" w:hAnsi="Calibri"/>
+          <w:sz w:val="22"/>
+        </w:rPr>
+        <w:t>Safe wording: “Under the selected override configuration, CMUdict supplied dictionary syllable and lexical-stress evidence for 92% of eligible token occurrences; 8 of 10 physical lines were complete.”</w:t>
+      </w:r>
+    </w:p>
+    <w:p>
+      <w:pPr>
+        <w:widowControl/>
+        <w:spacing w:before="0" w:after="120" w:line="300" w:lineRule="auto"/>
+      </w:pPr>
+      <w:r>
+        <w:rPr>
+          <w:rFonts w:ascii="Calibri" w:hAnsi="Calibri"/>
+          <w:sz w:val="22"/>
+        </w:rPr>
+        <w:t>Avoid: “The poem is iambic,” “this is the poet's pronunciation,” or “the performance stresses these syllables.” Stage 5 supplies North American dictionary evidence, not meter, rhyme, or definitive performed scansion.</w:t>
       </w:r>
     </w:p>
     <w:p>
@@ -11696,6 +12090,302 @@
     </w:p>
     <w:p>
       <w:pPr>
+        <w:pStyle w:val="Heading2"/>
+      </w:pPr>
+      <w:r>
+        <w:rPr>
+          <w:rFonts w:ascii="Calibri" w:hAnsi="Calibri"/>
+          <w:sz w:val="22"/>
+        </w:rPr>
+        <w:t>Example I: Pronunciation Alternatives and Complete Lines</w:t>
+      </w:r>
+    </w:p>
+    <w:p>
+      <w:pPr>
+        <w:widowControl/>
+        <w:spacing w:before="0" w:after="120" w:line="300" w:lineRule="auto"/>
+      </w:pPr>
+      <w:r>
+        <w:rPr>
+          <w:rFonts w:ascii="Calibri" w:hAnsi="Calibri"/>
+          <w:sz w:val="22"/>
+        </w:rPr>
+        <w:t xml:space="preserve">Suppose an invented dictionary gives </w:t>
+      </w:r>
+      <w:r>
+        <w:rPr>
+          <w:rFonts w:ascii="Consolas" w:hAnsi="Consolas"/>
+          <w:color w:val="1F4D78"/>
+          <w:sz w:val="19"/>
+        </w:rPr>
+        <w:t>stone</w:t>
+      </w:r>
+      <w:r>
+        <w:rPr>
+          <w:rFonts w:ascii="Calibri" w:hAnsi="Calibri"/>
+          <w:sz w:val="22"/>
+        </w:rPr>
+        <w:t xml:space="preserve"> one pronunciation with one syllable and stress </w:t>
+      </w:r>
+      <w:r>
+        <w:rPr>
+          <w:rFonts w:ascii="Consolas" w:hAnsi="Consolas"/>
+          <w:color w:val="1F4D78"/>
+          <w:sz w:val="19"/>
+        </w:rPr>
+        <w:t>1</w:t>
+      </w:r>
+      <w:r>
+        <w:rPr>
+          <w:rFonts w:ascii="Calibri" w:hAnsi="Calibri"/>
+          <w:sz w:val="22"/>
+        </w:rPr>
+        <w:t xml:space="preserve">; gives </w:t>
+      </w:r>
+      <w:r>
+        <w:rPr>
+          <w:rFonts w:ascii="Consolas" w:hAnsi="Consolas"/>
+          <w:color w:val="1F4D78"/>
+          <w:sz w:val="19"/>
+        </w:rPr>
+        <w:t>wind</w:t>
+      </w:r>
+      <w:r>
+        <w:rPr>
+          <w:rFonts w:ascii="Calibri" w:hAnsi="Calibri"/>
+          <w:sz w:val="22"/>
+        </w:rPr>
+        <w:t xml:space="preserve"> two different phone strings that both have one syllable and stress </w:t>
+      </w:r>
+      <w:r>
+        <w:rPr>
+          <w:rFonts w:ascii="Consolas" w:hAnsi="Consolas"/>
+          <w:color w:val="1F4D78"/>
+          <w:sz w:val="19"/>
+        </w:rPr>
+        <w:t>1</w:t>
+      </w:r>
+      <w:r>
+        <w:rPr>
+          <w:rFonts w:ascii="Calibri" w:hAnsi="Calibri"/>
+          <w:sz w:val="22"/>
+        </w:rPr>
+        <w:t xml:space="preserve">; gives </w:t>
+      </w:r>
+      <w:r>
+        <w:rPr>
+          <w:rFonts w:ascii="Consolas" w:hAnsi="Consolas"/>
+          <w:color w:val="1F4D78"/>
+          <w:sz w:val="19"/>
+        </w:rPr>
+        <w:t>permit</w:t>
+      </w:r>
+      <w:r>
+        <w:rPr>
+          <w:rFonts w:ascii="Calibri" w:hAnsi="Calibri"/>
+          <w:sz w:val="22"/>
+        </w:rPr>
+        <w:t xml:space="preserve"> alternatives with stress </w:t>
+      </w:r>
+      <w:r>
+        <w:rPr>
+          <w:rFonts w:ascii="Consolas" w:hAnsi="Consolas"/>
+          <w:color w:val="1F4D78"/>
+          <w:sz w:val="19"/>
+        </w:rPr>
+        <w:t>01</w:t>
+      </w:r>
+      <w:r>
+        <w:rPr>
+          <w:rFonts w:ascii="Calibri" w:hAnsi="Calibri"/>
+          <w:sz w:val="22"/>
+        </w:rPr>
+        <w:t xml:space="preserve"> and </w:t>
+      </w:r>
+      <w:r>
+        <w:rPr>
+          <w:rFonts w:ascii="Consolas" w:hAnsi="Consolas"/>
+          <w:color w:val="1F4D78"/>
+          <w:sz w:val="19"/>
+        </w:rPr>
+        <w:t>12</w:t>
+      </w:r>
+      <w:r>
+        <w:rPr>
+          <w:rFonts w:ascii="Calibri" w:hAnsi="Calibri"/>
+          <w:sz w:val="22"/>
+        </w:rPr>
+        <w:t xml:space="preserve">; and gives </w:t>
+      </w:r>
+      <w:r>
+        <w:rPr>
+          <w:rFonts w:ascii="Consolas" w:hAnsi="Consolas"/>
+          <w:color w:val="1F4D78"/>
+          <w:sz w:val="19"/>
+        </w:rPr>
+        <w:t>rings</w:t>
+      </w:r>
+      <w:r>
+        <w:rPr>
+          <w:rFonts w:ascii="Calibri" w:hAnsi="Calibri"/>
+          <w:sz w:val="22"/>
+        </w:rPr>
+        <w:t xml:space="preserve"> one syllable with stress </w:t>
+      </w:r>
+      <w:r>
+        <w:rPr>
+          <w:rFonts w:ascii="Consolas" w:hAnsi="Consolas"/>
+          <w:color w:val="1F4D78"/>
+          <w:sz w:val="19"/>
+        </w:rPr>
+        <w:t>1</w:t>
+      </w:r>
+      <w:r>
+        <w:rPr>
+          <w:rFonts w:ascii="Calibri" w:hAnsi="Calibri"/>
+          <w:sz w:val="22"/>
+        </w:rPr>
+        <w:t>.</w:t>
+      </w:r>
+    </w:p>
+    <w:p>
+      <w:pPr>
+        <w:pStyle w:val="Formula"/>
+      </w:pPr>
+      <w:r>
+        <w:rPr>
+          <w:rFonts w:ascii="Consolas" w:hAnsi="Consolas"/>
+          <w:color w:val="1F4D78"/>
+          <w:sz w:val="19"/>
+        </w:rPr>
+        <w:t>stone wind</w:t>
+      </w:r>
+      <w:r>
+        <w:br/>
+      </w:r>
+      <w:r>
+        <w:rPr>
+          <w:rFonts w:ascii="Consolas" w:hAnsi="Consolas"/>
+          <w:color w:val="1F4D78"/>
+          <w:sz w:val="19"/>
+        </w:rPr>
+        <w:t>permit rings</w:t>
+      </w:r>
+    </w:p>
+    <w:p>
+      <w:pPr>
+        <w:widowControl/>
+        <w:spacing w:before="0" w:after="120" w:line="300" w:lineRule="auto"/>
+      </w:pPr>
+      <w:r>
+        <w:rPr>
+          <w:rFonts w:ascii="Calibri" w:hAnsi="Calibri"/>
+          <w:sz w:val="22"/>
+        </w:rPr>
+        <w:t xml:space="preserve">The first line resolves as 2 syllables and </w:t>
+      </w:r>
+      <w:r>
+        <w:rPr>
+          <w:rFonts w:ascii="Consolas" w:hAnsi="Consolas"/>
+          <w:color w:val="1F4D78"/>
+          <w:sz w:val="19"/>
+        </w:rPr>
+        <w:t>1 | 1</w:t>
+      </w:r>
+      <w:r>
+        <w:rPr>
+          <w:rFonts w:ascii="Calibri" w:hAnsi="Calibri"/>
+          <w:sz w:val="22"/>
+        </w:rPr>
+        <w:t xml:space="preserve">. </w:t>
+      </w:r>
+      <w:r>
+        <w:rPr>
+          <w:rFonts w:ascii="Consolas" w:hAnsi="Consolas"/>
+          <w:color w:val="1F4D78"/>
+          <w:sz w:val="19"/>
+        </w:rPr>
+        <w:t>wind</w:t>
+      </w:r>
+      <w:r>
+        <w:rPr>
+          <w:rFonts w:ascii="Calibri" w:hAnsi="Calibri"/>
+          <w:sz w:val="22"/>
+        </w:rPr>
+        <w:t xml:space="preserve"> has a prosodic consensus even though both phone strings remain visible. The second line is incomplete because </w:t>
+      </w:r>
+      <w:r>
+        <w:rPr>
+          <w:rFonts w:ascii="Consolas" w:hAnsi="Consolas"/>
+          <w:color w:val="1F4D78"/>
+          <w:sz w:val="19"/>
+        </w:rPr>
+        <w:t>permit</w:t>
+      </w:r>
+      <w:r>
+        <w:rPr>
+          <w:rFonts w:ascii="Calibri" w:hAnsi="Calibri"/>
+          <w:sz w:val="22"/>
+        </w:rPr>
+        <w:t xml:space="preserve"> has materially different stress alternatives, so its line total and sequence remain missing.</w:t>
+      </w:r>
+    </w:p>
+    <w:p>
+      <w:pPr>
+        <w:widowControl/>
+        <w:spacing w:before="0" w:after="120" w:line="300" w:lineRule="auto"/>
+      </w:pPr>
+      <w:r>
+        <w:rPr>
+          <w:rFonts w:ascii="Calibri" w:hAnsi="Calibri"/>
+          <w:sz w:val="22"/>
+        </w:rPr>
+        <w:t>If the scholar documents:</w:t>
+      </w:r>
+    </w:p>
+    <w:p>
+      <w:pPr>
+        <w:pStyle w:val="Formula"/>
+      </w:pPr>
+      <w:r>
+        <w:rPr>
+          <w:rFonts w:ascii="Consolas" w:hAnsi="Consolas"/>
+          <w:color w:val="1F4D78"/>
+          <w:sz w:val="19"/>
+        </w:rPr>
+        <w:t>permit = P ER0 M IH1 T | noun reading in this line</w:t>
+      </w:r>
+    </w:p>
+    <w:p>
+      <w:pPr>
+        <w:widowControl/>
+        <w:spacing w:before="0" w:after="120" w:line="300" w:lineRule="auto"/>
+      </w:pPr>
+      <w:r>
+        <w:rPr>
+          <w:rFonts w:ascii="Calibri" w:hAnsi="Calibri"/>
+          <w:sz w:val="22"/>
+        </w:rPr>
+        <w:t xml:space="preserve">the second line resolves as 3 syllables and </w:t>
+      </w:r>
+      <w:r>
+        <w:rPr>
+          <w:rFonts w:ascii="Consolas" w:hAnsi="Consolas"/>
+          <w:color w:val="1F4D78"/>
+          <w:sz w:val="19"/>
+        </w:rPr>
+        <w:t>01 | 1</w:t>
+      </w:r>
+      <w:r>
+        <w:rPr>
+          <w:rFonts w:ascii="Calibri" w:hAnsi="Calibri"/>
+          <w:sz w:val="22"/>
+        </w:rPr>
+        <w:t>. The override is not a probability or a change to CMUdict; it is an explicit, reversible analysis decision with a rationale.</w:t>
+      </w:r>
+    </w:p>
+    <w:p>
+      <w:pPr>
         <w:pStyle w:val="Heading1"/>
       </w:pPr>
       <w:r>
@@ -11788,7 +12478,7 @@
           <w:rFonts w:ascii="Calibri" w:hAnsi="Calibri"/>
           <w:sz w:val="22"/>
         </w:rPr>
-        <w:t>construct: VAD, emotion association, sentiment association, emotion intensity, normative lexical concreteness, corpus-relative lexical frequency, or retrospective normative lexical Age of Acquisition;</w:t>
+        <w:t>construct: VAD, emotion association, sentiment association, emotion intensity, normative lexical concreteness, corpus-relative lexical frequency, retrospective normative lexical Age of Acquisition, or dictionary pronunciation/syllable/lexical-stress evidence;</w:t>
       </w:r>
     </w:p>
     <w:p>
@@ -11861,6 +12551,24 @@
           <w:sz w:val="22"/>
         </w:rPr>
         <w:t>Frequency or AoA scope when relevant: all lexical tokens or contextual content words only;</w:t>
+      </w:r>
+    </w:p>
+    <w:p>
+      <w:pPr>
+        <w:widowControl/>
+        <w:numPr>
+          <w:ilvl w:val="0"/>
+          <w:numId w:val="10"/>
+        </w:numPr>
+        <w:spacing w:before="0" w:after="80" w:line="300" w:lineRule="auto"/>
+        <w:ind w:left="540" w:hanging="271"/>
+      </w:pPr>
+      <w:r>
+        <w:rPr>
+          <w:rFonts w:ascii="Calibri" w:hAnsi="Calibri"/>
+          <w:sz w:val="22"/>
+        </w:rPr>
+        <w:t>pronunciation override configuration and complete-line denominator when relevant;</w:t>
       </w:r>
     </w:p>
     <w:p>
@@ -12812,6 +13520,63 @@
                 <w:rFonts w:ascii="Calibri" w:hAnsi="Calibri"/>
                 <w:sz w:val="18"/>
               </w:rPr>
+              <w:t>Complete pronunciation line</w:t>
+            </w:r>
+          </w:p>
+        </w:tc>
+        <w:tc>
+          <w:tcPr>
+            <w:tcW w:type="dxa" w:w="5760"/>
+            <w:vAlign w:val="center"/>
+            <w:tcMar>
+              <w:top w:w="80" w:type="dxa"/>
+              <w:bottom w:w="80" w:type="dxa"/>
+              <w:start w:w="120" w:type="dxa"/>
+              <w:end w:w="120" w:type="dxa"/>
+            </w:tcMar>
+          </w:tcPr>
+          <w:p>
+            <w:pPr>
+              <w:widowControl/>
+              <w:spacing w:before="0" w:after="0" w:line="252" w:lineRule="auto"/>
+            </w:pPr>
+            <w:r/>
+            <w:r>
+              <w:rPr>
+                <w:rFonts w:ascii="Calibri" w:hAnsi="Calibri"/>
+                <w:sz w:val="18"/>
+              </w:rPr>
+              <w:t>Physical line whose every eligible lexical token has resolved syllable and lexical-stress evidence</w:t>
+            </w:r>
+          </w:p>
+        </w:tc>
+      </w:tr>
+      <w:tr>
+        <w:trPr>
+          <w:cantSplit w:val="true"/>
+        </w:trPr>
+        <w:tc>
+          <w:tcPr>
+            <w:tcW w:type="dxa" w:w="3600"/>
+            <w:vAlign w:val="center"/>
+            <w:tcMar>
+              <w:top w:w="80" w:type="dxa"/>
+              <w:bottom w:w="80" w:type="dxa"/>
+              <w:start w:w="120" w:type="dxa"/>
+              <w:end w:w="120" w:type="dxa"/>
+            </w:tcMar>
+          </w:tcPr>
+          <w:p>
+            <w:pPr>
+              <w:widowControl/>
+              <w:spacing w:before="0" w:after="0" w:line="252" w:lineRule="auto"/>
+            </w:pPr>
+            <w:r/>
+            <w:r>
+              <w:rPr>
+                <w:rFonts w:ascii="Calibri" w:hAnsi="Calibri"/>
+                <w:sz w:val="18"/>
+              </w:rPr>
               <w:t>Content words only</w:t>
             </w:r>
           </w:p>
@@ -13295,6 +14060,108 @@
                 <w:sz w:val="18"/>
               </w:rPr>
               <w:t>Model-proposed base form conditioned on part of speech</w:t>
+            </w:r>
+          </w:p>
+        </w:tc>
+      </w:tr>
+      <w:tr>
+        <w:trPr>
+          <w:cantSplit w:val="true"/>
+        </w:trPr>
+        <w:tc>
+          <w:tcPr>
+            <w:tcW w:type="dxa" w:w="3600"/>
+            <w:vAlign w:val="center"/>
+            <w:tcMar>
+              <w:top w:w="80" w:type="dxa"/>
+              <w:bottom w:w="80" w:type="dxa"/>
+              <w:start w:w="120" w:type="dxa"/>
+              <w:end w:w="120" w:type="dxa"/>
+            </w:tcMar>
+          </w:tcPr>
+          <w:p>
+            <w:pPr>
+              <w:widowControl/>
+              <w:spacing w:before="0" w:after="0" w:line="252" w:lineRule="auto"/>
+            </w:pPr>
+            <w:r/>
+            <w:r>
+              <w:rPr>
+                <w:rFonts w:ascii="Calibri" w:hAnsi="Calibri"/>
+                <w:sz w:val="18"/>
+              </w:rPr>
+              <w:t>Lexical stress digit</w:t>
+            </w:r>
+          </w:p>
+        </w:tc>
+        <w:tc>
+          <w:tcPr>
+            <w:tcW w:type="dxa" w:w="5760"/>
+            <w:vAlign w:val="center"/>
+            <w:tcMar>
+              <w:top w:w="80" w:type="dxa"/>
+              <w:bottom w:w="80" w:type="dxa"/>
+              <w:start w:w="120" w:type="dxa"/>
+              <w:end w:w="120" w:type="dxa"/>
+            </w:tcMar>
+          </w:tcPr>
+          <w:p>
+            <w:pPr>
+              <w:widowControl/>
+              <w:spacing w:before="0" w:after="0" w:line="252" w:lineRule="auto"/>
+            </w:pPr>
+            <w:r/>
+            <w:r>
+              <w:rPr>
+                <w:rFonts w:ascii="Calibri" w:hAnsi="Calibri"/>
+                <w:sz w:val="18"/>
+              </w:rPr>
+              <w:t xml:space="preserve">CMUdict </w:t>
+            </w:r>
+            <w:r>
+              <w:rPr>
+                <w:rFonts w:ascii="Consolas" w:hAnsi="Consolas"/>
+                <w:color w:val="1F4D78"/>
+                <w:sz w:val="17"/>
+              </w:rPr>
+              <w:t>0</w:t>
+            </w:r>
+            <w:r>
+              <w:rPr>
+                <w:rFonts w:ascii="Calibri" w:hAnsi="Calibri"/>
+                <w:sz w:val="18"/>
+              </w:rPr>
+              <w:t xml:space="preserve"> unstressed, </w:t>
+            </w:r>
+            <w:r>
+              <w:rPr>
+                <w:rFonts w:ascii="Consolas" w:hAnsi="Consolas"/>
+                <w:color w:val="1F4D78"/>
+                <w:sz w:val="17"/>
+              </w:rPr>
+              <w:t>1</w:t>
+            </w:r>
+            <w:r>
+              <w:rPr>
+                <w:rFonts w:ascii="Calibri" w:hAnsi="Calibri"/>
+                <w:sz w:val="18"/>
+              </w:rPr>
+              <w:t xml:space="preserve"> primary, or </w:t>
+            </w:r>
+            <w:r>
+              <w:rPr>
+                <w:rFonts w:ascii="Consolas" w:hAnsi="Consolas"/>
+                <w:color w:val="1F4D78"/>
+                <w:sz w:val="17"/>
+              </w:rPr>
+              <w:t>2</w:t>
+            </w:r>
+            <w:r>
+              <w:rPr>
+                <w:rFonts w:ascii="Calibri" w:hAnsi="Calibri"/>
+                <w:sz w:val="18"/>
+              </w:rPr>
+              <w:t xml:space="preserve"> secondary lexical stress; not a metrical beat</w:t>
             </w:r>
           </w:p>
         </w:tc>
@@ -13853,6 +14720,177 @@
                 <w:rFonts w:ascii="Calibri" w:hAnsi="Calibri"/>
                 <w:sz w:val="18"/>
               </w:rPr>
+              <w:t>Pronunciation candidate</w:t>
+            </w:r>
+          </w:p>
+        </w:tc>
+        <w:tc>
+          <w:tcPr>
+            <w:tcW w:type="dxa" w:w="5760"/>
+            <w:vAlign w:val="center"/>
+            <w:tcMar>
+              <w:top w:w="80" w:type="dxa"/>
+              <w:bottom w:w="80" w:type="dxa"/>
+              <w:start w:w="120" w:type="dxa"/>
+              <w:end w:w="120" w:type="dxa"/>
+            </w:tcMar>
+          </w:tcPr>
+          <w:p>
+            <w:pPr>
+              <w:widowControl/>
+              <w:spacing w:before="0" w:after="0" w:line="252" w:lineRule="auto"/>
+            </w:pPr>
+            <w:r/>
+            <w:r>
+              <w:rPr>
+                <w:rFonts w:ascii="Calibri" w:hAnsi="Calibri"/>
+                <w:sz w:val="18"/>
+              </w:rPr>
+              <w:t>One exact CMUdict phone sequence retained for an observed spelling</w:t>
+            </w:r>
+          </w:p>
+        </w:tc>
+      </w:tr>
+      <w:tr>
+        <w:trPr>
+          <w:cantSplit w:val="true"/>
+        </w:trPr>
+        <w:tc>
+          <w:tcPr>
+            <w:tcW w:type="dxa" w:w="3600"/>
+            <w:vAlign w:val="center"/>
+            <w:tcMar>
+              <w:top w:w="80" w:type="dxa"/>
+              <w:bottom w:w="80" w:type="dxa"/>
+              <w:start w:w="120" w:type="dxa"/>
+              <w:end w:w="120" w:type="dxa"/>
+            </w:tcMar>
+          </w:tcPr>
+          <w:p>
+            <w:pPr>
+              <w:widowControl/>
+              <w:spacing w:before="0" w:after="0" w:line="252" w:lineRule="auto"/>
+            </w:pPr>
+            <w:r/>
+            <w:r>
+              <w:rPr>
+                <w:rFonts w:ascii="Calibri" w:hAnsi="Calibri"/>
+                <w:sz w:val="18"/>
+              </w:rPr>
+              <w:t>Pronunciation coverage</w:t>
+            </w:r>
+          </w:p>
+        </w:tc>
+        <w:tc>
+          <w:tcPr>
+            <w:tcW w:type="dxa" w:w="5760"/>
+            <w:vAlign w:val="center"/>
+            <w:tcMar>
+              <w:top w:w="80" w:type="dxa"/>
+              <w:bottom w:w="80" w:type="dxa"/>
+              <w:start w:w="120" w:type="dxa"/>
+              <w:end w:w="120" w:type="dxa"/>
+            </w:tcMar>
+          </w:tcPr>
+          <w:p>
+            <w:pPr>
+              <w:widowControl/>
+              <w:spacing w:before="0" w:after="0" w:line="252" w:lineRule="auto"/>
+            </w:pPr>
+            <w:r/>
+            <w:r>
+              <w:rPr>
+                <w:rFonts w:ascii="Calibri" w:hAnsi="Calibri"/>
+                <w:sz w:val="18"/>
+              </w:rPr>
+              <w:t>Resolved eligible lexical-token occurrences divided by all eligible lexical-token occurrences</w:t>
+            </w:r>
+          </w:p>
+        </w:tc>
+      </w:tr>
+      <w:tr>
+        <w:trPr>
+          <w:cantSplit w:val="true"/>
+        </w:trPr>
+        <w:tc>
+          <w:tcPr>
+            <w:tcW w:type="dxa" w:w="3600"/>
+            <w:vAlign w:val="center"/>
+            <w:tcMar>
+              <w:top w:w="80" w:type="dxa"/>
+              <w:bottom w:w="80" w:type="dxa"/>
+              <w:start w:w="120" w:type="dxa"/>
+              <w:end w:w="120" w:type="dxa"/>
+            </w:tcMar>
+          </w:tcPr>
+          <w:p>
+            <w:pPr>
+              <w:widowControl/>
+              <w:spacing w:before="0" w:after="0" w:line="252" w:lineRule="auto"/>
+            </w:pPr>
+            <w:r/>
+            <w:r>
+              <w:rPr>
+                <w:rFonts w:ascii="Calibri" w:hAnsi="Calibri"/>
+                <w:sz w:val="18"/>
+              </w:rPr>
+              <w:t>Prosodic consensus</w:t>
+            </w:r>
+          </w:p>
+        </w:tc>
+        <w:tc>
+          <w:tcPr>
+            <w:tcW w:type="dxa" w:w="5760"/>
+            <w:vAlign w:val="center"/>
+            <w:tcMar>
+              <w:top w:w="80" w:type="dxa"/>
+              <w:bottom w:w="80" w:type="dxa"/>
+              <w:start w:w="120" w:type="dxa"/>
+              <w:end w:w="120" w:type="dxa"/>
+            </w:tcMar>
+          </w:tcPr>
+          <w:p>
+            <w:pPr>
+              <w:widowControl/>
+              <w:spacing w:before="0" w:after="0" w:line="252" w:lineRule="auto"/>
+            </w:pPr>
+            <w:r/>
+            <w:r>
+              <w:rPr>
+                <w:rFonts w:ascii="Calibri" w:hAnsi="Calibri"/>
+                <w:sz w:val="18"/>
+              </w:rPr>
+              <w:t>Multiple dictionary candidates whose phone strings differ but syllable count and full stress sequence agree</w:t>
+            </w:r>
+          </w:p>
+        </w:tc>
+      </w:tr>
+      <w:tr>
+        <w:trPr>
+          <w:cantSplit w:val="true"/>
+        </w:trPr>
+        <w:tc>
+          <w:tcPr>
+            <w:tcW w:type="dxa" w:w="3600"/>
+            <w:vAlign w:val="center"/>
+            <w:tcMar>
+              <w:top w:w="80" w:type="dxa"/>
+              <w:bottom w:w="80" w:type="dxa"/>
+              <w:start w:w="120" w:type="dxa"/>
+              <w:end w:w="120" w:type="dxa"/>
+            </w:tcMar>
+          </w:tcPr>
+          <w:p>
+            <w:pPr>
+              <w:widowControl/>
+              <w:spacing w:before="0" w:after="0" w:line="252" w:lineRule="auto"/>
+            </w:pPr>
+            <w:r/>
+            <w:r>
+              <w:rPr>
+                <w:rFonts w:ascii="Calibri" w:hAnsi="Calibri"/>
+                <w:sz w:val="18"/>
+              </w:rPr>
               <w:t>Review scenario</w:t>
             </w:r>
           </w:p>
@@ -13880,6 +14918,63 @@
                 <w:sz w:val="18"/>
               </w:rPr>
               <w:t>Named, versioned set of scholar-authored decision revisions</w:t>
+            </w:r>
+          </w:p>
+        </w:tc>
+      </w:tr>
+      <w:tr>
+        <w:trPr>
+          <w:cantSplit w:val="true"/>
+        </w:trPr>
+        <w:tc>
+          <w:tcPr>
+            <w:tcW w:type="dxa" w:w="3600"/>
+            <w:vAlign w:val="center"/>
+            <w:tcMar>
+              <w:top w:w="80" w:type="dxa"/>
+              <w:bottom w:w="80" w:type="dxa"/>
+              <w:start w:w="120" w:type="dxa"/>
+              <w:end w:w="120" w:type="dxa"/>
+            </w:tcMar>
+          </w:tcPr>
+          <w:p>
+            <w:pPr>
+              <w:widowControl/>
+              <w:spacing w:before="0" w:after="0" w:line="252" w:lineRule="auto"/>
+            </w:pPr>
+            <w:r/>
+            <w:r>
+              <w:rPr>
+                <w:rFonts w:ascii="Calibri" w:hAnsi="Calibri"/>
+                <w:sz w:val="18"/>
+              </w:rPr>
+              <w:t>Scholar pronunciation override</w:t>
+            </w:r>
+          </w:p>
+        </w:tc>
+        <w:tc>
+          <w:tcPr>
+            <w:tcW w:type="dxa" w:w="5760"/>
+            <w:vAlign w:val="center"/>
+            <w:tcMar>
+              <w:top w:w="80" w:type="dxa"/>
+              <w:bottom w:w="80" w:type="dxa"/>
+              <w:start w:w="120" w:type="dxa"/>
+              <w:end w:w="120" w:type="dxa"/>
+            </w:tcMar>
+          </w:tcPr>
+          <w:p>
+            <w:pPr>
+              <w:widowControl/>
+              <w:spacing w:before="0" w:after="0" w:line="252" w:lineRule="auto"/>
+            </w:pPr>
+            <w:r/>
+            <w:r>
+              <w:rPr>
+                <w:rFonts w:ascii="Calibri" w:hAnsi="Calibri"/>
+                <w:sz w:val="18"/>
+              </w:rPr>
+              <w:t>Poem-specific validated ARPAbet phones with a required note, kept distinct from dictionary candidates</w:t>
             </w:r>
           </w:p>
         </w:tc>
@@ -14867,7 +15962,7 @@
         <w:color w:val="66727C"/>
         <w:sz w:val="18"/>
       </w:rPr>
-      <w:t xml:space="preserve">  |  0.10.0.dev0</w:t>
+      <w:t xml:space="preserve">  |  0.11.0.dev0</w:t>
     </w:r>
   </w:p>
 </w:hdr>

--- a/docs/VerseVAD_Values_and_Terminology_Guide.docx
+++ b/docs/VerseVAD_Values_and_Terminology_Guide.docx
@@ -47,7 +47,7 @@
           <w:color w:val="66727C"/>
           <w:sz w:val="21"/>
         </w:rPr>
-        <w:t xml:space="preserve"> 0.11.0.dev0</w:t>
+        <w:t xml:space="preserve"> 0.12.0.dev0</w:t>
       </w:r>
       <w:r>
         <w:rPr>
@@ -142,7 +142,7 @@
                 <w:color w:val="193247"/>
                 <w:sz w:val="22"/>
               </w:rPr>
-              <w:t>THE CENTRAL RULE: VerseVAD describes lexical evidence found in published word-rating and corpus-frequency resources plus optional dictionary-based pronunciation evidence. Concreteness, SUBTLEX-US frequency, retrospective Age of Acquisition, and pronunciation/lexical-stress results are separate from affective constructs and from each other. VerseVAD does not discover the emotion of a poem, diagnose a speaker or cognition, recover an author's intention, measure what an individual reader feels, or classify meter or rhyme in Stage 5.</w:t>
+              <w:t>THE CENTRAL RULE: VerseVAD describes lexical evidence found in published word-rating and corpus-frequency resources plus optional dictionary-based pronunciation and candidate-meter evidence. Concreteness, SUBTLEX-US frequency, retrospective Age of Acquisition, pronunciation/lexical stress, and meter fit are separate from affective constructs and from each other. VerseVAD does not discover the emotion of a poem, diagnose a speaker or cognition, recover an author's intention, measure what an individual reader feels, or establish definitive meter, performed rhythm, or rhyme.</w:t>
             </w:r>
           </w:p>
         </w:tc>
@@ -240,7 +240,7 @@
           <w:rFonts w:ascii="Calibri" w:hAnsi="Calibri"/>
           <w:sz w:val="22"/>
         </w:rPr>
-        <w:t>Original and normalized scales, concreteness, Zipf frequency, Age of Acquisition, and dictionary pronunciation</w:t>
+        <w:t>Original and normalized scales, concreteness, Zipf frequency, Age of Acquisition, dictionary pronunciation, and candidate meter</w:t>
       </w:r>
     </w:p>
     <w:p>
@@ -906,7 +906,7 @@
           <w:rFonts w:ascii="Calibri" w:hAnsi="Calibri"/>
           <w:sz w:val="22"/>
         </w:rPr>
-        <w:t xml:space="preserve"> VAD ratings, emotion associations, sentiment associations, emotion intensities, normative lexical concreteness, corpus-relative lexical frequency, retrospective normative lexical Age of Acquisition, and dictionary pronunciation/lexical stress are different kinds of evidence.</w:t>
+        <w:t xml:space="preserve"> VAD ratings, emotion associations, sentiment associations, emotion intensities, normative lexical concreteness, corpus-relative lexical frequency, retrospective normative lexical Age of Acquisition, dictionary pronunciation/lexical stress, and candidate-meter fit are different kinds of evidence.</w:t>
       </w:r>
     </w:p>
     <w:p>
@@ -4842,6 +4842,328 @@
           <w:sz w:val="22"/>
         </w:rPr>
         <w:t>Avoid: “The poem is iambic,” “this is the poet's pronunciation,” or “the performance stresses these syllables.” Stage 5 supplies North American dictionary evidence, not meter, rhyme, or definitive performed scansion.</w:t>
+      </w:r>
+    </w:p>
+    <w:p>
+      <w:pPr>
+        <w:pStyle w:val="Heading2"/>
+      </w:pPr>
+      <w:r>
+        <w:rPr>
+          <w:rFonts w:ascii="Calibri" w:hAnsi="Calibri"/>
+          <w:sz w:val="22"/>
+        </w:rPr>
+        <w:t>Candidate Meter, Fit, and Common Meter</w:t>
+      </w:r>
+    </w:p>
+    <w:p>
+      <w:pPr>
+        <w:widowControl/>
+        <w:spacing w:before="0" w:after="120" w:line="300" w:lineRule="auto"/>
+      </w:pPr>
+      <w:r>
+        <w:rPr>
+          <w:rFonts w:ascii="Calibri" w:hAnsi="Calibri"/>
+          <w:sz w:val="22"/>
+        </w:rPr>
+        <w:t xml:space="preserve">The optional one-poem Stage 6 module consumes retained Stage 5 stress evidence without rewriting the pronunciation result. It compares five base patterns: iambic </w:t>
+      </w:r>
+      <w:r>
+        <w:rPr>
+          <w:rFonts w:ascii="Consolas" w:hAnsi="Consolas"/>
+          <w:color w:val="1F4D78"/>
+          <w:sz w:val="19"/>
+        </w:rPr>
+        <w:t>01</w:t>
+      </w:r>
+      <w:r>
+        <w:rPr>
+          <w:rFonts w:ascii="Calibri" w:hAnsi="Calibri"/>
+          <w:sz w:val="22"/>
+        </w:rPr>
+        <w:t xml:space="preserve">, trochaic </w:t>
+      </w:r>
+      <w:r>
+        <w:rPr>
+          <w:rFonts w:ascii="Consolas" w:hAnsi="Consolas"/>
+          <w:color w:val="1F4D78"/>
+          <w:sz w:val="19"/>
+        </w:rPr>
+        <w:t>10</w:t>
+      </w:r>
+      <w:r>
+        <w:rPr>
+          <w:rFonts w:ascii="Calibri" w:hAnsi="Calibri"/>
+          <w:sz w:val="22"/>
+        </w:rPr>
+        <w:t xml:space="preserve">, anapestic </w:t>
+      </w:r>
+      <w:r>
+        <w:rPr>
+          <w:rFonts w:ascii="Consolas" w:hAnsi="Consolas"/>
+          <w:color w:val="1F4D78"/>
+          <w:sz w:val="19"/>
+        </w:rPr>
+        <w:t>001</w:t>
+      </w:r>
+      <w:r>
+        <w:rPr>
+          <w:rFonts w:ascii="Calibri" w:hAnsi="Calibri"/>
+          <w:sz w:val="22"/>
+        </w:rPr>
+        <w:t xml:space="preserve">, dactylic </w:t>
+      </w:r>
+      <w:r>
+        <w:rPr>
+          <w:rFonts w:ascii="Consolas" w:hAnsi="Consolas"/>
+          <w:color w:val="1F4D78"/>
+          <w:sz w:val="19"/>
+        </w:rPr>
+        <w:t>100</w:t>
+      </w:r>
+      <w:r>
+        <w:rPr>
+          <w:rFonts w:ascii="Calibri" w:hAnsi="Calibri"/>
+          <w:sz w:val="22"/>
+        </w:rPr>
+        <w:t xml:space="preserve">, and amphibrachic </w:t>
+      </w:r>
+      <w:r>
+        <w:rPr>
+          <w:rFonts w:ascii="Consolas" w:hAnsi="Consolas"/>
+          <w:color w:val="1F4D78"/>
+          <w:sz w:val="19"/>
+        </w:rPr>
+        <w:t>010</w:t>
+      </w:r>
+      <w:r>
+        <w:rPr>
+          <w:rFonts w:ascii="Calibri" w:hAnsi="Calibri"/>
+          <w:sz w:val="22"/>
+        </w:rPr>
+        <w:t>. Each is checked at one through eight feet (monometer through octameter), producing 40 fixed line candidates.</w:t>
+      </w:r>
+    </w:p>
+    <w:p>
+      <w:pPr>
+        <w:widowControl/>
+        <w:spacing w:before="0" w:after="120" w:line="300" w:lineRule="auto"/>
+      </w:pPr>
+      <w:r>
+        <w:rPr>
+          <w:rFonts w:ascii="Calibri" w:hAnsi="Calibri"/>
+          <w:sz w:val="22"/>
+        </w:rPr>
+        <w:t xml:space="preserve">A </w:t>
+      </w:r>
+      <w:r>
+        <w:rPr>
+          <w:rFonts w:ascii="Calibri" w:hAnsi="Calibri"/>
+          <w:b/>
+          <w:sz w:val="22"/>
+        </w:rPr>
+        <w:t>candidate meter</w:t>
+      </w:r>
+      <w:r>
+        <w:rPr>
+          <w:rFonts w:ascii="Calibri" w:hAnsi="Calibri"/>
+          <w:sz w:val="22"/>
+        </w:rPr>
+        <w:t xml:space="preserve"> is the nearest configured stress template or stanza-aware scheme. It is not a definitive classification, correct scansion, or performed rhythm.</w:t>
+      </w:r>
+    </w:p>
+    <w:p>
+      <w:pPr>
+        <w:widowControl/>
+        <w:spacing w:before="0" w:after="120" w:line="300" w:lineRule="auto"/>
+      </w:pPr>
+      <w:r>
+        <w:rPr>
+          <w:rFonts w:ascii="Calibri" w:hAnsi="Calibri"/>
+          <w:sz w:val="22"/>
+        </w:rPr>
+        <w:t xml:space="preserve">Spondees </w:t>
+      </w:r>
+      <w:r>
+        <w:rPr>
+          <w:rFonts w:ascii="Consolas" w:hAnsi="Consolas"/>
+          <w:color w:val="1F4D78"/>
+          <w:sz w:val="19"/>
+        </w:rPr>
+        <w:t>11</w:t>
+      </w:r>
+      <w:r>
+        <w:rPr>
+          <w:rFonts w:ascii="Calibri" w:hAnsi="Calibri"/>
+          <w:sz w:val="22"/>
+        </w:rPr>
+        <w:t xml:space="preserve"> and pyrrhics </w:t>
+      </w:r>
+      <w:r>
+        <w:rPr>
+          <w:rFonts w:ascii="Consolas" w:hAnsi="Consolas"/>
+          <w:color w:val="1F4D78"/>
+          <w:sz w:val="19"/>
+        </w:rPr>
+        <w:t>00</w:t>
+      </w:r>
+      <w:r>
+        <w:rPr>
+          <w:rFonts w:ascii="Calibri" w:hAnsi="Calibri"/>
+          <w:sz w:val="22"/>
+        </w:rPr>
+        <w:t xml:space="preserve"> are local substitutions, not ordinary whole-line base candidates. The audit can also report initial inversion, feminine ending, catalexis, and extra or omitted syllables.</w:t>
+      </w:r>
+    </w:p>
+    <w:p>
+      <w:pPr>
+        <w:widowControl/>
+        <w:spacing w:before="0" w:after="120" w:line="300" w:lineRule="auto"/>
+      </w:pPr>
+      <w:r>
+        <w:rPr>
+          <w:rFonts w:ascii="Calibri" w:hAnsi="Calibri"/>
+          <w:b/>
+          <w:sz w:val="22"/>
+        </w:rPr>
+        <w:t>Common meter</w:t>
+      </w:r>
+      <w:r>
+        <w:rPr>
+          <w:rFonts w:ascii="Calibri" w:hAnsi="Calibri"/>
+          <w:sz w:val="22"/>
+        </w:rPr>
+        <w:t xml:space="preserve"> is evaluated separately as alternating iambic tetrameter/trimeter:</w:t>
+      </w:r>
+    </w:p>
+    <w:p>
+      <w:pPr>
+        <w:pStyle w:val="Formula"/>
+      </w:pPr>
+      <w:r>
+        <w:rPr>
+          <w:rFonts w:ascii="Consolas" w:hAnsi="Consolas"/>
+          <w:color w:val="1F4D78"/>
+          <w:sz w:val="19"/>
+        </w:rPr>
+        <w:t>common_meter_cycle = 4-3-4-3</w:t>
+      </w:r>
+    </w:p>
+    <w:p>
+      <w:pPr>
+        <w:widowControl/>
+        <w:spacing w:before="0" w:after="120" w:line="300" w:lineRule="auto"/>
+      </w:pPr>
+      <w:r>
+        <w:rPr>
+          <w:rFonts w:ascii="Calibri" w:hAnsi="Calibri"/>
+          <w:sz w:val="22"/>
+        </w:rPr>
+        <w:t>The cycle restarts at each stanza. At least one complete four-line stanza is required before common meter can become the poem-level nearest scheme.</w:t>
+      </w:r>
+    </w:p>
+    <w:p>
+      <w:pPr>
+        <w:widowControl/>
+        <w:spacing w:before="0" w:after="120" w:line="300" w:lineRule="auto"/>
+      </w:pPr>
+      <w:r>
+        <w:rPr>
+          <w:rFonts w:ascii="Calibri" w:hAnsi="Calibri"/>
+          <w:sz w:val="22"/>
+        </w:rPr>
+        <w:t>For one line and template:</w:t>
+      </w:r>
+    </w:p>
+    <w:p>
+      <w:pPr>
+        <w:pStyle w:val="Formula"/>
+      </w:pPr>
+      <w:r>
+        <w:rPr>
+          <w:rFonts w:ascii="Consolas" w:hAnsi="Consolas"/>
+          <w:color w:val="1F4D78"/>
+          <w:sz w:val="19"/>
+        </w:rPr>
+        <w:t>meter_line_fit = max(0, 1 - selected_alignment_cost / max(observed_syllables, template_syllables, 1))</w:t>
+      </w:r>
+    </w:p>
+    <w:p>
+      <w:pPr>
+        <w:pStyle w:val="Formula"/>
+      </w:pPr>
+      <w:r>
+        <w:rPr>
+          <w:rFonts w:ascii="Consolas" w:hAnsi="Consolas"/>
+          <w:color w:val="1F4D78"/>
+          <w:sz w:val="19"/>
+        </w:rPr>
+        <w:t>meter_line_coverage = analyzable eligible physical lines / eligible physical lines</w:t>
+      </w:r>
+    </w:p>
+    <w:p>
+      <w:pPr>
+        <w:pStyle w:val="Formula"/>
+      </w:pPr>
+      <w:r>
+        <w:rPr>
+          <w:rFonts w:ascii="Consolas" w:hAnsi="Consolas"/>
+          <w:color w:val="1F4D78"/>
+          <w:sz w:val="19"/>
+        </w:rPr>
+        <w:t>matching_line_proportion = lines meeting the configured fit threshold / analyzable lines</w:t>
+      </w:r>
+    </w:p>
+    <w:p>
+      <w:pPr>
+        <w:widowControl/>
+        <w:spacing w:before="0" w:after="120" w:line="300" w:lineRule="auto"/>
+      </w:pPr>
+      <w:r>
+        <w:rPr>
+          <w:rFonts w:ascii="Calibri" w:hAnsi="Calibri"/>
+          <w:sz w:val="22"/>
+        </w:rPr>
+        <w:t>Fit is a configured similarity from 0 to 1, not a probability. The rule-based confidence category uses analyzable-line count, coverage, fit, candidate margin, and matching-line proportion; it is not a calibrated probability.</w:t>
+      </w:r>
+    </w:p>
+    <w:p>
+      <w:pPr>
+        <w:widowControl/>
+        <w:spacing w:before="0" w:after="120" w:line="300" w:lineRule="auto"/>
+      </w:pPr>
+      <w:r>
+        <w:rPr>
+          <w:rFonts w:ascii="Calibri" w:hAnsi="Calibri"/>
+          <w:sz w:val="22"/>
+        </w:rPr>
+        <w:t>A missing or out-of-dictionary word makes its physical line unscored. It does not receive fit zero or a partial “known-word” scansion. Materially different dictionary stress alternatives can be explored as candidate paths, but the metrically preferred path is not promoted to a dictionary or performance fact.</w:t>
+      </w:r>
+    </w:p>
+    <w:p>
+      <w:pPr>
+        <w:widowControl/>
+        <w:spacing w:before="0" w:after="120" w:line="300" w:lineRule="auto"/>
+      </w:pPr>
+      <w:r>
+        <w:rPr>
+          <w:rFonts w:ascii="Calibri" w:hAnsi="Calibri"/>
+          <w:sz w:val="22"/>
+        </w:rPr>
+        <w:t>Safe wording: “The nearest configured candidate was common meter (alternating iambic tetrameter/trimeter), with mean fit 0.91 across 8 analyzable lines and complete-stanza coverage 2/2.”</w:t>
+      </w:r>
+    </w:p>
+    <w:p>
+      <w:pPr>
+        <w:widowControl/>
+        <w:spacing w:before="0" w:after="120" w:line="300" w:lineRule="auto"/>
+      </w:pPr>
+      <w:r>
+        <w:rPr>
+          <w:rFonts w:ascii="Calibri" w:hAnsi="Calibri"/>
+          <w:sz w:val="22"/>
+        </w:rPr>
+        <w:t>Avoid: “VerseVAD proved the poem is in common meter,” “fit 0.91 means a 91% probability,” or “this is the poet's intended scansion.”</w:t>
       </w:r>
     </w:p>
     <w:p>
@@ -12386,6 +12708,191 @@
     </w:p>
     <w:p>
       <w:pPr>
+        <w:pStyle w:val="Heading2"/>
+      </w:pPr>
+      <w:r>
+        <w:rPr>
+          <w:rFonts w:ascii="Calibri" w:hAnsi="Calibri"/>
+          <w:sz w:val="22"/>
+        </w:rPr>
+        <w:t>Example J: Common Meter as an Alternating Scheme</w:t>
+      </w:r>
+    </w:p>
+    <w:p>
+      <w:pPr>
+        <w:widowControl/>
+        <w:spacing w:before="0" w:after="120" w:line="300" w:lineRule="auto"/>
+      </w:pPr>
+      <w:r>
+        <w:rPr>
+          <w:rFonts w:ascii="Calibri" w:hAnsi="Calibri"/>
+          <w:sz w:val="22"/>
+        </w:rPr>
+        <w:t>Suppose an invented four-line stanza has exact binary stress sequences:</w:t>
+      </w:r>
+    </w:p>
+    <w:p>
+      <w:pPr>
+        <w:pStyle w:val="Formula"/>
+      </w:pPr>
+      <w:r>
+        <w:rPr>
+          <w:rFonts w:ascii="Consolas" w:hAnsi="Consolas"/>
+          <w:color w:val="1F4D78"/>
+          <w:sz w:val="19"/>
+        </w:rPr>
+        <w:t>01010101</w:t>
+      </w:r>
+      <w:r>
+        <w:br/>
+      </w:r>
+      <w:r>
+        <w:rPr>
+          <w:rFonts w:ascii="Consolas" w:hAnsi="Consolas"/>
+          <w:color w:val="1F4D78"/>
+          <w:sz w:val="19"/>
+        </w:rPr>
+        <w:t>010101</w:t>
+      </w:r>
+      <w:r>
+        <w:br/>
+      </w:r>
+      <w:r>
+        <w:rPr>
+          <w:rFonts w:ascii="Consolas" w:hAnsi="Consolas"/>
+          <w:color w:val="1F4D78"/>
+          <w:sz w:val="19"/>
+        </w:rPr>
+        <w:t>01010101</w:t>
+      </w:r>
+      <w:r>
+        <w:br/>
+      </w:r>
+      <w:r>
+        <w:rPr>
+          <w:rFonts w:ascii="Consolas" w:hAnsi="Consolas"/>
+          <w:color w:val="1F4D78"/>
+          <w:sz w:val="19"/>
+        </w:rPr>
+        <w:t>010101</w:t>
+      </w:r>
+    </w:p>
+    <w:p>
+      <w:pPr>
+        <w:widowControl/>
+        <w:spacing w:before="0" w:after="120" w:line="300" w:lineRule="auto"/>
+      </w:pPr>
+      <w:r>
+        <w:rPr>
+          <w:rFonts w:ascii="Calibri" w:hAnsi="Calibri"/>
+          <w:sz w:val="22"/>
+        </w:rPr>
+        <w:t xml:space="preserve">The first and third lines are exact iambic tetrameter; the second and fourth are exact iambic trimeter. Each phase-specific line alignment has cost </w:t>
+      </w:r>
+      <w:r>
+        <w:rPr>
+          <w:rFonts w:ascii="Consolas" w:hAnsi="Consolas"/>
+          <w:color w:val="1F4D78"/>
+          <w:sz w:val="19"/>
+        </w:rPr>
+        <w:t>0</w:t>
+      </w:r>
+      <w:r>
+        <w:rPr>
+          <w:rFonts w:ascii="Calibri" w:hAnsi="Calibri"/>
+          <w:sz w:val="22"/>
+        </w:rPr>
+        <w:t xml:space="preserve"> and fit </w:t>
+      </w:r>
+      <w:r>
+        <w:rPr>
+          <w:rFonts w:ascii="Consolas" w:hAnsi="Consolas"/>
+          <w:color w:val="1F4D78"/>
+          <w:sz w:val="19"/>
+        </w:rPr>
+        <w:t>1.0</w:t>
+      </w:r>
+      <w:r>
+        <w:rPr>
+          <w:rFonts w:ascii="Calibri" w:hAnsi="Calibri"/>
+          <w:sz w:val="22"/>
+        </w:rPr>
+        <w:t>.</w:t>
+      </w:r>
+    </w:p>
+    <w:p>
+      <w:pPr>
+        <w:widowControl/>
+        <w:spacing w:before="0" w:after="120" w:line="300" w:lineRule="auto"/>
+      </w:pPr>
+      <w:r>
+        <w:rPr>
+          <w:rFonts w:ascii="Calibri" w:hAnsi="Calibri"/>
+          <w:sz w:val="22"/>
+        </w:rPr>
+        <w:t xml:space="preserve">If VerseVAD forced one foot count over the whole stanza, neither iambic tetrameter nor trimeter would describe every line. The stanza-aware common meter candidate instead follows </w:t>
+      </w:r>
+      <w:r>
+        <w:rPr>
+          <w:rFonts w:ascii="Consolas" w:hAnsi="Consolas"/>
+          <w:color w:val="1F4D78"/>
+          <w:sz w:val="19"/>
+        </w:rPr>
+        <w:t>4-3-4-3</w:t>
+      </w:r>
+      <w:r>
+        <w:rPr>
+          <w:rFonts w:ascii="Calibri" w:hAnsi="Calibri"/>
+          <w:sz w:val="22"/>
+        </w:rPr>
+        <w:t xml:space="preserve">, matches all four lines, has mean fit </w:t>
+      </w:r>
+      <w:r>
+        <w:rPr>
+          <w:rFonts w:ascii="Consolas" w:hAnsi="Consolas"/>
+          <w:color w:val="1F4D78"/>
+          <w:sz w:val="19"/>
+        </w:rPr>
+        <w:t>1.0</w:t>
+      </w:r>
+      <w:r>
+        <w:rPr>
+          <w:rFonts w:ascii="Calibri" w:hAnsi="Calibri"/>
+          <w:sz w:val="22"/>
+        </w:rPr>
+        <w:t xml:space="preserve">, and has complete-stanza coverage </w:t>
+      </w:r>
+      <w:r>
+        <w:rPr>
+          <w:rFonts w:ascii="Consolas" w:hAnsi="Consolas"/>
+          <w:color w:val="1F4D78"/>
+          <w:sz w:val="19"/>
+        </w:rPr>
+        <w:t>1/1</w:t>
+      </w:r>
+      <w:r>
+        <w:rPr>
+          <w:rFonts w:ascii="Calibri" w:hAnsi="Calibri"/>
+          <w:sz w:val="22"/>
+        </w:rPr>
+        <w:t>.</w:t>
+      </w:r>
+    </w:p>
+    <w:p>
+      <w:pPr>
+        <w:widowControl/>
+        <w:spacing w:before="0" w:after="120" w:line="300" w:lineRule="auto"/>
+      </w:pPr>
+      <w:r>
+        <w:rPr>
+          <w:rFonts w:ascii="Calibri" w:hAnsi="Calibri"/>
+          <w:sz w:val="22"/>
+        </w:rPr>
+        <w:t>Interpretation: common meter is the nearest configured alternating scheme for this invented stress evidence. The result does not establish performed rhythm, dialect, or authorial intention.</w:t>
+      </w:r>
+    </w:p>
+    <w:p>
+      <w:pPr>
         <w:pStyle w:val="Heading1"/>
       </w:pPr>
       <w:r>
@@ -12478,7 +12985,7 @@
           <w:rFonts w:ascii="Calibri" w:hAnsi="Calibri"/>
           <w:sz w:val="22"/>
         </w:rPr>
-        <w:t>construct: VAD, emotion association, sentiment association, emotion intensity, normative lexical concreteness, corpus-relative lexical frequency, retrospective normative lexical Age of Acquisition, or dictionary pronunciation/syllable/lexical-stress evidence;</w:t>
+        <w:t>construct: VAD, emotion association, sentiment association, emotion intensity, normative lexical concreteness, corpus-relative lexical frequency, retrospective normative lexical Age of Acquisition, dictionary pronunciation/syllable/lexical-stress evidence, or candidate-meter fit;</w:t>
       </w:r>
     </w:p>
     <w:p>
@@ -12569,6 +13076,37 @@
           <w:sz w:val="22"/>
         </w:rPr>
         <w:t>pronunciation override configuration and complete-line denominator when relevant;</w:t>
+      </w:r>
+    </w:p>
+    <w:p>
+      <w:pPr>
+        <w:widowControl/>
+        <w:numPr>
+          <w:ilvl w:val="0"/>
+          <w:numId w:val="10"/>
+        </w:numPr>
+        <w:spacing w:before="0" w:after="80" w:line="300" w:lineRule="auto"/>
+        <w:ind w:left="540" w:hanging="271"/>
+      </w:pPr>
+      <w:r>
+        <w:rPr>
+          <w:rFonts w:ascii="Calibri" w:hAnsi="Calibri"/>
+          <w:sz w:val="22"/>
+        </w:rPr>
+        <w:t>meter configuration, nearest-candidate kind, analyzable-line denominator,</w:t>
+      </w:r>
+    </w:p>
+    <w:p>
+      <w:pPr>
+        <w:widowControl/>
+        <w:spacing w:before="0" w:after="120" w:line="300" w:lineRule="auto"/>
+      </w:pPr>
+      <w:r>
+        <w:rPr>
+          <w:rFonts w:ascii="Calibri" w:hAnsi="Calibri"/>
+          <w:sz w:val="22"/>
+        </w:rPr>
+        <w:t xml:space="preserve">  fit threshold, and complete-stanza denominator when relevant;</w:t>
       </w:r>
     </w:p>
     <w:p>
@@ -13376,6 +13914,120 @@
                 <w:sz w:val="18"/>
               </w:rPr>
               <w:t>Binary source label linking an entry to an emotion or sentiment</w:t>
+            </w:r>
+          </w:p>
+        </w:tc>
+      </w:tr>
+      <w:tr>
+        <w:trPr>
+          <w:cantSplit w:val="true"/>
+        </w:trPr>
+        <w:tc>
+          <w:tcPr>
+            <w:tcW w:type="dxa" w:w="3600"/>
+            <w:vAlign w:val="center"/>
+            <w:tcMar>
+              <w:top w:w="80" w:type="dxa"/>
+              <w:bottom w:w="80" w:type="dxa"/>
+              <w:start w:w="120" w:type="dxa"/>
+              <w:end w:w="120" w:type="dxa"/>
+            </w:tcMar>
+          </w:tcPr>
+          <w:p>
+            <w:pPr>
+              <w:widowControl/>
+              <w:spacing w:before="0" w:after="0" w:line="252" w:lineRule="auto"/>
+            </w:pPr>
+            <w:r/>
+            <w:r>
+              <w:rPr>
+                <w:rFonts w:ascii="Calibri" w:hAnsi="Calibri"/>
+                <w:sz w:val="18"/>
+              </w:rPr>
+              <w:t>Candidate meter</w:t>
+            </w:r>
+          </w:p>
+        </w:tc>
+        <w:tc>
+          <w:tcPr>
+            <w:tcW w:type="dxa" w:w="5760"/>
+            <w:vAlign w:val="center"/>
+            <w:tcMar>
+              <w:top w:w="80" w:type="dxa"/>
+              <w:bottom w:w="80" w:type="dxa"/>
+              <w:start w:w="120" w:type="dxa"/>
+              <w:end w:w="120" w:type="dxa"/>
+            </w:tcMar>
+          </w:tcPr>
+          <w:p>
+            <w:pPr>
+              <w:widowControl/>
+              <w:spacing w:before="0" w:after="0" w:line="252" w:lineRule="auto"/>
+            </w:pPr>
+            <w:r/>
+            <w:r>
+              <w:rPr>
+                <w:rFonts w:ascii="Calibri" w:hAnsi="Calibri"/>
+                <w:sz w:val="18"/>
+              </w:rPr>
+              <w:t>Nearest configured stress template or stanza-aware scheme; not definitive meter or performed rhythm</w:t>
+            </w:r>
+          </w:p>
+        </w:tc>
+      </w:tr>
+      <w:tr>
+        <w:trPr>
+          <w:cantSplit w:val="true"/>
+        </w:trPr>
+        <w:tc>
+          <w:tcPr>
+            <w:tcW w:type="dxa" w:w="3600"/>
+            <w:vAlign w:val="center"/>
+            <w:tcMar>
+              <w:top w:w="80" w:type="dxa"/>
+              <w:bottom w:w="80" w:type="dxa"/>
+              <w:start w:w="120" w:type="dxa"/>
+              <w:end w:w="120" w:type="dxa"/>
+            </w:tcMar>
+          </w:tcPr>
+          <w:p>
+            <w:pPr>
+              <w:widowControl/>
+              <w:spacing w:before="0" w:after="0" w:line="252" w:lineRule="auto"/>
+            </w:pPr>
+            <w:r/>
+            <w:r>
+              <w:rPr>
+                <w:rFonts w:ascii="Calibri" w:hAnsi="Calibri"/>
+                <w:sz w:val="18"/>
+              </w:rPr>
+              <w:t>Common meter</w:t>
+            </w:r>
+          </w:p>
+        </w:tc>
+        <w:tc>
+          <w:tcPr>
+            <w:tcW w:type="dxa" w:w="5760"/>
+            <w:vAlign w:val="center"/>
+            <w:tcMar>
+              <w:top w:w="80" w:type="dxa"/>
+              <w:bottom w:w="80" w:type="dxa"/>
+              <w:start w:w="120" w:type="dxa"/>
+              <w:end w:w="120" w:type="dxa"/>
+            </w:tcMar>
+          </w:tcPr>
+          <w:p>
+            <w:pPr>
+              <w:widowControl/>
+              <w:spacing w:before="0" w:after="0" w:line="252" w:lineRule="auto"/>
+            </w:pPr>
+            <w:r/>
+            <w:r>
+              <w:rPr>
+                <w:rFonts w:ascii="Calibri" w:hAnsi="Calibri"/>
+                <w:sz w:val="18"/>
+              </w:rPr>
+              <w:t>Alternating iambic tetrameter/trimeter scheme with stanza cycle 4-3-4-3</w:t>
             </w:r>
           </w:p>
         </w:tc>
@@ -14363,6 +15015,120 @@
                 <w:rFonts w:ascii="Calibri" w:hAnsi="Calibri"/>
                 <w:sz w:val="18"/>
               </w:rPr>
+              <w:t>Meter fit</w:t>
+            </w:r>
+          </w:p>
+        </w:tc>
+        <w:tc>
+          <w:tcPr>
+            <w:tcW w:type="dxa" w:w="5760"/>
+            <w:vAlign w:val="center"/>
+            <w:tcMar>
+              <w:top w:w="80" w:type="dxa"/>
+              <w:bottom w:w="80" w:type="dxa"/>
+              <w:start w:w="120" w:type="dxa"/>
+              <w:end w:w="120" w:type="dxa"/>
+            </w:tcMar>
+          </w:tcPr>
+          <w:p>
+            <w:pPr>
+              <w:widowControl/>
+              <w:spacing w:before="0" w:after="0" w:line="252" w:lineRule="auto"/>
+            </w:pPr>
+            <w:r/>
+            <w:r>
+              <w:rPr>
+                <w:rFonts w:ascii="Calibri" w:hAnsi="Calibri"/>
+                <w:sz w:val="18"/>
+              </w:rPr>
+              <w:t>Configured 0-1 stress-alignment similarity; not a probability</w:t>
+            </w:r>
+          </w:p>
+        </w:tc>
+      </w:tr>
+      <w:tr>
+        <w:trPr>
+          <w:cantSplit w:val="true"/>
+        </w:trPr>
+        <w:tc>
+          <w:tcPr>
+            <w:tcW w:type="dxa" w:w="3600"/>
+            <w:vAlign w:val="center"/>
+            <w:tcMar>
+              <w:top w:w="80" w:type="dxa"/>
+              <w:bottom w:w="80" w:type="dxa"/>
+              <w:start w:w="120" w:type="dxa"/>
+              <w:end w:w="120" w:type="dxa"/>
+            </w:tcMar>
+          </w:tcPr>
+          <w:p>
+            <w:pPr>
+              <w:widowControl/>
+              <w:spacing w:before="0" w:after="0" w:line="252" w:lineRule="auto"/>
+            </w:pPr>
+            <w:r/>
+            <w:r>
+              <w:rPr>
+                <w:rFonts w:ascii="Calibri" w:hAnsi="Calibri"/>
+                <w:sz w:val="18"/>
+              </w:rPr>
+              <w:t>Meter line coverage</w:t>
+            </w:r>
+          </w:p>
+        </w:tc>
+        <w:tc>
+          <w:tcPr>
+            <w:tcW w:type="dxa" w:w="5760"/>
+            <w:vAlign w:val="center"/>
+            <w:tcMar>
+              <w:top w:w="80" w:type="dxa"/>
+              <w:bottom w:w="80" w:type="dxa"/>
+              <w:start w:w="120" w:type="dxa"/>
+              <w:end w:w="120" w:type="dxa"/>
+            </w:tcMar>
+          </w:tcPr>
+          <w:p>
+            <w:pPr>
+              <w:widowControl/>
+              <w:spacing w:before="0" w:after="0" w:line="252" w:lineRule="auto"/>
+            </w:pPr>
+            <w:r/>
+            <w:r>
+              <w:rPr>
+                <w:rFonts w:ascii="Calibri" w:hAnsi="Calibri"/>
+                <w:sz w:val="18"/>
+              </w:rPr>
+              <w:t>Analyzable eligible physical lines divided by all eligible physical lines</w:t>
+            </w:r>
+          </w:p>
+        </w:tc>
+      </w:tr>
+      <w:tr>
+        <w:trPr>
+          <w:cantSplit w:val="true"/>
+        </w:trPr>
+        <w:tc>
+          <w:tcPr>
+            <w:tcW w:type="dxa" w:w="3600"/>
+            <w:vAlign w:val="center"/>
+            <w:tcMar>
+              <w:top w:w="80" w:type="dxa"/>
+              <w:bottom w:w="80" w:type="dxa"/>
+              <w:start w:w="120" w:type="dxa"/>
+              <w:end w:w="120" w:type="dxa"/>
+            </w:tcMar>
+          </w:tcPr>
+          <w:p>
+            <w:pPr>
+              <w:widowControl/>
+              <w:spacing w:before="0" w:after="0" w:line="252" w:lineRule="auto"/>
+            </w:pPr>
+            <w:r/>
+            <w:r>
+              <w:rPr>
+                <w:rFonts w:ascii="Calibri" w:hAnsi="Calibri"/>
+                <w:sz w:val="18"/>
+              </w:rPr>
               <w:t>Median</w:t>
             </w:r>
           </w:p>
@@ -14918,6 +15684,63 @@
                 <w:sz w:val="18"/>
               </w:rPr>
               <w:t>Named, versioned set of scholar-authored decision revisions</w:t>
+            </w:r>
+          </w:p>
+        </w:tc>
+      </w:tr>
+      <w:tr>
+        <w:trPr>
+          <w:cantSplit w:val="true"/>
+        </w:trPr>
+        <w:tc>
+          <w:tcPr>
+            <w:tcW w:type="dxa" w:w="3600"/>
+            <w:vAlign w:val="center"/>
+            <w:tcMar>
+              <w:top w:w="80" w:type="dxa"/>
+              <w:bottom w:w="80" w:type="dxa"/>
+              <w:start w:w="120" w:type="dxa"/>
+              <w:end w:w="120" w:type="dxa"/>
+            </w:tcMar>
+          </w:tcPr>
+          <w:p>
+            <w:pPr>
+              <w:widowControl/>
+              <w:spacing w:before="0" w:after="0" w:line="252" w:lineRule="auto"/>
+            </w:pPr>
+            <w:r/>
+            <w:r>
+              <w:rPr>
+                <w:rFonts w:ascii="Calibri" w:hAnsi="Calibri"/>
+                <w:sz w:val="18"/>
+              </w:rPr>
+              <w:t>Rule-based meter confidence</w:t>
+            </w:r>
+          </w:p>
+        </w:tc>
+        <w:tc>
+          <w:tcPr>
+            <w:tcW w:type="dxa" w:w="5760"/>
+            <w:vAlign w:val="center"/>
+            <w:tcMar>
+              <w:top w:w="80" w:type="dxa"/>
+              <w:bottom w:w="80" w:type="dxa"/>
+              <w:start w:w="120" w:type="dxa"/>
+              <w:end w:w="120" w:type="dxa"/>
+            </w:tcMar>
+          </w:tcPr>
+          <w:p>
+            <w:pPr>
+              <w:widowControl/>
+              <w:spacing w:before="0" w:after="0" w:line="252" w:lineRule="auto"/>
+            </w:pPr>
+            <w:r/>
+            <w:r>
+              <w:rPr>
+                <w:rFonts w:ascii="Calibri" w:hAnsi="Calibri"/>
+                <w:sz w:val="18"/>
+              </w:rPr>
+              <w:t>Configured category from evidence count, coverage, fit, margin, and matching lines; not a calibrated probability</w:t>
             </w:r>
           </w:p>
         </w:tc>
@@ -15962,7 +16785,7 @@
         <w:color w:val="66727C"/>
         <w:sz w:val="18"/>
       </w:rPr>
-      <w:t xml:space="preserve">  |  0.11.0.dev0</w:t>
+      <w:t xml:space="preserve">  |  0.12.0.dev0</w:t>
     </w:r>
   </w:p>
 </w:hdr>

--- a/docs/VerseVAD_Values_and_Terminology_Guide.docx
+++ b/docs/VerseVAD_Values_and_Terminology_Guide.docx
@@ -47,7 +47,7 @@
           <w:color w:val="66727C"/>
           <w:sz w:val="21"/>
         </w:rPr>
-        <w:t xml:space="preserve"> 0.12.0.dev0</w:t>
+        <w:t xml:space="preserve"> 0.13.0.dev0</w:t>
       </w:r>
       <w:r>
         <w:rPr>
@@ -142,7 +142,7 @@
                 <w:color w:val="193247"/>
                 <w:sz w:val="22"/>
               </w:rPr>
-              <w:t>THE CENTRAL RULE: VerseVAD describes lexical evidence found in published word-rating and corpus-frequency resources plus optional dictionary-based pronunciation and candidate-meter evidence. Concreteness, SUBTLEX-US frequency, retrospective Age of Acquisition, pronunciation/lexical stress, and meter fit are separate from affective constructs and from each other. VerseVAD does not discover the emotion of a poem, diagnose a speaker or cognition, recover an author's intention, measure what an individual reader feels, or establish definitive meter, performed rhythm, or rhyme.</w:t>
+              <w:t>THE CENTRAL RULE: VerseVAD describes lexical evidence found in published word-rating and corpus-frequency resources plus optional dictionary-based pronunciation, candidate-meter, rhyme, and recurring-sound evidence. Concreteness, SUBTLEX-US frequency, retrospective Age of Acquisition, pronunciation/lexical stress, meter fit, and rhyme/sound evidence are separate from affective constructs and from each other. VerseVAD does not discover the emotion of a poem, diagnose a speaker or cognition, recover an author's intention, measure what an individual reader feels, or establish definitive meter, performed rhythm, pronunciation, or rhyme.</w:t>
             </w:r>
           </w:p>
         </w:tc>
@@ -240,7 +240,7 @@
           <w:rFonts w:ascii="Calibri" w:hAnsi="Calibri"/>
           <w:sz w:val="22"/>
         </w:rPr>
-        <w:t>Original and normalized scales, concreteness, Zipf frequency, Age of Acquisition, dictionary pronunciation, and candidate meter</w:t>
+        <w:t>Original and normalized scales, concreteness, Zipf frequency, Age of Acquisition, dictionary pronunciation, candidate meter, rhyme, and recurring sounds</w:t>
       </w:r>
     </w:p>
     <w:p>
@@ -906,7 +906,7 @@
           <w:rFonts w:ascii="Calibri" w:hAnsi="Calibri"/>
           <w:sz w:val="22"/>
         </w:rPr>
-        <w:t xml:space="preserve"> VAD ratings, emotion associations, sentiment associations, emotion intensities, normative lexical concreteness, corpus-relative lexical frequency, retrospective normative lexical Age of Acquisition, dictionary pronunciation/lexical stress, and candidate-meter fit are different kinds of evidence.</w:t>
+        <w:t xml:space="preserve"> VAD ratings, emotion associations, sentiment associations, emotion intensities, normative lexical concreteness, corpus-relative lexical frequency, retrospective normative lexical Age of Acquisition, dictionary pronunciation/lexical stress, candidate-meter fit, and rhyme/recurring-sound evidence are different kinds of evidence.</w:t>
       </w:r>
     </w:p>
     <w:p>
@@ -4853,7 +4853,7 @@
           <w:rFonts w:ascii="Calibri" w:hAnsi="Calibri"/>
           <w:sz w:val="22"/>
         </w:rPr>
-        <w:t>Candidate Meter, Fit, and Common Meter</w:t>
+        <w:t>Candidate Meter and Fit</w:t>
       </w:r>
     </w:p>
     <w:p>
@@ -4969,7 +4969,7 @@
           <w:rFonts w:ascii="Calibri" w:hAnsi="Calibri"/>
           <w:sz w:val="22"/>
         </w:rPr>
-        <w:t xml:space="preserve"> is the nearest configured stress template or stanza-aware scheme. It is not a definitive classification, correct scansion, or performed rhythm.</w:t>
+        <w:t xml:space="preserve"> is the nearest configured fixed stress template. It is not a definitive classification, correct scansion, or performed rhythm.</w:t>
       </w:r>
     </w:p>
     <w:p>
@@ -5023,17 +5023,9 @@
       <w:r>
         <w:rPr>
           <w:rFonts w:ascii="Calibri" w:hAnsi="Calibri"/>
-          <w:b/>
-          <w:sz w:val="22"/>
-        </w:rPr>
-        <w:t>Common meter</w:t>
-      </w:r>
-      <w:r>
-        <w:rPr>
-          <w:rFonts w:ascii="Calibri" w:hAnsi="Calibri"/>
-          <w:sz w:val="22"/>
-        </w:rPr>
-        <w:t xml:space="preserve"> is evaluated separately as alternating iambic tetrameter/trimeter:</w:t>
+          <w:sz w:val="22"/>
+        </w:rPr>
+        <w:t>For one line and template:</w:t>
       </w:r>
     </w:p>
     <w:p>
@@ -5046,33 +5038,7 @@
           <w:color w:val="1F4D78"/>
           <w:sz w:val="19"/>
         </w:rPr>
-        <w:t>common_meter_cycle = 4-3-4-3</w:t>
-      </w:r>
-    </w:p>
-    <w:p>
-      <w:pPr>
-        <w:widowControl/>
-        <w:spacing w:before="0" w:after="120" w:line="300" w:lineRule="auto"/>
-      </w:pPr>
-      <w:r>
-        <w:rPr>
-          <w:rFonts w:ascii="Calibri" w:hAnsi="Calibri"/>
-          <w:sz w:val="22"/>
-        </w:rPr>
-        <w:t>The cycle restarts at each stanza. At least one complete four-line stanza is required before common meter can become the poem-level nearest scheme.</w:t>
-      </w:r>
-    </w:p>
-    <w:p>
-      <w:pPr>
-        <w:widowControl/>
-        <w:spacing w:before="0" w:after="120" w:line="300" w:lineRule="auto"/>
-      </w:pPr>
-      <w:r>
-        <w:rPr>
-          <w:rFonts w:ascii="Calibri" w:hAnsi="Calibri"/>
-          <w:sz w:val="22"/>
-        </w:rPr>
-        <w:t>For one line and template:</w:t>
+        <w:t>meter_line_fit = max(0, 1 - selected_alignment_cost / max(observed_syllables, template_syllables, 1))</w:t>
       </w:r>
     </w:p>
     <w:p>
@@ -5085,7 +5051,7 @@
           <w:color w:val="1F4D78"/>
           <w:sz w:val="19"/>
         </w:rPr>
-        <w:t>meter_line_fit = max(0, 1 - selected_alignment_cost / max(observed_syllables, template_syllables, 1))</w:t>
+        <w:t>meter_line_coverage = analyzable eligible physical lines / eligible physical lines</w:t>
       </w:r>
     </w:p>
     <w:p>
@@ -5098,20 +5064,166 @@
           <w:color w:val="1F4D78"/>
           <w:sz w:val="19"/>
         </w:rPr>
-        <w:t>meter_line_coverage = analyzable eligible physical lines / eligible physical lines</w:t>
-      </w:r>
-    </w:p>
-    <w:p>
-      <w:pPr>
-        <w:pStyle w:val="Formula"/>
-      </w:pPr>
+        <w:t>matching_line_proportion = lines meeting the configured fit threshold / analyzable lines</w:t>
+      </w:r>
+    </w:p>
+    <w:p>
+      <w:pPr>
+        <w:widowControl/>
+        <w:spacing w:before="0" w:after="120" w:line="300" w:lineRule="auto"/>
+      </w:pPr>
+      <w:r>
+        <w:rPr>
+          <w:rFonts w:ascii="Calibri" w:hAnsi="Calibri"/>
+          <w:sz w:val="22"/>
+        </w:rPr>
+        <w:t>Fit is a configured similarity from 0 to 1, not a probability. The rule-based confidence category uses analyzable-line count, coverage, fit, candidate margin, and matching-line proportion; it is not a calibrated probability.</w:t>
+      </w:r>
+    </w:p>
+    <w:p>
+      <w:pPr>
+        <w:widowControl/>
+        <w:spacing w:before="0" w:after="120" w:line="300" w:lineRule="auto"/>
+      </w:pPr>
+      <w:r>
+        <w:rPr>
+          <w:rFonts w:ascii="Calibri" w:hAnsi="Calibri"/>
+          <w:sz w:val="22"/>
+        </w:rPr>
+        <w:t>A missing or out-of-dictionary word makes its physical line unscored. It does not receive fit zero or a partial “known-word” scansion. Materially different dictionary stress alternatives can be explored as candidate paths, but the metrically preferred path is not promoted to a dictionary or performance fact.</w:t>
+      </w:r>
+    </w:p>
+    <w:p>
+      <w:pPr>
+        <w:widowControl/>
+        <w:spacing w:before="0" w:after="120" w:line="300" w:lineRule="auto"/>
+      </w:pPr>
+      <w:r>
+        <w:rPr>
+          <w:rFonts w:ascii="Calibri" w:hAnsi="Calibri"/>
+          <w:sz w:val="22"/>
+        </w:rPr>
+        <w:t>Safe wording: “The nearest configured candidate was iambic pentameter, with mean fit 0.91 across 8 analyzable lines.”</w:t>
+      </w:r>
+    </w:p>
+    <w:p>
+      <w:pPr>
+        <w:widowControl/>
+        <w:spacing w:before="0" w:after="120" w:line="300" w:lineRule="auto"/>
+      </w:pPr>
+      <w:r>
+        <w:rPr>
+          <w:rFonts w:ascii="Calibri" w:hAnsi="Calibri"/>
+          <w:sz w:val="22"/>
+        </w:rPr>
+        <w:t>Avoid: “VerseVAD proved the poem is in iambic pentameter,” “fit 0.91 means a 91% probability,” or “this is the poet's intended scansion.”</w:t>
+      </w:r>
+    </w:p>
+    <w:p>
+      <w:pPr>
+        <w:pStyle w:val="Heading2"/>
+      </w:pPr>
+      <w:r>
+        <w:rPr>
+          <w:rFonts w:ascii="Calibri" w:hAnsi="Calibri"/>
+          <w:sz w:val="22"/>
+        </w:rPr>
+        <w:t>Rhyme and Recurring Phonological Patterns</w:t>
+      </w:r>
+    </w:p>
+    <w:p>
+      <w:pPr>
+        <w:widowControl/>
+        <w:spacing w:before="0" w:after="120" w:line="300" w:lineRule="auto"/>
+      </w:pPr>
+      <w:r>
+        <w:rPr>
+          <w:rFonts w:ascii="Calibri" w:hAnsi="Calibri"/>
+          <w:sz w:val="22"/>
+        </w:rPr>
+        <w:t>The optional one-poem Stage 7 module consumes retained Stage 5 phones and stress without rewriting the pronunciation result. CMUdict supplies the dictionary evidence; VerseVAD derives the classifications.</w:t>
+      </w:r>
+    </w:p>
+    <w:p>
+      <w:pPr>
+        <w:widowControl/>
+        <w:spacing w:before="0" w:after="120" w:line="300" w:lineRule="auto"/>
+      </w:pPr>
+      <w:r>
+        <w:rPr>
+          <w:rFonts w:ascii="Calibri" w:hAnsi="Calibri"/>
+          <w:sz w:val="22"/>
+        </w:rPr>
+        <w:t xml:space="preserve">Exact whole-poem and stanza schemes use robust perfect or identical rhyme parts. Letters identify exact groups, </w:t>
+      </w:r>
       <w:r>
         <w:rPr>
           <w:rFonts w:ascii="Consolas" w:hAnsi="Consolas"/>
           <w:color w:val="1F4D78"/>
           <w:sz w:val="19"/>
         </w:rPr>
-        <w:t>matching_line_proportion = lines meeting the configured fit threshold / analyzable lines</w:t>
+        <w:t>x</w:t>
+      </w:r>
+      <w:r>
+        <w:rPr>
+          <w:rFonts w:ascii="Calibri" w:hAnsi="Calibri"/>
+          <w:sz w:val="22"/>
+        </w:rPr>
+        <w:t xml:space="preserve"> identifies an analyzable ungrouped ending, and </w:t>
+      </w:r>
+      <w:r>
+        <w:rPr>
+          <w:rFonts w:ascii="Consolas" w:hAnsi="Consolas"/>
+          <w:color w:val="1F4D78"/>
+          <w:sz w:val="19"/>
+        </w:rPr>
+        <w:t>?</w:t>
+      </w:r>
+      <w:r>
+        <w:rPr>
+          <w:rFonts w:ascii="Calibri" w:hAnsi="Calibri"/>
+          <w:sz w:val="22"/>
+        </w:rPr>
+        <w:t xml:space="preserve"> identifies an unresolved ending. Slant and eye rhyme remain separate.</w:t>
+      </w:r>
+    </w:p>
+    <w:p>
+      <w:pPr>
+        <w:pStyle w:val="Formula"/>
+      </w:pPr>
+      <w:r>
+        <w:rPr>
+          <w:rFonts w:ascii="Consolas" w:hAnsi="Consolas"/>
+          <w:color w:val="1F4D78"/>
+          <w:sz w:val="19"/>
+        </w:rPr>
+        <w:t>ending_coverage = analyzable eligible line endings / eligible line endings</w:t>
+      </w:r>
+    </w:p>
+    <w:p>
+      <w:pPr>
+        <w:pStyle w:val="Formula"/>
+      </w:pPr>
+      <w:r>
+        <w:rPr>
+          <w:rFonts w:ascii="Consolas" w:hAnsi="Consolas"/>
+          <w:color w:val="1F4D78"/>
+          <w:sz w:val="19"/>
+        </w:rPr>
+        <w:t>rhyme_density = analyzable line endings in an exact within-stanza pair / analyzable line endings</w:t>
+      </w:r>
+    </w:p>
+    <w:p>
+      <w:pPr>
+        <w:pStyle w:val="Formula"/>
+      </w:pPr>
+      <w:r>
+        <w:rPr>
+          <w:rFonts w:ascii="Consolas" w:hAnsi="Consolas"/>
+          <w:color w:val="1F4D78"/>
+          <w:sz w:val="19"/>
+        </w:rPr>
+        <w:t>slant_similarity = 0.35(stressed_vowel) + 0.25(final_consonants) + 0.25(rhyme_part_edit) + 0.10(stress_alignment) + 0.05(syllable_similarity)</w:t>
       </w:r>
     </w:p>
     <w:p>
@@ -5124,7 +5236,22 @@
           <w:rFonts w:ascii="Calibri" w:hAnsi="Calibri"/>
           <w:sz w:val="22"/>
         </w:rPr>
-        <w:t>Fit is a configured similarity from 0 to 1, not a probability. The rule-based confidence category uses analyzable-line count, coverage, fit, candidate margin, and matching-line proportion; it is not a calibrated probability.</w:t>
+        <w:t xml:space="preserve">The default slant threshold is </w:t>
+      </w:r>
+      <w:r>
+        <w:rPr>
+          <w:rFonts w:ascii="Consolas" w:hAnsi="Consolas"/>
+          <w:color w:val="1F4D78"/>
+          <w:sz w:val="19"/>
+        </w:rPr>
+        <w:t>0.68</w:t>
+      </w:r>
+      <w:r>
+        <w:rPr>
+          <w:rFonts w:ascii="Calibri" w:hAnsi="Calibri"/>
+          <w:sz w:val="22"/>
+        </w:rPr>
+        <w:t>. The conservative minimum across retained pronunciation combinations controls the label; the maximum is also reported. This is a configurable heuristic, not a probability.</w:t>
       </w:r>
     </w:p>
     <w:p>
@@ -5137,7 +5264,7 @@
           <w:rFonts w:ascii="Calibri" w:hAnsi="Calibri"/>
           <w:sz w:val="22"/>
         </w:rPr>
-        <w:t>A missing or out-of-dictionary word makes its physical line unscored. It does not receive fit zero or a partial “known-word” scansion. Materially different dictionary stress alternatives can be explored as candidate paths, but the metrically preferred path is not promoted to a dictionary or performance fact.</w:t>
+        <w:t>Stage 7 also reports perfect, identical, masculine, feminine, multisyllabic, eye, and internal-rhyme evidence; exact repeated-line refrains; phonemic alliteration from repeated initial consonants; assonance from repeated stressed vowels; and consonance from repeated consonants.</w:t>
       </w:r>
     </w:p>
     <w:p>
@@ -5150,7 +5277,7 @@
           <w:rFonts w:ascii="Calibri" w:hAnsi="Calibri"/>
           <w:sz w:val="22"/>
         </w:rPr>
-        <w:t>Safe wording: “The nearest configured candidate was common meter (alternating iambic tetrameter/trimeter), with mean fit 0.91 across 8 analyzable lines and complete-stanza coverage 2/2.”</w:t>
+        <w:t>Safe wording: “The dictionary-based ending evidence produced an ABAB exact- rhyme scheme among four analyzable endings.”</w:t>
       </w:r>
     </w:p>
     <w:p>
@@ -5163,7 +5290,7 @@
           <w:rFonts w:ascii="Calibri" w:hAnsi="Calibri"/>
           <w:sz w:val="22"/>
         </w:rPr>
-        <w:t>Avoid: “VerseVAD proved the poem is in common meter,” “fit 0.91 means a 91% probability,” or “this is the poet's intended scansion.”</w:t>
+        <w:t>Avoid: “VerseVAD proved these words rhyme in every dialect,” “the slant score is a probability,” or “this sound pattern proves the poet's intention.”</w:t>
       </w:r>
     </w:p>
     <w:p>
@@ -12715,7 +12842,7 @@
           <w:rFonts w:ascii="Calibri" w:hAnsi="Calibri"/>
           <w:sz w:val="22"/>
         </w:rPr>
-        <w:t>Example J: Common Meter as an Alternating Scheme</w:t>
+        <w:t>Example J: Exact, Slant, and Eye-Rhyme Evidence</w:t>
       </w:r>
     </w:p>
     <w:p>
@@ -12728,7 +12855,7 @@
           <w:rFonts w:ascii="Calibri" w:hAnsi="Calibri"/>
           <w:sz w:val="22"/>
         </w:rPr>
-        <w:t>Suppose an invented four-line stanza has exact binary stress sequences:</w:t>
+        <w:t>Suppose an invented four-line stanza ends:</w:t>
       </w:r>
     </w:p>
     <w:p>
@@ -12741,7 +12868,7 @@
           <w:color w:val="1F4D78"/>
           <w:sz w:val="19"/>
         </w:rPr>
-        <w:t>01010101</w:t>
+        <w:t>cat</w:t>
       </w:r>
       <w:r>
         <w:br/>
@@ -12752,7 +12879,7 @@
           <w:color w:val="1F4D78"/>
           <w:sz w:val="19"/>
         </w:rPr>
-        <w:t>010101</w:t>
+        <w:t>night</w:t>
       </w:r>
       <w:r>
         <w:br/>
@@ -12763,7 +12890,7 @@
           <w:color w:val="1F4D78"/>
           <w:sz w:val="19"/>
         </w:rPr>
-        <w:t>01010101</w:t>
+        <w:t>hat</w:t>
       </w:r>
       <w:r>
         <w:br/>
@@ -12774,7 +12901,7 @@
           <w:color w:val="1F4D78"/>
           <w:sz w:val="19"/>
         </w:rPr>
-        <w:t>010101</w:t>
+        <w:t>bright</w:t>
       </w:r>
     </w:p>
     <w:p>
@@ -12787,7 +12914,7 @@
           <w:rFonts w:ascii="Calibri" w:hAnsi="Calibri"/>
           <w:sz w:val="22"/>
         </w:rPr>
-        <w:t xml:space="preserve">The first and third lines are exact iambic tetrameter; the second and fourth are exact iambic trimeter. Each phase-specific line alignment has cost </w:t>
+        <w:t xml:space="preserve">The retained dictionary rhyme parts for </w:t>
       </w:r>
       <w:r>
         <w:rPr>
@@ -12795,14 +12922,14 @@
           <w:color w:val="1F4D78"/>
           <w:sz w:val="19"/>
         </w:rPr>
-        <w:t>0</w:t>
-      </w:r>
-      <w:r>
-        <w:rPr>
-          <w:rFonts w:ascii="Calibri" w:hAnsi="Calibri"/>
-          <w:sz w:val="22"/>
-        </w:rPr>
-        <w:t xml:space="preserve"> and fit </w:t>
+        <w:t>cat/hat</w:t>
+      </w:r>
+      <w:r>
+        <w:rPr>
+          <w:rFonts w:ascii="Calibri" w:hAnsi="Calibri"/>
+          <w:sz w:val="22"/>
+        </w:rPr>
+        <w:t xml:space="preserve"> agree, as do those for </w:t>
       </w:r>
       <w:r>
         <w:rPr>
@@ -12810,27 +12937,14 @@
           <w:color w:val="1F4D78"/>
           <w:sz w:val="19"/>
         </w:rPr>
-        <w:t>1.0</w:t>
-      </w:r>
-      <w:r>
-        <w:rPr>
-          <w:rFonts w:ascii="Calibri" w:hAnsi="Calibri"/>
-          <w:sz w:val="22"/>
-        </w:rPr>
-        <w:t>.</w:t>
-      </w:r>
-    </w:p>
-    <w:p>
-      <w:pPr>
-        <w:widowControl/>
-        <w:spacing w:before="0" w:after="120" w:line="300" w:lineRule="auto"/>
-      </w:pPr>
-      <w:r>
-        <w:rPr>
-          <w:rFonts w:ascii="Calibri" w:hAnsi="Calibri"/>
-          <w:sz w:val="22"/>
-        </w:rPr>
-        <w:t xml:space="preserve">If VerseVAD forced one foot count over the whole stanza, neither iambic tetrameter nor trimeter would describe every line. The stanza-aware common meter candidate instead follows </w:t>
+        <w:t>night/bright</w:t>
+      </w:r>
+      <w:r>
+        <w:rPr>
+          <w:rFonts w:ascii="Calibri" w:hAnsi="Calibri"/>
+          <w:sz w:val="22"/>
+        </w:rPr>
+        <w:t xml:space="preserve">, so the exact scheme is </w:t>
       </w:r>
       <w:r>
         <w:rPr>
@@ -12838,14 +12952,14 @@
           <w:color w:val="1F4D78"/>
           <w:sz w:val="19"/>
         </w:rPr>
-        <w:t>4-3-4-3</w:t>
-      </w:r>
-      <w:r>
-        <w:rPr>
-          <w:rFonts w:ascii="Calibri" w:hAnsi="Calibri"/>
-          <w:sz w:val="22"/>
-        </w:rPr>
-        <w:t xml:space="preserve">, matches all four lines, has mean fit </w:t>
+        <w:t>ABAB</w:t>
+      </w:r>
+      <w:r>
+        <w:rPr>
+          <w:rFonts w:ascii="Calibri" w:hAnsi="Calibri"/>
+          <w:sz w:val="22"/>
+        </w:rPr>
+        <w:t xml:space="preserve">. Both pairs are masculine perfect-rhyme evidence. If a later pair such as </w:t>
       </w:r>
       <w:r>
         <w:rPr>
@@ -12853,14 +12967,14 @@
           <w:color w:val="1F4D78"/>
           <w:sz w:val="19"/>
         </w:rPr>
-        <w:t>1.0</w:t>
-      </w:r>
-      <w:r>
-        <w:rPr>
-          <w:rFonts w:ascii="Calibri" w:hAnsi="Calibri"/>
-          <w:sz w:val="22"/>
-        </w:rPr>
-        <w:t xml:space="preserve">, and has complete-stanza coverage </w:t>
+        <w:t>sit/seat</w:t>
+      </w:r>
+      <w:r>
+        <w:rPr>
+          <w:rFonts w:ascii="Calibri" w:hAnsi="Calibri"/>
+          <w:sz w:val="22"/>
+        </w:rPr>
+        <w:t xml:space="preserve"> reaches the configured slant threshold, it is labeled as graded slant evidence but does not create an exact scheme group. If </w:t>
       </w:r>
       <w:r>
         <w:rPr>
@@ -12868,14 +12982,14 @@
           <w:color w:val="1F4D78"/>
           <w:sz w:val="19"/>
         </w:rPr>
-        <w:t>1/1</w:t>
-      </w:r>
-      <w:r>
-        <w:rPr>
-          <w:rFonts w:ascii="Calibri" w:hAnsi="Calibri"/>
-          <w:sz w:val="22"/>
-        </w:rPr>
-        <w:t>.</w:t>
+        <w:t>love/move</w:t>
+      </w:r>
+      <w:r>
+        <w:rPr>
+          <w:rFonts w:ascii="Calibri" w:hAnsi="Calibri"/>
+          <w:sz w:val="22"/>
+        </w:rPr>
+        <w:t xml:space="preserve"> shares spelling evidence but not an exact pronunciation rhyme part, it is labeled as eye rhyme separately.</w:t>
       </w:r>
     </w:p>
     <w:p>
@@ -12888,7 +13002,7 @@
           <w:rFonts w:ascii="Calibri" w:hAnsi="Calibri"/>
           <w:sz w:val="22"/>
         </w:rPr>
-        <w:t>Interpretation: common meter is the nearest configured alternating scheme for this invented stress evidence. The result does not establish performed rhythm, dialect, or authorial intention.</w:t>
+        <w:t>Interpretation: the local dictionary and spelling evidence supports an ABAB exact-rhyme scheme plus separately labeled graded or orthographic relationships. The result does not establish every dialect, performed reading, perceptual effect, or authorial intention.</w:t>
       </w:r>
     </w:p>
     <w:p>
@@ -13106,7 +13220,38 @@
           <w:rFonts w:ascii="Calibri" w:hAnsi="Calibri"/>
           <w:sz w:val="22"/>
         </w:rPr>
-        <w:t xml:space="preserve">  fit threshold, and complete-stanza denominator when relevant;</w:t>
+        <w:t xml:space="preserve">  and fit threshold when relevant;</w:t>
+      </w:r>
+    </w:p>
+    <w:p>
+      <w:pPr>
+        <w:widowControl/>
+        <w:numPr>
+          <w:ilvl w:val="0"/>
+          <w:numId w:val="10"/>
+        </w:numPr>
+        <w:spacing w:before="0" w:after="80" w:line="300" w:lineRule="auto"/>
+        <w:ind w:left="540" w:hanging="271"/>
+      </w:pPr>
+      <w:r>
+        <w:rPr>
+          <w:rFonts w:ascii="Calibri" w:hAnsi="Calibri"/>
+          <w:sz w:val="22"/>
+        </w:rPr>
+        <w:t>rhyme/sound configuration, analyzable-ending denominator, scheme notation,</w:t>
+      </w:r>
+    </w:p>
+    <w:p>
+      <w:pPr>
+        <w:widowControl/>
+        <w:spacing w:before="0" w:after="120" w:line="300" w:lineRule="auto"/>
+      </w:pPr>
+      <w:r>
+        <w:rPr>
+          <w:rFonts w:ascii="Calibri" w:hAnsi="Calibri"/>
+          <w:sz w:val="22"/>
+        </w:rPr>
+        <w:t xml:space="preserve">  and slant threshold when relevant;</w:t>
       </w:r>
     </w:p>
     <w:p>
@@ -13970,64 +14115,7 @@
                 <w:rFonts w:ascii="Calibri" w:hAnsi="Calibri"/>
                 <w:sz w:val="18"/>
               </w:rPr>
-              <w:t>Nearest configured stress template or stanza-aware scheme; not definitive meter or performed rhythm</w:t>
-            </w:r>
-          </w:p>
-        </w:tc>
-      </w:tr>
-      <w:tr>
-        <w:trPr>
-          <w:cantSplit w:val="true"/>
-        </w:trPr>
-        <w:tc>
-          <w:tcPr>
-            <w:tcW w:type="dxa" w:w="3600"/>
-            <w:vAlign w:val="center"/>
-            <w:tcMar>
-              <w:top w:w="80" w:type="dxa"/>
-              <w:bottom w:w="80" w:type="dxa"/>
-              <w:start w:w="120" w:type="dxa"/>
-              <w:end w:w="120" w:type="dxa"/>
-            </w:tcMar>
-          </w:tcPr>
-          <w:p>
-            <w:pPr>
-              <w:widowControl/>
-              <w:spacing w:before="0" w:after="0" w:line="252" w:lineRule="auto"/>
-            </w:pPr>
-            <w:r/>
-            <w:r>
-              <w:rPr>
-                <w:rFonts w:ascii="Calibri" w:hAnsi="Calibri"/>
-                <w:sz w:val="18"/>
-              </w:rPr>
-              <w:t>Common meter</w:t>
-            </w:r>
-          </w:p>
-        </w:tc>
-        <w:tc>
-          <w:tcPr>
-            <w:tcW w:type="dxa" w:w="5760"/>
-            <w:vAlign w:val="center"/>
-            <w:tcMar>
-              <w:top w:w="80" w:type="dxa"/>
-              <w:bottom w:w="80" w:type="dxa"/>
-              <w:start w:w="120" w:type="dxa"/>
-              <w:end w:w="120" w:type="dxa"/>
-            </w:tcMar>
-          </w:tcPr>
-          <w:p>
-            <w:pPr>
-              <w:widowControl/>
-              <w:spacing w:before="0" w:after="0" w:line="252" w:lineRule="auto"/>
-            </w:pPr>
-            <w:r/>
-            <w:r>
-              <w:rPr>
-                <w:rFonts w:ascii="Calibri" w:hAnsi="Calibri"/>
-                <w:sz w:val="18"/>
-              </w:rPr>
-              <w:t>Alternating iambic tetrameter/trimeter scheme with stanza cycle 4-3-4-3</w:t>
+              <w:t>Nearest configured fixed stress template; not definitive meter or performed rhythm</w:t>
             </w:r>
           </w:p>
         </w:tc>
@@ -14655,6 +14743,177 @@
                 <w:sz w:val="18"/>
               </w:rPr>
               <w:t>Scenario note that does not alter a score</w:t>
+            </w:r>
+          </w:p>
+        </w:tc>
+      </w:tr>
+      <w:tr>
+        <w:trPr>
+          <w:cantSplit w:val="true"/>
+        </w:trPr>
+        <w:tc>
+          <w:tcPr>
+            <w:tcW w:type="dxa" w:w="3600"/>
+            <w:vAlign w:val="center"/>
+            <w:tcMar>
+              <w:top w:w="80" w:type="dxa"/>
+              <w:bottom w:w="80" w:type="dxa"/>
+              <w:start w:w="120" w:type="dxa"/>
+              <w:end w:w="120" w:type="dxa"/>
+            </w:tcMar>
+          </w:tcPr>
+          <w:p>
+            <w:pPr>
+              <w:widowControl/>
+              <w:spacing w:before="0" w:after="0" w:line="252" w:lineRule="auto"/>
+            </w:pPr>
+            <w:r/>
+            <w:r>
+              <w:rPr>
+                <w:rFonts w:ascii="Calibri" w:hAnsi="Calibri"/>
+                <w:sz w:val="18"/>
+              </w:rPr>
+              <w:t>Graded slant evidence</w:t>
+            </w:r>
+          </w:p>
+        </w:tc>
+        <w:tc>
+          <w:tcPr>
+            <w:tcW w:type="dxa" w:w="5760"/>
+            <w:vAlign w:val="center"/>
+            <w:tcMar>
+              <w:top w:w="80" w:type="dxa"/>
+              <w:bottom w:w="80" w:type="dxa"/>
+              <w:start w:w="120" w:type="dxa"/>
+              <w:end w:w="120" w:type="dxa"/>
+            </w:tcMar>
+          </w:tcPr>
+          <w:p>
+            <w:pPr>
+              <w:widowControl/>
+              <w:spacing w:before="0" w:after="0" w:line="252" w:lineRule="auto"/>
+            </w:pPr>
+            <w:r/>
+            <w:r>
+              <w:rPr>
+                <w:rFonts w:ascii="Calibri" w:hAnsi="Calibri"/>
+                <w:sz w:val="18"/>
+              </w:rPr>
+              <w:t>Configured similarity across stressed vowel, final consonants, rhyme-part edit, stress alignment, and syllable count; not a probability</w:t>
+            </w:r>
+          </w:p>
+        </w:tc>
+      </w:tr>
+      <w:tr>
+        <w:trPr>
+          <w:cantSplit w:val="true"/>
+        </w:trPr>
+        <w:tc>
+          <w:tcPr>
+            <w:tcW w:type="dxa" w:w="3600"/>
+            <w:vAlign w:val="center"/>
+            <w:tcMar>
+              <w:top w:w="80" w:type="dxa"/>
+              <w:bottom w:w="80" w:type="dxa"/>
+              <w:start w:w="120" w:type="dxa"/>
+              <w:end w:w="120" w:type="dxa"/>
+            </w:tcMar>
+          </w:tcPr>
+          <w:p>
+            <w:pPr>
+              <w:widowControl/>
+              <w:spacing w:before="0" w:after="0" w:line="252" w:lineRule="auto"/>
+            </w:pPr>
+            <w:r/>
+            <w:r>
+              <w:rPr>
+                <w:rFonts w:ascii="Calibri" w:hAnsi="Calibri"/>
+                <w:sz w:val="18"/>
+              </w:rPr>
+              <w:t>Identical rhyme</w:t>
+            </w:r>
+          </w:p>
+        </w:tc>
+        <w:tc>
+          <w:tcPr>
+            <w:tcW w:type="dxa" w:w="5760"/>
+            <w:vAlign w:val="center"/>
+            <w:tcMar>
+              <w:top w:w="80" w:type="dxa"/>
+              <w:bottom w:w="80" w:type="dxa"/>
+              <w:start w:w="120" w:type="dxa"/>
+              <w:end w:w="120" w:type="dxa"/>
+            </w:tcMar>
+          </w:tcPr>
+          <w:p>
+            <w:pPr>
+              <w:widowControl/>
+              <w:spacing w:before="0" w:after="0" w:line="252" w:lineRule="auto"/>
+            </w:pPr>
+            <w:r/>
+            <w:r>
+              <w:rPr>
+                <w:rFonts w:ascii="Calibri" w:hAnsi="Calibri"/>
+                <w:sz w:val="18"/>
+              </w:rPr>
+              <w:t>Complete retained phonological endings agree, including repeated words or homophonic complete endings</w:t>
+            </w:r>
+          </w:p>
+        </w:tc>
+      </w:tr>
+      <w:tr>
+        <w:trPr>
+          <w:cantSplit w:val="true"/>
+        </w:trPr>
+        <w:tc>
+          <w:tcPr>
+            <w:tcW w:type="dxa" w:w="3600"/>
+            <w:vAlign w:val="center"/>
+            <w:tcMar>
+              <w:top w:w="80" w:type="dxa"/>
+              <w:bottom w:w="80" w:type="dxa"/>
+              <w:start w:w="120" w:type="dxa"/>
+              <w:end w:w="120" w:type="dxa"/>
+            </w:tcMar>
+          </w:tcPr>
+          <w:p>
+            <w:pPr>
+              <w:widowControl/>
+              <w:spacing w:before="0" w:after="0" w:line="252" w:lineRule="auto"/>
+            </w:pPr>
+            <w:r/>
+            <w:r>
+              <w:rPr>
+                <w:rFonts w:ascii="Calibri" w:hAnsi="Calibri"/>
+                <w:sz w:val="18"/>
+              </w:rPr>
+              <w:t>Internal rhyme</w:t>
+            </w:r>
+          </w:p>
+        </w:tc>
+        <w:tc>
+          <w:tcPr>
+            <w:tcW w:type="dxa" w:w="5760"/>
+            <w:vAlign w:val="center"/>
+            <w:tcMar>
+              <w:top w:w="80" w:type="dxa"/>
+              <w:bottom w:w="80" w:type="dxa"/>
+              <w:start w:w="120" w:type="dxa"/>
+              <w:end w:w="120" w:type="dxa"/>
+            </w:tcMar>
+          </w:tcPr>
+          <w:p>
+            <w:pPr>
+              <w:widowControl/>
+              <w:spacing w:before="0" w:after="0" w:line="252" w:lineRule="auto"/>
+            </w:pPr>
+            <w:r/>
+            <w:r>
+              <w:rPr>
+                <w:rFonts w:ascii="Calibri" w:hAnsi="Calibri"/>
+                <w:sz w:val="18"/>
+              </w:rPr>
+              <w:t>Exact dictionary rhyme parts recur between eligible words within one physical line</w:t>
             </w:r>
           </w:p>
         </w:tc>
@@ -15429,6 +15688,63 @@
                 <w:rFonts w:ascii="Calibri" w:hAnsi="Calibri"/>
                 <w:sz w:val="18"/>
               </w:rPr>
+              <w:t>Perfect rhyme</w:t>
+            </w:r>
+          </w:p>
+        </w:tc>
+        <w:tc>
+          <w:tcPr>
+            <w:tcW w:type="dxa" w:w="5760"/>
+            <w:vAlign w:val="center"/>
+            <w:tcMar>
+              <w:top w:w="80" w:type="dxa"/>
+              <w:bottom w:w="80" w:type="dxa"/>
+              <w:start w:w="120" w:type="dxa"/>
+              <w:end w:w="120" w:type="dxa"/>
+            </w:tcMar>
+          </w:tcPr>
+          <w:p>
+            <w:pPr>
+              <w:widowControl/>
+              <w:spacing w:before="0" w:after="0" w:line="252" w:lineRule="auto"/>
+            </w:pPr>
+            <w:r/>
+            <w:r>
+              <w:rPr>
+                <w:rFonts w:ascii="Calibri" w:hAnsi="Calibri"/>
+                <w:sz w:val="18"/>
+              </w:rPr>
+              <w:t>Robust line-ending rhyme parts agree while complete retained endings are not identical</w:t>
+            </w:r>
+          </w:p>
+        </w:tc>
+      </w:tr>
+      <w:tr>
+        <w:trPr>
+          <w:cantSplit w:val="true"/>
+        </w:trPr>
+        <w:tc>
+          <w:tcPr>
+            <w:tcW w:type="dxa" w:w="3600"/>
+            <w:vAlign w:val="center"/>
+            <w:tcMar>
+              <w:top w:w="80" w:type="dxa"/>
+              <w:bottom w:w="80" w:type="dxa"/>
+              <w:start w:w="120" w:type="dxa"/>
+              <w:end w:w="120" w:type="dxa"/>
+            </w:tcMar>
+          </w:tcPr>
+          <w:p>
+            <w:pPr>
+              <w:widowControl/>
+              <w:spacing w:before="0" w:after="0" w:line="252" w:lineRule="auto"/>
+            </w:pPr>
+            <w:r/>
+            <w:r>
+              <w:rPr>
+                <w:rFonts w:ascii="Calibri" w:hAnsi="Calibri"/>
+                <w:sz w:val="18"/>
+              </w:rPr>
               <w:t>Population standard deviation</w:t>
             </w:r>
           </w:p>
@@ -15684,6 +16000,93 @@
                 <w:sz w:val="18"/>
               </w:rPr>
               <w:t>Named, versioned set of scholar-authored decision revisions</w:t>
+            </w:r>
+          </w:p>
+        </w:tc>
+      </w:tr>
+      <w:tr>
+        <w:trPr>
+          <w:cantSplit w:val="true"/>
+        </w:trPr>
+        <w:tc>
+          <w:tcPr>
+            <w:tcW w:type="dxa" w:w="3600"/>
+            <w:vAlign w:val="center"/>
+            <w:tcMar>
+              <w:top w:w="80" w:type="dxa"/>
+              <w:bottom w:w="80" w:type="dxa"/>
+              <w:start w:w="120" w:type="dxa"/>
+              <w:end w:w="120" w:type="dxa"/>
+            </w:tcMar>
+          </w:tcPr>
+          <w:p>
+            <w:pPr>
+              <w:widowControl/>
+              <w:spacing w:before="0" w:after="0" w:line="252" w:lineRule="auto"/>
+            </w:pPr>
+            <w:r/>
+            <w:r>
+              <w:rPr>
+                <w:rFonts w:ascii="Calibri" w:hAnsi="Calibri"/>
+                <w:sz w:val="18"/>
+              </w:rPr>
+              <w:t>Rhyme scheme</w:t>
+            </w:r>
+          </w:p>
+        </w:tc>
+        <w:tc>
+          <w:tcPr>
+            <w:tcW w:type="dxa" w:w="5760"/>
+            <w:vAlign w:val="center"/>
+            <w:tcMar>
+              <w:top w:w="80" w:type="dxa"/>
+              <w:bottom w:w="80" w:type="dxa"/>
+              <w:start w:w="120" w:type="dxa"/>
+              <w:end w:w="120" w:type="dxa"/>
+            </w:tcMar>
+          </w:tcPr>
+          <w:p>
+            <w:pPr>
+              <w:widowControl/>
+              <w:spacing w:before="0" w:after="0" w:line="252" w:lineRule="auto"/>
+            </w:pPr>
+            <w:r/>
+            <w:r>
+              <w:rPr>
+                <w:rFonts w:ascii="Calibri" w:hAnsi="Calibri"/>
+                <w:sz w:val="18"/>
+              </w:rPr>
+              <w:t xml:space="preserve">Letter sequence formed only from robust perfect/identical groups; </w:t>
+            </w:r>
+            <w:r>
+              <w:rPr>
+                <w:rFonts w:ascii="Consolas" w:hAnsi="Consolas"/>
+                <w:color w:val="1F4D78"/>
+                <w:sz w:val="17"/>
+              </w:rPr>
+              <w:t>x</w:t>
+            </w:r>
+            <w:r>
+              <w:rPr>
+                <w:rFonts w:ascii="Calibri" w:hAnsi="Calibri"/>
+                <w:sz w:val="18"/>
+              </w:rPr>
+              <w:t xml:space="preserve"> is analyzable and ungrouped, </w:t>
+            </w:r>
+            <w:r>
+              <w:rPr>
+                <w:rFonts w:ascii="Consolas" w:hAnsi="Consolas"/>
+                <w:color w:val="1F4D78"/>
+                <w:sz w:val="17"/>
+              </w:rPr>
+              <w:t>?</w:t>
+            </w:r>
+            <w:r>
+              <w:rPr>
+                <w:rFonts w:ascii="Calibri" w:hAnsi="Calibri"/>
+                <w:sz w:val="18"/>
+              </w:rPr>
+              <w:t xml:space="preserve"> unresolved</w:t>
             </w:r>
           </w:p>
         </w:tc>
@@ -16785,7 +17188,7 @@
         <w:color w:val="66727C"/>
         <w:sz w:val="18"/>
       </w:rPr>
-      <w:t xml:space="preserve">  |  0.12.0.dev0</w:t>
+      <w:t xml:space="preserve">  |  0.13.0.dev0</w:t>
     </w:r>
   </w:p>
 </w:hdr>

--- a/docs/VerseVAD_Values_and_Terminology_Guide.docx
+++ b/docs/VerseVAD_Values_and_Terminology_Guide.docx
@@ -47,7 +47,7 @@
           <w:color w:val="66727C"/>
           <w:sz w:val="21"/>
         </w:rPr>
-        <w:t xml:space="preserve"> 0.13.0.dev0</w:t>
+        <w:t xml:space="preserve"> 0.14.0.dev0</w:t>
       </w:r>
       <w:r>
         <w:rPr>
@@ -142,7 +142,7 @@
                 <w:color w:val="193247"/>
                 <w:sz w:val="22"/>
               </w:rPr>
-              <w:t>THE CENTRAL RULE: VerseVAD describes lexical evidence found in published word-rating and corpus-frequency resources plus optional dictionary-based pronunciation, candidate-meter, rhyme, and recurring-sound evidence. Concreteness, SUBTLEX-US frequency, retrospective Age of Acquisition, pronunciation/lexical stress, meter fit, and rhyme/sound evidence are separate from affective constructs and from each other. VerseVAD does not discover the emotion of a poem, diagnose a speaker or cognition, recover an author's intention, measure what an individual reader feels, or establish definitive meter, performed rhythm, pronunciation, or rhyme.</w:t>
+              <w:t>THE CENTRAL RULE: VerseVAD describes lexical evidence found in published word-rating and corpus-frequency resources plus optional dictionary-based pronunciation, candidate-meter, rhyme, recurring-sound, lexical-diversity, word-length, and structural word-count evidence. These constructs are separate from affective constructs and from each other. VerseVAD does not discover the emotion of a poem, diagnose a speaker or cognition, recover an author's intention, measure what an individual reader feels, or establish definitive meter, performed rhythm, pronunciation, or rhyme.</w:t>
             </w:r>
           </w:p>
         </w:tc>
@@ -240,7 +240,7 @@
           <w:rFonts w:ascii="Calibri" w:hAnsi="Calibri"/>
           <w:sz w:val="22"/>
         </w:rPr>
-        <w:t>Original and normalized scales, concreteness, Zipf frequency, Age of Acquisition, dictionary pronunciation, candidate meter, rhyme, and recurring sounds</w:t>
+        <w:t>Original and normalized scales, concreteness, Zipf frequency, Age of Acquisition, dictionary pronunciation, candidate meter, rhyme, recurring sounds, lexical diversity, word length, and structural word counts</w:t>
       </w:r>
     </w:p>
     <w:p>
@@ -906,7 +906,7 @@
           <w:rFonts w:ascii="Calibri" w:hAnsi="Calibri"/>
           <w:sz w:val="22"/>
         </w:rPr>
-        <w:t xml:space="preserve"> VAD ratings, emotion associations, sentiment associations, emotion intensities, normative lexical concreteness, corpus-relative lexical frequency, retrospective normative lexical Age of Acquisition, dictionary pronunciation/lexical stress, candidate-meter fit, and rhyme/recurring-sound evidence are different kinds of evidence.</w:t>
+        <w:t xml:space="preserve"> VAD ratings, emotion associations, sentiment associations, emotion intensities, normative lexical concreteness, corpus-relative lexical frequency, retrospective normative lexical Age of Acquisition, dictionary pronunciation/lexical stress, candidate-meter fit, rhyme/recurring-sound evidence, and lexical-style evidence are different kinds of evidence.</w:t>
       </w:r>
     </w:p>
     <w:p>
@@ -5291,6 +5291,323 @@
           <w:sz w:val="22"/>
         </w:rPr>
         <w:t>Avoid: “VerseVAD proved these words rhyme in every dialect,” “the slant score is a probability,” or “this sound pattern proves the poet's intention.”</w:t>
+      </w:r>
+    </w:p>
+    <w:p>
+      <w:pPr>
+        <w:pStyle w:val="Heading2"/>
+      </w:pPr>
+      <w:r>
+        <w:rPr>
+          <w:rFonts w:ascii="Calibri" w:hAnsi="Calibri"/>
+          <w:sz w:val="22"/>
+        </w:rPr>
+        <w:t>Lexical Diversity, Word Length, and Structural Word Counts</w:t>
+      </w:r>
+    </w:p>
+    <w:p>
+      <w:pPr>
+        <w:widowControl/>
+        <w:spacing w:before="0" w:after="120" w:line="300" w:lineRule="auto"/>
+      </w:pPr>
+      <w:r>
+        <w:rPr>
+          <w:rFonts w:ascii="Calibri" w:hAnsi="Calibri"/>
+          <w:sz w:val="22"/>
+        </w:rPr>
+        <w:t>The optional one-poem lexical-style module uses the shared tokenizer but does not depend on an external lexicon. Its lexical-style word unit is an eligible lexical token represented by its normalized observed surface form. It never silently substitutes a lemma for diversity counting.</w:t>
+      </w:r>
+    </w:p>
+    <w:p>
+      <w:pPr>
+        <w:widowControl/>
+        <w:spacing w:before="0" w:after="120" w:line="300" w:lineRule="auto"/>
+      </w:pPr>
+      <w:r>
+        <w:rPr>
+          <w:rFonts w:ascii="Calibri" w:hAnsi="Calibri"/>
+          <w:sz w:val="22"/>
+        </w:rPr>
+        <w:t>Plain type-token ratio is:</w:t>
+      </w:r>
+    </w:p>
+    <w:p>
+      <w:pPr>
+        <w:pStyle w:val="Formula"/>
+      </w:pPr>
+      <w:r>
+        <w:rPr>
+          <w:rFonts w:ascii="Consolas" w:hAnsi="Consolas"/>
+          <w:color w:val="1F4D78"/>
+          <w:sz w:val="19"/>
+        </w:rPr>
+        <w:t>TTR = distinct normalized observed forms / normalized observed-form tokens</w:t>
+      </w:r>
+    </w:p>
+    <w:p>
+      <w:pPr>
+        <w:widowControl/>
+        <w:spacing w:before="0" w:after="120" w:line="300" w:lineRule="auto"/>
+      </w:pPr>
+      <w:r>
+        <w:rPr>
+          <w:rFonts w:ascii="Calibri" w:hAnsi="Calibri"/>
+          <w:sz w:val="22"/>
+        </w:rPr>
+        <w:t>Because plain TTR changes strongly with sample length, VerseVAD also reports:</w:t>
+      </w:r>
+    </w:p>
+    <w:p>
+      <w:pPr>
+        <w:widowControl/>
+        <w:numPr>
+          <w:ilvl w:val="0"/>
+          <w:numId w:val="10"/>
+        </w:numPr>
+        <w:spacing w:before="0" w:after="80" w:line="300" w:lineRule="auto"/>
+        <w:ind w:left="540" w:hanging="271"/>
+      </w:pPr>
+      <w:r>
+        <w:rPr>
+          <w:rFonts w:ascii="Calibri" w:hAnsi="Calibri"/>
+          <w:b/>
+          <w:sz w:val="22"/>
+        </w:rPr>
+        <w:t>MATTR</w:t>
+      </w:r>
+      <w:r>
+        <w:rPr>
+          <w:rFonts w:ascii="Calibri" w:hAnsi="Calibri"/>
+          <w:sz w:val="22"/>
+        </w:rPr>
+        <w:t>, the mean TTR across every overlapping window of a configured size;</w:t>
+      </w:r>
+    </w:p>
+    <w:p>
+      <w:pPr>
+        <w:widowControl/>
+        <w:numPr>
+          <w:ilvl w:val="0"/>
+          <w:numId w:val="10"/>
+        </w:numPr>
+        <w:spacing w:before="0" w:after="80" w:line="300" w:lineRule="auto"/>
+        <w:ind w:left="540" w:hanging="271"/>
+      </w:pPr>
+      <w:r>
+        <w:rPr>
+          <w:rFonts w:ascii="Calibri" w:hAnsi="Calibri"/>
+          <w:b/>
+          <w:sz w:val="22"/>
+        </w:rPr>
+        <w:t>HD-D</w:t>
+      </w:r>
+      <w:r>
+        <w:rPr>
+          <w:rFonts w:ascii="Calibri" w:hAnsi="Calibri"/>
+          <w:sz w:val="22"/>
+        </w:rPr>
+        <w:t>, the expected distinct-type proportion in a configured</w:t>
+      </w:r>
+    </w:p>
+    <w:p>
+      <w:pPr>
+        <w:widowControl/>
+        <w:spacing w:before="0" w:after="120" w:line="300" w:lineRule="auto"/>
+      </w:pPr>
+      <w:r>
+        <w:rPr>
+          <w:rFonts w:ascii="Calibri" w:hAnsi="Calibri"/>
+          <w:sz w:val="22"/>
+        </w:rPr>
+        <w:t xml:space="preserve">  without-replacement sample;</w:t>
+      </w:r>
+    </w:p>
+    <w:p>
+      <w:pPr>
+        <w:widowControl/>
+        <w:numPr>
+          <w:ilvl w:val="0"/>
+          <w:numId w:val="10"/>
+        </w:numPr>
+        <w:spacing w:before="0" w:after="80" w:line="300" w:lineRule="auto"/>
+        <w:ind w:left="540" w:hanging="271"/>
+      </w:pPr>
+      <w:r>
+        <w:rPr>
+          <w:rFonts w:ascii="Calibri" w:hAnsi="Calibri"/>
+          <w:b/>
+          <w:sz w:val="22"/>
+        </w:rPr>
+        <w:t>MTLD</w:t>
+      </w:r>
+      <w:r>
+        <w:rPr>
+          <w:rFonts w:ascii="Calibri" w:hAnsi="Calibri"/>
+          <w:sz w:val="22"/>
+        </w:rPr>
+        <w:t>, the mean of forward and reverse sequential factor-length estimates</w:t>
+      </w:r>
+    </w:p>
+    <w:p>
+      <w:pPr>
+        <w:widowControl/>
+        <w:spacing w:before="0" w:after="120" w:line="300" w:lineRule="auto"/>
+      </w:pPr>
+      <w:r>
+        <w:rPr>
+          <w:rFonts w:ascii="Calibri" w:hAnsi="Calibri"/>
+          <w:sz w:val="22"/>
+        </w:rPr>
+        <w:t xml:space="preserve">  at a configured TTR threshold.</w:t>
+      </w:r>
+    </w:p>
+    <w:p>
+      <w:pPr>
+        <w:pStyle w:val="Formula"/>
+      </w:pPr>
+      <w:r>
+        <w:rPr>
+          <w:rFonts w:ascii="Consolas" w:hAnsi="Consolas"/>
+          <w:color w:val="1F4D78"/>
+          <w:sz w:val="19"/>
+        </w:rPr>
+        <w:t>MATTR(w) = mean(TTR of every overlapping w-token window)</w:t>
+      </w:r>
+    </w:p>
+    <w:p>
+      <w:pPr>
+        <w:widowControl/>
+        <w:spacing w:before="0" w:after="120" w:line="300" w:lineRule="auto"/>
+      </w:pPr>
+      <w:r>
+        <w:rPr>
+          <w:rFonts w:ascii="Calibri" w:hAnsi="Calibri"/>
+          <w:sz w:val="22"/>
+        </w:rPr>
+        <w:t xml:space="preserve">For type frequency </w:t>
+      </w:r>
+      <w:r>
+        <w:rPr>
+          <w:rFonts w:ascii="Consolas" w:hAnsi="Consolas"/>
+          <w:color w:val="1F4D78"/>
+          <w:sz w:val="19"/>
+        </w:rPr>
+        <w:t>f</w:t>
+      </w:r>
+      <w:r>
+        <w:rPr>
+          <w:rFonts w:ascii="Calibri" w:hAnsi="Calibri"/>
+          <w:sz w:val="22"/>
+        </w:rPr>
+        <w:t xml:space="preserve">, text length </w:t>
+      </w:r>
+      <w:r>
+        <w:rPr>
+          <w:rFonts w:ascii="Consolas" w:hAnsi="Consolas"/>
+          <w:color w:val="1F4D78"/>
+          <w:sz w:val="19"/>
+        </w:rPr>
+        <w:t>N</w:t>
+      </w:r>
+      <w:r>
+        <w:rPr>
+          <w:rFonts w:ascii="Calibri" w:hAnsi="Calibri"/>
+          <w:sz w:val="22"/>
+        </w:rPr>
+        <w:t xml:space="preserve">, and sample size </w:t>
+      </w:r>
+      <w:r>
+        <w:rPr>
+          <w:rFonts w:ascii="Consolas" w:hAnsi="Consolas"/>
+          <w:color w:val="1F4D78"/>
+          <w:sz w:val="19"/>
+        </w:rPr>
+        <w:t>s</w:t>
+      </w:r>
+      <w:r>
+        <w:rPr>
+          <w:rFonts w:ascii="Calibri" w:hAnsi="Calibri"/>
+          <w:sz w:val="22"/>
+        </w:rPr>
+        <w:t>:</w:t>
+      </w:r>
+    </w:p>
+    <w:p>
+      <w:pPr>
+        <w:pStyle w:val="Formula"/>
+      </w:pPr>
+      <w:r>
+        <w:rPr>
+          <w:rFonts w:ascii="Consolas" w:hAnsi="Consolas"/>
+          <w:color w:val="1F4D78"/>
+          <w:sz w:val="19"/>
+        </w:rPr>
+        <w:t>P(type observed) = 1 - C(N - f, s) / C(N, s)</w:t>
+      </w:r>
+    </w:p>
+    <w:p>
+      <w:pPr>
+        <w:pStyle w:val="Formula"/>
+      </w:pPr>
+      <w:r>
+        <w:rPr>
+          <w:rFonts w:ascii="Consolas" w:hAnsi="Consolas"/>
+          <w:color w:val="1F4D78"/>
+          <w:sz w:val="19"/>
+        </w:rPr>
+        <w:t>HD-D = sum(P(type observed) for each type) / s</w:t>
+      </w:r>
+    </w:p>
+    <w:p>
+      <w:pPr>
+        <w:widowControl/>
+        <w:spacing w:before="0" w:after="120" w:line="300" w:lineRule="auto"/>
+      </w:pPr>
+      <w:r>
+        <w:rPr>
+          <w:rFonts w:ascii="Calibri" w:hAnsi="Calibri"/>
+          <w:sz w:val="22"/>
+        </w:rPr>
+        <w:t>Defaults are MATTR window 50, HD-D sample 42, and MTLD threshold 0.72. MATTR and HD-D remain missing when the text is shorter than their configured denominator. Undefined MTLD remains missing. These missing values are not converted to zero.</w:t>
+      </w:r>
+    </w:p>
+    <w:p>
+      <w:pPr>
+        <w:widowControl/>
+        <w:spacing w:before="0" w:after="120" w:line="300" w:lineRule="auto"/>
+      </w:pPr>
+      <w:r>
+        <w:rPr>
+          <w:rFonts w:ascii="Calibri" w:hAnsi="Calibri"/>
+          <w:sz w:val="22"/>
+        </w:rPr>
+        <w:t>Word length is the count of Unicode alphabetic characters in the preserved surface token. Internal apostrophes and hyphens therefore do not add characters. Physical blank lines remain in the line table with word count zero. Stanzas are nonblank line blocks separated by one or more blank lines; consecutive blank lines do not create empty stanzas.</w:t>
+      </w:r>
+    </w:p>
+    <w:p>
+      <w:pPr>
+        <w:widowControl/>
+        <w:spacing w:before="0" w:after="120" w:line="300" w:lineRule="auto"/>
+      </w:pPr>
+      <w:r>
+        <w:rPr>
+          <w:rFonts w:ascii="Calibri" w:hAnsi="Calibri"/>
+          <w:sz w:val="22"/>
+        </w:rPr>
+        <w:t>Safe wording: “Using normalized observed surface forms and a 50-token MATTR window, the text had MATTR 0.74 across 181 eligible lexical tokens.”</w:t>
+      </w:r>
+    </w:p>
+    <w:p>
+      <w:pPr>
+        <w:widowControl/>
+        <w:spacing w:before="0" w:after="120" w:line="300" w:lineRule="auto"/>
+      </w:pPr>
+      <w:r>
+        <w:rPr>
+          <w:rFonts w:ascii="Calibri" w:hAnsi="Calibri"/>
+          <w:sz w:val="22"/>
+        </w:rPr>
+        <w:t>Avoid: “The poem has a vocabulary richness of 74%,” comparisons made under different settings, or treating line and stanza word counts as interpretations of poetic form.</w:t>
       </w:r>
     </w:p>
     <w:p>
@@ -13007,6 +13324,240 @@
     </w:p>
     <w:p>
       <w:pPr>
+        <w:pStyle w:val="Heading2"/>
+      </w:pPr>
+      <w:r>
+        <w:rPr>
+          <w:rFonts w:ascii="Calibri" w:hAnsi="Calibri"/>
+          <w:sz w:val="22"/>
+        </w:rPr>
+        <w:t>Example K: Lexical Diversity and Structural Word Counts</w:t>
+      </w:r>
+    </w:p>
+    <w:p>
+      <w:pPr>
+        <w:widowControl/>
+        <w:spacing w:before="0" w:after="120" w:line="300" w:lineRule="auto"/>
+      </w:pPr>
+      <w:r>
+        <w:rPr>
+          <w:rFonts w:ascii="Calibri" w:hAnsi="Calibri"/>
+          <w:sz w:val="22"/>
+        </w:rPr>
+        <w:t>Suppose the preserved text is:</w:t>
+      </w:r>
+    </w:p>
+    <w:p>
+      <w:pPr>
+        <w:pStyle w:val="Formula"/>
+      </w:pPr>
+      <w:r>
+        <w:rPr>
+          <w:rFonts w:ascii="Consolas" w:hAnsi="Consolas"/>
+          <w:color w:val="1F4D78"/>
+          <w:sz w:val="19"/>
+        </w:rPr>
+        <w:t>red blue red</w:t>
+      </w:r>
+      <w:r>
+        <w:br/>
+      </w:r>
+      <w:r>
+        <w:rPr>
+          <w:rFonts w:ascii="Consolas" w:hAnsi="Consolas"/>
+          <w:color w:val="1F4D78"/>
+          <w:sz w:val="19"/>
+        </w:rPr>
+        <w:t>green blue</w:t>
+      </w:r>
+      <w:r>
+        <w:br/>
+      </w:r>
+      <w:r>
+        <w:rPr>
+          <w:rFonts w:ascii="Consolas" w:hAnsi="Consolas"/>
+          <w:color w:val="1F4D78"/>
+          <w:sz w:val="19"/>
+        </w:rPr>
+      </w:r>
+      <w:r>
+        <w:br/>
+      </w:r>
+      <w:r>
+        <w:rPr>
+          <w:rFonts w:ascii="Consolas" w:hAnsi="Consolas"/>
+          <w:color w:val="1F4D78"/>
+          <w:sz w:val="19"/>
+        </w:rPr>
+        <w:t>yellow red</w:t>
+      </w:r>
+    </w:p>
+    <w:p>
+      <w:pPr>
+        <w:widowControl/>
+        <w:spacing w:before="0" w:after="120" w:line="300" w:lineRule="auto"/>
+      </w:pPr>
+      <w:r>
+        <w:rPr>
+          <w:rFonts w:ascii="Calibri" w:hAnsi="Calibri"/>
+          <w:sz w:val="22"/>
+        </w:rPr>
+        <w:t>The lexical-style token sequence has 7 normalized observed surface-form tokens and 4 types. Therefore:</w:t>
+      </w:r>
+    </w:p>
+    <w:p>
+      <w:pPr>
+        <w:pStyle w:val="Formula"/>
+      </w:pPr>
+      <w:r>
+        <w:rPr>
+          <w:rFonts w:ascii="Consolas" w:hAnsi="Consolas"/>
+          <w:color w:val="1F4D78"/>
+          <w:sz w:val="19"/>
+        </w:rPr>
+        <w:t>TTR = 4 / 7 = approximately 0.571</w:t>
+      </w:r>
+    </w:p>
+    <w:p>
+      <w:pPr>
+        <w:widowControl/>
+        <w:spacing w:before="0" w:after="120" w:line="300" w:lineRule="auto"/>
+      </w:pPr>
+      <w:r>
+        <w:rPr>
+          <w:rFonts w:ascii="Calibri" w:hAnsi="Calibri"/>
+          <w:sz w:val="22"/>
+        </w:rPr>
+        <w:t xml:space="preserve">With an intentionally small three-token MATTR window for this worked example, the five window TTR values are </w:t>
+      </w:r>
+      <w:r>
+        <w:rPr>
+          <w:rFonts w:ascii="Consolas" w:hAnsi="Consolas"/>
+          <w:color w:val="1F4D78"/>
+          <w:sz w:val="19"/>
+        </w:rPr>
+        <w:t>2/3, 1, 1, 1, 1</w:t>
+      </w:r>
+      <w:r>
+        <w:rPr>
+          <w:rFonts w:ascii="Calibri" w:hAnsi="Calibri"/>
+          <w:sz w:val="22"/>
+        </w:rPr>
+        <w:t>, so:</w:t>
+      </w:r>
+    </w:p>
+    <w:p>
+      <w:pPr>
+        <w:pStyle w:val="Formula"/>
+      </w:pPr>
+      <w:r>
+        <w:rPr>
+          <w:rFonts w:ascii="Consolas" w:hAnsi="Consolas"/>
+          <w:color w:val="1F4D78"/>
+          <w:sz w:val="19"/>
+        </w:rPr>
+        <w:t>MATTR(3) = 14 / 15 = approximately 0.933</w:t>
+      </w:r>
+    </w:p>
+    <w:p>
+      <w:pPr>
+        <w:widowControl/>
+        <w:spacing w:before="0" w:after="120" w:line="300" w:lineRule="auto"/>
+      </w:pPr>
+      <w:r>
+        <w:rPr>
+          <w:rFonts w:ascii="Calibri" w:hAnsi="Calibri"/>
+          <w:sz w:val="22"/>
+        </w:rPr>
+        <w:t>With HD-D sample size 3:</w:t>
+      </w:r>
+    </w:p>
+    <w:p>
+      <w:pPr>
+        <w:pStyle w:val="Formula"/>
+      </w:pPr>
+      <w:r>
+        <w:rPr>
+          <w:rFonts w:ascii="Consolas" w:hAnsi="Consolas"/>
+          <w:color w:val="1F4D78"/>
+          <w:sz w:val="19"/>
+        </w:rPr>
+        <w:t>HD-D(3) = 86 / 105 = approximately 0.819</w:t>
+      </w:r>
+    </w:p>
+    <w:p>
+      <w:pPr>
+        <w:widowControl/>
+        <w:spacing w:before="0" w:after="120" w:line="300" w:lineRule="auto"/>
+      </w:pPr>
+      <w:r>
+        <w:rPr>
+          <w:rFonts w:ascii="Calibri" w:hAnsi="Calibri"/>
+          <w:sz w:val="22"/>
+        </w:rPr>
+        <w:t xml:space="preserve">Alphabetic word lengths are </w:t>
+      </w:r>
+      <w:r>
+        <w:rPr>
+          <w:rFonts w:ascii="Consolas" w:hAnsi="Consolas"/>
+          <w:color w:val="1F4D78"/>
+          <w:sz w:val="19"/>
+        </w:rPr>
+        <w:t>3, 4, 3, 5, 4, 6, 3</w:t>
+      </w:r>
+      <w:r>
+        <w:rPr>
+          <w:rFonts w:ascii="Calibri" w:hAnsi="Calibri"/>
+          <w:sz w:val="22"/>
+        </w:rPr>
+        <w:t xml:space="preserve">, giving mean and median word length 4. Line word counts are </w:t>
+      </w:r>
+      <w:r>
+        <w:rPr>
+          <w:rFonts w:ascii="Consolas" w:hAnsi="Consolas"/>
+          <w:color w:val="1F4D78"/>
+          <w:sz w:val="19"/>
+        </w:rPr>
+        <w:t>3, 2, 0, 2</w:t>
+      </w:r>
+      <w:r>
+        <w:rPr>
+          <w:rFonts w:ascii="Calibri" w:hAnsi="Calibri"/>
+          <w:sz w:val="22"/>
+        </w:rPr>
+        <w:t xml:space="preserve">; stanza word counts are </w:t>
+      </w:r>
+      <w:r>
+        <w:rPr>
+          <w:rFonts w:ascii="Consolas" w:hAnsi="Consolas"/>
+          <w:color w:val="1F4D78"/>
+          <w:sz w:val="19"/>
+        </w:rPr>
+        <w:t>5, 2</w:t>
+      </w:r>
+      <w:r>
+        <w:rPr>
+          <w:rFonts w:ascii="Calibri" w:hAnsi="Calibri"/>
+          <w:sz w:val="22"/>
+        </w:rPr>
+        <w:t>. The blank line remains visible with count zero and separates the two stanzas.</w:t>
+      </w:r>
+    </w:p>
+    <w:p>
+      <w:pPr>
+        <w:widowControl/>
+        <w:spacing w:before="0" w:after="120" w:line="300" w:lineRule="auto"/>
+      </w:pPr>
+      <w:r>
+        <w:rPr>
+          <w:rFonts w:ascii="Calibri" w:hAnsi="Calibri"/>
+          <w:sz w:val="22"/>
+        </w:rPr>
+        <w:t>Interpretation: these are explicit lexical-form and structural counts under the recorded settings. The deliberately short MATTR and HD-D denominators make the arithmetic inspectable; compare real analyses only when their configurations and token policies agree.</w:t>
+      </w:r>
+    </w:p>
+    <w:p>
+      <w:pPr>
         <w:pStyle w:val="Heading1"/>
       </w:pPr>
       <w:r>
@@ -13252,6 +13803,37 @@
           <w:sz w:val="22"/>
         </w:rPr>
         <w:t xml:space="preserve">  and slant threshold when relevant;</w:t>
+      </w:r>
+    </w:p>
+    <w:p>
+      <w:pPr>
+        <w:widowControl/>
+        <w:numPr>
+          <w:ilvl w:val="0"/>
+          <w:numId w:val="10"/>
+        </w:numPr>
+        <w:spacing w:before="0" w:after="80" w:line="300" w:lineRule="auto"/>
+        <w:ind w:left="540" w:hanging="271"/>
+      </w:pPr>
+      <w:r>
+        <w:rPr>
+          <w:rFonts w:ascii="Calibri" w:hAnsi="Calibri"/>
+          <w:sz w:val="22"/>
+        </w:rPr>
+        <w:t>lexical-style word unit, MATTR window, HD-D sample size, MTLD threshold, and</w:t>
+      </w:r>
+    </w:p>
+    <w:p>
+      <w:pPr>
+        <w:widowControl/>
+        <w:spacing w:before="0" w:after="120" w:line="300" w:lineRule="auto"/>
+      </w:pPr>
+      <w:r>
+        <w:rPr>
+          <w:rFonts w:ascii="Calibri" w:hAnsi="Calibri"/>
+          <w:sz w:val="22"/>
+        </w:rPr>
+        <w:t xml:space="preserve">  eligible token denominator when relevant;</w:t>
       </w:r>
     </w:p>
     <w:p>
@@ -14944,6 +15526,63 @@
                 <w:rFonts w:ascii="Calibri" w:hAnsi="Calibri"/>
                 <w:sz w:val="18"/>
               </w:rPr>
+              <w:t>HD-D</w:t>
+            </w:r>
+          </w:p>
+        </w:tc>
+        <w:tc>
+          <w:tcPr>
+            <w:tcW w:type="dxa" w:w="5760"/>
+            <w:vAlign w:val="center"/>
+            <w:tcMar>
+              <w:top w:w="80" w:type="dxa"/>
+              <w:bottom w:w="80" w:type="dxa"/>
+              <w:start w:w="120" w:type="dxa"/>
+              <w:end w:w="120" w:type="dxa"/>
+            </w:tcMar>
+          </w:tcPr>
+          <w:p>
+            <w:pPr>
+              <w:widowControl/>
+              <w:spacing w:before="0" w:after="0" w:line="252" w:lineRule="auto"/>
+            </w:pPr>
+            <w:r/>
+            <w:r>
+              <w:rPr>
+                <w:rFonts w:ascii="Calibri" w:hAnsi="Calibri"/>
+                <w:sz w:val="18"/>
+              </w:rPr>
+              <w:t>Expected distinct-type proportion in a configured without-replacement token sample</w:t>
+            </w:r>
+          </w:p>
+        </w:tc>
+      </w:tr>
+      <w:tr>
+        <w:trPr>
+          <w:cantSplit w:val="true"/>
+        </w:trPr>
+        <w:tc>
+          <w:tcPr>
+            <w:tcW w:type="dxa" w:w="3600"/>
+            <w:vAlign w:val="center"/>
+            <w:tcMar>
+              <w:top w:w="80" w:type="dxa"/>
+              <w:bottom w:w="80" w:type="dxa"/>
+              <w:start w:w="120" w:type="dxa"/>
+              <w:end w:w="120" w:type="dxa"/>
+            </w:tcMar>
+          </w:tcPr>
+          <w:p>
+            <w:pPr>
+              <w:widowControl/>
+              <w:spacing w:before="0" w:after="0" w:line="252" w:lineRule="auto"/>
+            </w:pPr>
+            <w:r/>
+            <w:r>
+              <w:rPr>
+                <w:rFonts w:ascii="Calibri" w:hAnsi="Calibri"/>
+                <w:sz w:val="18"/>
+              </w:rPr>
               <w:t>Lemma</w:t>
             </w:r>
           </w:p>
@@ -14971,6 +15610,120 @@
                 <w:sz w:val="18"/>
               </w:rPr>
               <w:t>Model-proposed base form conditioned on part of speech</w:t>
+            </w:r>
+          </w:p>
+        </w:tc>
+      </w:tr>
+      <w:tr>
+        <w:trPr>
+          <w:cantSplit w:val="true"/>
+        </w:trPr>
+        <w:tc>
+          <w:tcPr>
+            <w:tcW w:type="dxa" w:w="3600"/>
+            <w:vAlign w:val="center"/>
+            <w:tcMar>
+              <w:top w:w="80" w:type="dxa"/>
+              <w:bottom w:w="80" w:type="dxa"/>
+              <w:start w:w="120" w:type="dxa"/>
+              <w:end w:w="120" w:type="dxa"/>
+            </w:tcMar>
+          </w:tcPr>
+          <w:p>
+            <w:pPr>
+              <w:widowControl/>
+              <w:spacing w:before="0" w:after="0" w:line="252" w:lineRule="auto"/>
+            </w:pPr>
+            <w:r/>
+            <w:r>
+              <w:rPr>
+                <w:rFonts w:ascii="Calibri" w:hAnsi="Calibri"/>
+                <w:sz w:val="18"/>
+              </w:rPr>
+              <w:t>Lexical-style word unit</w:t>
+            </w:r>
+          </w:p>
+        </w:tc>
+        <w:tc>
+          <w:tcPr>
+            <w:tcW w:type="dxa" w:w="5760"/>
+            <w:vAlign w:val="center"/>
+            <w:tcMar>
+              <w:top w:w="80" w:type="dxa"/>
+              <w:bottom w:w="80" w:type="dxa"/>
+              <w:start w:w="120" w:type="dxa"/>
+              <w:end w:w="120" w:type="dxa"/>
+            </w:tcMar>
+          </w:tcPr>
+          <w:p>
+            <w:pPr>
+              <w:widowControl/>
+              <w:spacing w:before="0" w:after="0" w:line="252" w:lineRule="auto"/>
+            </w:pPr>
+            <w:r/>
+            <w:r>
+              <w:rPr>
+                <w:rFonts w:ascii="Calibri" w:hAnsi="Calibri"/>
+                <w:sz w:val="18"/>
+              </w:rPr>
+              <w:t>Eligible lexical token represented by its normalized observed surface form, without lemma substitution</w:t>
+            </w:r>
+          </w:p>
+        </w:tc>
+      </w:tr>
+      <w:tr>
+        <w:trPr>
+          <w:cantSplit w:val="true"/>
+        </w:trPr>
+        <w:tc>
+          <w:tcPr>
+            <w:tcW w:type="dxa" w:w="3600"/>
+            <w:vAlign w:val="center"/>
+            <w:tcMar>
+              <w:top w:w="80" w:type="dxa"/>
+              <w:bottom w:w="80" w:type="dxa"/>
+              <w:start w:w="120" w:type="dxa"/>
+              <w:end w:w="120" w:type="dxa"/>
+            </w:tcMar>
+          </w:tcPr>
+          <w:p>
+            <w:pPr>
+              <w:widowControl/>
+              <w:spacing w:before="0" w:after="0" w:line="252" w:lineRule="auto"/>
+            </w:pPr>
+            <w:r/>
+            <w:r>
+              <w:rPr>
+                <w:rFonts w:ascii="Calibri" w:hAnsi="Calibri"/>
+                <w:sz w:val="18"/>
+              </w:rPr>
+              <w:t>MATTR</w:t>
+            </w:r>
+          </w:p>
+        </w:tc>
+        <w:tc>
+          <w:tcPr>
+            <w:tcW w:type="dxa" w:w="5760"/>
+            <w:vAlign w:val="center"/>
+            <w:tcMar>
+              <w:top w:w="80" w:type="dxa"/>
+              <w:bottom w:w="80" w:type="dxa"/>
+              <w:start w:w="120" w:type="dxa"/>
+              <w:end w:w="120" w:type="dxa"/>
+            </w:tcMar>
+          </w:tcPr>
+          <w:p>
+            <w:pPr>
+              <w:widowControl/>
+              <w:spacing w:before="0" w:after="0" w:line="252" w:lineRule="auto"/>
+            </w:pPr>
+            <w:r/>
+            <w:r>
+              <w:rPr>
+                <w:rFonts w:ascii="Calibri" w:hAnsi="Calibri"/>
+                <w:sz w:val="18"/>
+              </w:rPr>
+              <w:t>Mean type-token ratio across all overlapping token windows of a configured size</w:t>
             </w:r>
           </w:p>
         </w:tc>
@@ -15415,6 +16168,63 @@
                 <w:sz w:val="18"/>
               </w:rPr>
               <w:t>Middle sorted value</w:t>
+            </w:r>
+          </w:p>
+        </w:tc>
+      </w:tr>
+      <w:tr>
+        <w:trPr>
+          <w:cantSplit w:val="true"/>
+        </w:trPr>
+        <w:tc>
+          <w:tcPr>
+            <w:tcW w:type="dxa" w:w="3600"/>
+            <w:vAlign w:val="center"/>
+            <w:tcMar>
+              <w:top w:w="80" w:type="dxa"/>
+              <w:bottom w:w="80" w:type="dxa"/>
+              <w:start w:w="120" w:type="dxa"/>
+              <w:end w:w="120" w:type="dxa"/>
+            </w:tcMar>
+          </w:tcPr>
+          <w:p>
+            <w:pPr>
+              <w:widowControl/>
+              <w:spacing w:before="0" w:after="0" w:line="252" w:lineRule="auto"/>
+            </w:pPr>
+            <w:r/>
+            <w:r>
+              <w:rPr>
+                <w:rFonts w:ascii="Calibri" w:hAnsi="Calibri"/>
+                <w:sz w:val="18"/>
+              </w:rPr>
+              <w:t>MTLD</w:t>
+            </w:r>
+          </w:p>
+        </w:tc>
+        <w:tc>
+          <w:tcPr>
+            <w:tcW w:type="dxa" w:w="5760"/>
+            <w:vAlign w:val="center"/>
+            <w:tcMar>
+              <w:top w:w="80" w:type="dxa"/>
+              <w:bottom w:w="80" w:type="dxa"/>
+              <w:start w:w="120" w:type="dxa"/>
+              <w:end w:w="120" w:type="dxa"/>
+            </w:tcMar>
+          </w:tcPr>
+          <w:p>
+            <w:pPr>
+              <w:widowControl/>
+              <w:spacing w:before="0" w:after="0" w:line="252" w:lineRule="auto"/>
+            </w:pPr>
+            <w:r/>
+            <w:r>
+              <w:rPr>
+                <w:rFonts w:ascii="Calibri" w:hAnsi="Calibri"/>
+                <w:sz w:val="18"/>
+              </w:rPr>
+              <w:t>Mean forward/reverse sequential factor-length estimate at a configured TTR threshold</w:t>
             </w:r>
           </w:p>
         </w:tc>
@@ -16858,6 +17668,63 @@
                 <w:rFonts w:ascii="Calibri" w:hAnsi="Calibri"/>
                 <w:sz w:val="18"/>
               </w:rPr>
+              <w:t>Alphabetic word length</w:t>
+            </w:r>
+          </w:p>
+        </w:tc>
+        <w:tc>
+          <w:tcPr>
+            <w:tcW w:type="dxa" w:w="5760"/>
+            <w:vAlign w:val="center"/>
+            <w:tcMar>
+              <w:top w:w="80" w:type="dxa"/>
+              <w:bottom w:w="80" w:type="dxa"/>
+              <w:start w:w="120" w:type="dxa"/>
+              <w:end w:w="120" w:type="dxa"/>
+            </w:tcMar>
+          </w:tcPr>
+          <w:p>
+            <w:pPr>
+              <w:widowControl/>
+              <w:spacing w:before="0" w:after="0" w:line="252" w:lineRule="auto"/>
+            </w:pPr>
+            <w:r/>
+            <w:r>
+              <w:rPr>
+                <w:rFonts w:ascii="Calibri" w:hAnsi="Calibri"/>
+                <w:sz w:val="18"/>
+              </w:rPr>
+              <w:t>Number of Unicode alphabetic characters in the preserved surface token</w:t>
+            </w:r>
+          </w:p>
+        </w:tc>
+      </w:tr>
+      <w:tr>
+        <w:trPr>
+          <w:cantSplit w:val="true"/>
+        </w:trPr>
+        <w:tc>
+          <w:tcPr>
+            <w:tcW w:type="dxa" w:w="3600"/>
+            <w:vAlign w:val="center"/>
+            <w:tcMar>
+              <w:top w:w="80" w:type="dxa"/>
+              <w:bottom w:w="80" w:type="dxa"/>
+              <w:start w:w="120" w:type="dxa"/>
+              <w:end w:w="120" w:type="dxa"/>
+            </w:tcMar>
+          </w:tcPr>
+          <w:p>
+            <w:pPr>
+              <w:widowControl/>
+              <w:spacing w:before="0" w:after="0" w:line="252" w:lineRule="auto"/>
+            </w:pPr>
+            <w:r/>
+            <w:r>
+              <w:rPr>
+                <w:rFonts w:ascii="Calibri" w:hAnsi="Calibri"/>
+                <w:sz w:val="18"/>
+              </w:rPr>
               <w:t>Source POS tag(s)</w:t>
             </w:r>
           </w:p>
@@ -17188,7 +18055,7 @@
         <w:color w:val="66727C"/>
         <w:sz w:val="18"/>
       </w:rPr>
-      <w:t xml:space="preserve">  |  0.13.0.dev0</w:t>
+      <w:t xml:space="preserve">  |  0.14.0.dev0</w:t>
     </w:r>
   </w:p>
 </w:hdr>

--- a/docs/VerseVAD_Values_and_Terminology_Guide.docx
+++ b/docs/VerseVAD_Values_and_Terminology_Guide.docx
@@ -47,7 +47,7 @@
           <w:color w:val="66727C"/>
           <w:sz w:val="21"/>
         </w:rPr>
-        <w:t xml:space="preserve"> 0.14.0.dev0</w:t>
+        <w:t xml:space="preserve"> 0.15.0.dev0</w:t>
       </w:r>
       <w:r>
         <w:rPr>
@@ -11239,6 +11239,153 @@
     </w:p>
     <w:p>
       <w:pPr>
+        <w:pStyle w:val="Heading2"/>
+      </w:pPr>
+      <w:r>
+        <w:rPr>
+          <w:rFonts w:ascii="Calibri" w:hAnsi="Calibri"/>
+          <w:sz w:val="22"/>
+        </w:rPr>
+        <w:t>Additional-module collection summaries</w:t>
+      </w:r>
+    </w:p>
+    <w:p>
+      <w:pPr>
+        <w:widowControl/>
+        <w:spacing w:before="0" w:after="120" w:line="300" w:lineRule="auto"/>
+      </w:pPr>
+      <w:r>
+        <w:rPr>
+          <w:rFonts w:ascii="Calibri" w:hAnsi="Calibri"/>
+          <w:sz w:val="22"/>
+        </w:rPr>
+        <w:t>For concreteness, Frequency, AoA, pronunciation, meter, rhyme/sound, and lexical-style corpus results, VerseVAD groups only matching module versions, configuration IDs, metric IDs, units, and weightings.</w:t>
+      </w:r>
+    </w:p>
+    <w:p>
+      <w:pPr>
+        <w:widowControl/>
+        <w:spacing w:before="0" w:after="120" w:line="300" w:lineRule="auto"/>
+      </w:pPr>
+      <w:r>
+        <w:rPr>
+          <w:rFonts w:ascii="Calibri" w:hAnsi="Calibri"/>
+          <w:sz w:val="22"/>
+        </w:rPr>
+        <w:t xml:space="preserve">An </w:t>
+      </w:r>
+      <w:r>
+        <w:rPr>
+          <w:rFonts w:ascii="Calibri" w:hAnsi="Calibri"/>
+          <w:b/>
+          <w:sz w:val="22"/>
+        </w:rPr>
+        <w:t>equal-work module mean</w:t>
+      </w:r>
+      <w:r>
+        <w:rPr>
+          <w:rFonts w:ascii="Calibri" w:hAnsi="Calibri"/>
+          <w:sz w:val="22"/>
+        </w:rPr>
+        <w:t xml:space="preserve"> gives each eligible work value one vote. An </w:t>
+      </w:r>
+      <w:r>
+        <w:rPr>
+          <w:rFonts w:ascii="Calibri" w:hAnsi="Calibri"/>
+          <w:b/>
+          <w:sz w:val="22"/>
+        </w:rPr>
+        <w:t>observation-weighted module mean</w:t>
+      </w:r>
+      <w:r>
+        <w:rPr>
+          <w:rFonts w:ascii="Calibri" w:hAnsi="Calibri"/>
+          <w:sz w:val="22"/>
+        </w:rPr>
+        <w:t xml:space="preserve"> appears only when every included work has a defensible count for that exact metric. It is not supplied for medians, dispersion, rhyme schemes, categorical candidates, MATTR, HD-D, or MTLD.</w:t>
+      </w:r>
+    </w:p>
+    <w:p>
+      <w:pPr>
+        <w:widowControl/>
+        <w:spacing w:before="0" w:after="120" w:line="300" w:lineRule="auto"/>
+      </w:pPr>
+      <w:r>
+        <w:rPr>
+          <w:rFonts w:ascii="Calibri" w:hAnsi="Calibri"/>
+          <w:b/>
+          <w:sz w:val="22"/>
+        </w:rPr>
+        <w:t>Ordered pooled-token lexical diversity</w:t>
+      </w:r>
+      <w:r>
+        <w:rPr>
+          <w:rFonts w:ascii="Calibri" w:hAnsi="Calibri"/>
+          <w:sz w:val="22"/>
+        </w:rPr>
+        <w:t xml:space="preserve"> is a separate calculation. VerseVAD concatenates stored included normalized-surface tokens in stable work order and recalculates TTR, MATTR, HD-D, and MTLD under one configuration. It does not average work-level diversity values and call that pooled.</w:t>
+      </w:r>
+    </w:p>
+    <w:p>
+      <w:pPr>
+        <w:widowControl/>
+        <w:spacing w:before="0" w:after="120" w:line="300" w:lineRule="auto"/>
+      </w:pPr>
+      <w:r>
+        <w:rPr>
+          <w:rFonts w:ascii="Calibri" w:hAnsi="Calibri"/>
+          <w:sz w:val="22"/>
+        </w:rPr>
+        <w:t xml:space="preserve">Lexicon Explorer's additional concreteness, SUBTLEX-US, AoA, pronunciation, syllable, and stress fields remain source or dictionary evidence. </w:t>
+      </w:r>
+      <w:r>
+        <w:rPr>
+          <w:rFonts w:ascii="Calibri" w:hAnsi="Calibri"/>
+          <w:b/>
+          <w:sz w:val="22"/>
+        </w:rPr>
+        <w:t>Unmatched</w:t>
+      </w:r>
+      <w:r>
+        <w:rPr>
+          <w:rFonts w:ascii="Calibri" w:hAnsi="Calibri"/>
+          <w:sz w:val="22"/>
+        </w:rPr>
+        <w:t xml:space="preserve"> means the available resource has no accepted entry. </w:t>
+      </w:r>
+      <w:r>
+        <w:rPr>
+          <w:rFonts w:ascii="Calibri" w:hAnsi="Calibri"/>
+          <w:b/>
+          <w:sz w:val="22"/>
+        </w:rPr>
+        <w:t>Resource unavailable</w:t>
+      </w:r>
+      <w:r>
+        <w:rPr>
+          <w:rFonts w:ascii="Calibri" w:hAnsi="Calibri"/>
+          <w:sz w:val="22"/>
+        </w:rPr>
+        <w:t xml:space="preserve"> means the expected local source could not be validated. </w:t>
+      </w:r>
+      <w:r>
+        <w:rPr>
+          <w:rFonts w:ascii="Calibri" w:hAnsi="Calibri"/>
+          <w:b/>
+          <w:sz w:val="22"/>
+        </w:rPr>
+        <w:t>Source unrated</w:t>
+      </w:r>
+      <w:r>
+        <w:rPr>
+          <w:rFonts w:ascii="Calibri" w:hAnsi="Calibri"/>
+          <w:sz w:val="22"/>
+        </w:rPr>
+        <w:t xml:space="preserve"> means a source row exists but its numeric rating is missing.</w:t>
+      </w:r>
+    </w:p>
+    <w:p>
+      <w:pPr>
         <w:pStyle w:val="Heading1"/>
       </w:pPr>
       <w:r>
@@ -14470,6 +14617,63 @@
                 <w:sz w:val="18"/>
               </w:rPr>
               <w:t>All matched observations or stopwords excluded</w:t>
+            </w:r>
+          </w:p>
+        </w:tc>
+      </w:tr>
+      <w:tr>
+        <w:trPr>
+          <w:cantSplit w:val="true"/>
+        </w:trPr>
+        <w:tc>
+          <w:tcPr>
+            <w:tcW w:type="dxa" w:w="3600"/>
+            <w:vAlign w:val="center"/>
+            <w:tcMar>
+              <w:top w:w="80" w:type="dxa"/>
+              <w:bottom w:w="80" w:type="dxa"/>
+              <w:start w:w="120" w:type="dxa"/>
+              <w:end w:w="120" w:type="dxa"/>
+            </w:tcMar>
+          </w:tcPr>
+          <w:p>
+            <w:pPr>
+              <w:widowControl/>
+              <w:spacing w:before="0" w:after="0" w:line="252" w:lineRule="auto"/>
+            </w:pPr>
+            <w:r/>
+            <w:r>
+              <w:rPr>
+                <w:rFonts w:ascii="Calibri" w:hAnsi="Calibri"/>
+                <w:sz w:val="18"/>
+              </w:rPr>
+              <w:t>Additional module result</w:t>
+            </w:r>
+          </w:p>
+        </w:tc>
+        <w:tc>
+          <w:tcPr>
+            <w:tcW w:type="dxa" w:w="5760"/>
+            <w:vAlign w:val="center"/>
+            <w:tcMar>
+              <w:top w:w="80" w:type="dxa"/>
+              <w:bottom w:w="80" w:type="dxa"/>
+              <w:start w:w="120" w:type="dxa"/>
+              <w:end w:w="120" w:type="dxa"/>
+            </w:tcMar>
+          </w:tcPr>
+          <w:p>
+            <w:pPr>
+              <w:widowControl/>
+              <w:spacing w:before="0" w:after="0" w:line="252" w:lineRule="auto"/>
+            </w:pPr>
+            <w:r/>
+            <w:r>
+              <w:rPr>
+                <w:rFonts w:ascii="Calibri" w:hAnsi="Calibri"/>
+                <w:sz w:val="18"/>
+              </w:rPr>
+              <w:t>Generic persisted result from an existing concreteness, frequency, AoA, pronunciation, meter, rhyme/sound, or lexical-style engine</w:t>
             </w:r>
           </w:p>
         </w:tc>
@@ -15040,6 +15244,63 @@
                 <w:sz w:val="18"/>
               </w:rPr>
               <w:t>Frequency evidence tied to a named corpus rather than a universal property of a word</w:t>
+            </w:r>
+          </w:p>
+        </w:tc>
+      </w:tr>
+      <w:tr>
+        <w:trPr>
+          <w:cantSplit w:val="true"/>
+        </w:trPr>
+        <w:tc>
+          <w:tcPr>
+            <w:tcW w:type="dxa" w:w="3600"/>
+            <w:vAlign w:val="center"/>
+            <w:tcMar>
+              <w:top w:w="80" w:type="dxa"/>
+              <w:bottom w:w="80" w:type="dxa"/>
+              <w:start w:w="120" w:type="dxa"/>
+              <w:end w:w="120" w:type="dxa"/>
+            </w:tcMar>
+          </w:tcPr>
+          <w:p>
+            <w:pPr>
+              <w:widowControl/>
+              <w:spacing w:before="0" w:after="0" w:line="252" w:lineRule="auto"/>
+            </w:pPr>
+            <w:r/>
+            <w:r>
+              <w:rPr>
+                <w:rFonts w:ascii="Calibri" w:hAnsi="Calibri"/>
+                <w:sz w:val="18"/>
+              </w:rPr>
+              <w:t>Equal-work module mean</w:t>
+            </w:r>
+          </w:p>
+        </w:tc>
+        <w:tc>
+          <w:tcPr>
+            <w:tcW w:type="dxa" w:w="5760"/>
+            <w:vAlign w:val="center"/>
+            <w:tcMar>
+              <w:top w:w="80" w:type="dxa"/>
+              <w:bottom w:w="80" w:type="dxa"/>
+              <w:start w:w="120" w:type="dxa"/>
+              <w:end w:w="120" w:type="dxa"/>
+            </w:tcMar>
+          </w:tcPr>
+          <w:p>
+            <w:pPr>
+              <w:widowControl/>
+              <w:spacing w:before="0" w:after="0" w:line="252" w:lineRule="auto"/>
+            </w:pPr>
+            <w:r/>
+            <w:r>
+              <w:rPr>
+                <w:rFonts w:ascii="Calibri" w:hAnsi="Calibri"/>
+                <w:sz w:val="18"/>
+              </w:rPr>
+              <w:t>Arithmetic mean of compatible eligible work-level module values</w:t>
             </w:r>
           </w:p>
         </w:tc>
@@ -16312,6 +16573,63 @@
                 <w:rFonts w:ascii="Calibri" w:hAnsi="Calibri"/>
                 <w:sz w:val="18"/>
               </w:rPr>
+              <w:t>Ordered pooled-token result</w:t>
+            </w:r>
+          </w:p>
+        </w:tc>
+        <w:tc>
+          <w:tcPr>
+            <w:tcW w:type="dxa" w:w="5760"/>
+            <w:vAlign w:val="center"/>
+            <w:tcMar>
+              <w:top w:w="80" w:type="dxa"/>
+              <w:bottom w:w="80" w:type="dxa"/>
+              <w:start w:w="120" w:type="dxa"/>
+              <w:end w:w="120" w:type="dxa"/>
+            </w:tcMar>
+          </w:tcPr>
+          <w:p>
+            <w:pPr>
+              <w:widowControl/>
+              <w:spacing w:before="0" w:after="0" w:line="252" w:lineRule="auto"/>
+            </w:pPr>
+            <w:r/>
+            <w:r>
+              <w:rPr>
+                <w:rFonts w:ascii="Calibri" w:hAnsi="Calibri"/>
+                <w:sz w:val="18"/>
+              </w:rPr>
+              <w:t>Metric recalculated from the stable concatenated sequence of stored included token evidence</w:t>
+            </w:r>
+          </w:p>
+        </w:tc>
+      </w:tr>
+      <w:tr>
+        <w:trPr>
+          <w:cantSplit w:val="true"/>
+        </w:trPr>
+        <w:tc>
+          <w:tcPr>
+            <w:tcW w:type="dxa" w:w="3600"/>
+            <w:vAlign w:val="center"/>
+            <w:tcMar>
+              <w:top w:w="80" w:type="dxa"/>
+              <w:bottom w:w="80" w:type="dxa"/>
+              <w:start w:w="120" w:type="dxa"/>
+              <w:end w:w="120" w:type="dxa"/>
+            </w:tcMar>
+          </w:tcPr>
+          <w:p>
+            <w:pPr>
+              <w:widowControl/>
+              <w:spacing w:before="0" w:after="0" w:line="252" w:lineRule="auto"/>
+            </w:pPr>
+            <w:r/>
+            <w:r>
+              <w:rPr>
+                <w:rFonts w:ascii="Calibri" w:hAnsi="Calibri"/>
+                <w:sz w:val="18"/>
+              </w:rPr>
               <w:t>Numeric-response proportion</w:t>
             </w:r>
           </w:p>
@@ -16696,6 +17014,63 @@
                 <w:sz w:val="18"/>
               </w:rPr>
               <w:t>Resolved eligible lexical-token occurrences divided by all eligible lexical-token occurrences</w:t>
+            </w:r>
+          </w:p>
+        </w:tc>
+      </w:tr>
+      <w:tr>
+        <w:trPr>
+          <w:cantSplit w:val="true"/>
+        </w:trPr>
+        <w:tc>
+          <w:tcPr>
+            <w:tcW w:type="dxa" w:w="3600"/>
+            <w:vAlign w:val="center"/>
+            <w:tcMar>
+              <w:top w:w="80" w:type="dxa"/>
+              <w:bottom w:w="80" w:type="dxa"/>
+              <w:start w:w="120" w:type="dxa"/>
+              <w:end w:w="120" w:type="dxa"/>
+            </w:tcMar>
+          </w:tcPr>
+          <w:p>
+            <w:pPr>
+              <w:widowControl/>
+              <w:spacing w:before="0" w:after="0" w:line="252" w:lineRule="auto"/>
+            </w:pPr>
+            <w:r/>
+            <w:r>
+              <w:rPr>
+                <w:rFonts w:ascii="Calibri" w:hAnsi="Calibri"/>
+                <w:sz w:val="18"/>
+              </w:rPr>
+              <w:t>Resource unavailable</w:t>
+            </w:r>
+          </w:p>
+        </w:tc>
+        <w:tc>
+          <w:tcPr>
+            <w:tcW w:type="dxa" w:w="5760"/>
+            <w:vAlign w:val="center"/>
+            <w:tcMar>
+              <w:top w:w="80" w:type="dxa"/>
+              <w:bottom w:w="80" w:type="dxa"/>
+              <w:start w:w="120" w:type="dxa"/>
+              <w:end w:w="120" w:type="dxa"/>
+            </w:tcMar>
+          </w:tcPr>
+          <w:p>
+            <w:pPr>
+              <w:widowControl/>
+              <w:spacing w:before="0" w:after="0" w:line="252" w:lineRule="auto"/>
+            </w:pPr>
+            <w:r/>
+            <w:r>
+              <w:rPr>
+                <w:rFonts w:ascii="Calibri" w:hAnsi="Calibri"/>
+                <w:sz w:val="18"/>
+              </w:rPr>
+              <w:t>Expected local resource is missing or fails validation; distinct from an unmatched word</w:t>
             </w:r>
           </w:p>
         </w:tc>
@@ -18055,7 +18430,7 @@
         <w:color w:val="66727C"/>
         <w:sz w:val="18"/>
       </w:rPr>
-      <w:t xml:space="preserve">  |  0.14.0.dev0</w:t>
+      <w:t xml:space="preserve">  |  0.15.0.dev0</w:t>
     </w:r>
   </w:p>
 </w:hdr>

--- a/docs/VerseVAD_Values_and_Terminology_Guide.docx
+++ b/docs/VerseVAD_Values_and_Terminology_Guide.docx
@@ -47,7 +47,7 @@
           <w:color w:val="66727C"/>
           <w:sz w:val="21"/>
         </w:rPr>
-        <w:t xml:space="preserve"> 0.15.0.dev0</w:t>
+        <w:t xml:space="preserve"> 0.16.0.dev0</w:t>
       </w:r>
       <w:r>
         <w:rPr>
@@ -142,7 +142,7 @@
                 <w:color w:val="193247"/>
                 <w:sz w:val="22"/>
               </w:rPr>
-              <w:t>THE CENTRAL RULE: VerseVAD describes lexical evidence found in published word-rating and corpus-frequency resources plus optional dictionary-based pronunciation, candidate-meter, rhyme, recurring-sound, lexical-diversity, word-length, and structural word-count evidence. These constructs are separate from affective constructs and from each other. VerseVAD does not discover the emotion of a poem, diagnose a speaker or cognition, recover an author's intention, measure what an individual reader feels, or establish definitive meter, performed rhythm, pronunciation, or rhyme.</w:t>
+              <w:t>THE CENTRAL RULE: VerseVAD describes lexical evidence found in published word-rating and corpus-frequency resources plus optional dictionary-based pronunciation, candidate-meter, rhyme, recurring-sound, lexical-diversity, word-length, structural word-count, and PoetryID candidate-profile evidence. These constructs are separate from each other. VerseVAD does not discover the emotion of a poem, diagnose a speaker or cognition, recover an author's intention, measure what an individual reader feels, or establish definitive meter, performed rhythm, pronunciation, or rhyme.</w:t>
             </w:r>
           </w:p>
         </w:tc>
@@ -240,7 +240,7 @@
           <w:rFonts w:ascii="Calibri" w:hAnsi="Calibri"/>
           <w:sz w:val="22"/>
         </w:rPr>
-        <w:t>Original and normalized scales, concreteness, Zipf frequency, Age of Acquisition, dictionary pronunciation, candidate meter, rhyme, recurring sounds, lexical diversity, word length, and structural word counts</w:t>
+        <w:t>Original and normalized scales, concreteness, Zipf frequency, Age of Acquisition, dictionary pronunciation, candidate meter, rhyme, recurring sounds, lexical diversity, word length, structural word counts, and PoetryID</w:t>
       </w:r>
     </w:p>
     <w:p>
@@ -906,7 +906,7 @@
           <w:rFonts w:ascii="Calibri" w:hAnsi="Calibri"/>
           <w:sz w:val="22"/>
         </w:rPr>
-        <w:t xml:space="preserve"> VAD ratings, emotion associations, sentiment associations, emotion intensities, normative lexical concreteness, corpus-relative lexical frequency, retrospective normative lexical Age of Acquisition, dictionary pronunciation/lexical stress, candidate-meter fit, rhyme/recurring-sound evidence, and lexical-style evidence are different kinds of evidence.</w:t>
+        <w:t xml:space="preserve"> VAD ratings, emotion associations, sentiment associations, emotion intensities, normative lexical concreteness, corpus-relative lexical frequency, retrospective normative lexical Age of Acquisition, dictionary pronunciation/lexical stress, candidate-meter fit, rhyme/recurring-sound evidence, lexical-style evidence, and PoetryID candidate profiles are different kinds of evidence.</w:t>
       </w:r>
     </w:p>
     <w:p>
@@ -5608,6 +5608,292 @@
           <w:sz w:val="22"/>
         </w:rPr>
         <w:t>Avoid: “The poem has a vocabulary richness of 74%,” comparisons made under different settings, or treating line and stanza word counts as interpretations of poetic form.</w:t>
+      </w:r>
+    </w:p>
+    <w:p>
+      <w:pPr>
+        <w:pStyle w:val="Heading2"/>
+      </w:pPr>
+      <w:r>
+        <w:rPr>
+          <w:rFonts w:ascii="Calibri" w:hAnsi="Calibri"/>
+          <w:sz w:val="22"/>
+        </w:rPr>
+        <w:t>PoetryID Candidate Lexical-Affective Profiles</w:t>
+      </w:r>
+    </w:p>
+    <w:p>
+      <w:pPr>
+        <w:widowControl/>
+        <w:spacing w:before="0" w:after="120" w:line="300" w:lineRule="auto"/>
+      </w:pPr>
+      <w:r>
+        <w:rPr>
+          <w:rFonts w:ascii="Calibri" w:hAnsi="Calibri"/>
+          <w:sz w:val="22"/>
+        </w:rPr>
+        <w:t>PoetryID is a dependent interpretation layer over a completed normalized VAD summary. It does not tokenize the poem, load a VAD lexicon, match words, or calculate VAD again. Every result names its exact VAD source, all-matched or stopword-excluded view, token/type weighting, thresholds, and upstream analysis.</w:t>
+      </w:r>
+    </w:p>
+    <w:p>
+      <w:pPr>
+        <w:widowControl/>
+        <w:spacing w:before="0" w:after="120" w:line="300" w:lineRule="auto"/>
+      </w:pPr>
+      <w:r>
+        <w:rPr>
+          <w:rFonts w:ascii="Calibri" w:hAnsi="Calibri"/>
+          <w:sz w:val="22"/>
+        </w:rPr>
+        <w:t>Each normalized dimension is classified as low, moderate, or high. Under the default fixed profile:</w:t>
+      </w:r>
+    </w:p>
+    <w:p>
+      <w:pPr>
+        <w:widowControl/>
+        <w:numPr>
+          <w:ilvl w:val="0"/>
+          <w:numId w:val="10"/>
+        </w:numPr>
+        <w:spacing w:before="0" w:after="80" w:line="300" w:lineRule="auto"/>
+        <w:ind w:left="540" w:hanging="271"/>
+      </w:pPr>
+      <w:r>
+        <w:rPr>
+          <w:rFonts w:ascii="Calibri" w:hAnsi="Calibri"/>
+          <w:sz w:val="22"/>
+        </w:rPr>
+        <w:t xml:space="preserve">low means </w:t>
+      </w:r>
+      <w:r>
+        <w:rPr>
+          <w:rFonts w:ascii="Consolas" w:hAnsi="Consolas"/>
+          <w:color w:val="1F4D78"/>
+          <w:sz w:val="19"/>
+        </w:rPr>
+        <w:t>score &lt;= 0.40</w:t>
+      </w:r>
+      <w:r>
+        <w:rPr>
+          <w:rFonts w:ascii="Calibri" w:hAnsi="Calibri"/>
+          <w:sz w:val="22"/>
+        </w:rPr>
+        <w:t>;</w:t>
+      </w:r>
+    </w:p>
+    <w:p>
+      <w:pPr>
+        <w:widowControl/>
+        <w:numPr>
+          <w:ilvl w:val="0"/>
+          <w:numId w:val="10"/>
+        </w:numPr>
+        <w:spacing w:before="0" w:after="80" w:line="300" w:lineRule="auto"/>
+        <w:ind w:left="540" w:hanging="271"/>
+      </w:pPr>
+      <w:r>
+        <w:rPr>
+          <w:rFonts w:ascii="Calibri" w:hAnsi="Calibri"/>
+          <w:sz w:val="22"/>
+        </w:rPr>
+        <w:t xml:space="preserve">high means </w:t>
+      </w:r>
+      <w:r>
+        <w:rPr>
+          <w:rFonts w:ascii="Consolas" w:hAnsi="Consolas"/>
+          <w:color w:val="1F4D78"/>
+          <w:sz w:val="19"/>
+        </w:rPr>
+        <w:t>score &gt;= 0.60</w:t>
+      </w:r>
+      <w:r>
+        <w:rPr>
+          <w:rFonts w:ascii="Calibri" w:hAnsi="Calibri"/>
+          <w:sz w:val="22"/>
+        </w:rPr>
+        <w:t>;</w:t>
+      </w:r>
+    </w:p>
+    <w:p>
+      <w:pPr>
+        <w:widowControl/>
+        <w:numPr>
+          <w:ilvl w:val="0"/>
+          <w:numId w:val="10"/>
+        </w:numPr>
+        <w:spacing w:before="0" w:after="80" w:line="300" w:lineRule="auto"/>
+        <w:ind w:left="540" w:hanging="271"/>
+      </w:pPr>
+      <w:r>
+        <w:rPr>
+          <w:rFonts w:ascii="Calibri" w:hAnsi="Calibri"/>
+          <w:sz w:val="22"/>
+        </w:rPr>
+        <w:t>moderate means the score lies between those boundaries.</w:t>
+      </w:r>
+    </w:p>
+    <w:p>
+      <w:pPr>
+        <w:widowControl/>
+        <w:spacing w:before="0" w:after="120" w:line="300" w:lineRule="auto"/>
+      </w:pPr>
+      <w:r>
+        <w:rPr>
+          <w:rFonts w:ascii="Calibri" w:hAnsi="Calibri"/>
+          <w:sz w:val="22"/>
+        </w:rPr>
+        <w:t xml:space="preserve">Three dimensions with three levels produce </w:t>
+      </w:r>
+      <w:r>
+        <w:rPr>
+          <w:rFonts w:ascii="Consolas" w:hAnsi="Consolas"/>
+          <w:color w:val="1F4D78"/>
+          <w:sz w:val="19"/>
+        </w:rPr>
+        <w:t>3 x 3 x 3 = 27</w:t>
+      </w:r>
+      <w:r>
+        <w:rPr>
+          <w:rFonts w:ascii="Calibri" w:hAnsi="Calibri"/>
+          <w:sz w:val="22"/>
+        </w:rPr>
+        <w:t xml:space="preserve"> canonical candidate profiles. Custom fixed boundaries are available. Corpus-tertile and z-score boundaries are not implemented.</w:t>
+      </w:r>
+    </w:p>
+    <w:p>
+      <w:pPr>
+        <w:widowControl/>
+        <w:spacing w:before="0" w:after="120" w:line="300" w:lineRule="auto"/>
+      </w:pPr>
+      <w:r>
+        <w:rPr>
+          <w:rFonts w:ascii="Calibri" w:hAnsi="Calibri"/>
+          <w:sz w:val="22"/>
+        </w:rPr>
+        <w:t xml:space="preserve">PoetryID also retains continuous evidence. For VAD point </w:t>
+      </w:r>
+      <w:r>
+        <w:rPr>
+          <w:rFonts w:ascii="Consolas" w:hAnsi="Consolas"/>
+          <w:color w:val="1F4D78"/>
+          <w:sz w:val="19"/>
+        </w:rPr>
+        <w:t>(V, A, D)</w:t>
+      </w:r>
+      <w:r>
+        <w:rPr>
+          <w:rFonts w:ascii="Calibri" w:hAnsi="Calibri"/>
+          <w:sz w:val="22"/>
+        </w:rPr>
+        <w:t xml:space="preserve"> and candidate centroid </w:t>
+      </w:r>
+      <w:r>
+        <w:rPr>
+          <w:rFonts w:ascii="Consolas" w:hAnsi="Consolas"/>
+          <w:color w:val="1F4D78"/>
+          <w:sz w:val="19"/>
+        </w:rPr>
+        <w:t>(Vc, Ac, Dc)</w:t>
+      </w:r>
+      <w:r>
+        <w:rPr>
+          <w:rFonts w:ascii="Calibri" w:hAnsi="Calibri"/>
+          <w:sz w:val="22"/>
+        </w:rPr>
+        <w:t>:</w:t>
+      </w:r>
+    </w:p>
+    <w:p>
+      <w:pPr>
+        <w:pStyle w:val="Formula"/>
+      </w:pPr>
+      <w:r>
+        <w:rPr>
+          <w:rFonts w:ascii="Consolas" w:hAnsi="Consolas"/>
+          <w:color w:val="1F4D78"/>
+          <w:sz w:val="19"/>
+        </w:rPr>
+        <w:t>distance = sqrt((V - Vc)^2 + (A - Ac)^2 + (D - Dc)^2)</w:t>
+      </w:r>
+    </w:p>
+    <w:p>
+      <w:pPr>
+        <w:widowControl/>
+        <w:spacing w:before="0" w:after="120" w:line="300" w:lineRule="auto"/>
+      </w:pPr>
+      <w:r>
+        <w:rPr>
+          <w:rFonts w:ascii="Calibri" w:hAnsi="Calibri"/>
+          <w:sz w:val="22"/>
+        </w:rPr>
+        <w:t xml:space="preserve">All 27 distances remain available. Inverse-distance similarities are normalized across the 27 profiles for comparison. These </w:t>
+      </w:r>
+      <w:r>
+        <w:rPr>
+          <w:rFonts w:ascii="Calibri" w:hAnsi="Calibri"/>
+          <w:b/>
+          <w:sz w:val="22"/>
+        </w:rPr>
+        <w:t>relative affinities are not probabilities</w:t>
+      </w:r>
+      <w:r>
+        <w:rPr>
+          <w:rFonts w:ascii="Calibri" w:hAnsi="Calibri"/>
+          <w:sz w:val="22"/>
+        </w:rPr>
+        <w:t>.</w:t>
+      </w:r>
+    </w:p>
+    <w:p>
+      <w:pPr>
+        <w:widowControl/>
+        <w:spacing w:before="0" w:after="120" w:line="300" w:lineRule="auto"/>
+      </w:pPr>
+      <w:r>
+        <w:rPr>
+          <w:rFonts w:ascii="Calibri" w:hAnsi="Calibri"/>
+          <w:sz w:val="22"/>
+        </w:rPr>
+        <w:t>The categorical profile and nearest continuous centroid may differ near a boundary. PoetryID preserves both. Its confidence label considers distance, neighbor margin, threshold proximity, agreement, and coverage; it is a rule-based evidence label, not a calibrated probability.</w:t>
+      </w:r>
+    </w:p>
+    <w:p>
+      <w:pPr>
+        <w:widowControl/>
+        <w:spacing w:before="0" w:after="120" w:line="300" w:lineRule="auto"/>
+      </w:pPr>
+      <w:r>
+        <w:rPr>
+          <w:rFonts w:ascii="Calibri" w:hAnsi="Calibri"/>
+          <w:sz w:val="22"/>
+        </w:rPr>
+        <w:t>Optional concreteness, SUBTLEX-US Zipf frequency, and AoA character uses already completed module summaries on their native scales. It never changes the VAD profile.</w:t>
+      </w:r>
+    </w:p>
+    <w:p>
+      <w:pPr>
+        <w:widowControl/>
+        <w:spacing w:before="0" w:after="120" w:line="300" w:lineRule="auto"/>
+      </w:pPr>
+      <w:r>
+        <w:rPr>
+          <w:rFonts w:ascii="Calibri" w:hAnsi="Calibri"/>
+          <w:sz w:val="22"/>
+        </w:rPr>
+        <w:t>Safe wording: "Under the default fixed thresholds, the token-weighted NRC VAD v1 evidence was nearest categorically to The Survivor profile, with low valence, moderate arousal, and high dominance."</w:t>
+      </w:r>
+    </w:p>
+    <w:p>
+      <w:pPr>
+        <w:widowControl/>
+        <w:spacing w:before="0" w:after="120" w:line="300" w:lineRule="auto"/>
+      </w:pPr>
+      <w:r>
+        <w:rPr>
+          <w:rFonts w:ascii="Calibri" w:hAnsi="Calibri"/>
+          <w:sz w:val="22"/>
+        </w:rPr>
+        <w:t>Avoid: "The poem is a Survivor," "the speaker feels defiant endurance," or "the affinity is the probability that this is the poem's emotion."</w:t>
       </w:r>
     </w:p>
     <w:p>
@@ -11259,7 +11545,7 @@
           <w:rFonts w:ascii="Calibri" w:hAnsi="Calibri"/>
           <w:sz w:val="22"/>
         </w:rPr>
-        <w:t>For concreteness, Frequency, AoA, pronunciation, meter, rhyme/sound, and lexical-style corpus results, VerseVAD groups only matching module versions, configuration IDs, metric IDs, units, and weightings.</w:t>
+        <w:t>For concreteness, Frequency, AoA, pronunciation, meter, rhyme/sound, lexical-style, and PoetryID corpus results, VerseVAD groups only matching module versions, configuration IDs, metric IDs, units, scope IDs, and weightings.</w:t>
       </w:r>
     </w:p>
     <w:p>
@@ -11324,6 +11610,19 @@
           <w:sz w:val="22"/>
         </w:rPr>
         <w:t xml:space="preserve"> is a separate calculation. VerseVAD concatenates stored included normalized-surface tokens in stable work order and recalculates TTR, MATTR, HD-D, and MTLD under one configuration. It does not average work-level diversity values and call that pooled.</w:t>
+      </w:r>
+    </w:p>
+    <w:p>
+      <w:pPr>
+        <w:widowControl/>
+        <w:spacing w:before="0" w:after="120" w:line="300" w:lineRule="auto"/>
+      </w:pPr>
+      <w:r>
+        <w:rPr>
+          <w:rFonts w:ascii="Calibri" w:hAnsi="Calibri"/>
+          <w:sz w:val="22"/>
+        </w:rPr>
+        <w:t>PoetryID profile prevalence is calculated only within one compatible VAD source, analysis view, weighting, and threshold configuration. Its map counts, continuous work positions, and token/type differences do not create one corpus-wide emotional identity.</w:t>
       </w:r>
     </w:p>
     <w:p>
@@ -14274,7 +14573,7 @@
           <w:b/>
           <w:sz w:val="22"/>
         </w:rPr>
-        <w:t>[Dispersion, contributors, response evidence, relationship, sensitivity, or corpus divergence]</w:t>
+        <w:t>[Dispersion, contributors, response evidence, relationship, sensitivity, PoetryID boundary/neighbor evidence, or corpus divergence]</w:t>
       </w:r>
       <w:r>
         <w:rPr>
@@ -14673,7 +14972,7 @@
                 <w:rFonts w:ascii="Calibri" w:hAnsi="Calibri"/>
                 <w:sz w:val="18"/>
               </w:rPr>
-              <w:t>Generic persisted result from an existing concreteness, frequency, AoA, pronunciation, meter, rhyme/sound, or lexical-style engine</w:t>
+              <w:t>Generic persisted result from an existing concreteness, frequency, AoA, pronunciation, meter, rhyme/sound, lexical-style, or PoetryID engine</w:t>
             </w:r>
           </w:p>
         </w:tc>
@@ -16930,6 +17229,234 @@
                 <w:rFonts w:ascii="Calibri" w:hAnsi="Calibri"/>
                 <w:sz w:val="18"/>
               </w:rPr>
+              <w:t>PoetryID</w:t>
+            </w:r>
+          </w:p>
+        </w:tc>
+        <w:tc>
+          <w:tcPr>
+            <w:tcW w:type="dxa" w:w="5760"/>
+            <w:vAlign w:val="center"/>
+            <w:tcMar>
+              <w:top w:w="80" w:type="dxa"/>
+              <w:bottom w:w="80" w:type="dxa"/>
+              <w:start w:w="120" w:type="dxa"/>
+              <w:end w:w="120" w:type="dxa"/>
+            </w:tcMar>
+          </w:tcPr>
+          <w:p>
+            <w:pPr>
+              <w:widowControl/>
+              <w:spacing w:before="0" w:after="0" w:line="252" w:lineRule="auto"/>
+            </w:pPr>
+            <w:r/>
+            <w:r>
+              <w:rPr>
+                <w:rFonts w:ascii="Calibri" w:hAnsi="Calibri"/>
+                <w:sz w:val="18"/>
+              </w:rPr>
+              <w:t>Dependent 27-profile description over one completed source/view/weighting-specific normalized VAD result</w:t>
+            </w:r>
+          </w:p>
+        </w:tc>
+      </w:tr>
+      <w:tr>
+        <w:trPr>
+          <w:cantSplit w:val="true"/>
+        </w:trPr>
+        <w:tc>
+          <w:tcPr>
+            <w:tcW w:type="dxa" w:w="3600"/>
+            <w:vAlign w:val="center"/>
+            <w:tcMar>
+              <w:top w:w="80" w:type="dxa"/>
+              <w:bottom w:w="80" w:type="dxa"/>
+              <w:start w:w="120" w:type="dxa"/>
+              <w:end w:w="120" w:type="dxa"/>
+            </w:tcMar>
+          </w:tcPr>
+          <w:p>
+            <w:pPr>
+              <w:widowControl/>
+              <w:spacing w:before="0" w:after="0" w:line="252" w:lineRule="auto"/>
+            </w:pPr>
+            <w:r/>
+            <w:r>
+              <w:rPr>
+                <w:rFonts w:ascii="Calibri" w:hAnsi="Calibri"/>
+                <w:sz w:val="18"/>
+              </w:rPr>
+              <w:t>PoetryID centroid</w:t>
+            </w:r>
+          </w:p>
+        </w:tc>
+        <w:tc>
+          <w:tcPr>
+            <w:tcW w:type="dxa" w:w="5760"/>
+            <w:vAlign w:val="center"/>
+            <w:tcMar>
+              <w:top w:w="80" w:type="dxa"/>
+              <w:bottom w:w="80" w:type="dxa"/>
+              <w:start w:w="120" w:type="dxa"/>
+              <w:end w:w="120" w:type="dxa"/>
+            </w:tcMar>
+          </w:tcPr>
+          <w:p>
+            <w:pPr>
+              <w:widowControl/>
+              <w:spacing w:before="0" w:after="0" w:line="252" w:lineRule="auto"/>
+            </w:pPr>
+            <w:r/>
+            <w:r>
+              <w:rPr>
+                <w:rFonts w:ascii="Calibri" w:hAnsi="Calibri"/>
+                <w:sz w:val="18"/>
+              </w:rPr>
+              <w:t>Configured continuous VAD coordinate representing one low/moderate/high profile combination</w:t>
+            </w:r>
+          </w:p>
+        </w:tc>
+      </w:tr>
+      <w:tr>
+        <w:trPr>
+          <w:cantSplit w:val="true"/>
+        </w:trPr>
+        <w:tc>
+          <w:tcPr>
+            <w:tcW w:type="dxa" w:w="3600"/>
+            <w:vAlign w:val="center"/>
+            <w:tcMar>
+              <w:top w:w="80" w:type="dxa"/>
+              <w:bottom w:w="80" w:type="dxa"/>
+              <w:start w:w="120" w:type="dxa"/>
+              <w:end w:w="120" w:type="dxa"/>
+            </w:tcMar>
+          </w:tcPr>
+          <w:p>
+            <w:pPr>
+              <w:widowControl/>
+              <w:spacing w:before="0" w:after="0" w:line="252" w:lineRule="auto"/>
+            </w:pPr>
+            <w:r/>
+            <w:r>
+              <w:rPr>
+                <w:rFonts w:ascii="Calibri" w:hAnsi="Calibri"/>
+                <w:sz w:val="18"/>
+              </w:rPr>
+              <w:t>PoetryID confidence</w:t>
+            </w:r>
+          </w:p>
+        </w:tc>
+        <w:tc>
+          <w:tcPr>
+            <w:tcW w:type="dxa" w:w="5760"/>
+            <w:vAlign w:val="center"/>
+            <w:tcMar>
+              <w:top w:w="80" w:type="dxa"/>
+              <w:bottom w:w="80" w:type="dxa"/>
+              <w:start w:w="120" w:type="dxa"/>
+              <w:end w:w="120" w:type="dxa"/>
+            </w:tcMar>
+          </w:tcPr>
+          <w:p>
+            <w:pPr>
+              <w:widowControl/>
+              <w:spacing w:before="0" w:after="0" w:line="252" w:lineRule="auto"/>
+            </w:pPr>
+            <w:r/>
+            <w:r>
+              <w:rPr>
+                <w:rFonts w:ascii="Calibri" w:hAnsi="Calibri"/>
+                <w:sz w:val="18"/>
+              </w:rPr>
+              <w:t>Rule-based label from distance, neighbor margin, boundary proximity, agreement, and coverage; not a probability</w:t>
+            </w:r>
+          </w:p>
+        </w:tc>
+      </w:tr>
+      <w:tr>
+        <w:trPr>
+          <w:cantSplit w:val="true"/>
+        </w:trPr>
+        <w:tc>
+          <w:tcPr>
+            <w:tcW w:type="dxa" w:w="3600"/>
+            <w:vAlign w:val="center"/>
+            <w:tcMar>
+              <w:top w:w="80" w:type="dxa"/>
+              <w:bottom w:w="80" w:type="dxa"/>
+              <w:start w:w="120" w:type="dxa"/>
+              <w:end w:w="120" w:type="dxa"/>
+            </w:tcMar>
+          </w:tcPr>
+          <w:p>
+            <w:pPr>
+              <w:widowControl/>
+              <w:spacing w:before="0" w:after="0" w:line="252" w:lineRule="auto"/>
+            </w:pPr>
+            <w:r/>
+            <w:r>
+              <w:rPr>
+                <w:rFonts w:ascii="Calibri" w:hAnsi="Calibri"/>
+                <w:sz w:val="18"/>
+              </w:rPr>
+              <w:t>Relative affinity</w:t>
+            </w:r>
+          </w:p>
+        </w:tc>
+        <w:tc>
+          <w:tcPr>
+            <w:tcW w:type="dxa" w:w="5760"/>
+            <w:vAlign w:val="center"/>
+            <w:tcMar>
+              <w:top w:w="80" w:type="dxa"/>
+              <w:bottom w:w="80" w:type="dxa"/>
+              <w:start w:w="120" w:type="dxa"/>
+              <w:end w:w="120" w:type="dxa"/>
+            </w:tcMar>
+          </w:tcPr>
+          <w:p>
+            <w:pPr>
+              <w:widowControl/>
+              <w:spacing w:before="0" w:after="0" w:line="252" w:lineRule="auto"/>
+            </w:pPr>
+            <w:r/>
+            <w:r>
+              <w:rPr>
+                <w:rFonts w:ascii="Calibri" w:hAnsi="Calibri"/>
+                <w:sz w:val="18"/>
+              </w:rPr>
+              <w:t>Inverse-distance comparison normalized across all 27 PoetryID centroids; not a probability</w:t>
+            </w:r>
+          </w:p>
+        </w:tc>
+      </w:tr>
+      <w:tr>
+        <w:trPr>
+          <w:cantSplit w:val="true"/>
+        </w:trPr>
+        <w:tc>
+          <w:tcPr>
+            <w:tcW w:type="dxa" w:w="3600"/>
+            <w:vAlign w:val="center"/>
+            <w:tcMar>
+              <w:top w:w="80" w:type="dxa"/>
+              <w:bottom w:w="80" w:type="dxa"/>
+              <w:start w:w="120" w:type="dxa"/>
+              <w:end w:w="120" w:type="dxa"/>
+            </w:tcMar>
+          </w:tcPr>
+          <w:p>
+            <w:pPr>
+              <w:widowControl/>
+              <w:spacing w:before="0" w:after="0" w:line="252" w:lineRule="auto"/>
+            </w:pPr>
+            <w:r/>
+            <w:r>
+              <w:rPr>
+                <w:rFonts w:ascii="Calibri" w:hAnsi="Calibri"/>
+                <w:sz w:val="18"/>
+              </w:rPr>
               <w:t>Pronunciation candidate</w:t>
             </w:r>
           </w:p>
@@ -18430,7 +18957,7 @@
         <w:color w:val="66727C"/>
         <w:sz w:val="18"/>
       </w:rPr>
-      <w:t xml:space="preserve">  |  0.15.0.dev0</w:t>
+      <w:t xml:space="preserve">  |  0.16.0.dev0</w:t>
     </w:r>
   </w:p>
 </w:hdr>

--- a/docs/VerseVAD_Values_and_Terminology_Guide.docx
+++ b/docs/VerseVAD_Values_and_Terminology_Guide.docx
@@ -47,7 +47,7 @@
           <w:color w:val="66727C"/>
           <w:sz w:val="21"/>
         </w:rPr>
-        <w:t xml:space="preserve"> 0.16.0.dev0</w:t>
+        <w:t xml:space="preserve"> 0.17.0.dev0</w:t>
       </w:r>
       <w:r>
         <w:rPr>
@@ -1122,6 +1122,291 @@
         <w:widowControl/>
         <w:spacing w:before="0" w:after="40" w:line="240" w:lineRule="auto"/>
       </w:pPr>
+    </w:p>
+    <w:p>
+      <w:pPr>
+        <w:pStyle w:val="Heading2"/>
+      </w:pPr>
+      <w:r>
+        <w:rPr>
+          <w:rFonts w:ascii="Calibri" w:hAnsi="Calibri"/>
+          <w:sz w:val="22"/>
+        </w:rPr>
+        <w:t>Interface Terms Are Not Analytical Terms</w:t>
+      </w:r>
+    </w:p>
+    <w:p>
+      <w:pPr>
+        <w:widowControl/>
+        <w:spacing w:before="0" w:after="120" w:line="300" w:lineRule="auto"/>
+      </w:pPr>
+      <w:r>
+        <w:rPr>
+          <w:rFonts w:ascii="Calibri" w:hAnsi="Calibri"/>
+          <w:b/>
+          <w:sz w:val="22"/>
+        </w:rPr>
+        <w:t>Single Poem</w:t>
+      </w:r>
+      <w:r>
+        <w:rPr>
+          <w:rFonts w:ascii="Calibri" w:hAnsi="Calibri"/>
+          <w:sz w:val="22"/>
+        </w:rPr>
+        <w:t xml:space="preserve">, </w:t>
+      </w:r>
+      <w:r>
+        <w:rPr>
+          <w:rFonts w:ascii="Calibri" w:hAnsi="Calibri"/>
+          <w:b/>
+          <w:sz w:val="22"/>
+        </w:rPr>
+        <w:t>Project / Corpus</w:t>
+      </w:r>
+      <w:r>
+        <w:rPr>
+          <w:rFonts w:ascii="Calibri" w:hAnsi="Calibri"/>
+          <w:sz w:val="22"/>
+        </w:rPr>
+        <w:t xml:space="preserve">, </w:t>
+      </w:r>
+      <w:r>
+        <w:rPr>
+          <w:rFonts w:ascii="Calibri" w:hAnsi="Calibri"/>
+          <w:b/>
+          <w:sz w:val="22"/>
+        </w:rPr>
+        <w:t>Other Text</w:t>
+      </w:r>
+      <w:r>
+        <w:rPr>
+          <w:rFonts w:ascii="Calibri" w:hAnsi="Calibri"/>
+          <w:sz w:val="22"/>
+        </w:rPr>
+        <w:t xml:space="preserve">, and </w:t>
+      </w:r>
+      <w:r>
+        <w:rPr>
+          <w:rFonts w:ascii="Calibri" w:hAnsi="Calibri"/>
+          <w:b/>
+          <w:sz w:val="22"/>
+        </w:rPr>
+        <w:t>Lexicon Explorer</w:t>
+      </w:r>
+      <w:r>
+        <w:rPr>
+          <w:rFonts w:ascii="Calibri" w:hAnsi="Calibri"/>
+          <w:sz w:val="22"/>
+        </w:rPr>
+        <w:t xml:space="preserve"> are workspaces. </w:t>
+      </w:r>
+      <w:r>
+        <w:rPr>
+          <w:rFonts w:ascii="Calibri" w:hAnsi="Calibri"/>
+          <w:b/>
+          <w:sz w:val="22"/>
+        </w:rPr>
+        <w:t>Affective Evidence</w:t>
+      </w:r>
+      <w:r>
+        <w:rPr>
+          <w:rFonts w:ascii="Calibri" w:hAnsi="Calibri"/>
+          <w:sz w:val="22"/>
+        </w:rPr>
+        <w:t xml:space="preserve">, </w:t>
+      </w:r>
+      <w:r>
+        <w:rPr>
+          <w:rFonts w:ascii="Calibri" w:hAnsi="Calibri"/>
+          <w:b/>
+          <w:sz w:val="22"/>
+        </w:rPr>
+        <w:t>Lexical Character</w:t>
+      </w:r>
+      <w:r>
+        <w:rPr>
+          <w:rFonts w:ascii="Calibri" w:hAnsi="Calibri"/>
+          <w:sz w:val="22"/>
+        </w:rPr>
+        <w:t xml:space="preserve">, </w:t>
+      </w:r>
+      <w:r>
+        <w:rPr>
+          <w:rFonts w:ascii="Calibri" w:hAnsi="Calibri"/>
+          <w:b/>
+          <w:sz w:val="22"/>
+        </w:rPr>
+        <w:t>Sound &amp; Form</w:t>
+      </w:r>
+      <w:r>
+        <w:rPr>
+          <w:rFonts w:ascii="Calibri" w:hAnsi="Calibri"/>
+          <w:sz w:val="22"/>
+        </w:rPr>
+        <w:t xml:space="preserve">, </w:t>
+      </w:r>
+      <w:r>
+        <w:rPr>
+          <w:rFonts w:ascii="Calibri" w:hAnsi="Calibri"/>
+          <w:b/>
+          <w:sz w:val="22"/>
+        </w:rPr>
+        <w:t>Structure</w:t>
+      </w:r>
+      <w:r>
+        <w:rPr>
+          <w:rFonts w:ascii="Calibri" w:hAnsi="Calibri"/>
+          <w:sz w:val="22"/>
+        </w:rPr>
+        <w:t xml:space="preserve">, </w:t>
+      </w:r>
+      <w:r>
+        <w:rPr>
+          <w:rFonts w:ascii="Calibri" w:hAnsi="Calibri"/>
+          <w:b/>
+          <w:sz w:val="22"/>
+        </w:rPr>
+        <w:t>Evidence &amp; Diagnostics</w:t>
+      </w:r>
+      <w:r>
+        <w:rPr>
+          <w:rFonts w:ascii="Calibri" w:hAnsi="Calibri"/>
+          <w:sz w:val="22"/>
+        </w:rPr>
+        <w:t xml:space="preserve">, and </w:t>
+      </w:r>
+      <w:r>
+        <w:rPr>
+          <w:rFonts w:ascii="Calibri" w:hAnsi="Calibri"/>
+          <w:b/>
+          <w:sz w:val="22"/>
+        </w:rPr>
+        <w:t>Export &amp; Help</w:t>
+      </w:r>
+      <w:r>
+        <w:rPr>
+          <w:rFonts w:ascii="Calibri" w:hAnsi="Calibri"/>
+          <w:sz w:val="22"/>
+        </w:rPr>
+        <w:t xml:space="preserve"> are report families used for navigation. A collapsed section retains its result.</w:t>
+      </w:r>
+    </w:p>
+    <w:p>
+      <w:pPr>
+        <w:widowControl/>
+        <w:spacing w:before="0" w:after="120" w:line="300" w:lineRule="auto"/>
+      </w:pPr>
+      <w:r>
+        <w:rPr>
+          <w:rFonts w:ascii="Calibri" w:hAnsi="Calibri"/>
+          <w:b/>
+          <w:sz w:val="22"/>
+        </w:rPr>
+        <w:t>Essential</w:t>
+      </w:r>
+      <w:r>
+        <w:rPr>
+          <w:rFonts w:ascii="Calibri" w:hAnsi="Calibri"/>
+          <w:sz w:val="22"/>
+        </w:rPr>
+        <w:t xml:space="preserve">, </w:t>
+      </w:r>
+      <w:r>
+        <w:rPr>
+          <w:rFonts w:ascii="Calibri" w:hAnsi="Calibri"/>
+          <w:b/>
+          <w:sz w:val="22"/>
+        </w:rPr>
+        <w:t>Literary</w:t>
+      </w:r>
+      <w:r>
+        <w:rPr>
+          <w:rFonts w:ascii="Calibri" w:hAnsi="Calibri"/>
+          <w:sz w:val="22"/>
+        </w:rPr>
+        <w:t xml:space="preserve">, </w:t>
+      </w:r>
+      <w:r>
+        <w:rPr>
+          <w:rFonts w:ascii="Calibri" w:hAnsi="Calibri"/>
+          <w:b/>
+          <w:sz w:val="22"/>
+        </w:rPr>
+        <w:t>Sound and Form</w:t>
+      </w:r>
+      <w:r>
+        <w:rPr>
+          <w:rFonts w:ascii="Calibri" w:hAnsi="Calibri"/>
+          <w:sz w:val="22"/>
+        </w:rPr>
+        <w:t xml:space="preserve">, and </w:t>
+      </w:r>
+      <w:r>
+        <w:rPr>
+          <w:rFonts w:ascii="Calibri" w:hAnsi="Calibri"/>
+          <w:b/>
+          <w:sz w:val="22"/>
+        </w:rPr>
+        <w:t>Complete</w:t>
+      </w:r>
+      <w:r>
+        <w:rPr>
+          <w:rFonts w:ascii="Calibri" w:hAnsi="Calibri"/>
+          <w:sz w:val="22"/>
+        </w:rPr>
+        <w:t xml:space="preserve"> are module-selection presets. A preset is not a methodology or an interpretive claim; the exact effective settings remain visible and recorded.</w:t>
+      </w:r>
+    </w:p>
+    <w:p>
+      <w:pPr>
+        <w:widowControl/>
+        <w:spacing w:before="0" w:after="120" w:line="300" w:lineRule="auto"/>
+      </w:pPr>
+      <w:r>
+        <w:rPr>
+          <w:rFonts w:ascii="Calibri" w:hAnsi="Calibri"/>
+          <w:b/>
+          <w:sz w:val="22"/>
+        </w:rPr>
+        <w:t>Light</w:t>
+      </w:r>
+      <w:r>
+        <w:rPr>
+          <w:rFonts w:ascii="Calibri" w:hAnsi="Calibri"/>
+          <w:sz w:val="22"/>
+        </w:rPr>
+        <w:t xml:space="preserve">, </w:t>
+      </w:r>
+      <w:r>
+        <w:rPr>
+          <w:rFonts w:ascii="Calibri" w:hAnsi="Calibri"/>
+          <w:b/>
+          <w:sz w:val="22"/>
+        </w:rPr>
+        <w:t>Dark</w:t>
+      </w:r>
+      <w:r>
+        <w:rPr>
+          <w:rFonts w:ascii="Calibri" w:hAnsi="Calibri"/>
+          <w:sz w:val="22"/>
+        </w:rPr>
+        <w:t xml:space="preserve">, and </w:t>
+      </w:r>
+      <w:r>
+        <w:rPr>
+          <w:rFonts w:ascii="Calibri" w:hAnsi="Calibri"/>
+          <w:b/>
+          <w:sz w:val="22"/>
+        </w:rPr>
+        <w:t>System</w:t>
+      </w:r>
+      <w:r>
+        <w:rPr>
+          <w:rFonts w:ascii="Calibri" w:hAnsi="Calibri"/>
+          <w:sz w:val="22"/>
+        </w:rPr>
+        <w:t xml:space="preserve"> are appearance preferences. They do not change a score, result ID, coverage value, project, or export. Missing values remain missing in every appearance.</w:t>
+      </w:r>
     </w:p>
     <w:p>
       <w:pPr>
@@ -18957,7 +19242,7 @@
         <w:color w:val="66727C"/>
         <w:sz w:val="18"/>
       </w:rPr>
-      <w:t xml:space="preserve">  |  0.16.0.dev0</w:t>
+      <w:t xml:space="preserve">  |  0.17.0.dev0</w:t>
     </w:r>
   </w:p>
 </w:hdr>

--- a/docs/VerseVAD_Values_and_Terminology_Guide.docx
+++ b/docs/VerseVAD_Values_and_Terminology_Guide.docx
@@ -47,7 +47,7 @@
           <w:color w:val="66727C"/>
           <w:sz w:val="21"/>
         </w:rPr>
-        <w:t xml:space="preserve"> 0.17.0.dev0</w:t>
+        <w:t xml:space="preserve"> 0.18.0.dev0</w:t>
       </w:r>
       <w:r>
         <w:rPr>
@@ -98,61 +98,27 @@
         <w:t xml:space="preserve"> A first-time user with no linguistics or statistics background</w:t>
       </w:r>
     </w:p>
-    <w:tbl>
-      <w:tblPr>
-        <w:tblStyle w:val="TableGrid"/>
-        <w:tblW w:type="dxa" w:w="9360"/>
-        <w:jc w:val="left"/>
-        <w:tblLayout w:type="fixed"/>
-        <w:tblLook w:firstColumn="1" w:firstRow="1" w:lastColumn="0" w:lastRow="0" w:noHBand="0" w:noVBand="1" w:val="04A0"/>
-        <w:tblInd w:w="120" w:type="dxa"/>
-        <w:tblBorders>
-          <w:top w:val="single" w:sz="5" w:space="0" w:color="D7DEE5"/>
-          <w:left w:val="single" w:sz="5" w:space="0" w:color="D7DEE5"/>
-          <w:bottom w:val="single" w:sz="5" w:space="0" w:color="D7DEE5"/>
-          <w:right w:val="single" w:sz="5" w:space="0" w:color="D7DEE5"/>
-          <w:insideH w:val="single" w:sz="5" w:space="0" w:color="D7DEE5"/>
-          <w:insideV w:val="single" w:sz="5" w:space="0" w:color="D7DEE5"/>
-        </w:tblBorders>
-      </w:tblPr>
-      <w:tblGrid>
-        <w:gridCol w:w="9360"/>
-      </w:tblGrid>
-      <w:tr>
-        <w:tc>
-          <w:tcPr>
-            <w:tcW w:type="dxa" w:w="9360"/>
-            <w:vAlign w:val="center"/>
-            <w:tcMar>
-              <w:top w:w="80" w:type="dxa"/>
-              <w:bottom w:w="80" w:type="dxa"/>
-              <w:start w:w="120" w:type="dxa"/>
-              <w:end w:w="120" w:type="dxa"/>
-            </w:tcMar>
-            <w:shd w:fill="F4F6F9"/>
-          </w:tcPr>
-          <w:p>
-            <w:pPr>
-              <w:widowControl/>
-              <w:spacing w:before="0" w:after="0" w:line="276" w:lineRule="auto"/>
-            </w:pPr>
-            <w:r>
-              <w:rPr>
-                <w:rFonts w:ascii="Calibri" w:hAnsi="Calibri"/>
-                <w:color w:val="193247"/>
-                <w:sz w:val="22"/>
-              </w:rPr>
-              <w:t>THE CENTRAL RULE: VerseVAD describes lexical evidence found in published word-rating and corpus-frequency resources plus optional dictionary-based pronunciation, candidate-meter, rhyme, recurring-sound, lexical-diversity, word-length, structural word-count, and PoetryID candidate-profile evidence. These constructs are separate from each other. VerseVAD does not discover the emotion of a poem, diagnose a speaker or cognition, recover an author's intention, measure what an individual reader feels, or establish definitive meter, performed rhythm, pronunciation, or rhyme.</w:t>
-            </w:r>
-          </w:p>
-        </w:tc>
-      </w:tr>
-    </w:tbl>
     <w:p>
       <w:pPr>
         <w:widowControl/>
-        <w:spacing w:before="0" w:after="40" w:line="240" w:lineRule="auto"/>
-      </w:pPr>
+        <w:spacing w:before="80" w:after="120" w:line="276" w:lineRule="auto"/>
+        <w:ind w:left="173" w:right="173"/>
+        <w:shd w:fill="F4F6F9"/>
+        <w:pBdr>
+          <w:top w:val="single" w:sz="5" w:space="5" w:color="D7DEE5"/>
+          <w:left w:val="single" w:sz="5" w:space="5" w:color="D7DEE5"/>
+          <w:bottom w:val="single" w:sz="5" w:space="5" w:color="D7DEE5"/>
+          <w:right w:val="single" w:sz="5" w:space="5" w:color="D7DEE5"/>
+        </w:pBdr>
+      </w:pPr>
+      <w:r>
+        <w:rPr>
+          <w:rFonts w:ascii="Calibri" w:hAnsi="Calibri"/>
+          <w:color w:val="193247"/>
+          <w:sz w:val="22"/>
+        </w:rPr>
+        <w:t>THE CENTRAL RULE: VerseVAD describes lexical evidence found in published word-rating and corpus-frequency resources plus optional dictionary-based pronunciation, fixed candidate-meter, separate performance-aware realization, rhyme, recurring-sound, lexical-diversity, word-length, structural word-count, and PoetryID candidate-profile evidence. These constructs are separate from each other. VerseVAD does not discover the emotion of a poem, diagnose a speaker or cognition, recover an author's intention, measure what an individual reader feels, or establish definitive meter, performed rhythm, pronunciation, or rhyme.</w:t>
+      </w:r>
     </w:p>
     <w:p>
       <w:r>
@@ -692,93 +658,59 @@
         <w:t xml:space="preserve"> is a structured list of words or phrases with source-supplied ratings or category associations. A lexicon score belongs to the listed lexical entry under the conditions of the source study. It is not a contextual score freshly measured from your poem.</w:t>
       </w:r>
     </w:p>
-    <w:tbl>
-      <w:tblPr>
-        <w:tblStyle w:val="TableGrid"/>
-        <w:tblW w:type="dxa" w:w="9360"/>
-        <w:jc w:val="left"/>
-        <w:tblLayout w:type="fixed"/>
-        <w:tblLook w:firstColumn="1" w:firstRow="1" w:lastColumn="0" w:lastRow="0" w:noHBand="0" w:noVBand="1" w:val="04A0"/>
-        <w:tblInd w:w="120" w:type="dxa"/>
-        <w:tblBorders>
-          <w:top w:val="single" w:sz="5" w:space="0" w:color="D7DEE5"/>
-          <w:left w:val="single" w:sz="5" w:space="0" w:color="D7DEE5"/>
-          <w:bottom w:val="single" w:sz="5" w:space="0" w:color="D7DEE5"/>
-          <w:right w:val="single" w:sz="5" w:space="0" w:color="D7DEE5"/>
-          <w:insideH w:val="single" w:sz="5" w:space="0" w:color="D7DEE5"/>
-          <w:insideV w:val="single" w:sz="5" w:space="0" w:color="D7DEE5"/>
-        </w:tblBorders>
-      </w:tblPr>
-      <w:tblGrid>
-        <w:gridCol w:w="9360"/>
-      </w:tblGrid>
-      <w:tr>
-        <w:tc>
-          <w:tcPr>
-            <w:tcW w:type="dxa" w:w="9360"/>
-            <w:vAlign w:val="center"/>
-            <w:tcMar>
-              <w:top w:w="80" w:type="dxa"/>
-              <w:bottom w:w="80" w:type="dxa"/>
-              <w:start w:w="120" w:type="dxa"/>
-              <w:end w:w="120" w:type="dxa"/>
-            </w:tcMar>
-            <w:shd w:fill="F4F6F9"/>
-          </w:tcPr>
-          <w:p>
-            <w:pPr>
-              <w:widowControl/>
-              <w:spacing w:before="0" w:after="0" w:line="276" w:lineRule="auto"/>
-            </w:pPr>
-            <w:r>
-              <w:rPr>
-                <w:rFonts w:ascii="Calibri" w:hAnsi="Calibri"/>
-                <w:color w:val="193247"/>
-                <w:sz w:val="22"/>
-              </w:rPr>
-              <w:t xml:space="preserve">EXAMPLE: If </w:t>
-            </w:r>
-            <w:r>
-              <w:rPr>
-                <w:rFonts w:ascii="Consolas" w:hAnsi="Consolas"/>
-                <w:color w:val="193247"/>
-                <w:sz w:val="19"/>
-              </w:rPr>
-              <w:t>storm</w:t>
-            </w:r>
-            <w:r>
-              <w:rPr>
-                <w:rFonts w:ascii="Calibri" w:hAnsi="Calibri"/>
-                <w:color w:val="193247"/>
-                <w:sz w:val="22"/>
-              </w:rPr>
-              <w:t xml:space="preserve"> has high normative arousal in a selected lexicon, VerseVAD can report high-arousal lexical evidence when </w:t>
-            </w:r>
-            <w:r>
-              <w:rPr>
-                <w:rFonts w:ascii="Consolas" w:hAnsi="Consolas"/>
-                <w:color w:val="193247"/>
-                <w:sz w:val="19"/>
-              </w:rPr>
-              <w:t>storm</w:t>
-            </w:r>
-            <w:r>
-              <w:rPr>
-                <w:rFonts w:ascii="Calibri" w:hAnsi="Calibri"/>
-                <w:color w:val="193247"/>
-                <w:sz w:val="22"/>
-              </w:rPr>
-              <w:t xml:space="preserve"> matches. It cannot determine whether the storm is literal, metaphorical, remembered, negated, mocked, or emotionally calming in this particular poem.</w:t>
-            </w:r>
-          </w:p>
-        </w:tc>
-      </w:tr>
-    </w:tbl>
     <w:p>
       <w:pPr>
         <w:widowControl/>
-        <w:spacing w:before="0" w:after="40" w:line="240" w:lineRule="auto"/>
-      </w:pPr>
+        <w:spacing w:before="80" w:after="120" w:line="276" w:lineRule="auto"/>
+        <w:ind w:left="173" w:right="173"/>
+        <w:shd w:fill="F4F6F9"/>
+        <w:pBdr>
+          <w:top w:val="single" w:sz="5" w:space="5" w:color="D7DEE5"/>
+          <w:left w:val="single" w:sz="5" w:space="5" w:color="D7DEE5"/>
+          <w:bottom w:val="single" w:sz="5" w:space="5" w:color="D7DEE5"/>
+          <w:right w:val="single" w:sz="5" w:space="5" w:color="D7DEE5"/>
+        </w:pBdr>
+      </w:pPr>
+      <w:r>
+        <w:rPr>
+          <w:rFonts w:ascii="Calibri" w:hAnsi="Calibri"/>
+          <w:color w:val="193247"/>
+          <w:sz w:val="22"/>
+        </w:rPr>
+        <w:t xml:space="preserve">EXAMPLE: If </w:t>
+      </w:r>
+      <w:r>
+        <w:rPr>
+          <w:rFonts w:ascii="Consolas" w:hAnsi="Consolas"/>
+          <w:color w:val="193247"/>
+          <w:sz w:val="19"/>
+        </w:rPr>
+        <w:t>storm</w:t>
+      </w:r>
+      <w:r>
+        <w:rPr>
+          <w:rFonts w:ascii="Calibri" w:hAnsi="Calibri"/>
+          <w:color w:val="193247"/>
+          <w:sz w:val="22"/>
+        </w:rPr>
+        <w:t xml:space="preserve"> has high normative arousal in a selected lexicon, VerseVAD can report high-arousal lexical evidence when </w:t>
+      </w:r>
+      <w:r>
+        <w:rPr>
+          <w:rFonts w:ascii="Consolas" w:hAnsi="Consolas"/>
+          <w:color w:val="193247"/>
+          <w:sz w:val="19"/>
+        </w:rPr>
+        <w:t>storm</w:t>
+      </w:r>
+      <w:r>
+        <w:rPr>
+          <w:rFonts w:ascii="Calibri" w:hAnsi="Calibri"/>
+          <w:color w:val="193247"/>
+          <w:sz w:val="22"/>
+        </w:rPr>
+        <w:t xml:space="preserve"> matches. It cannot determine whether the storm is literal, metaphorical, remembered, negated, mocked, or emotionally calming in this particular poem.</w:t>
+      </w:r>
     </w:p>
     <w:p>
       <w:pPr>
@@ -1051,77 +983,43 @@
         <w:t>Report the denominator and method with the result.</w:t>
       </w:r>
     </w:p>
-    <w:tbl>
-      <w:tblPr>
-        <w:tblStyle w:val="TableGrid"/>
-        <w:tblW w:type="dxa" w:w="9360"/>
-        <w:jc w:val="left"/>
-        <w:tblLayout w:type="fixed"/>
-        <w:tblLook w:firstColumn="1" w:firstRow="1" w:lastColumn="0" w:lastRow="0" w:noHBand="0" w:noVBand="1" w:val="04A0"/>
-        <w:tblInd w:w="120" w:type="dxa"/>
-        <w:tblBorders>
-          <w:top w:val="single" w:sz="5" w:space="0" w:color="D7DEE5"/>
-          <w:left w:val="single" w:sz="5" w:space="0" w:color="D7DEE5"/>
-          <w:bottom w:val="single" w:sz="5" w:space="0" w:color="D7DEE5"/>
-          <w:right w:val="single" w:sz="5" w:space="0" w:color="D7DEE5"/>
-          <w:insideH w:val="single" w:sz="5" w:space="0" w:color="D7DEE5"/>
-          <w:insideV w:val="single" w:sz="5" w:space="0" w:color="D7DEE5"/>
-        </w:tblBorders>
-      </w:tblPr>
-      <w:tblGrid>
-        <w:gridCol w:w="9360"/>
-      </w:tblGrid>
-      <w:tr>
-        <w:tc>
-          <w:tcPr>
-            <w:tcW w:type="dxa" w:w="9360"/>
-            <w:vAlign w:val="center"/>
-            <w:tcMar>
-              <w:top w:w="80" w:type="dxa"/>
-              <w:bottom w:w="80" w:type="dxa"/>
-              <w:start w:w="120" w:type="dxa"/>
-              <w:end w:w="120" w:type="dxa"/>
-            </w:tcMar>
-            <w:shd w:fill="F4F6F9"/>
-          </w:tcPr>
-          <w:p>
-            <w:pPr>
-              <w:widowControl/>
-              <w:spacing w:before="0" w:after="0" w:line="276" w:lineRule="auto"/>
-            </w:pPr>
-            <w:r>
-              <w:rPr>
-                <w:rFonts w:ascii="Calibri" w:hAnsi="Calibri"/>
-                <w:color w:val="193247"/>
-                <w:sz w:val="22"/>
-              </w:rPr>
-              <w:t xml:space="preserve">NEVER REPORT A BARE NUMBER: A result such as </w:t>
-            </w:r>
-            <w:r>
-              <w:rPr>
-                <w:rFonts w:ascii="Consolas" w:hAnsi="Consolas"/>
-                <w:color w:val="193247"/>
-                <w:sz w:val="19"/>
-              </w:rPr>
-              <w:t>valence = 0.62</w:t>
-            </w:r>
-            <w:r>
-              <w:rPr>
-                <w:rFonts w:ascii="Calibri" w:hAnsi="Calibri"/>
-                <w:color w:val="193247"/>
-                <w:sz w:val="22"/>
-              </w:rPr>
-              <w:t xml:space="preserve"> is incomplete without the lexicon, scale, analysis view, weighting, matched count, coverage, and unit of analysis.</w:t>
-            </w:r>
-          </w:p>
-        </w:tc>
-      </w:tr>
-    </w:tbl>
     <w:p>
       <w:pPr>
         <w:widowControl/>
-        <w:spacing w:before="0" w:after="40" w:line="240" w:lineRule="auto"/>
-      </w:pPr>
+        <w:spacing w:before="80" w:after="120" w:line="276" w:lineRule="auto"/>
+        <w:ind w:left="173" w:right="173"/>
+        <w:shd w:fill="F4F6F9"/>
+        <w:pBdr>
+          <w:top w:val="single" w:sz="5" w:space="5" w:color="D7DEE5"/>
+          <w:left w:val="single" w:sz="5" w:space="5" w:color="D7DEE5"/>
+          <w:bottom w:val="single" w:sz="5" w:space="5" w:color="D7DEE5"/>
+          <w:right w:val="single" w:sz="5" w:space="5" w:color="D7DEE5"/>
+        </w:pBdr>
+      </w:pPr>
+      <w:r>
+        <w:rPr>
+          <w:rFonts w:ascii="Calibri" w:hAnsi="Calibri"/>
+          <w:color w:val="193247"/>
+          <w:sz w:val="22"/>
+        </w:rPr>
+        <w:t xml:space="preserve">NEVER REPORT A BARE NUMBER: A result such as </w:t>
+      </w:r>
+      <w:r>
+        <w:rPr>
+          <w:rFonts w:ascii="Consolas" w:hAnsi="Consolas"/>
+          <w:color w:val="193247"/>
+          <w:sz w:val="19"/>
+        </w:rPr>
+        <w:t>valence = 0.62</w:t>
+      </w:r>
+      <w:r>
+        <w:rPr>
+          <w:rFonts w:ascii="Calibri" w:hAnsi="Calibri"/>
+          <w:color w:val="193247"/>
+          <w:sz w:val="22"/>
+        </w:rPr>
+        <w:t xml:space="preserve"> is incomplete without the lexicon, scale, analysis view, weighting, matched count, coverage, and unit of analysis.</w:t>
+      </w:r>
     </w:p>
     <w:p>
       <w:pPr>
@@ -5402,6 +5300,122 @@
           <w:sz w:val="22"/>
         </w:rPr>
         <w:t>Avoid: “VerseVAD proved the poem is in iambic pentameter,” “fit 0.91 means a 91% probability,” or “this is the poet's intended scansion.”</w:t>
+      </w:r>
+    </w:p>
+    <w:p>
+      <w:pPr>
+        <w:pStyle w:val="Heading2"/>
+      </w:pPr>
+      <w:r>
+        <w:rPr>
+          <w:rFonts w:ascii="Calibri" w:hAnsi="Calibri"/>
+          <w:sz w:val="22"/>
+        </w:rPr>
+        <w:t>Performance-Aware Meter Realization</w:t>
+      </w:r>
+    </w:p>
+    <w:p>
+      <w:pPr>
+        <w:widowControl/>
+        <w:spacing w:before="0" w:after="120" w:line="300" w:lineRule="auto"/>
+      </w:pPr>
+      <w:r>
+        <w:rPr>
+          <w:rFonts w:ascii="Calibri" w:hAnsi="Calibri"/>
+          <w:sz w:val="22"/>
+        </w:rPr>
+        <w:t>The non-default Stage 14 layer keeps the complete fixed candidate result and adds an inspectable contextual reading. It can label syllable-level metrical positions, promotion and demotion, substitutions, stress clashes and lapses, punctuation-supported caesurae, selected pronunciation paths, alternate realizations, stanza recurrence, poem trajectory, and rhythmic organization. It does not rewrite CMUdict lexical stress or claim to recover a performance.</w:t>
+      </w:r>
+    </w:p>
+    <w:p>
+      <w:pPr>
+        <w:widowControl/>
+        <w:spacing w:before="0" w:after="120" w:line="300" w:lineRule="auto"/>
+      </w:pPr>
+      <w:r>
+        <w:rPr>
+          <w:rFonts w:ascii="Calibri" w:hAnsi="Calibri"/>
+          <w:sz w:val="22"/>
+        </w:rPr>
+        <w:t>The scholar explicitly selects General English Verse, Traditional Accentual-Syllabic Verse, Romantic / Victorian Verse, Modernist Verse, Contemporary Formal Verse, Free Verse / Cadential, or Custom visible weights. These are versioned sensitivity profiles, not inferred historical labels. Summary, Standard, and Detailed change presentation depth.</w:t>
+      </w:r>
+    </w:p>
+    <w:p>
+      <w:pPr>
+        <w:widowControl/>
+        <w:spacing w:before="0" w:after="120" w:line="300" w:lineRule="auto"/>
+      </w:pPr>
+      <w:r>
+        <w:rPr>
+          <w:rFonts w:ascii="Calibri" w:hAnsi="Calibri"/>
+          <w:sz w:val="22"/>
+        </w:rPr>
+        <w:t>Each realized reading retains visible components for candidate, contextual, syllable-count, phrase, line-ending, pronunciation, stanza/poem consistency, and style compatibility evidence, plus a substitution penalty:</w:t>
+      </w:r>
+    </w:p>
+    <w:p>
+      <w:pPr>
+        <w:pStyle w:val="Formula"/>
+      </w:pPr>
+      <w:r>
+        <w:rPr>
+          <w:rFonts w:ascii="Consolas" w:hAnsi="Consolas"/>
+          <w:color w:val="1F4D78"/>
+          <w:sz w:val="19"/>
+        </w:rPr>
+        <w:t>realization_score = bounded weighted component evidence - visible substitution penalty</w:t>
+      </w:r>
+    </w:p>
+    <w:p>
+      <w:pPr>
+        <w:widowControl/>
+        <w:spacing w:before="0" w:after="120" w:line="300" w:lineRule="auto"/>
+      </w:pPr>
+      <w:r>
+        <w:rPr>
+          <w:rFonts w:ascii="Calibri" w:hAnsi="Calibri"/>
+          <w:sz w:val="22"/>
+        </w:rPr>
+        <w:t>The exact exported weights are part of the configuration. The score ranks configured readings; it is not a probability or an independently validated likelihood. Strong, moderate, tentative, ambiguous, and insufficient labels are rule-based descriptions.</w:t>
+      </w:r>
+    </w:p>
+    <w:p>
+      <w:pPr>
+        <w:widowControl/>
+        <w:spacing w:before="0" w:after="120" w:line="300" w:lineRule="auto"/>
+      </w:pPr>
+      <w:r>
+        <w:rPr>
+          <w:rFonts w:ascii="Calibri" w:hAnsi="Calibri"/>
+          <w:sz w:val="22"/>
+        </w:rPr>
+        <w:t>Visibly marked contraction recognition is off by default. Unmarked syllables are never silently elided. A scholar may record a separate revision with a line number, fixed candidate, visible scansion, and note; the automatic reading remains unchanged.</w:t>
+      </w:r>
+    </w:p>
+    <w:p>
+      <w:pPr>
+        <w:widowControl/>
+        <w:spacing w:before="0" w:after="120" w:line="300" w:lineRule="auto"/>
+      </w:pPr>
+      <w:r>
+        <w:rPr>
+          <w:rFonts w:ascii="Calibri" w:hAnsi="Calibri"/>
+          <w:sz w:val="22"/>
+        </w:rPr>
+        <w:t>Safe wording: "Under the scholar-selected General English Verse profile, the optional realization layer ranked an iambic pentameter reading first and reported two local promotions; the fixed candidate and dictionary stress audit remain available."</w:t>
+      </w:r>
+    </w:p>
+    <w:p>
+      <w:pPr>
+        <w:widowControl/>
+        <w:spacing w:before="0" w:after="120" w:line="300" w:lineRule="auto"/>
+      </w:pPr>
+      <w:r>
+        <w:rPr>
+          <w:rFonts w:ascii="Calibri" w:hAnsi="Calibri"/>
+          <w:sz w:val="22"/>
+        </w:rPr>
+        <w:t>Avoid: "VerseVAD discovered the correct scansion," "the poem is historically Modernist because that profile scored highest," or "the performer stresses these syllables."</w:t>
       </w:r>
     </w:p>
     <w:p>
@@ -16956,6 +16970,177 @@
                 <w:sz w:val="18"/>
               </w:rPr>
               <w:t>Analyzable eligible physical lines divided by all eligible physical lines</w:t>
+            </w:r>
+          </w:p>
+        </w:tc>
+      </w:tr>
+      <w:tr>
+        <w:trPr>
+          <w:cantSplit w:val="true"/>
+        </w:trPr>
+        <w:tc>
+          <w:tcPr>
+            <w:tcW w:type="dxa" w:w="3600"/>
+            <w:vAlign w:val="center"/>
+            <w:tcMar>
+              <w:top w:w="80" w:type="dxa"/>
+              <w:bottom w:w="80" w:type="dxa"/>
+              <w:start w:w="120" w:type="dxa"/>
+              <w:end w:w="120" w:type="dxa"/>
+            </w:tcMar>
+          </w:tcPr>
+          <w:p>
+            <w:pPr>
+              <w:widowControl/>
+              <w:spacing w:before="0" w:after="0" w:line="252" w:lineRule="auto"/>
+            </w:pPr>
+            <w:r/>
+            <w:r>
+              <w:rPr>
+                <w:rFonts w:ascii="Calibri" w:hAnsi="Calibri"/>
+                <w:sz w:val="18"/>
+              </w:rPr>
+              <w:t>Declared meter style profile</w:t>
+            </w:r>
+          </w:p>
+        </w:tc>
+        <w:tc>
+          <w:tcPr>
+            <w:tcW w:type="dxa" w:w="5760"/>
+            <w:vAlign w:val="center"/>
+            <w:tcMar>
+              <w:top w:w="80" w:type="dxa"/>
+              <w:bottom w:w="80" w:type="dxa"/>
+              <w:start w:w="120" w:type="dxa"/>
+              <w:end w:w="120" w:type="dxa"/>
+            </w:tcMar>
+          </w:tcPr>
+          <w:p>
+            <w:pPr>
+              <w:widowControl/>
+              <w:spacing w:before="0" w:after="0" w:line="252" w:lineRule="auto"/>
+            </w:pPr>
+            <w:r/>
+            <w:r>
+              <w:rPr>
+                <w:rFonts w:ascii="Calibri" w:hAnsi="Calibri"/>
+                <w:sz w:val="18"/>
+              </w:rPr>
+              <w:t>Scholar-selected versioned realization weights; never an inferred period, movement, author, or tradition</w:t>
+            </w:r>
+          </w:p>
+        </w:tc>
+      </w:tr>
+      <w:tr>
+        <w:trPr>
+          <w:cantSplit w:val="true"/>
+        </w:trPr>
+        <w:tc>
+          <w:tcPr>
+            <w:tcW w:type="dxa" w:w="3600"/>
+            <w:vAlign w:val="center"/>
+            <w:tcMar>
+              <w:top w:w="80" w:type="dxa"/>
+              <w:bottom w:w="80" w:type="dxa"/>
+              <w:start w:w="120" w:type="dxa"/>
+              <w:end w:w="120" w:type="dxa"/>
+            </w:tcMar>
+          </w:tcPr>
+          <w:p>
+            <w:pPr>
+              <w:widowControl/>
+              <w:spacing w:before="0" w:after="0" w:line="252" w:lineRule="auto"/>
+            </w:pPr>
+            <w:r/>
+            <w:r>
+              <w:rPr>
+                <w:rFonts w:ascii="Calibri" w:hAnsi="Calibri"/>
+                <w:sz w:val="18"/>
+              </w:rPr>
+              <w:t>Performance-aware realization</w:t>
+            </w:r>
+          </w:p>
+        </w:tc>
+        <w:tc>
+          <w:tcPr>
+            <w:tcW w:type="dxa" w:w="5760"/>
+            <w:vAlign w:val="center"/>
+            <w:tcMar>
+              <w:top w:w="80" w:type="dxa"/>
+              <w:bottom w:w="80" w:type="dxa"/>
+              <w:start w:w="120" w:type="dxa"/>
+              <w:end w:w="120" w:type="dxa"/>
+            </w:tcMar>
+          </w:tcPr>
+          <w:p>
+            <w:pPr>
+              <w:widowControl/>
+              <w:spacing w:before="0" w:after="0" w:line="252" w:lineRule="auto"/>
+            </w:pPr>
+            <w:r/>
+            <w:r>
+              <w:rPr>
+                <w:rFonts w:ascii="Calibri" w:hAnsi="Calibri"/>
+                <w:sz w:val="18"/>
+              </w:rPr>
+              <w:t>Optional contextual reranking and annotated reading above the unchanged fixed candidate layer; not performed scansion</w:t>
+            </w:r>
+          </w:p>
+        </w:tc>
+      </w:tr>
+      <w:tr>
+        <w:trPr>
+          <w:cantSplit w:val="true"/>
+        </w:trPr>
+        <w:tc>
+          <w:tcPr>
+            <w:tcW w:type="dxa" w:w="3600"/>
+            <w:vAlign w:val="center"/>
+            <w:tcMar>
+              <w:top w:w="80" w:type="dxa"/>
+              <w:bottom w:w="80" w:type="dxa"/>
+              <w:start w:w="120" w:type="dxa"/>
+              <w:end w:w="120" w:type="dxa"/>
+            </w:tcMar>
+          </w:tcPr>
+          <w:p>
+            <w:pPr>
+              <w:widowControl/>
+              <w:spacing w:before="0" w:after="0" w:line="252" w:lineRule="auto"/>
+            </w:pPr>
+            <w:r/>
+            <w:r>
+              <w:rPr>
+                <w:rFonts w:ascii="Calibri" w:hAnsi="Calibri"/>
+                <w:sz w:val="18"/>
+              </w:rPr>
+              <w:t>Rhythmic organization</w:t>
+            </w:r>
+          </w:p>
+        </w:tc>
+        <w:tc>
+          <w:tcPr>
+            <w:tcW w:type="dxa" w:w="5760"/>
+            <w:vAlign w:val="center"/>
+            <w:tcMar>
+              <w:top w:w="80" w:type="dxa"/>
+              <w:bottom w:w="80" w:type="dxa"/>
+              <w:start w:w="120" w:type="dxa"/>
+              <w:end w:w="120" w:type="dxa"/>
+            </w:tcMar>
+          </w:tcPr>
+          <w:p>
+            <w:pPr>
+              <w:widowControl/>
+              <w:spacing w:before="0" w:after="0" w:line="252" w:lineRule="auto"/>
+            </w:pPr>
+            <w:r/>
+            <w:r>
+              <w:rPr>
+                <w:rFonts w:ascii="Calibri" w:hAnsi="Calibri"/>
+                <w:sz w:val="18"/>
+              </w:rPr>
+              <w:t>Rule-based accentual-syllabic, accentual, syllabic, locally metrical, mixed, no-stable-pattern, or insufficient-evidence description</w:t>
             </w:r>
           </w:p>
         </w:tc>
@@ -19121,61 +19306,27 @@
         <w:spacing w:before="0" w:after="60" w:line="240" w:lineRule="auto"/>
       </w:pPr>
     </w:p>
-    <w:tbl>
-      <w:tblPr>
-        <w:tblStyle w:val="TableGrid"/>
-        <w:tblW w:type="dxa" w:w="9360"/>
-        <w:jc w:val="left"/>
-        <w:tblLayout w:type="fixed"/>
-        <w:tblLook w:firstColumn="1" w:firstRow="1" w:lastColumn="0" w:lastRow="0" w:noHBand="0" w:noVBand="1" w:val="04A0"/>
-        <w:tblInd w:w="120" w:type="dxa"/>
-        <w:tblBorders>
-          <w:top w:val="single" w:sz="5" w:space="0" w:color="D7DEE5"/>
-          <w:left w:val="single" w:sz="5" w:space="0" w:color="D7DEE5"/>
-          <w:bottom w:val="single" w:sz="5" w:space="0" w:color="D7DEE5"/>
-          <w:right w:val="single" w:sz="5" w:space="0" w:color="D7DEE5"/>
-          <w:insideH w:val="single" w:sz="5" w:space="0" w:color="D7DEE5"/>
-          <w:insideV w:val="single" w:sz="5" w:space="0" w:color="D7DEE5"/>
-        </w:tblBorders>
-      </w:tblPr>
-      <w:tblGrid>
-        <w:gridCol w:w="9360"/>
-      </w:tblGrid>
-      <w:tr>
-        <w:tc>
-          <w:tcPr>
-            <w:tcW w:type="dxa" w:w="9360"/>
-            <w:vAlign w:val="center"/>
-            <w:tcMar>
-              <w:top w:w="80" w:type="dxa"/>
-              <w:bottom w:w="80" w:type="dxa"/>
-              <w:start w:w="120" w:type="dxa"/>
-              <w:end w:w="120" w:type="dxa"/>
-            </w:tcMar>
-            <w:shd w:fill="F4F6F9"/>
-          </w:tcPr>
-          <w:p>
-            <w:pPr>
-              <w:widowControl/>
-              <w:spacing w:before="0" w:after="0" w:line="276" w:lineRule="auto"/>
-            </w:pPr>
-            <w:r>
-              <w:rPr>
-                <w:rFonts w:ascii="Calibri" w:hAnsi="Calibri"/>
-                <w:color w:val="193247"/>
-                <w:sz w:val="22"/>
-              </w:rPr>
-              <w:t>FINAL CHECK: If you cannot identify the lexicon or resource, scale, view or frequency scope, weighting, denominator, coverage, and scenario behind a number, return to the result or export before interpreting it.</w:t>
-            </w:r>
-          </w:p>
-        </w:tc>
-      </w:tr>
-    </w:tbl>
     <w:p>
       <w:pPr>
         <w:widowControl/>
-        <w:spacing w:before="0" w:after="40" w:line="240" w:lineRule="auto"/>
-      </w:pPr>
+        <w:spacing w:before="80" w:after="120" w:line="276" w:lineRule="auto"/>
+        <w:ind w:left="173" w:right="173"/>
+        <w:shd w:fill="F4F6F9"/>
+        <w:pBdr>
+          <w:top w:val="single" w:sz="5" w:space="5" w:color="D7DEE5"/>
+          <w:left w:val="single" w:sz="5" w:space="5" w:color="D7DEE5"/>
+          <w:bottom w:val="single" w:sz="5" w:space="5" w:color="D7DEE5"/>
+          <w:right w:val="single" w:sz="5" w:space="5" w:color="D7DEE5"/>
+        </w:pBdr>
+      </w:pPr>
+      <w:r>
+        <w:rPr>
+          <w:rFonts w:ascii="Calibri" w:hAnsi="Calibri"/>
+          <w:color w:val="193247"/>
+          <w:sz w:val="22"/>
+        </w:rPr>
+        <w:t>FINAL CHECK: If you cannot identify the lexicon or resource, scale, view or frequency scope, weighting, denominator, coverage, and scenario behind a number, return to the result or export before interpreting it.</w:t>
+      </w:r>
     </w:p>
     <w:sectPr>
       <w:headerReference w:type="default" r:id="rId9"/>
@@ -19242,7 +19393,7 @@
         <w:color w:val="66727C"/>
         <w:sz w:val="18"/>
       </w:rPr>
-      <w:t xml:space="preserve">  |  0.17.0.dev0</w:t>
+      <w:t xml:space="preserve">  |  0.18.0.dev0</w:t>
     </w:r>
   </w:p>
 </w:hdr>

--- a/docs/VerseVAD_Values_and_Terminology_Guide.docx
+++ b/docs/VerseVAD_Values_and_Terminology_Guide.docx
@@ -47,7 +47,7 @@
           <w:color w:val="66727C"/>
           <w:sz w:val="21"/>
         </w:rPr>
-        <w:t xml:space="preserve"> 0.18.0.dev0</w:t>
+        <w:t xml:space="preserve"> 1.0.0</w:t>
       </w:r>
       <w:r>
         <w:rPr>
@@ -71,7 +71,7 @@
           <w:color w:val="66727C"/>
           <w:sz w:val="21"/>
         </w:rPr>
-        <w:t xml:space="preserve"> July 24, 2026</w:t>
+        <w:t xml:space="preserve"> July 27, 2026</w:t>
       </w:r>
       <w:r>
         <w:rPr>
@@ -4668,7 +4668,52 @@
           <w:rFonts w:ascii="Calibri" w:hAnsi="Calibri"/>
           <w:sz w:val="22"/>
         </w:rPr>
-        <w:t>One dictionary candidate resolves directly. Several candidates resolve only when they agree on syllable count and the full stress sequence. A materially different alternative remains ambiguous until the scholar documents a poem-specific ARPAbet override. Out-of-dictionary forms remain missing; no pronunciation is predicted.</w:t>
+        <w:t xml:space="preserve">One dictionary candidate resolves directly. Several candidates resolve only when they agree on syllable count and the full stress sequence. A materially different alternative remains ambiguous until the scholar documents a poem-specific ARPAbet override. Out-of-dictionary forms remain missing in the analysis. </w:t>
+      </w:r>
+      <w:r>
+        <w:rPr>
+          <w:rFonts w:ascii="Calibri" w:hAnsi="Calibri"/>
+          <w:b/>
+          <w:sz w:val="22"/>
+        </w:rPr>
+        <w:t>Words Needing Attention</w:t>
+      </w:r>
+      <w:r>
+        <w:rPr>
+          <w:rFonts w:ascii="Calibri" w:hAnsi="Calibri"/>
+          <w:sz w:val="22"/>
+        </w:rPr>
+        <w:t xml:space="preserve"> may show a local eSpeak NG US-English G2P candidate labeled </w:t>
+      </w:r>
+      <w:r>
+        <w:rPr>
+          <w:rFonts w:ascii="Calibri" w:hAnsi="Calibri"/>
+          <w:b/>
+          <w:sz w:val="22"/>
+        </w:rPr>
+        <w:t>provisional—not confirmed</w:t>
+      </w:r>
+      <w:r>
+        <w:rPr>
+          <w:rFonts w:ascii="Calibri" w:hAnsi="Calibri"/>
+          <w:sz w:val="22"/>
+        </w:rPr>
+        <w:t xml:space="preserve">, but the form stays unmatched until the scholar explicitly approves or edits the ARPAbet into a session-only override. </w:t>
+      </w:r>
+      <w:r>
+        <w:rPr>
+          <w:rFonts w:ascii="Calibri" w:hAnsi="Calibri"/>
+          <w:b/>
+          <w:sz w:val="22"/>
+        </w:rPr>
+        <w:t>Leave explicitly unresolved</w:t>
+      </w:r>
+      <w:r>
+        <w:rPr>
+          <w:rFonts w:ascii="Calibri" w:hAnsi="Calibri"/>
+          <w:sz w:val="22"/>
+        </w:rPr>
+        <w:t xml:space="preserve"> is the default.</w:t>
       </w:r>
     </w:p>
     <w:tbl>
@@ -8515,6 +8560,102 @@
     </w:p>
     <w:p>
       <w:pPr>
+        <w:pStyle w:val="Heading2"/>
+      </w:pPr>
+      <w:r>
+        <w:rPr>
+          <w:rFonts w:ascii="Calibri" w:hAnsi="Calibri"/>
+          <w:sz w:val="22"/>
+        </w:rPr>
+        <w:t>VAD by part of speech</w:t>
+      </w:r>
+    </w:p>
+    <w:p>
+      <w:pPr>
+        <w:widowControl/>
+        <w:spacing w:before="0" w:after="120" w:line="300" w:lineRule="auto"/>
+      </w:pPr>
+      <w:r>
+        <w:rPr>
+          <w:rFonts w:ascii="Calibri" w:hAnsi="Calibri"/>
+          <w:sz w:val="22"/>
+        </w:rPr>
+        <w:t>In one-text results, the Language Profile can add VAD evidence to the broad POS groups without changing the grammatical count/share denominator. Results remain separate for every VAD source and for the all-matched and stopword- excluded views.</w:t>
+      </w:r>
+    </w:p>
+    <w:p>
+      <w:pPr>
+        <w:widowControl/>
+        <w:spacing w:before="0" w:after="120" w:line="300" w:lineRule="auto"/>
+      </w:pPr>
+      <w:r>
+        <w:rPr>
+          <w:rFonts w:ascii="Calibri" w:hAnsi="Calibri"/>
+          <w:sz w:val="22"/>
+        </w:rPr>
+        <w:t xml:space="preserve">The </w:t>
+      </w:r>
+      <w:r>
+        <w:rPr>
+          <w:rFonts w:ascii="Calibri" w:hAnsi="Calibri"/>
+          <w:b/>
+          <w:sz w:val="22"/>
+        </w:rPr>
+        <w:t>token-weighted POS mean</w:t>
+      </w:r>
+      <w:r>
+        <w:rPr>
+          <w:rFonts w:ascii="Calibri" w:hAnsi="Calibri"/>
+          <w:sz w:val="22"/>
+        </w:rPr>
+        <w:t xml:space="preserve"> counts every included matched occurrence in the group. The </w:t>
+      </w:r>
+      <w:r>
+        <w:rPr>
+          <w:rFonts w:ascii="Calibri" w:hAnsi="Calibri"/>
+          <w:b/>
+          <w:sz w:val="22"/>
+        </w:rPr>
+        <w:t>type-weighted POS mean</w:t>
+      </w:r>
+      <w:r>
+        <w:rPr>
+          <w:rFonts w:ascii="Calibri" w:hAnsi="Calibri"/>
+          <w:sz w:val="22"/>
+        </w:rPr>
+        <w:t xml:space="preserve"> counts each distinct matched lexicon entry once within that source, view, and group. Repetition can therefore make the two means differ. Both are normative lexical VAD means, not measurements of the emotion of the grammatical category or poem.</w:t>
+      </w:r>
+    </w:p>
+    <w:p>
+      <w:pPr>
+        <w:widowControl/>
+        <w:spacing w:before="0" w:after="120" w:line="300" w:lineRule="auto"/>
+      </w:pPr>
+      <w:r>
+        <w:rPr>
+          <w:rFonts w:ascii="Calibri" w:hAnsi="Calibri"/>
+          <w:sz w:val="22"/>
+        </w:rPr>
+        <w:t xml:space="preserve">Only matched evidence enters either mean. Unmatched tokens remain missing, never 0 or neutral. An accepted published phrase contributes one observation. If its lexical components cross broad POS groups, VerseVAD reports it under </w:t>
+      </w:r>
+      <w:r>
+        <w:rPr>
+          <w:rFonts w:ascii="Calibri" w:hAnsi="Calibri"/>
+          <w:b/>
+          <w:sz w:val="22"/>
+        </w:rPr>
+        <w:t>Mixed-POS Phrase</w:t>
+      </w:r>
+      <w:r>
+        <w:rPr>
+          <w:rFonts w:ascii="Calibri" w:hAnsi="Calibri"/>
+          <w:sz w:val="22"/>
+        </w:rPr>
+        <w:t xml:space="preserve"> rather than assigning the rating to one category. That span-based row has no grammatical token-coverage denominator. Every ordinary POS row reports its matched and eligible token occurrences, coverage, and sparse-evidence status.</w:t>
+      </w:r>
+    </w:p>
+    <w:p>
+      <w:pPr>
         <w:pStyle w:val="Heading1"/>
       </w:pPr>
       <w:r>
@@ -13864,7 +14005,7 @@
           <w:color w:val="1F4D78"/>
           <w:sz w:val="19"/>
         </w:rPr>
-        <w:t>permit = P ER0 M IH1 T | noun reading in this line</w:t>
+        <w:t>permit = P ER0 M IH1 T | verb reading in this line</w:t>
       </w:r>
     </w:p>
     <w:p>
@@ -18041,6 +18182,63 @@
                 <w:rFonts w:ascii="Calibri" w:hAnsi="Calibri"/>
                 <w:sz w:val="18"/>
               </w:rPr>
+              <w:t>Provisional G2P candidate</w:t>
+            </w:r>
+          </w:p>
+        </w:tc>
+        <w:tc>
+          <w:tcPr>
+            <w:tcW w:type="dxa" w:w="5760"/>
+            <w:vAlign w:val="center"/>
+            <w:tcMar>
+              <w:top w:w="80" w:type="dxa"/>
+              <w:bottom w:w="80" w:type="dxa"/>
+              <w:start w:w="120" w:type="dxa"/>
+              <w:end w:w="120" w:type="dxa"/>
+            </w:tcMar>
+          </w:tcPr>
+          <w:p>
+            <w:pPr>
+              <w:widowControl/>
+              <w:spacing w:before="0" w:after="0" w:line="252" w:lineRule="auto"/>
+            </w:pPr>
+            <w:r/>
+            <w:r>
+              <w:rPr>
+                <w:rFonts w:ascii="Calibri" w:hAnsi="Calibri"/>
+                <w:sz w:val="18"/>
+              </w:rPr>
+              <w:t>Local out-of-dictionary ARPAbet suggestion for review; remains unmatched and unused until explicitly approved or edited into a session override</w:t>
+            </w:r>
+          </w:p>
+        </w:tc>
+      </w:tr>
+      <w:tr>
+        <w:trPr>
+          <w:cantSplit w:val="true"/>
+        </w:trPr>
+        <w:tc>
+          <w:tcPr>
+            <w:tcW w:type="dxa" w:w="3600"/>
+            <w:vAlign w:val="center"/>
+            <w:tcMar>
+              <w:top w:w="80" w:type="dxa"/>
+              <w:bottom w:w="80" w:type="dxa"/>
+              <w:start w:w="120" w:type="dxa"/>
+              <w:end w:w="120" w:type="dxa"/>
+            </w:tcMar>
+          </w:tcPr>
+          <w:p>
+            <w:pPr>
+              <w:widowControl/>
+              <w:spacing w:before="0" w:after="0" w:line="252" w:lineRule="auto"/>
+            </w:pPr>
+            <w:r/>
+            <w:r>
+              <w:rPr>
+                <w:rFonts w:ascii="Calibri" w:hAnsi="Calibri"/>
+                <w:sz w:val="18"/>
+              </w:rPr>
               <w:t>Resource unavailable</w:t>
             </w:r>
           </w:p>
@@ -19393,7 +19591,7 @@
         <w:color w:val="66727C"/>
         <w:sz w:val="18"/>
       </w:rPr>
-      <w:t xml:space="preserve">  |  0.18.0.dev0</w:t>
+      <w:t xml:space="preserve">  |  1.0.0</w:t>
     </w:r>
   </w:p>
 </w:hdr>

--- a/docs/VerseVAD_Values_and_Terminology_Guide.docx
+++ b/docs/VerseVAD_Values_and_Terminology_Guide.docx
@@ -117,7 +117,7 @@
           <w:color w:val="193247"/>
           <w:sz w:val="22"/>
         </w:rPr>
-        <w:t>THE CENTRAL RULE: VerseVAD describes lexical evidence found in published word-rating and corpus-frequency resources plus optional dictionary-based pronunciation, fixed candidate-meter, separate performance-aware realization, rhyme, recurring-sound, lexical-diversity, word-length, structural word-count, and PoetryID candidate-profile evidence. These constructs are separate from each other. VerseVAD does not discover the emotion of a poem, diagnose a speaker or cognition, recover an author's intention, measure what an individual reader feels, or establish definitive meter, performed rhythm, pronunciation, or rhyme.</w:t>
+        <w:t>THE CENTRAL RULE: VerseVAD describes lexical evidence found in published word-rating and corpus-frequency resources plus offline rule-based sentiment, formula-based readability, optional dictionary-based pronunciation, fixed candidate-meter, separate performance-aware realization, rhyme, recurring-sound, lexical-diversity, word-length, structural word-count, and PoetryID candidate-profile evidence. These constructs are separate from each other. VerseVAD does not discover the emotion of a poem, diagnose a speaker or cognition, recover an author's intention, measure what an individual reader feels, determine actual reader difficulty, or establish definitive meter, performed rhythm, pronunciation, or rhyme.</w:t>
       </w:r>
     </w:p>
     <w:p>
@@ -206,7 +206,7 @@
           <w:rFonts w:ascii="Calibri" w:hAnsi="Calibri"/>
           <w:sz w:val="22"/>
         </w:rPr>
-        <w:t>Original and normalized scales, concreteness, Zipf frequency, Age of Acquisition, dictionary pronunciation, candidate meter, rhyme, recurring sounds, lexical diversity, word length, structural word counts, and PoetryID</w:t>
+        <w:t>Original and normalized scales, concreteness, Zipf frequency, Age of Acquisition, readability, dictionary pronunciation, candidate meter, rhyme, recurring sounds, lexical diversity, word length, structural word counts, and PoetryID</w:t>
       </w:r>
     </w:p>
     <w:p>
@@ -2397,6 +2397,72 @@
           <w:sz w:val="22"/>
         </w:rPr>
         <w:t>A work-level VAD mean is the arithmetic mean of included lexicon ratings under a declared matching policy, analysis view, and weighting. It describes the center of those matched ratings. It does not summarize words that did not match, and it does not assign unmatched words a neutral value.</w:t>
+      </w:r>
+    </w:p>
+    <w:p>
+      <w:pPr>
+        <w:pStyle w:val="Heading2"/>
+      </w:pPr>
+      <w:r>
+        <w:rPr>
+          <w:rFonts w:ascii="Calibri" w:hAnsi="Calibri"/>
+          <w:sz w:val="22"/>
+        </w:rPr>
+        <w:t>Lexical Trajectory</w:t>
+      </w:r>
+    </w:p>
+    <w:p>
+      <w:pPr>
+        <w:widowControl/>
+        <w:spacing w:before="0" w:after="120" w:line="300" w:lineRule="auto"/>
+      </w:pPr>
+      <w:r>
+        <w:rPr>
+          <w:rFonts w:ascii="Calibri" w:hAnsi="Calibri"/>
+          <w:sz w:val="22"/>
+        </w:rPr>
+        <w:t xml:space="preserve">The </w:t>
+      </w:r>
+      <w:r>
+        <w:rPr>
+          <w:rFonts w:ascii="Calibri" w:hAnsi="Calibri"/>
+          <w:b/>
+          <w:sz w:val="22"/>
+        </w:rPr>
+        <w:t>Lexical Trajectory</w:t>
+      </w:r>
+      <w:r>
+        <w:rPr>
+          <w:rFonts w:ascii="Calibri" w:hAnsi="Calibri"/>
+          <w:sz w:val="22"/>
+        </w:rPr>
+        <w:t xml:space="preserve"> chart repeats the same token-weighted lookup logic line by line. It plots valence, arousal, and dominance from one selected VAD source, plus concreteness when that resource is available. Original concreteness values from 1 to 5 are linearly normalized to 0 to 1 for the overlay only:</w:t>
+      </w:r>
+    </w:p>
+    <w:p>
+      <w:pPr>
+        <w:pStyle w:val="Formula"/>
+      </w:pPr>
+      <w:r>
+        <w:rPr>
+          <w:rFonts w:ascii="Consolas" w:hAnsi="Consolas"/>
+          <w:color w:val="1F4D78"/>
+          <w:sz w:val="19"/>
+        </w:rPr>
+        <w:t>concreteness_overlay = (source_rating - 1) / 4</w:t>
+      </w:r>
+    </w:p>
+    <w:p>
+      <w:pPr>
+        <w:widowControl/>
+        <w:spacing w:before="0" w:after="120" w:line="300" w:lineRule="auto"/>
+      </w:pPr>
+      <w:r>
+        <w:rPr>
+          <w:rFonts w:ascii="Calibri" w:hAnsi="Calibri"/>
+          <w:sz w:val="22"/>
+        </w:rPr>
+        <w:t>A missing point means that line has no matched evidence for that series. It is not converted to a midpoint or joined as if evidence existed. The chart shows descriptive lexical movement across physical lines; it does not measure the speaker's or reader's emotional state.</w:t>
       </w:r>
     </w:p>
     <w:p>
@@ -4631,6 +4697,87 @@
           <w:sz w:val="22"/>
         </w:rPr>
         <w:t>Avoid: “The poem is for seven-year-olds,” “the vocabulary is difficult,” or “the author shows cognitive decline.” Age-of-acquisition results are not grade-level, comprehension, intelligence, reader-response, or cognitive diagnostic measures.</w:t>
+      </w:r>
+    </w:p>
+    <w:p>
+      <w:pPr>
+        <w:pStyle w:val="Heading2"/>
+      </w:pPr>
+      <w:r>
+        <w:rPr>
+          <w:rFonts w:ascii="Calibri" w:hAnsi="Calibri"/>
+          <w:sz w:val="22"/>
+        </w:rPr>
+        <w:t>Readability and Grade-Level Formulas</w:t>
+      </w:r>
+    </w:p>
+    <w:p>
+      <w:pPr>
+        <w:widowControl/>
+        <w:spacing w:before="0" w:after="120" w:line="300" w:lineRule="auto"/>
+      </w:pPr>
+      <w:r>
+        <w:rPr>
+          <w:rFonts w:ascii="Calibri" w:hAnsi="Calibri"/>
+          <w:sz w:val="22"/>
+        </w:rPr>
+        <w:t>Readability is always available and is calculated locally from preserved word, sentence, character, and estimated syllable counts. VerseVAD reports Flesch Reading Ease, Flesch-Kincaid Grade, Gunning Fog, Automated Readability Index, Coleman-Liau, and SMOG when the formula's requirements are met. SMOG remains missing below 30 sentences.</w:t>
+      </w:r>
+    </w:p>
+    <w:p>
+      <w:pPr>
+        <w:widowControl/>
+        <w:spacing w:before="0" w:after="120" w:line="300" w:lineRule="auto"/>
+      </w:pPr>
+      <w:r>
+        <w:rPr>
+          <w:rFonts w:ascii="Calibri" w:hAnsi="Calibri"/>
+          <w:sz w:val="22"/>
+        </w:rPr>
+        <w:t>These formulas were designed primarily for prose. Line breaks, fragments, unusual punctuation, and poetic syntax can materially affect their inputs. Grade-level values are formula outputs, not claims about the education, intelligence, or actual comprehension of a particular reader.</w:t>
+      </w:r>
+    </w:p>
+    <w:p>
+      <w:pPr>
+        <w:widowControl/>
+        <w:spacing w:before="0" w:after="120" w:line="300" w:lineRule="auto"/>
+      </w:pPr>
+      <w:r>
+        <w:rPr>
+          <w:rFonts w:ascii="Calibri" w:hAnsi="Calibri"/>
+          <w:sz w:val="22"/>
+        </w:rPr>
+        <w:t xml:space="preserve">Syllable counting uses a session pronunciation override first, an installed dictionary candidate second, and a labeled orthographic estimate only when neither exists. The report therefore includes pronunciation coverage and a default-collapsed attention list for estimated words. Contractions such as </w:t>
+      </w:r>
+      <w:r>
+        <w:rPr>
+          <w:rFonts w:ascii="Consolas" w:hAnsi="Consolas"/>
+          <w:color w:val="1F4D78"/>
+          <w:sz w:val="19"/>
+        </w:rPr>
+        <w:t>you're</w:t>
+      </w:r>
+      <w:r>
+        <w:rPr>
+          <w:rFonts w:ascii="Calibri" w:hAnsi="Calibri"/>
+          <w:sz w:val="22"/>
+        </w:rPr>
+        <w:t xml:space="preserve"> and </w:t>
+      </w:r>
+      <w:r>
+        <w:rPr>
+          <w:rFonts w:ascii="Consolas" w:hAnsi="Consolas"/>
+          <w:color w:val="1F4D78"/>
+          <w:sz w:val="19"/>
+        </w:rPr>
+        <w:t>can't</w:t>
+      </w:r>
+      <w:r>
+        <w:rPr>
+          <w:rFonts w:ascii="Calibri" w:hAnsi="Calibri"/>
+          <w:sz w:val="22"/>
+        </w:rPr>
+        <w:t xml:space="preserve"> count as single readability words.</w:t>
       </w:r>
     </w:p>
     <w:p>
@@ -11581,6 +11728,59 @@
           <w:rFonts w:ascii="Calibri" w:hAnsi="Calibri"/>
           <w:sz w:val="22"/>
         </w:rPr>
+        <w:t>VADER Rule-Based Polarity</w:t>
+      </w:r>
+    </w:p>
+    <w:p>
+      <w:pPr>
+        <w:widowControl/>
+        <w:spacing w:before="0" w:after="120" w:line="300" w:lineRule="auto"/>
+      </w:pPr>
+      <w:r>
+        <w:rPr>
+          <w:rFonts w:ascii="Calibri" w:hAnsi="Calibri"/>
+          <w:sz w:val="22"/>
+        </w:rPr>
+        <w:t xml:space="preserve">VADER is a separate, always-available rule-based sentiment model. It reports positive, neutral, and negative proportions that sum to approximately 1, plus a rule-adjusted </w:t>
+      </w:r>
+      <w:r>
+        <w:rPr>
+          <w:rFonts w:ascii="Calibri" w:hAnsi="Calibri"/>
+          <w:b/>
+          <w:sz w:val="22"/>
+        </w:rPr>
+        <w:t>compound score</w:t>
+      </w:r>
+      <w:r>
+        <w:rPr>
+          <w:rFonts w:ascii="Calibri" w:hAnsi="Calibri"/>
+          <w:sz w:val="22"/>
+        </w:rPr>
+        <w:t xml:space="preserve"> from -1 to 1. VerseVAD labels compound scores at or above 0.05 positive, at or below -0.05 negative, and values between those thresholds neutral.</w:t>
+      </w:r>
+    </w:p>
+    <w:p>
+      <w:pPr>
+        <w:widowControl/>
+        <w:spacing w:before="0" w:after="120" w:line="300" w:lineRule="auto"/>
+      </w:pPr>
+      <w:r>
+        <w:rPr>
+          <w:rFonts w:ascii="Calibri" w:hAnsi="Calibri"/>
+          <w:sz w:val="22"/>
+        </w:rPr>
+        <w:t>The proportions summarize lexical-polarity allocation; the compound score also uses VADER's word-order, punctuation, capitalization, negation, and modifier rules. VADER was developed for social-media sentiment, so poetic ambiguity, irony, lineation, historical usage, and figurative language may be misread. Treat the result as one contextualized rule-based signal, not an emotional diagnosis or a substitute for VAD or NRC emotion evidence.</w:t>
+      </w:r>
+    </w:p>
+    <w:p>
+      <w:pPr>
+        <w:pStyle w:val="Heading2"/>
+      </w:pPr>
+      <w:r>
+        <w:rPr>
+          <w:rFonts w:ascii="Calibri" w:hAnsi="Calibri"/>
+          <w:sz w:val="22"/>
+        </w:rPr>
         <w:t>Emotion Intensity</w:t>
       </w:r>
     </w:p>
@@ -15412,7 +15612,7 @@
                 <w:rFonts w:ascii="Calibri" w:hAnsi="Calibri"/>
                 <w:sz w:val="18"/>
               </w:rPr>
-              <w:t>Generic persisted result from an existing concreteness, frequency, AoA, pronunciation, meter, rhyme/sound, lexical-style, or PoetryID engine</w:t>
+              <w:t>Generic persisted result from the VADER, readability, concreteness, frequency, AoA, pronunciation, meter, rhyme/sound, lexical-style, or PoetryID engine</w:t>
             </w:r>
           </w:p>
         </w:tc>
@@ -18239,6 +18439,63 @@
                 <w:rFonts w:ascii="Calibri" w:hAnsi="Calibri"/>
                 <w:sz w:val="18"/>
               </w:rPr>
+              <w:t>Readability formula</w:t>
+            </w:r>
+          </w:p>
+        </w:tc>
+        <w:tc>
+          <w:tcPr>
+            <w:tcW w:type="dxa" w:w="5760"/>
+            <w:vAlign w:val="center"/>
+            <w:tcMar>
+              <w:top w:w="80" w:type="dxa"/>
+              <w:bottom w:w="80" w:type="dxa"/>
+              <w:start w:w="120" w:type="dxa"/>
+              <w:end w:w="120" w:type="dxa"/>
+            </w:tcMar>
+          </w:tcPr>
+          <w:p>
+            <w:pPr>
+              <w:widowControl/>
+              <w:spacing w:before="0" w:after="0" w:line="252" w:lineRule="auto"/>
+            </w:pPr>
+            <w:r/>
+            <w:r>
+              <w:rPr>
+                <w:rFonts w:ascii="Calibri" w:hAnsi="Calibri"/>
+                <w:sz w:val="18"/>
+              </w:rPr>
+              <w:t>Prose-oriented calculation from declared word, sentence, character, or syllable counts; not an observed reader outcome</w:t>
+            </w:r>
+          </w:p>
+        </w:tc>
+      </w:tr>
+      <w:tr>
+        <w:trPr>
+          <w:cantSplit w:val="true"/>
+        </w:trPr>
+        <w:tc>
+          <w:tcPr>
+            <w:tcW w:type="dxa" w:w="3600"/>
+            <w:vAlign w:val="center"/>
+            <w:tcMar>
+              <w:top w:w="80" w:type="dxa"/>
+              <w:bottom w:w="80" w:type="dxa"/>
+              <w:start w:w="120" w:type="dxa"/>
+              <w:end w:w="120" w:type="dxa"/>
+            </w:tcMar>
+          </w:tcPr>
+          <w:p>
+            <w:pPr>
+              <w:widowControl/>
+              <w:spacing w:before="0" w:after="0" w:line="252" w:lineRule="auto"/>
+            </w:pPr>
+            <w:r/>
+            <w:r>
+              <w:rPr>
+                <w:rFonts w:ascii="Calibri" w:hAnsi="Calibri"/>
+                <w:sz w:val="18"/>
+              </w:rPr>
               <w:t>Resource unavailable</w:t>
             </w:r>
           </w:p>
@@ -18637,7 +18894,7 @@
                 <w:rFonts w:ascii="Calibri" w:hAnsi="Calibri"/>
                 <w:sz w:val="18"/>
               </w:rPr>
-              <w:t>Broad positive or negative source association, reported separately from eight emotions</w:t>
+              <w:t>Broad positive, neutral, or negative orientation reported separately from eight emotions and VAD dimensions</w:t>
             </w:r>
           </w:p>
         </w:tc>
@@ -19208,6 +19465,63 @@
                 <w:sz w:val="18"/>
               </w:rPr>
               <w:t>No accepted entry; value remains missing</w:t>
+            </w:r>
+          </w:p>
+        </w:tc>
+      </w:tr>
+      <w:tr>
+        <w:trPr>
+          <w:cantSplit w:val="true"/>
+        </w:trPr>
+        <w:tc>
+          <w:tcPr>
+            <w:tcW w:type="dxa" w:w="3600"/>
+            <w:vAlign w:val="center"/>
+            <w:tcMar>
+              <w:top w:w="80" w:type="dxa"/>
+              <w:bottom w:w="80" w:type="dxa"/>
+              <w:start w:w="120" w:type="dxa"/>
+              <w:end w:w="120" w:type="dxa"/>
+            </w:tcMar>
+          </w:tcPr>
+          <w:p>
+            <w:pPr>
+              <w:widowControl/>
+              <w:spacing w:before="0" w:after="0" w:line="252" w:lineRule="auto"/>
+            </w:pPr>
+            <w:r/>
+            <w:r>
+              <w:rPr>
+                <w:rFonts w:ascii="Calibri" w:hAnsi="Calibri"/>
+                <w:sz w:val="18"/>
+              </w:rPr>
+              <w:t>VADER compound score</w:t>
+            </w:r>
+          </w:p>
+        </w:tc>
+        <w:tc>
+          <w:tcPr>
+            <w:tcW w:type="dxa" w:w="5760"/>
+            <w:vAlign w:val="center"/>
+            <w:tcMar>
+              <w:top w:w="80" w:type="dxa"/>
+              <w:bottom w:w="80" w:type="dxa"/>
+              <w:start w:w="120" w:type="dxa"/>
+              <w:end w:w="120" w:type="dxa"/>
+            </w:tcMar>
+          </w:tcPr>
+          <w:p>
+            <w:pPr>
+              <w:widowControl/>
+              <w:spacing w:before="0" w:after="0" w:line="252" w:lineRule="auto"/>
+            </w:pPr>
+            <w:r/>
+            <w:r>
+              <w:rPr>
+                <w:rFonts w:ascii="Calibri" w:hAnsi="Calibri"/>
+                <w:sz w:val="18"/>
+              </w:rPr>
+              <w:t>Rule-adjusted sentiment signal from -1 to 1, interpreted with the documented conventional thresholds</w:t>
             </w:r>
           </w:p>
         </w:tc>

--- a/docs/VerseVAD_Values_and_Terminology_Guide.docx
+++ b/docs/VerseVAD_Values_and_Terminology_Guide.docx
@@ -71,7 +71,7 @@
           <w:color w:val="66727C"/>
           <w:sz w:val="21"/>
         </w:rPr>
-        <w:t xml:space="preserve"> July 27, 2026</w:t>
+        <w:t xml:space="preserve"> July 28, 2026</w:t>
       </w:r>
       <w:r>
         <w:rPr>
@@ -1266,7 +1266,7 @@
           <w:b/>
           <w:sz w:val="22"/>
         </w:rPr>
-        <w:t>Light</w:t>
+        <w:t>Classic</w:t>
       </w:r>
       <w:r>
         <w:rPr>
@@ -1288,6 +1288,51 @@
           <w:rFonts w:ascii="Calibri" w:hAnsi="Calibri"/>
           <w:sz w:val="22"/>
         </w:rPr>
+        <w:t xml:space="preserve">, </w:t>
+      </w:r>
+      <w:r>
+        <w:rPr>
+          <w:rFonts w:ascii="Calibri" w:hAnsi="Calibri"/>
+          <w:b/>
+          <w:sz w:val="22"/>
+        </w:rPr>
+        <w:t>Lavender</w:t>
+      </w:r>
+      <w:r>
+        <w:rPr>
+          <w:rFonts w:ascii="Calibri" w:hAnsi="Calibri"/>
+          <w:sz w:val="22"/>
+        </w:rPr>
+        <w:t xml:space="preserve">, </w:t>
+      </w:r>
+      <w:r>
+        <w:rPr>
+          <w:rFonts w:ascii="Calibri" w:hAnsi="Calibri"/>
+          <w:b/>
+          <w:sz w:val="22"/>
+        </w:rPr>
+        <w:t>Ocean</w:t>
+      </w:r>
+      <w:r>
+        <w:rPr>
+          <w:rFonts w:ascii="Calibri" w:hAnsi="Calibri"/>
+          <w:sz w:val="22"/>
+        </w:rPr>
+        <w:t xml:space="preserve">, </w:t>
+      </w:r>
+      <w:r>
+        <w:rPr>
+          <w:rFonts w:ascii="Calibri" w:hAnsi="Calibri"/>
+          <w:b/>
+          <w:sz w:val="22"/>
+        </w:rPr>
+        <w:t>Crimson</w:t>
+      </w:r>
+      <w:r>
+        <w:rPr>
+          <w:rFonts w:ascii="Calibri" w:hAnsi="Calibri"/>
+          <w:sz w:val="22"/>
+        </w:rPr>
         <w:t xml:space="preserve">, and </w:t>
       </w:r>
       <w:r>
@@ -1296,7 +1341,7 @@
           <w:b/>
           <w:sz w:val="22"/>
         </w:rPr>
-        <w:t>System</w:t>
+        <w:t>Forest</w:t>
       </w:r>
       <w:r>
         <w:rPr>

--- a/docs/VerseVAD_Values_and_Terminology_Guide.docx
+++ b/docs/VerseVAD_Values_and_Terminology_Guide.docx
@@ -71,7 +71,7 @@
           <w:color w:val="66727C"/>
           <w:sz w:val="21"/>
         </w:rPr>
-        <w:t xml:space="preserve"> July 28, 2026</w:t>
+        <w:t xml:space="preserve"> July 29, 2026</w:t>
       </w:r>
       <w:r>
         <w:rPr>
@@ -1044,7 +1044,7 @@
           <w:b/>
           <w:sz w:val="22"/>
         </w:rPr>
-        <w:t>Single Poem</w:t>
+        <w:t>Analyze</w:t>
       </w:r>
       <w:r>
         <w:rPr>
@@ -1059,7 +1059,7 @@
           <w:b/>
           <w:sz w:val="22"/>
         </w:rPr>
-        <w:t>Project / Corpus</w:t>
+        <w:t>Collections</w:t>
       </w:r>
       <w:r>
         <w:rPr>
@@ -1074,7 +1074,7 @@
           <w:b/>
           <w:sz w:val="22"/>
         </w:rPr>
-        <w:t>Other Text</w:t>
+        <w:t>Explore</w:t>
       </w:r>
       <w:r>
         <w:rPr>
@@ -1089,14 +1089,14 @@
           <w:b/>
           <w:sz w:val="22"/>
         </w:rPr>
-        <w:t>Lexicon Explorer</w:t>
-      </w:r>
-      <w:r>
-        <w:rPr>
-          <w:rFonts w:ascii="Calibri" w:hAnsi="Calibri"/>
-          <w:sz w:val="22"/>
-        </w:rPr>
-        <w:t xml:space="preserve"> are workspaces. </w:t>
+        <w:t>Learn</w:t>
+      </w:r>
+      <w:r>
+        <w:rPr>
+          <w:rFonts w:ascii="Calibri" w:hAnsi="Calibri"/>
+          <w:sz w:val="22"/>
+        </w:rPr>
+        <w:t xml:space="preserve"> are top-level navigation sections. Single Poem, Compare Poems, Other Text, Lexicon Explorer, Personal Corpus, and Saved Projects are implemented workspaces. </w:t>
       </w:r>
       <w:r>
         <w:rPr>
@@ -1200,7 +1200,7 @@
           <w:b/>
           <w:sz w:val="22"/>
         </w:rPr>
-        <w:t>Essential</w:t>
+        <w:t>Full Poetic Analysis</w:t>
       </w:r>
       <w:r>
         <w:rPr>
@@ -1215,7 +1215,7 @@
           <w:b/>
           <w:sz w:val="22"/>
         </w:rPr>
-        <w:t>Literary</w:t>
+        <w:t>Computational Close Reading</w:t>
       </w:r>
       <w:r>
         <w:rPr>
@@ -1230,7 +1230,37 @@
           <w:b/>
           <w:sz w:val="22"/>
         </w:rPr>
-        <w:t>Sound and Form</w:t>
+        <w:t>Affect and Emotion</w:t>
+      </w:r>
+      <w:r>
+        <w:rPr>
+          <w:rFonts w:ascii="Calibri" w:hAnsi="Calibri"/>
+          <w:sz w:val="22"/>
+        </w:rPr>
+        <w:t xml:space="preserve">, </w:t>
+      </w:r>
+      <w:r>
+        <w:rPr>
+          <w:rFonts w:ascii="Calibri" w:hAnsi="Calibri"/>
+          <w:b/>
+          <w:sz w:val="22"/>
+        </w:rPr>
+        <w:t>Sound and Prosody</w:t>
+      </w:r>
+      <w:r>
+        <w:rPr>
+          <w:rFonts w:ascii="Calibri" w:hAnsi="Calibri"/>
+          <w:sz w:val="22"/>
+        </w:rPr>
+        <w:t xml:space="preserve">, </w:t>
+      </w:r>
+      <w:r>
+        <w:rPr>
+          <w:rFonts w:ascii="Calibri" w:hAnsi="Calibri"/>
+          <w:b/>
+          <w:sz w:val="22"/>
+        </w:rPr>
+        <w:t>Formal Analysis</w:t>
       </w:r>
       <w:r>
         <w:rPr>
@@ -1245,14 +1275,14 @@
           <w:b/>
           <w:sz w:val="22"/>
         </w:rPr>
-        <w:t>Complete</w:t>
-      </w:r>
-      <w:r>
-        <w:rPr>
-          <w:rFonts w:ascii="Calibri" w:hAnsi="Calibri"/>
-          <w:sz w:val="22"/>
-        </w:rPr>
-        <w:t xml:space="preserve"> are module-selection presets. A preset is not a methodology or an interpretive claim; the exact effective settings remain visible and recorded.</w:t>
+        <w:t>Teaching/Introductory</w:t>
+      </w:r>
+      <w:r>
+        <w:rPr>
+          <w:rFonts w:ascii="Calibri" w:hAnsi="Calibri"/>
+          <w:sz w:val="22"/>
+        </w:rPr>
+        <w:t xml:space="preserve"> are analysis profiles. A profile is not an interpretive claim; the exact effective settings remain visible and recorded. A custom profile stores configuration only, never supplied text or results.</w:t>
       </w:r>
     </w:p>
     <w:p>

--- a/docs/VerseVAD_Values_and_Terminology_Guide.docx
+++ b/docs/VerseVAD_Values_and_Terminology_Guide.docx
@@ -71,7 +71,7 @@
           <w:color w:val="66727C"/>
           <w:sz w:val="21"/>
         </w:rPr>
-        <w:t xml:space="preserve"> July 29, 2026</w:t>
+        <w:t xml:space="preserve"> July 30, 2026</w:t>
       </w:r>
       <w:r>
         <w:rPr>
@@ -4877,7 +4877,7 @@
           <w:rFonts w:ascii="Calibri" w:hAnsi="Calibri"/>
           <w:sz w:val="22"/>
         </w:rPr>
-        <w:t>The optional one-poem Stage 5 module uses exact observed-form pronunciations from pinned official CMUdict files. It is not a rating scale and is not combined with VAD, emotion, concreteness, frequency, or AoA.</w:t>
+        <w:t>The optional pronunciation module uses exact observed-form pronunciations from pinned official CMUdict files. It is not a rating scale and is not combined with VAD, emotion, concreteness, frequency, or AoA.</w:t>
       </w:r>
     </w:p>
     <w:p>
@@ -5291,7 +5291,7 @@
           <w:rFonts w:ascii="Calibri" w:hAnsi="Calibri"/>
           <w:sz w:val="22"/>
         </w:rPr>
-        <w:t>Avoid: “The poem is iambic,” “this is the poet's pronunciation,” or “the performance stresses these syllables.” Stage 5 supplies North American dictionary evidence, not meter, rhyme, or definitive performed scansion.</w:t>
+        <w:t>Avoid: “The poem is iambic,” “this is the poet's pronunciation,” or “the performance stresses these syllables.” The module supplies North American dictionary evidence, not meter, rhyme, or definitive performed scansion.</w:t>
       </w:r>
     </w:p>
     <w:p>
@@ -5316,7 +5316,7 @@
           <w:rFonts w:ascii="Calibri" w:hAnsi="Calibri"/>
           <w:sz w:val="22"/>
         </w:rPr>
-        <w:t xml:space="preserve">The optional one-poem Stage 6 module consumes retained Stage 5 stress evidence without rewriting the pronunciation result. It compares five base patterns: iambic </w:t>
+        <w:t xml:space="preserve">The optional candidate-meter module consumes retained pronunciation and stress evidence without rewriting the pronunciation result. It compares five base patterns: iambic </w:t>
       </w:r>
       <w:r>
         <w:rPr>
@@ -5591,7 +5591,7 @@
           <w:rFonts w:ascii="Calibri" w:hAnsi="Calibri"/>
           <w:sz w:val="22"/>
         </w:rPr>
-        <w:t>The non-default Stage 14 layer keeps the complete fixed candidate result and adds an inspectable contextual reading. It can label syllable-level metrical positions, promotion and demotion, substitutions, stress clashes and lapses, punctuation-supported caesurae, selected pronunciation paths, alternate realizations, stanza recurrence, poem trajectory, and rhythmic organization. It does not rewrite CMUdict lexical stress or claim to recover a performance.</w:t>
+        <w:t>The non-default performance-aware layer keeps the complete fixed candidate result and adds an inspectable contextual reading. It can label syllable-level metrical positions, promotion and demotion, substitutions, stress clashes and lapses, punctuation-supported caesurae, selected pronunciation paths, alternate realizations, stanza recurrence, poem trajectory, and rhythmic organization. It does not rewrite CMUdict lexical stress or claim to recover a performance.</w:t>
       </w:r>
     </w:p>
     <w:p>
@@ -5707,7 +5707,7 @@
           <w:rFonts w:ascii="Calibri" w:hAnsi="Calibri"/>
           <w:sz w:val="22"/>
         </w:rPr>
-        <w:t>The optional one-poem Stage 7 module consumes retained Stage 5 phones and stress without rewriting the pronunciation result. CMUdict supplies the dictionary evidence; VerseVAD derives the classifications.</w:t>
+        <w:t>The optional rhyme and recurring-sound module consumes retained phones and stress without rewriting the pronunciation result. CMUdict supplies the dictionary evidence; VerseVAD derives the classifications.</w:t>
       </w:r>
     </w:p>
     <w:p>
@@ -5830,7 +5830,7 @@
           <w:rFonts w:ascii="Calibri" w:hAnsi="Calibri"/>
           <w:sz w:val="22"/>
         </w:rPr>
-        <w:t>Stage 7 also reports perfect, identical, masculine, feminine, multisyllabic, eye, and internal-rhyme evidence; exact repeated-line refrains; phonemic alliteration from repeated initial consonants; assonance from repeated stressed vowels; and consonance from repeated consonants.</w:t>
+        <w:t>The module also reports perfect, identical, masculine, feminine, multisyllabic, eye, and internal-rhyme evidence; exact repeated-line refrains; phonemic alliteration from repeated initial consonants; assonance from repeated stressed vowels; and consonance from repeated consonants.</w:t>
       </w:r>
     </w:p>
     <w:p>
@@ -12420,7 +12420,7 @@
           <w:rFonts w:ascii="Calibri" w:hAnsi="Calibri"/>
           <w:sz w:val="22"/>
         </w:rPr>
-        <w:t>Phase 5 review tools let a scholar document and test explicit alternatives without overwriting the baseline.</w:t>
+        <w:t>Review scenarios let a scholar document and test explicit alternatives without overwriting the baseline.</w:t>
       </w:r>
     </w:p>
     <w:p>

--- a/docs/VerseVAD_Values_and_Terminology_Guide.docx
+++ b/docs/VerseVAD_Values_and_Terminology_Guide.docx
@@ -71,7 +71,7 @@
           <w:color w:val="66727C"/>
           <w:sz w:val="21"/>
         </w:rPr>
-        <w:t xml:space="preserve"> July 30, 2026</w:t>
+        <w:t xml:space="preserve"> July 31, 2026</w:t>
       </w:r>
       <w:r>
         <w:rPr>
@@ -4853,6 +4853,145 @@
           <w:sz w:val="22"/>
         </w:rPr>
         <w:t xml:space="preserve"> count as single readability words.</w:t>
+      </w:r>
+    </w:p>
+    <w:p>
+      <w:pPr>
+        <w:pStyle w:val="Heading3"/>
+      </w:pPr>
+      <w:r>
+        <w:rPr>
+          <w:rFonts w:ascii="Calibri" w:hAnsi="Calibri"/>
+          <w:sz w:val="22"/>
+        </w:rPr>
+        <w:t>VerseVAD Poetic Reading Ease (Experimental)</w:t>
+      </w:r>
+    </w:p>
+    <w:p>
+      <w:pPr>
+        <w:widowControl/>
+        <w:spacing w:before="0" w:after="120" w:line="300" w:lineRule="auto"/>
+      </w:pPr>
+      <w:r>
+        <w:rPr>
+          <w:rFonts w:ascii="Calibri" w:hAnsi="Calibri"/>
+          <w:sz w:val="22"/>
+        </w:rPr>
+        <w:t xml:space="preserve">VV-PRE is a 0-100 transparent composite in which higher scores mean greater estimated surface-level linguistic accessibility. It does not use sentence length. The versioned </w:t>
+      </w:r>
+      <w:r>
+        <w:rPr>
+          <w:rFonts w:ascii="Consolas" w:hAnsi="Consolas"/>
+          <w:color w:val="1F4D78"/>
+          <w:sz w:val="19"/>
+        </w:rPr>
+        <w:t>vv-pre-content-word-profile-1.0</w:t>
+      </w:r>
+      <w:r>
+        <w:rPr>
+          <w:rFonts w:ascii="Calibri" w:hAnsi="Calibri"/>
+          <w:sz w:val="22"/>
+        </w:rPr>
+        <w:t xml:space="preserve"> uses token-weighted content-word occurrences (</w:t>
+      </w:r>
+      <w:r>
+        <w:rPr>
+          <w:rFonts w:ascii="Consolas" w:hAnsi="Consolas"/>
+          <w:color w:val="1F4D78"/>
+          <w:sz w:val="19"/>
+        </w:rPr>
+        <w:t>NOUN</w:t>
+      </w:r>
+      <w:r>
+        <w:rPr>
+          <w:rFonts w:ascii="Calibri" w:hAnsi="Calibri"/>
+          <w:sz w:val="22"/>
+        </w:rPr>
+        <w:t xml:space="preserve">, </w:t>
+      </w:r>
+      <w:r>
+        <w:rPr>
+          <w:rFonts w:ascii="Consolas" w:hAnsi="Consolas"/>
+          <w:color w:val="1F4D78"/>
+          <w:sz w:val="19"/>
+        </w:rPr>
+        <w:t>VERB</w:t>
+      </w:r>
+      <w:r>
+        <w:rPr>
+          <w:rFonts w:ascii="Calibri" w:hAnsi="Calibri"/>
+          <w:sz w:val="22"/>
+        </w:rPr>
+        <w:t xml:space="preserve">, </w:t>
+      </w:r>
+      <w:r>
+        <w:rPr>
+          <w:rFonts w:ascii="Consolas" w:hAnsi="Consolas"/>
+          <w:color w:val="1F4D78"/>
+          <w:sz w:val="19"/>
+        </w:rPr>
+        <w:t>ADJ</w:t>
+      </w:r>
+      <w:r>
+        <w:rPr>
+          <w:rFonts w:ascii="Calibri" w:hAnsi="Calibri"/>
+          <w:sz w:val="22"/>
+        </w:rPr>
+        <w:t xml:space="preserve">, and </w:t>
+      </w:r>
+      <w:r>
+        <w:rPr>
+          <w:rFonts w:ascii="Consolas" w:hAnsi="Consolas"/>
+          <w:color w:val="1F4D78"/>
+          <w:sz w:val="19"/>
+        </w:rPr>
+        <w:t>ADV</w:t>
+      </w:r>
+      <w:r>
+        <w:rPr>
+          <w:rFonts w:ascii="Calibri" w:hAnsi="Calibri"/>
+          <w:sz w:val="22"/>
+        </w:rPr>
+        <w:t>) with repetitions retained for SUBTLEX Zipf frequency, normative AoA, and estimated syllables per word. Mean words per nonblank line uses all lexical words. Its positive weighted formula is 30% frequency ease, 25% AoA ease, 30% line accessibility, and 15% word-complexity ease. The scoring scope is fixed even when a user changes the visible Frequency or AoA report settings.</w:t>
+      </w:r>
+    </w:p>
+    <w:p>
+      <w:pPr>
+        <w:widowControl/>
+        <w:spacing w:before="0" w:after="120" w:line="300" w:lineRule="auto"/>
+      </w:pPr>
+      <w:r>
+        <w:rPr>
+          <w:rFonts w:ascii="Calibri" w:hAnsi="Calibri"/>
+          <w:sz w:val="22"/>
+        </w:rPr>
+        <w:t>The anchors are: Zipf 2.5 to 6.5, AoA 12 to 4 years, 15 to 3 words per line, and 2.5 to 1.0 syllables per word, each running from 0 to 100 ease and clamped outside the range. Missing components are not reweighted. VerseVAD stores the profile ID, raw inputs, component scopes, normalized components, weights, anchors, match counts, coverage, and source-result identities with the final score.</w:t>
+      </w:r>
+    </w:p>
+    <w:p>
+      <w:pPr>
+        <w:widowControl/>
+        <w:spacing w:before="0" w:after="120" w:line="300" w:lineRule="auto"/>
+      </w:pPr>
+      <w:r>
+        <w:rPr>
+          <w:rFonts w:ascii="Calibri" w:hAnsi="Calibri"/>
+          <w:sz w:val="22"/>
+        </w:rPr>
+        <w:t>Bands are 85-100 Highly Accessible, 70-84 Accessible, 55-69 Moderately Demanding, 40-54 Demanding, and 0-39 Highly Demanding. These are declared experimental orientations, not findings about interpretation, symbolism, literary merit, actual comprehension, or reader ability.</w:t>
+      </w:r>
+    </w:p>
+    <w:p>
+      <w:pPr>
+        <w:widowControl/>
+        <w:spacing w:before="0" w:after="120" w:line="300" w:lineRule="auto"/>
+      </w:pPr>
+      <w:r>
+        <w:rPr>
+          <w:rFonts w:ascii="Calibri" w:hAnsi="Calibri"/>
+          <w:sz w:val="22"/>
+        </w:rPr>
+        <w:t>Evidence confidence is reported separately and never changes the score. High requires at least 90% coverage across all components and 20 matched Frequency and AoA token occurrences. Moderate requires 75% coverage and 10 matches. Otherwise the designation is Limited. This is a transparent evidence- sufficiency label, not a statistical confidence interval or probability.</w:t>
       </w:r>
     </w:p>
     <w:p>

--- a/docs/VerseVAD_Values_and_Terminology_Guide.docx
+++ b/docs/VerseVAD_Values_and_Terminology_Guide.docx
@@ -71,7 +71,7 @@
           <w:color w:val="66727C"/>
           <w:sz w:val="21"/>
         </w:rPr>
-        <w:t xml:space="preserve"> July 31, 2026</w:t>
+        <w:t xml:space="preserve"> August 1, 2026</w:t>
       </w:r>
       <w:r>
         <w:rPr>
@@ -5730,7 +5730,7 @@
           <w:rFonts w:ascii="Calibri" w:hAnsi="Calibri"/>
           <w:sz w:val="22"/>
         </w:rPr>
-        <w:t>The non-default performance-aware layer keeps the complete fixed candidate result and adds an inspectable contextual reading. It can label syllable-level metrical positions, promotion and demotion, substitutions, stress clashes and lapses, punctuation-supported caesurae, selected pronunciation paths, alternate realizations, stanza recurrence, poem trajectory, and rhythmic organization. It does not rewrite CMUdict lexical stress or claim to recover a performance.</w:t>
+        <w:t>The performance-aware layer keeps the complete fixed candidate result and adds an inspectable contextual reading. Built-in profiles display both layers by default; candidate-only and performance-aware-only modes remain available. It can label syllable-level metrical positions, promotion and demotion, substitutions, stress clashes and lapses, punctuation-supported caesurae, selected pronunciation paths, alternate realizations, stanza recurrence, poem trajectory, and rhythmic organization. It does not rewrite CMUdict lexical stress or claim to recover a performance.</w:t>
       </w:r>
     </w:p>
     <w:p>

--- a/docs/VerseVAD_Values_and_Terminology_Guide.docx
+++ b/docs/VerseVAD_Values_and_Terminology_Guide.docx
@@ -71,7 +71,7 @@
           <w:color w:val="66727C"/>
           <w:sz w:val="21"/>
         </w:rPr>
-        <w:t xml:space="preserve"> August 1, 2026</w:t>
+        <w:t xml:space="preserve"> August 2, 2026</w:t>
       </w:r>
       <w:r>
         <w:rPr>
@@ -11267,6 +11267,174 @@
           <w:sz w:val="22"/>
         </w:rPr>
         <w:t>compare the same lexicon, dimension, view, and matching policy.</w:t>
+      </w:r>
+    </w:p>
+    <w:p>
+      <w:pPr>
+        <w:pStyle w:val="Heading2"/>
+      </w:pPr>
+      <w:r>
+        <w:rPr>
+          <w:rFonts w:ascii="Calibri" w:hAnsi="Calibri"/>
+          <w:sz w:val="22"/>
+        </w:rPr>
+        <w:t>Length-Normalized Midpoint Deviation</w:t>
+      </w:r>
+    </w:p>
+    <w:p>
+      <w:pPr>
+        <w:widowControl/>
+        <w:spacing w:before="0" w:after="120" w:line="300" w:lineRule="auto"/>
+      </w:pPr>
+      <w:r>
+        <w:rPr>
+          <w:rFonts w:ascii="Calibri" w:hAnsi="Calibri"/>
+          <w:sz w:val="22"/>
+        </w:rPr>
+        <w:t>VerseVAD divides the directional midpoint loads by the included matched observation count when the research question requires comparison across differently sized poems:</w:t>
+      </w:r>
+    </w:p>
+    <w:p>
+      <w:pPr>
+        <w:pStyle w:val="Formula"/>
+      </w:pPr>
+      <w:r>
+        <w:rPr>
+          <w:rFonts w:ascii="Consolas" w:hAnsi="Consolas"/>
+          <w:color w:val="1F4D78"/>
+          <w:sz w:val="19"/>
+        </w:rPr>
+        <w:t>midpoint_deviation_per_match = midpoint_load / N</w:t>
+      </w:r>
+    </w:p>
+    <w:p>
+      <w:pPr>
+        <w:widowControl/>
+        <w:spacing w:before="0" w:after="120" w:line="300" w:lineRule="auto"/>
+      </w:pPr>
+      <w:r>
+        <w:rPr>
+          <w:rFonts w:ascii="Calibri" w:hAnsi="Calibri"/>
+          <w:sz w:val="22"/>
+        </w:rPr>
+        <w:t xml:space="preserve">The </w:t>
+      </w:r>
+      <w:r>
+        <w:rPr>
+          <w:rFonts w:ascii="Calibri" w:hAnsi="Calibri"/>
+          <w:b/>
+          <w:sz w:val="22"/>
+        </w:rPr>
+        <w:t>per 100 matches</w:t>
+      </w:r>
+      <w:r>
+        <w:rPr>
+          <w:rFonts w:ascii="Calibri" w:hAnsi="Calibri"/>
+          <w:sz w:val="22"/>
+        </w:rPr>
+        <w:t xml:space="preserve"> value is exactly </w:t>
+      </w:r>
+      <w:r>
+        <w:rPr>
+          <w:rFonts w:ascii="Consolas" w:hAnsi="Consolas"/>
+          <w:color w:val="1F4D78"/>
+          <w:sz w:val="19"/>
+        </w:rPr>
+        <w:t>100 * midpoint_deviation_per_match</w:t>
+      </w:r>
+      <w:r>
+        <w:rPr>
+          <w:rFonts w:ascii="Calibri" w:hAnsi="Calibri"/>
+          <w:sz w:val="22"/>
+        </w:rPr>
+        <w:t>. It is the same rate on a more readable scale. It does not add information and should not be interpreted as a separate measure.</w:t>
+      </w:r>
+    </w:p>
+    <w:p>
+      <w:pPr>
+        <w:pStyle w:val="Heading2"/>
+      </w:pPr>
+      <w:r>
+        <w:rPr>
+          <w:rFonts w:ascii="Calibri" w:hAnsi="Calibri"/>
+          <w:sz w:val="22"/>
+        </w:rPr>
+        <w:t>Average Deviation from Poem Mean</w:t>
+      </w:r>
+    </w:p>
+    <w:p>
+      <w:pPr>
+        <w:widowControl/>
+        <w:spacing w:before="0" w:after="120" w:line="300" w:lineRule="auto"/>
+      </w:pPr>
+      <w:r>
+        <w:rPr>
+          <w:rFonts w:ascii="Calibri" w:hAnsi="Calibri"/>
+          <w:b/>
+          <w:sz w:val="22"/>
+        </w:rPr>
+        <w:t>Average Deviation from Poem Mean</w:t>
+      </w:r>
+      <w:r>
+        <w:rPr>
+          <w:rFonts w:ascii="Calibri" w:hAnsi="Calibri"/>
+          <w:sz w:val="22"/>
+        </w:rPr>
+        <w:t xml:space="preserve"> is the mean absolute deviation (MAD) of the included ratings around that poem's own mean:</w:t>
+      </w:r>
+    </w:p>
+    <w:p>
+      <w:pPr>
+        <w:pStyle w:val="Formula"/>
+      </w:pPr>
+      <w:r>
+        <w:rPr>
+          <w:rFonts w:ascii="Consolas" w:hAnsi="Consolas"/>
+          <w:color w:val="1F4D78"/>
+          <w:sz w:val="19"/>
+        </w:rPr>
+        <w:t>MAD = sum(abs(x_i - mean)) / N</w:t>
+      </w:r>
+    </w:p>
+    <w:p>
+      <w:pPr>
+        <w:widowControl/>
+        <w:spacing w:before="0" w:after="120" w:line="300" w:lineRule="auto"/>
+      </w:pPr>
+      <w:r>
+        <w:rPr>
+          <w:rFonts w:ascii="Calibri" w:hAnsi="Calibri"/>
+          <w:sz w:val="22"/>
+        </w:rPr>
+        <w:t xml:space="preserve">MAD and population standard deviation are both length-neutral measures of within-poem lexical dispersion, but they are not duplicates. MAD weights every departure linearly and gives the typical absolute distance from the poem mean. Population SD squares departures and is therefore more sensitive to unusually distant ratings. Midpoint-deviation rates answer a different question again: they measure distance from the fixed normalized midpoint </w:t>
+      </w:r>
+      <w:r>
+        <w:rPr>
+          <w:rFonts w:ascii="Consolas" w:hAnsi="Consolas"/>
+          <w:color w:val="1F4D78"/>
+          <w:sz w:val="19"/>
+        </w:rPr>
+        <w:t>0.5</w:t>
+      </w:r>
+      <w:r>
+        <w:rPr>
+          <w:rFonts w:ascii="Calibri" w:hAnsi="Calibri"/>
+          <w:sz w:val="22"/>
+        </w:rPr>
+        <w:t>, not from the poem's own center.</w:t>
+      </w:r>
+    </w:p>
+    <w:p>
+      <w:pPr>
+        <w:widowControl/>
+        <w:spacing w:before="0" w:after="120" w:line="300" w:lineRule="auto"/>
+      </w:pPr>
+      <w:r>
+        <w:rPr>
+          <w:rFonts w:ascii="Calibri" w:hAnsi="Calibri"/>
+          <w:sz w:val="22"/>
+        </w:rPr>
+        <w:t>Neither MAD nor population SD preserves token or line order. A poem can have high dispersion without alternating between high and low ratings in sequence. Use Lexical Trajectory to inspect where shifts occur.</w:t>
       </w:r>
     </w:p>
     <w:p>

--- a/docs/VerseVAD_Values_and_Terminology_Guide.docx
+++ b/docs/VerseVAD_Values_and_Terminology_Guide.docx
@@ -71,7 +71,7 @@
           <w:color w:val="66727C"/>
           <w:sz w:val="21"/>
         </w:rPr>
-        <w:t xml:space="preserve"> August 2, 2026</w:t>
+        <w:t xml:space="preserve"> August 7, 2026</w:t>
       </w:r>
       <w:r>
         <w:rPr>
@@ -278,7 +278,7 @@
           <w:rFonts w:ascii="Calibri" w:hAnsi="Calibri"/>
           <w:sz w:val="22"/>
         </w:rPr>
-        <w:t>Stopwords and the two VAD views</w:t>
+        <w:t>Global lexical scopes</w:t>
       </w:r>
     </w:p>
     <w:p>
@@ -332,7 +332,7 @@
           <w:rFonts w:ascii="Calibri" w:hAnsi="Calibri"/>
           <w:sz w:val="22"/>
         </w:rPr>
-        <w:t>Stopword sensitivity</w:t>
+        <w:t>Comparing report profiles</w:t>
       </w:r>
     </w:p>
     <w:p>
@@ -857,14 +857,14 @@
           <w:b/>
           <w:sz w:val="22"/>
         </w:rPr>
-        <w:t>Choose one analysis view.</w:t>
-      </w:r>
-      <w:r>
-        <w:rPr>
-          <w:rFonts w:ascii="Calibri" w:hAnsi="Calibri"/>
-          <w:sz w:val="22"/>
-        </w:rPr>
-        <w:t xml:space="preserve"> Compare all matched observations with stopwords excluded; do not merge them.</w:t>
+        <w:t>Choose one lexical scope.</w:t>
+      </w:r>
+      <w:r>
+        <w:rPr>
+          <w:rFonts w:ascii="Calibri" w:hAnsi="Calibri"/>
+          <w:sz w:val="22"/>
+        </w:rPr>
+        <w:t xml:space="preserve"> All lexical tokens, stopword-excluded, and content words only answer different questions; do not merge them.</w:t>
       </w:r>
     </w:p>
     <w:p>
@@ -1018,7 +1018,7 @@
           <w:color w:val="193247"/>
           <w:sz w:val="22"/>
         </w:rPr>
-        <w:t xml:space="preserve"> is incomplete without the lexicon, scale, analysis view, weighting, matched count, coverage, and unit of analysis.</w:t>
+        <w:t xml:space="preserve"> is incomplete without the lexicon, scale, lexical scope, weighting, matched count, coverage, and unit of analysis.</w:t>
       </w:r>
     </w:p>
     <w:p>
@@ -2471,7 +2471,7 @@
           <w:rFonts w:ascii="Calibri" w:hAnsi="Calibri"/>
           <w:sz w:val="22"/>
         </w:rPr>
-        <w:t>A work-level VAD mean is the arithmetic mean of included lexicon ratings under a declared matching policy, analysis view, and weighting. It describes the center of those matched ratings. It does not summarize words that did not match, and it does not assign unmatched words a neutral value.</w:t>
+        <w:t>A work-level VAD mean is the arithmetic mean of included lexicon ratings under a declared matching policy, lexical scope, and weighting. It describes the center of those matched ratings. It does not summarize words that did not match, and it does not assign unmatched words a neutral value.</w:t>
       </w:r>
     </w:p>
     <w:p>
@@ -4549,7 +4549,7 @@
           <w:rFonts w:ascii="Calibri" w:hAnsi="Calibri"/>
           <w:sz w:val="22"/>
         </w:rPr>
-        <w:t xml:space="preserve">. The optional </w:t>
+        <w:t xml:space="preserve">. The global </w:t>
       </w:r>
       <w:r>
         <w:rPr>
@@ -4557,14 +4557,14 @@
           <w:b/>
           <w:sz w:val="22"/>
         </w:rPr>
-        <w:t>AoA content words only</w:t>
-      </w:r>
-      <w:r>
-        <w:rPr>
-          <w:rFonts w:ascii="Calibri" w:hAnsi="Calibri"/>
-          <w:sz w:val="22"/>
-        </w:rPr>
-        <w:t xml:space="preserve"> scope therefore remains meaningful and off by default. It uses the poem occurrence's contextual model tag and includes only </w:t>
+        <w:t>Content words only</w:t>
+      </w:r>
+      <w:r>
+        <w:rPr>
+          <w:rFonts w:ascii="Calibri" w:hAnsi="Calibri"/>
+          <w:sz w:val="22"/>
+        </w:rPr>
+        <w:t xml:space="preserve"> scope therefore remains meaningful. It uses the poem occurrence's contextual model tag and includes only </w:t>
       </w:r>
       <w:r>
         <w:rPr>
@@ -6337,7 +6337,7 @@
           <w:rFonts w:ascii="Calibri" w:hAnsi="Calibri"/>
           <w:sz w:val="22"/>
         </w:rPr>
-        <w:t>PoetryID is a dependent interpretation layer over a completed normalized VAD summary. It does not tokenize the poem, load a VAD lexicon, match words, or calculate VAD again. Every result names its exact VAD source, all-matched or stopword-excluded view, token/type weighting, thresholds, and upstream analysis.</w:t>
+        <w:t>PoetryID is a dependent interpretation layer over a completed normalized VAD summary. It does not tokenize the poem, load a VAD lexicon, match words, or calculate VAD again. Every result names its exact VAD source, lexical scope, aggregation weighting, thresholds, and upstream analysis.</w:t>
       </w:r>
     </w:p>
     <w:p>
@@ -8811,7 +8811,7 @@
           <w:rFonts w:ascii="Calibri" w:hAnsi="Calibri"/>
           <w:sz w:val="22"/>
         </w:rPr>
-        <w:t xml:space="preserve">The optional Frequency and AoA settings </w:t>
+        <w:t xml:space="preserve">The global </w:t>
       </w:r>
       <w:r>
         <w:rPr>
@@ -8826,7 +8826,7 @@
           <w:rFonts w:ascii="Calibri" w:hAnsi="Calibri"/>
           <w:sz w:val="22"/>
         </w:rPr>
-        <w:t xml:space="preserve"> use a narrower rule than this broad display. They include exact tags </w:t>
+        <w:t xml:space="preserve"> report scope uses a narrower rule than this broad display. It includes exact tags </w:t>
       </w:r>
       <w:r>
         <w:rPr>
@@ -8916,7 +8916,7 @@
           <w:rFonts w:ascii="Calibri" w:hAnsi="Calibri"/>
           <w:sz w:val="22"/>
         </w:rPr>
-        <w:t xml:space="preserve"> are not automatically included. The two module settings are recorded separately. Always report which scope was used.</w:t>
+        <w:t xml:space="preserve"> are not automatically included. Always report which scope was used.</w:t>
       </w:r>
     </w:p>
     <w:p>
@@ -8941,7 +8941,7 @@
           <w:rFonts w:ascii="Calibri" w:hAnsi="Calibri"/>
           <w:sz w:val="22"/>
         </w:rPr>
-        <w:t>In one-text results, the Language Profile can add VAD evidence to the broad POS groups without changing the grammatical count/share denominator. Results remain separate for every VAD source and for the all-matched and stopword- excluded views.</w:t>
+        <w:t>In one-text results, the Language Profile can add VAD evidence to the broad POS groups without changing the grammatical count/share denominator. Results remain separate for every VAD source and selected global lexical scope.</w:t>
       </w:r>
     </w:p>
     <w:p>
@@ -8984,7 +8984,7 @@
           <w:rFonts w:ascii="Calibri" w:hAnsi="Calibri"/>
           <w:sz w:val="22"/>
         </w:rPr>
-        <w:t xml:space="preserve"> counts each distinct matched lexicon entry once within that source, view, and group. Repetition can therefore make the two means differ. Both are normative lexical VAD means, not measurements of the emotion of the grammatical category or poem.</w:t>
+        <w:t xml:space="preserve"> counts each distinct matched lexicon entry once within that source, scope, and group. Repetition can therefore make the two means differ. Both are normative lexical VAD means, not measurements of the emotion of the grammatical category or poem.</w:t>
       </w:r>
     </w:p>
     <w:p>
@@ -9402,7 +9402,7 @@
           <w:rFonts w:ascii="Calibri" w:hAnsi="Calibri"/>
           <w:sz w:val="22"/>
         </w:rPr>
-        <w:t>8. Stopwords and the Two VAD Views</w:t>
+        <w:t>8. Global Lexical Scopes</w:t>
       </w:r>
     </w:p>
     <w:p>
@@ -9442,7 +9442,7 @@
           <w:rFonts w:ascii="Calibri" w:hAnsi="Calibri"/>
           <w:sz w:val="22"/>
         </w:rPr>
-        <w:t xml:space="preserve"> is a common function word selected for exclusion from the secondary content-focused aggregate under the active policy. Examples in general-purpose lists can include articles, prepositions, pronouns, auxiliaries, and conjunctions.</w:t>
+        <w:t xml:space="preserve"> is a form selected for exclusion from the recorded stopword-excluded scope. Examples in general-purpose lists can include articles, prepositions, pronouns, auxiliaries, and conjunctions.</w:t>
       </w:r>
     </w:p>
     <w:p>
@@ -9455,7 +9455,958 @@
           <w:rFonts w:ascii="Calibri" w:hAnsi="Calibri"/>
           <w:sz w:val="22"/>
         </w:rPr>
-        <w:t>“Stopword” does not mean meaningless. Function words can be central to rhythm, voice, negation, syntax, deixis, and style. That is why VerseVAD preserves:</w:t>
+        <w:t xml:space="preserve">“Stopword” does not mean meaningless. Function words can be central to rhythm, voice, negation, syntax, deixis, and style. VerseVAD therefore retains evidence once and supports three report scopes: </w:t>
+      </w:r>
+      <w:r>
+        <w:rPr>
+          <w:rFonts w:ascii="Calibri" w:hAnsi="Calibri"/>
+          <w:b/>
+          <w:sz w:val="22"/>
+        </w:rPr>
+        <w:t>All lexical tokens</w:t>
+      </w:r>
+      <w:r>
+        <w:rPr>
+          <w:rFonts w:ascii="Calibri" w:hAnsi="Calibri"/>
+          <w:sz w:val="22"/>
+        </w:rPr>
+        <w:t xml:space="preserve">, </w:t>
+      </w:r>
+      <w:r>
+        <w:rPr>
+          <w:rFonts w:ascii="Calibri" w:hAnsi="Calibri"/>
+          <w:b/>
+          <w:sz w:val="22"/>
+        </w:rPr>
+        <w:t>Stopword-excluded</w:t>
+      </w:r>
+      <w:r>
+        <w:rPr>
+          <w:rFonts w:ascii="Calibri" w:hAnsi="Calibri"/>
+          <w:sz w:val="22"/>
+        </w:rPr>
+        <w:t xml:space="preserve">, and </w:t>
+      </w:r>
+      <w:r>
+        <w:rPr>
+          <w:rFonts w:ascii="Calibri" w:hAnsi="Calibri"/>
+          <w:b/>
+          <w:sz w:val="22"/>
+        </w:rPr>
+        <w:t>Content words only</w:t>
+      </w:r>
+      <w:r>
+        <w:rPr>
+          <w:rFonts w:ascii="Calibri" w:hAnsi="Calibri"/>
+          <w:sz w:val="22"/>
+        </w:rPr>
+        <w:t xml:space="preserve"> (</w:t>
+      </w:r>
+      <w:r>
+        <w:rPr>
+          <w:rFonts w:ascii="Consolas" w:hAnsi="Consolas"/>
+          <w:color w:val="1F4D78"/>
+          <w:sz w:val="19"/>
+        </w:rPr>
+        <w:t>NOUN</w:t>
+      </w:r>
+      <w:r>
+        <w:rPr>
+          <w:rFonts w:ascii="Calibri" w:hAnsi="Calibri"/>
+          <w:sz w:val="22"/>
+        </w:rPr>
+        <w:t xml:space="preserve">, </w:t>
+      </w:r>
+      <w:r>
+        <w:rPr>
+          <w:rFonts w:ascii="Consolas" w:hAnsi="Consolas"/>
+          <w:color w:val="1F4D78"/>
+          <w:sz w:val="19"/>
+        </w:rPr>
+        <w:t>VERB</w:t>
+      </w:r>
+      <w:r>
+        <w:rPr>
+          <w:rFonts w:ascii="Calibri" w:hAnsi="Calibri"/>
+          <w:sz w:val="22"/>
+        </w:rPr>
+        <w:t xml:space="preserve">, </w:t>
+      </w:r>
+      <w:r>
+        <w:rPr>
+          <w:rFonts w:ascii="Consolas" w:hAnsi="Consolas"/>
+          <w:color w:val="1F4D78"/>
+          <w:sz w:val="19"/>
+        </w:rPr>
+        <w:t>ADJ</w:t>
+      </w:r>
+      <w:r>
+        <w:rPr>
+          <w:rFonts w:ascii="Calibri" w:hAnsi="Calibri"/>
+          <w:sz w:val="22"/>
+        </w:rPr>
+        <w:t xml:space="preserve">, and </w:t>
+      </w:r>
+      <w:r>
+        <w:rPr>
+          <w:rFonts w:ascii="Consolas" w:hAnsi="Consolas"/>
+          <w:color w:val="1F4D78"/>
+          <w:sz w:val="19"/>
+        </w:rPr>
+        <w:t>ADV</w:t>
+      </w:r>
+      <w:r>
+        <w:rPr>
+          <w:rFonts w:ascii="Calibri" w:hAnsi="Calibri"/>
+          <w:sz w:val="22"/>
+        </w:rPr>
+        <w:t>). Scope changes do not repeat tokenization or lookup.</w:t>
+      </w:r>
+    </w:p>
+    <w:p>
+      <w:pPr>
+        <w:pStyle w:val="Heading2"/>
+      </w:pPr>
+      <w:r>
+        <w:rPr>
+          <w:rFonts w:ascii="Calibri" w:hAnsi="Calibri"/>
+          <w:sz w:val="22"/>
+        </w:rPr>
+        <w:t>Protected Words</w:t>
+      </w:r>
+    </w:p>
+    <w:p>
+      <w:pPr>
+        <w:widowControl/>
+        <w:spacing w:before="0" w:after="120" w:line="300" w:lineRule="auto"/>
+      </w:pPr>
+      <w:r>
+        <w:rPr>
+          <w:rFonts w:ascii="Calibri" w:hAnsi="Calibri"/>
+          <w:sz w:val="22"/>
+        </w:rPr>
+        <w:t xml:space="preserve">VerseVAD protects a documented set of negations, modals, comparatives, and intensifiers from default exclusion. Examples include </w:t>
+      </w:r>
+      <w:r>
+        <w:rPr>
+          <w:rFonts w:ascii="Consolas" w:hAnsi="Consolas"/>
+          <w:color w:val="1F4D78"/>
+          <w:sz w:val="19"/>
+        </w:rPr>
+        <w:t>not</w:t>
+      </w:r>
+      <w:r>
+        <w:rPr>
+          <w:rFonts w:ascii="Calibri" w:hAnsi="Calibri"/>
+          <w:sz w:val="22"/>
+        </w:rPr>
+        <w:t xml:space="preserve">, </w:t>
+      </w:r>
+      <w:r>
+        <w:rPr>
+          <w:rFonts w:ascii="Consolas" w:hAnsi="Consolas"/>
+          <w:color w:val="1F4D78"/>
+          <w:sz w:val="19"/>
+        </w:rPr>
+        <w:t>never</w:t>
+      </w:r>
+      <w:r>
+        <w:rPr>
+          <w:rFonts w:ascii="Calibri" w:hAnsi="Calibri"/>
+          <w:sz w:val="22"/>
+        </w:rPr>
+        <w:t xml:space="preserve">, </w:t>
+      </w:r>
+      <w:r>
+        <w:rPr>
+          <w:rFonts w:ascii="Consolas" w:hAnsi="Consolas"/>
+          <w:color w:val="1F4D78"/>
+          <w:sz w:val="19"/>
+        </w:rPr>
+        <w:t>no</w:t>
+      </w:r>
+      <w:r>
+        <w:rPr>
+          <w:rFonts w:ascii="Calibri" w:hAnsi="Calibri"/>
+          <w:sz w:val="22"/>
+        </w:rPr>
+        <w:t xml:space="preserve">, </w:t>
+      </w:r>
+      <w:r>
+        <w:rPr>
+          <w:rFonts w:ascii="Consolas" w:hAnsi="Consolas"/>
+          <w:color w:val="1F4D78"/>
+          <w:sz w:val="19"/>
+        </w:rPr>
+        <w:t>without</w:t>
+      </w:r>
+      <w:r>
+        <w:rPr>
+          <w:rFonts w:ascii="Calibri" w:hAnsi="Calibri"/>
+          <w:sz w:val="22"/>
+        </w:rPr>
+        <w:t xml:space="preserve">, </w:t>
+      </w:r>
+      <w:r>
+        <w:rPr>
+          <w:rFonts w:ascii="Consolas" w:hAnsi="Consolas"/>
+          <w:color w:val="1F4D78"/>
+          <w:sz w:val="19"/>
+        </w:rPr>
+        <w:t>might</w:t>
+      </w:r>
+      <w:r>
+        <w:rPr>
+          <w:rFonts w:ascii="Calibri" w:hAnsi="Calibri"/>
+          <w:sz w:val="22"/>
+        </w:rPr>
+        <w:t xml:space="preserve">, </w:t>
+      </w:r>
+      <w:r>
+        <w:rPr>
+          <w:rFonts w:ascii="Consolas" w:hAnsi="Consolas"/>
+          <w:color w:val="1F4D78"/>
+          <w:sz w:val="19"/>
+        </w:rPr>
+        <w:t>more</w:t>
+      </w:r>
+      <w:r>
+        <w:rPr>
+          <w:rFonts w:ascii="Calibri" w:hAnsi="Calibri"/>
+          <w:sz w:val="22"/>
+        </w:rPr>
+        <w:t xml:space="preserve">, </w:t>
+      </w:r>
+      <w:r>
+        <w:rPr>
+          <w:rFonts w:ascii="Consolas" w:hAnsi="Consolas"/>
+          <w:color w:val="1F4D78"/>
+          <w:sz w:val="19"/>
+        </w:rPr>
+        <w:t>most</w:t>
+      </w:r>
+      <w:r>
+        <w:rPr>
+          <w:rFonts w:ascii="Calibri" w:hAnsi="Calibri"/>
+          <w:sz w:val="22"/>
+        </w:rPr>
+        <w:t xml:space="preserve">, </w:t>
+      </w:r>
+      <w:r>
+        <w:rPr>
+          <w:rFonts w:ascii="Consolas" w:hAnsi="Consolas"/>
+          <w:color w:val="1F4D78"/>
+          <w:sz w:val="19"/>
+        </w:rPr>
+        <w:t>too</w:t>
+      </w:r>
+      <w:r>
+        <w:rPr>
+          <w:rFonts w:ascii="Calibri" w:hAnsi="Calibri"/>
+          <w:sz w:val="22"/>
+        </w:rPr>
+        <w:t xml:space="preserve">, and </w:t>
+      </w:r>
+      <w:r>
+        <w:rPr>
+          <w:rFonts w:ascii="Consolas" w:hAnsi="Consolas"/>
+          <w:color w:val="1F4D78"/>
+          <w:sz w:val="19"/>
+        </w:rPr>
+        <w:t>very</w:t>
+      </w:r>
+      <w:r>
+        <w:rPr>
+          <w:rFonts w:ascii="Calibri" w:hAnsi="Calibri"/>
+          <w:sz w:val="22"/>
+        </w:rPr>
+        <w:t>.</w:t>
+      </w:r>
+    </w:p>
+    <w:p>
+      <w:pPr>
+        <w:pStyle w:val="Heading2"/>
+      </w:pPr>
+      <w:r>
+        <w:rPr>
+          <w:rFonts w:ascii="Calibri" w:hAnsi="Calibri"/>
+          <w:sz w:val="22"/>
+        </w:rPr>
+        <w:t>Custom Stopword</w:t>
+      </w:r>
+    </w:p>
+    <w:p>
+      <w:pPr>
+        <w:widowControl/>
+        <w:spacing w:before="0" w:after="120" w:line="300" w:lineRule="auto"/>
+      </w:pPr>
+      <w:r>
+        <w:rPr>
+          <w:rFonts w:ascii="Calibri" w:hAnsi="Calibri"/>
+          <w:sz w:val="22"/>
+        </w:rPr>
+        <w:t xml:space="preserve">A </w:t>
+      </w:r>
+      <w:r>
+        <w:rPr>
+          <w:rFonts w:ascii="Calibri" w:hAnsi="Calibri"/>
+          <w:b/>
+          <w:sz w:val="22"/>
+        </w:rPr>
+        <w:t>custom stopword</w:t>
+      </w:r>
+      <w:r>
+        <w:rPr>
+          <w:rFonts w:ascii="Calibri" w:hAnsi="Calibri"/>
+          <w:sz w:val="22"/>
+        </w:rPr>
+        <w:t xml:space="preserve"> is a word the user deliberately adds to the active stopword list for a specific analytical purpose. For example, adding </w:t>
+      </w:r>
+      <w:r>
+        <w:rPr>
+          <w:rFonts w:ascii="Consolas" w:hAnsi="Consolas"/>
+          <w:color w:val="1F4D78"/>
+          <w:sz w:val="19"/>
+        </w:rPr>
+        <w:t>raven</w:t>
+      </w:r>
+      <w:r>
+        <w:rPr>
+          <w:rFonts w:ascii="Calibri" w:hAnsi="Calibri"/>
+          <w:sz w:val="22"/>
+        </w:rPr>
+        <w:t xml:space="preserve"> would exclude it from the stopword-excluded aggregate while preserving it in the all-lexical result and audit.</w:t>
+      </w:r>
+    </w:p>
+    <w:p>
+      <w:pPr>
+        <w:widowControl/>
+        <w:spacing w:before="0" w:after="120" w:line="300" w:lineRule="auto"/>
+      </w:pPr>
+      <w:r>
+        <w:rPr>
+          <w:rFonts w:ascii="Calibri" w:hAnsi="Calibri"/>
+          <w:sz w:val="22"/>
+        </w:rPr>
+        <w:t>This is a methodological decision, not a declaration that the word is universally unimportant.</w:t>
+      </w:r>
+    </w:p>
+    <w:p>
+      <w:pPr>
+        <w:pStyle w:val="Heading2"/>
+      </w:pPr>
+      <w:r>
+        <w:rPr>
+          <w:rFonts w:ascii="Calibri" w:hAnsi="Calibri"/>
+          <w:sz w:val="22"/>
+        </w:rPr>
+        <w:t>Scope-Relative Coverage</w:t>
+      </w:r>
+    </w:p>
+    <w:p>
+      <w:pPr>
+        <w:pStyle w:val="Formula"/>
+      </w:pPr>
+      <w:r>
+        <w:rPr>
+          <w:rFonts w:ascii="Consolas" w:hAnsi="Consolas"/>
+          <w:color w:val="1F4D78"/>
+          <w:sz w:val="19"/>
+        </w:rPr>
+        <w:t>coverage = matched eligible positions / eligible positions in the selected scope</w:t>
+      </w:r>
+    </w:p>
+    <w:p>
+      <w:pPr>
+        <w:widowControl/>
+        <w:spacing w:before="0" w:after="120" w:line="300" w:lineRule="auto"/>
+      </w:pPr>
+      <w:r>
+        <w:rPr>
+          <w:rFonts w:ascii="Calibri" w:hAnsi="Calibri"/>
+          <w:sz w:val="22"/>
+        </w:rPr>
+        <w:t>Excluded stopwords and excluded non-content words are outside the selected denominator and are not unmatched. A complete matched expression is preserved when it intersects the selected scope.</w:t>
+      </w:r>
+    </w:p>
+    <w:p>
+      <w:pPr>
+        <w:pStyle w:val="Heading1"/>
+      </w:pPr>
+      <w:r>
+        <w:rPr>
+          <w:rFonts w:ascii="Calibri" w:hAnsi="Calibri"/>
+          <w:sz w:val="22"/>
+        </w:rPr>
+        <w:t>9. Token-Weighted and Type-Weighted Statistics</w:t>
+      </w:r>
+    </w:p>
+    <w:p>
+      <w:pPr>
+        <w:pStyle w:val="Heading2"/>
+      </w:pPr>
+      <w:r>
+        <w:rPr>
+          <w:rFonts w:ascii="Calibri" w:hAnsi="Calibri"/>
+          <w:sz w:val="22"/>
+        </w:rPr>
+        <w:t>Token-Weighted</w:t>
+      </w:r>
+    </w:p>
+    <w:p>
+      <w:pPr>
+        <w:widowControl/>
+        <w:spacing w:before="0" w:after="120" w:line="300" w:lineRule="auto"/>
+      </w:pPr>
+      <w:r>
+        <w:rPr>
+          <w:rFonts w:ascii="Calibri" w:hAnsi="Calibri"/>
+          <w:sz w:val="22"/>
+        </w:rPr>
+        <w:t xml:space="preserve">In a </w:t>
+      </w:r>
+      <w:r>
+        <w:rPr>
+          <w:rFonts w:ascii="Calibri" w:hAnsi="Calibri"/>
+          <w:b/>
+          <w:sz w:val="22"/>
+        </w:rPr>
+        <w:t>token-weighted</w:t>
+      </w:r>
+      <w:r>
+        <w:rPr>
+          <w:rFonts w:ascii="Calibri" w:hAnsi="Calibri"/>
+          <w:sz w:val="22"/>
+        </w:rPr>
+        <w:t xml:space="preserve"> statistic, every included occurrence contributes.</w:t>
+      </w:r>
+    </w:p>
+    <w:p>
+      <w:pPr>
+        <w:pStyle w:val="Formula"/>
+      </w:pPr>
+      <w:r>
+        <w:rPr>
+          <w:rFonts w:ascii="Consolas" w:hAnsi="Consolas"/>
+          <w:color w:val="1F4D78"/>
+          <w:sz w:val="19"/>
+        </w:rPr>
+        <w:t>mean_token = sum(x_i) / N</w:t>
+      </w:r>
+    </w:p>
+    <w:p>
+      <w:pPr>
+        <w:widowControl/>
+        <w:spacing w:before="0" w:after="120" w:line="300" w:lineRule="auto"/>
+      </w:pPr>
+      <w:r>
+        <w:rPr>
+          <w:rFonts w:ascii="Calibri" w:hAnsi="Calibri"/>
+          <w:sz w:val="22"/>
+        </w:rPr>
+        <w:t xml:space="preserve">where </w:t>
+      </w:r>
+      <w:r>
+        <w:rPr>
+          <w:rFonts w:ascii="Consolas" w:hAnsi="Consolas"/>
+          <w:color w:val="1F4D78"/>
+          <w:sz w:val="19"/>
+        </w:rPr>
+        <w:t>x_i</w:t>
+      </w:r>
+      <w:r>
+        <w:rPr>
+          <w:rFonts w:ascii="Calibri" w:hAnsi="Calibri"/>
+          <w:sz w:val="22"/>
+        </w:rPr>
+        <w:t xml:space="preserve"> is the rating of included occurrence </w:t>
+      </w:r>
+      <w:r>
+        <w:rPr>
+          <w:rFonts w:ascii="Consolas" w:hAnsi="Consolas"/>
+          <w:color w:val="1F4D78"/>
+          <w:sz w:val="19"/>
+        </w:rPr>
+        <w:t>i</w:t>
+      </w:r>
+      <w:r>
+        <w:rPr>
+          <w:rFonts w:ascii="Calibri" w:hAnsi="Calibri"/>
+          <w:sz w:val="22"/>
+        </w:rPr>
+        <w:t xml:space="preserve"> and </w:t>
+      </w:r>
+      <w:r>
+        <w:rPr>
+          <w:rFonts w:ascii="Consolas" w:hAnsi="Consolas"/>
+          <w:color w:val="1F4D78"/>
+          <w:sz w:val="19"/>
+        </w:rPr>
+        <w:t>N</w:t>
+      </w:r>
+      <w:r>
+        <w:rPr>
+          <w:rFonts w:ascii="Calibri" w:hAnsi="Calibri"/>
+          <w:sz w:val="22"/>
+        </w:rPr>
+        <w:t xml:space="preserve"> is the number of included matched observations.</w:t>
+      </w:r>
+    </w:p>
+    <w:p>
+      <w:pPr>
+        <w:widowControl/>
+        <w:spacing w:before="0" w:after="120" w:line="300" w:lineRule="auto"/>
+      </w:pPr>
+      <w:r>
+        <w:rPr>
+          <w:rFonts w:ascii="Calibri" w:hAnsi="Calibri"/>
+          <w:sz w:val="22"/>
+        </w:rPr>
+        <w:t>Question answered: “What affective ratings does a reader encounter across the matched words and accepted phrases, including repetition?”</w:t>
+      </w:r>
+    </w:p>
+    <w:p>
+      <w:pPr>
+        <w:widowControl/>
+        <w:spacing w:before="0" w:after="120" w:line="300" w:lineRule="auto"/>
+      </w:pPr>
+      <w:r>
+        <w:rPr>
+          <w:rFonts w:ascii="Calibri" w:hAnsi="Calibri"/>
+          <w:sz w:val="22"/>
+        </w:rPr>
+        <w:t>Use token weighting when repetition and textual exposure matter.</w:t>
+      </w:r>
+    </w:p>
+    <w:p>
+      <w:pPr>
+        <w:pStyle w:val="Heading2"/>
+      </w:pPr>
+      <w:r>
+        <w:rPr>
+          <w:rFonts w:ascii="Calibri" w:hAnsi="Calibri"/>
+          <w:sz w:val="22"/>
+        </w:rPr>
+        <w:t>Type-Weighted</w:t>
+      </w:r>
+    </w:p>
+    <w:p>
+      <w:pPr>
+        <w:widowControl/>
+        <w:spacing w:before="0" w:after="120" w:line="300" w:lineRule="auto"/>
+      </w:pPr>
+      <w:r>
+        <w:rPr>
+          <w:rFonts w:ascii="Calibri" w:hAnsi="Calibri"/>
+          <w:sz w:val="22"/>
+        </w:rPr>
+        <w:t xml:space="preserve">In a </w:t>
+      </w:r>
+      <w:r>
+        <w:rPr>
+          <w:rFonts w:ascii="Calibri" w:hAnsi="Calibri"/>
+          <w:b/>
+          <w:sz w:val="22"/>
+        </w:rPr>
+        <w:t>type-weighted</w:t>
+      </w:r>
+      <w:r>
+        <w:rPr>
+          <w:rFonts w:ascii="Calibri" w:hAnsi="Calibri"/>
+          <w:sz w:val="22"/>
+        </w:rPr>
+        <w:t xml:space="preserve"> statistic, every distinct matched lexicon entry contributes once.</w:t>
+      </w:r>
+    </w:p>
+    <w:p>
+      <w:pPr>
+        <w:pStyle w:val="Formula"/>
+      </w:pPr>
+      <w:r>
+        <w:rPr>
+          <w:rFonts w:ascii="Consolas" w:hAnsi="Consolas"/>
+          <w:color w:val="1F4D78"/>
+          <w:sz w:val="19"/>
+        </w:rPr>
+        <w:t>mean_type = sum(x_t) / T</w:t>
+      </w:r>
+    </w:p>
+    <w:p>
+      <w:pPr>
+        <w:widowControl/>
+        <w:spacing w:before="0" w:after="120" w:line="300" w:lineRule="auto"/>
+      </w:pPr>
+      <w:r>
+        <w:rPr>
+          <w:rFonts w:ascii="Calibri" w:hAnsi="Calibri"/>
+          <w:sz w:val="22"/>
+        </w:rPr>
+        <w:t xml:space="preserve">where </w:t>
+      </w:r>
+      <w:r>
+        <w:rPr>
+          <w:rFonts w:ascii="Consolas" w:hAnsi="Consolas"/>
+          <w:color w:val="1F4D78"/>
+          <w:sz w:val="19"/>
+        </w:rPr>
+        <w:t>x_t</w:t>
+      </w:r>
+      <w:r>
+        <w:rPr>
+          <w:rFonts w:ascii="Calibri" w:hAnsi="Calibri"/>
+          <w:sz w:val="22"/>
+        </w:rPr>
+        <w:t xml:space="preserve"> is the rating for distinct matched entry </w:t>
+      </w:r>
+      <w:r>
+        <w:rPr>
+          <w:rFonts w:ascii="Consolas" w:hAnsi="Consolas"/>
+          <w:color w:val="1F4D78"/>
+          <w:sz w:val="19"/>
+        </w:rPr>
+        <w:t>t</w:t>
+      </w:r>
+      <w:r>
+        <w:rPr>
+          <w:rFonts w:ascii="Calibri" w:hAnsi="Calibri"/>
+          <w:sz w:val="22"/>
+        </w:rPr>
+        <w:t xml:space="preserve"> and </w:t>
+      </w:r>
+      <w:r>
+        <w:rPr>
+          <w:rFonts w:ascii="Consolas" w:hAnsi="Consolas"/>
+          <w:color w:val="1F4D78"/>
+          <w:sz w:val="19"/>
+        </w:rPr>
+        <w:t>T</w:t>
+      </w:r>
+      <w:r>
+        <w:rPr>
+          <w:rFonts w:ascii="Calibri" w:hAnsi="Calibri"/>
+          <w:sz w:val="22"/>
+        </w:rPr>
+        <w:t xml:space="preserve"> is the number of distinct included matched entries.</w:t>
+      </w:r>
+    </w:p>
+    <w:p>
+      <w:pPr>
+        <w:widowControl/>
+        <w:spacing w:before="0" w:after="120" w:line="300" w:lineRule="auto"/>
+      </w:pPr>
+      <w:r>
+        <w:rPr>
+          <w:rFonts w:ascii="Calibri" w:hAnsi="Calibri"/>
+          <w:sz w:val="22"/>
+        </w:rPr>
+        <w:t>Question answered: “What is the profile of the distinct matched vocabulary inventory if repeated entries count only once?”</w:t>
+      </w:r>
+    </w:p>
+    <w:p>
+      <w:pPr>
+        <w:widowControl/>
+        <w:spacing w:before="0" w:after="120" w:line="300" w:lineRule="auto"/>
+      </w:pPr>
+      <w:r>
+        <w:rPr>
+          <w:rFonts w:ascii="Calibri" w:hAnsi="Calibri"/>
+          <w:sz w:val="22"/>
+        </w:rPr>
+        <w:t>Use type weighting to reduce the influence of repetition.</w:t>
+      </w:r>
+    </w:p>
+    <w:p>
+      <w:pPr>
+        <w:pStyle w:val="Heading2"/>
+      </w:pPr>
+      <w:r>
+        <w:rPr>
+          <w:rFonts w:ascii="Calibri" w:hAnsi="Calibri"/>
+          <w:sz w:val="22"/>
+        </w:rPr>
+        <w:t>Interpreting Their Difference</w:t>
+      </w:r>
+    </w:p>
+    <w:p>
+      <w:pPr>
+        <w:widowControl/>
+        <w:spacing w:before="0" w:after="120" w:line="300" w:lineRule="auto"/>
+      </w:pPr>
+      <w:r>
+        <w:rPr>
+          <w:rFonts w:ascii="Calibri" w:hAnsi="Calibri"/>
+          <w:sz w:val="22"/>
+        </w:rPr>
+        <w:t>If token- and type-weighted means are close, repetition changes the reported center little. If they diverge, repeated entries shift the token-weighted profile away from the distinct-vocabulary profile.</w:t>
+      </w:r>
+    </w:p>
+    <w:p>
+      <w:pPr>
+        <w:widowControl/>
+        <w:spacing w:before="0" w:after="120" w:line="300" w:lineRule="auto"/>
+      </w:pPr>
+      <w:r>
+        <w:rPr>
+          <w:rFonts w:ascii="Calibri" w:hAnsi="Calibri"/>
+          <w:sz w:val="22"/>
+        </w:rPr>
+        <w:t>Neither weighting is automatically superior. They answer different questions and should be named explicitly.</w:t>
+      </w:r>
+    </w:p>
+    <w:p>
+      <w:pPr>
+        <w:pStyle w:val="Heading1"/>
+      </w:pPr>
+      <w:r>
+        <w:rPr>
+          <w:rFonts w:ascii="Calibri" w:hAnsi="Calibri"/>
+          <w:sz w:val="22"/>
+        </w:rPr>
+        <w:t>10. Means, Medians, and Dispersion</w:t>
+      </w:r>
+    </w:p>
+    <w:p>
+      <w:pPr>
+        <w:pStyle w:val="Heading2"/>
+      </w:pPr>
+      <w:r>
+        <w:rPr>
+          <w:rFonts w:ascii="Calibri" w:hAnsi="Calibri"/>
+          <w:sz w:val="22"/>
+        </w:rPr>
+        <w:t>Mean</w:t>
+      </w:r>
+    </w:p>
+    <w:p>
+      <w:pPr>
+        <w:widowControl/>
+        <w:spacing w:before="0" w:after="120" w:line="300" w:lineRule="auto"/>
+      </w:pPr>
+      <w:r>
+        <w:rPr>
+          <w:rFonts w:ascii="Calibri" w:hAnsi="Calibri"/>
+          <w:sz w:val="22"/>
+        </w:rPr>
+        <w:t xml:space="preserve">The </w:t>
+      </w:r>
+      <w:r>
+        <w:rPr>
+          <w:rFonts w:ascii="Calibri" w:hAnsi="Calibri"/>
+          <w:b/>
+          <w:sz w:val="22"/>
+        </w:rPr>
+        <w:t>mean</w:t>
+      </w:r>
+      <w:r>
+        <w:rPr>
+          <w:rFonts w:ascii="Calibri" w:hAnsi="Calibri"/>
+          <w:sz w:val="22"/>
+        </w:rPr>
+        <w:t xml:space="preserve"> is the arithmetic average of the included values.</w:t>
+      </w:r>
+    </w:p>
+    <w:p>
+      <w:pPr>
+        <w:pStyle w:val="Formula"/>
+      </w:pPr>
+      <w:r>
+        <w:rPr>
+          <w:rFonts w:ascii="Consolas" w:hAnsi="Consolas"/>
+          <w:color w:val="1F4D78"/>
+          <w:sz w:val="19"/>
+        </w:rPr>
+        <w:t>mean = sum(values) / number_of_values</w:t>
+      </w:r>
+    </w:p>
+    <w:p>
+      <w:pPr>
+        <w:widowControl/>
+        <w:spacing w:before="0" w:after="120" w:line="300" w:lineRule="auto"/>
+      </w:pPr>
+      <w:r>
+        <w:rPr>
+          <w:rFonts w:ascii="Calibri" w:hAnsi="Calibri"/>
+          <w:sz w:val="22"/>
+        </w:rPr>
+        <w:t>A mean identifies a center. It does not show whether the values cluster tightly or contain strong values on both sides.</w:t>
+      </w:r>
+    </w:p>
+    <w:p>
+      <w:pPr>
+        <w:pStyle w:val="Heading2"/>
+      </w:pPr>
+      <w:r>
+        <w:rPr>
+          <w:rFonts w:ascii="Calibri" w:hAnsi="Calibri"/>
+          <w:sz w:val="22"/>
+        </w:rPr>
+        <w:t>Median</w:t>
+      </w:r>
+    </w:p>
+    <w:p>
+      <w:pPr>
+        <w:widowControl/>
+        <w:spacing w:before="0" w:after="120" w:line="300" w:lineRule="auto"/>
+      </w:pPr>
+      <w:r>
+        <w:rPr>
+          <w:rFonts w:ascii="Calibri" w:hAnsi="Calibri"/>
+          <w:sz w:val="22"/>
+        </w:rPr>
+        <w:t xml:space="preserve">The </w:t>
+      </w:r>
+      <w:r>
+        <w:rPr>
+          <w:rFonts w:ascii="Calibri" w:hAnsi="Calibri"/>
+          <w:b/>
+          <w:sz w:val="22"/>
+        </w:rPr>
+        <w:t>median</w:t>
+      </w:r>
+      <w:r>
+        <w:rPr>
+          <w:rFonts w:ascii="Calibri" w:hAnsi="Calibri"/>
+          <w:sz w:val="22"/>
+        </w:rPr>
+        <w:t xml:space="preserve"> is the middle value after sorting. For an even number of values, it is the mean of the two middle values. It is less sensitive than the mean to a small number of extreme values.</w:t>
+      </w:r>
+    </w:p>
+    <w:p>
+      <w:pPr>
+        <w:widowControl/>
+        <w:spacing w:before="0" w:after="120" w:line="300" w:lineRule="auto"/>
+      </w:pPr>
+      <w:r>
+        <w:rPr>
+          <w:rFonts w:ascii="Calibri" w:hAnsi="Calibri"/>
+          <w:sz w:val="22"/>
+        </w:rPr>
+        <w:t>For concreteness, VerseVAD applies the same mean and median definitions to the source 1-5 ratings assigned to included lexical-token positions. Empty or wholly unmatched inputs have missing aggregates, never a neutral midpoint.</w:t>
+      </w:r>
+    </w:p>
+    <w:p>
+      <w:pPr>
+        <w:pStyle w:val="Heading2"/>
+      </w:pPr>
+      <w:r>
+        <w:rPr>
+          <w:rFonts w:ascii="Calibri" w:hAnsi="Calibri"/>
+          <w:sz w:val="22"/>
+        </w:rPr>
+        <w:t>Dispersion of Matched Ratings</w:t>
+      </w:r>
+    </w:p>
+    <w:p>
+      <w:pPr>
+        <w:widowControl/>
+        <w:spacing w:before="0" w:after="120" w:line="300" w:lineRule="auto"/>
+      </w:pPr>
+      <w:r>
+        <w:rPr>
+          <w:rFonts w:ascii="Calibri" w:hAnsi="Calibri"/>
+          <w:b/>
+          <w:sz w:val="22"/>
+        </w:rPr>
+        <w:t>Dispersion</w:t>
+      </w:r>
+      <w:r>
+        <w:rPr>
+          <w:rFonts w:ascii="Calibri" w:hAnsi="Calibri"/>
+          <w:sz w:val="22"/>
+        </w:rPr>
+        <w:t xml:space="preserve"> describes how spread out the included matched ratings are around their center.</w:t>
+      </w:r>
+    </w:p>
+    <w:p>
+      <w:pPr>
+        <w:widowControl/>
+        <w:spacing w:before="0" w:after="120" w:line="300" w:lineRule="auto"/>
+      </w:pPr>
+      <w:r>
+        <w:rPr>
+          <w:rFonts w:ascii="Calibri" w:hAnsi="Calibri"/>
+          <w:sz w:val="22"/>
+        </w:rPr>
+        <w:t xml:space="preserve">VerseVAD reports </w:t>
+      </w:r>
+      <w:r>
+        <w:rPr>
+          <w:rFonts w:ascii="Calibri" w:hAnsi="Calibri"/>
+          <w:b/>
+          <w:sz w:val="22"/>
+        </w:rPr>
+        <w:t>population standard deviation</w:t>
+      </w:r>
+      <w:r>
+        <w:rPr>
+          <w:rFonts w:ascii="Calibri" w:hAnsi="Calibri"/>
+          <w:sz w:val="22"/>
+        </w:rPr>
+        <w:t xml:space="preserve"> for the complete selected matched set:</w:t>
+      </w:r>
+    </w:p>
+    <w:p>
+      <w:pPr>
+        <w:pStyle w:val="Formula"/>
+      </w:pPr>
+      <w:r>
+        <w:rPr>
+          <w:rFonts w:ascii="Consolas" w:hAnsi="Consolas"/>
+          <w:color w:val="1F4D78"/>
+          <w:sz w:val="19"/>
+        </w:rPr>
+        <w:t>SD_population = sqrt(sum((x_i - mean)^2) / N)</w:t>
+      </w:r>
+    </w:p>
+    <w:p>
+      <w:pPr>
+        <w:widowControl/>
+        <w:spacing w:before="0" w:after="120" w:line="300" w:lineRule="auto"/>
+      </w:pPr>
+      <w:r>
+        <w:rPr>
+          <w:rFonts w:ascii="Calibri" w:hAnsi="Calibri"/>
+          <w:sz w:val="22"/>
+        </w:rPr>
+        <w:t>A standard deviation near 0 means the included ratings are tightly clustered. A larger standard deviation means they are more dispersed.</w:t>
+      </w:r>
+    </w:p>
+    <w:p>
+      <w:pPr>
+        <w:widowControl/>
+        <w:spacing w:before="0" w:after="120" w:line="300" w:lineRule="auto"/>
+      </w:pPr>
+      <w:r>
+        <w:rPr>
+          <w:rFonts w:ascii="Calibri" w:hAnsi="Calibri"/>
+          <w:sz w:val="22"/>
+        </w:rPr>
+        <w:t>On the normalized 0-to-1 scale, possible population SD values are bounded, but there is no universal literary threshold for “small” or “large.” Compare like with like: same construct, lexicon, scale, view, weighting, and unit of analysis.</w:t>
+      </w:r>
+    </w:p>
+    <w:p>
+      <w:pPr>
+        <w:pStyle w:val="Heading2"/>
+      </w:pPr>
+      <w:r>
+        <w:rPr>
+          <w:rFonts w:ascii="Calibri" w:hAnsi="Calibri"/>
+          <w:sz w:val="22"/>
+        </w:rPr>
+        <w:t>What Dispersion Does Not Mean</w:t>
+      </w:r>
+    </w:p>
+    <w:p>
+      <w:pPr>
+        <w:widowControl/>
+        <w:spacing w:before="0" w:after="120" w:line="300" w:lineRule="auto"/>
+      </w:pPr>
+      <w:r>
+        <w:rPr>
+          <w:rFonts w:ascii="Calibri" w:hAnsi="Calibri"/>
+          <w:sz w:val="22"/>
+        </w:rPr>
+        <w:t>Work-level dispersion is not:</w:t>
       </w:r>
     </w:p>
     <w:p>
@@ -9471,17 +10422,9 @@
       <w:r>
         <w:rPr>
           <w:rFonts w:ascii="Calibri" w:hAnsi="Calibri"/>
-          <w:b/>
-          <w:sz w:val="22"/>
-        </w:rPr>
-        <w:t>All Matched Observations:</w:t>
-      </w:r>
-      <w:r>
-        <w:rPr>
-          <w:rFonts w:ascii="Calibri" w:hAnsi="Calibri"/>
-          <w:sz w:val="22"/>
-        </w:rPr>
-        <w:t xml:space="preserve"> every included lexicon match.</w:t>
+          <w:sz w:val="22"/>
+        </w:rPr>
+        <w:t>the uncertainty of the work mean;</w:t>
       </w:r>
     </w:p>
     <w:p>
@@ -9497,891 +10440,9 @@
       <w:r>
         <w:rPr>
           <w:rFonts w:ascii="Calibri" w:hAnsi="Calibri"/>
-          <w:b/>
-          <w:sz w:val="22"/>
-        </w:rPr>
-        <w:t>Stopwords Excluded:</w:t>
-      </w:r>
-      <w:r>
-        <w:rPr>
-          <w:rFonts w:ascii="Calibri" w:hAnsi="Calibri"/>
-          <w:sz w:val="22"/>
-        </w:rPr>
-        <w:t xml:space="preserve"> the same matches after the recorded stopword policy removes selected observations from the secondary aggregate.</w:t>
-      </w:r>
-    </w:p>
-    <w:p>
-      <w:pPr>
-        <w:widowControl/>
-        <w:spacing w:before="0" w:after="120" w:line="300" w:lineRule="auto"/>
-      </w:pPr>
-      <w:r>
-        <w:rPr>
-          <w:rFonts w:ascii="Calibri" w:hAnsi="Calibri"/>
-          <w:sz w:val="22"/>
-        </w:rPr>
-        <w:t>The all-matched result is never destroyed.</w:t>
-      </w:r>
-    </w:p>
-    <w:p>
-      <w:pPr>
-        <w:pStyle w:val="Heading2"/>
-      </w:pPr>
-      <w:r>
-        <w:rPr>
-          <w:rFonts w:ascii="Calibri" w:hAnsi="Calibri"/>
-          <w:sz w:val="22"/>
-        </w:rPr>
-        <w:t>Protected Words</w:t>
-      </w:r>
-    </w:p>
-    <w:p>
-      <w:pPr>
-        <w:widowControl/>
-        <w:spacing w:before="0" w:after="120" w:line="300" w:lineRule="auto"/>
-      </w:pPr>
-      <w:r>
-        <w:rPr>
-          <w:rFonts w:ascii="Calibri" w:hAnsi="Calibri"/>
-          <w:sz w:val="22"/>
-        </w:rPr>
-        <w:t xml:space="preserve">VerseVAD protects a documented set of negations, modals, comparatives, and intensifiers from default exclusion. Examples include </w:t>
-      </w:r>
-      <w:r>
-        <w:rPr>
-          <w:rFonts w:ascii="Consolas" w:hAnsi="Consolas"/>
-          <w:color w:val="1F4D78"/>
-          <w:sz w:val="19"/>
-        </w:rPr>
-        <w:t>not</w:t>
-      </w:r>
-      <w:r>
-        <w:rPr>
-          <w:rFonts w:ascii="Calibri" w:hAnsi="Calibri"/>
-          <w:sz w:val="22"/>
-        </w:rPr>
-        <w:t xml:space="preserve">, </w:t>
-      </w:r>
-      <w:r>
-        <w:rPr>
-          <w:rFonts w:ascii="Consolas" w:hAnsi="Consolas"/>
-          <w:color w:val="1F4D78"/>
-          <w:sz w:val="19"/>
-        </w:rPr>
-        <w:t>never</w:t>
-      </w:r>
-      <w:r>
-        <w:rPr>
-          <w:rFonts w:ascii="Calibri" w:hAnsi="Calibri"/>
-          <w:sz w:val="22"/>
-        </w:rPr>
-        <w:t xml:space="preserve">, </w:t>
-      </w:r>
-      <w:r>
-        <w:rPr>
-          <w:rFonts w:ascii="Consolas" w:hAnsi="Consolas"/>
-          <w:color w:val="1F4D78"/>
-          <w:sz w:val="19"/>
-        </w:rPr>
-        <w:t>no</w:t>
-      </w:r>
-      <w:r>
-        <w:rPr>
-          <w:rFonts w:ascii="Calibri" w:hAnsi="Calibri"/>
-          <w:sz w:val="22"/>
-        </w:rPr>
-        <w:t xml:space="preserve">, </w:t>
-      </w:r>
-      <w:r>
-        <w:rPr>
-          <w:rFonts w:ascii="Consolas" w:hAnsi="Consolas"/>
-          <w:color w:val="1F4D78"/>
-          <w:sz w:val="19"/>
-        </w:rPr>
-        <w:t>without</w:t>
-      </w:r>
-      <w:r>
-        <w:rPr>
-          <w:rFonts w:ascii="Calibri" w:hAnsi="Calibri"/>
-          <w:sz w:val="22"/>
-        </w:rPr>
-        <w:t xml:space="preserve">, </w:t>
-      </w:r>
-      <w:r>
-        <w:rPr>
-          <w:rFonts w:ascii="Consolas" w:hAnsi="Consolas"/>
-          <w:color w:val="1F4D78"/>
-          <w:sz w:val="19"/>
-        </w:rPr>
-        <w:t>might</w:t>
-      </w:r>
-      <w:r>
-        <w:rPr>
-          <w:rFonts w:ascii="Calibri" w:hAnsi="Calibri"/>
-          <w:sz w:val="22"/>
-        </w:rPr>
-        <w:t xml:space="preserve">, </w:t>
-      </w:r>
-      <w:r>
-        <w:rPr>
-          <w:rFonts w:ascii="Consolas" w:hAnsi="Consolas"/>
-          <w:color w:val="1F4D78"/>
-          <w:sz w:val="19"/>
-        </w:rPr>
-        <w:t>more</w:t>
-      </w:r>
-      <w:r>
-        <w:rPr>
-          <w:rFonts w:ascii="Calibri" w:hAnsi="Calibri"/>
-          <w:sz w:val="22"/>
-        </w:rPr>
-        <w:t xml:space="preserve">, </w:t>
-      </w:r>
-      <w:r>
-        <w:rPr>
-          <w:rFonts w:ascii="Consolas" w:hAnsi="Consolas"/>
-          <w:color w:val="1F4D78"/>
-          <w:sz w:val="19"/>
-        </w:rPr>
-        <w:t>most</w:t>
-      </w:r>
-      <w:r>
-        <w:rPr>
-          <w:rFonts w:ascii="Calibri" w:hAnsi="Calibri"/>
-          <w:sz w:val="22"/>
-        </w:rPr>
-        <w:t xml:space="preserve">, </w:t>
-      </w:r>
-      <w:r>
-        <w:rPr>
-          <w:rFonts w:ascii="Consolas" w:hAnsi="Consolas"/>
-          <w:color w:val="1F4D78"/>
-          <w:sz w:val="19"/>
-        </w:rPr>
-        <w:t>too</w:t>
-      </w:r>
-      <w:r>
-        <w:rPr>
-          <w:rFonts w:ascii="Calibri" w:hAnsi="Calibri"/>
-          <w:sz w:val="22"/>
-        </w:rPr>
-        <w:t xml:space="preserve">, and </w:t>
-      </w:r>
-      <w:r>
-        <w:rPr>
-          <w:rFonts w:ascii="Consolas" w:hAnsi="Consolas"/>
-          <w:color w:val="1F4D78"/>
-          <w:sz w:val="19"/>
-        </w:rPr>
-        <w:t>very</w:t>
-      </w:r>
-      <w:r>
-        <w:rPr>
-          <w:rFonts w:ascii="Calibri" w:hAnsi="Calibri"/>
-          <w:sz w:val="22"/>
-        </w:rPr>
-        <w:t>.</w:t>
-      </w:r>
-    </w:p>
-    <w:p>
-      <w:pPr>
-        <w:pStyle w:val="Heading2"/>
-      </w:pPr>
-      <w:r>
-        <w:rPr>
-          <w:rFonts w:ascii="Calibri" w:hAnsi="Calibri"/>
-          <w:sz w:val="22"/>
-        </w:rPr>
-        <w:t>Custom Stopword</w:t>
-      </w:r>
-    </w:p>
-    <w:p>
-      <w:pPr>
-        <w:widowControl/>
-        <w:spacing w:before="0" w:after="120" w:line="300" w:lineRule="auto"/>
-      </w:pPr>
-      <w:r>
-        <w:rPr>
-          <w:rFonts w:ascii="Calibri" w:hAnsi="Calibri"/>
-          <w:sz w:val="22"/>
-        </w:rPr>
-        <w:t xml:space="preserve">A </w:t>
-      </w:r>
-      <w:r>
-        <w:rPr>
-          <w:rFonts w:ascii="Calibri" w:hAnsi="Calibri"/>
-          <w:b/>
-          <w:sz w:val="22"/>
-        </w:rPr>
-        <w:t>custom stopword</w:t>
-      </w:r>
-      <w:r>
-        <w:rPr>
-          <w:rFonts w:ascii="Calibri" w:hAnsi="Calibri"/>
-          <w:sz w:val="22"/>
-        </w:rPr>
-        <w:t xml:space="preserve"> is a word the user deliberately adds to the active stopword list for a specific analytical purpose. For example, adding </w:t>
-      </w:r>
-      <w:r>
-        <w:rPr>
-          <w:rFonts w:ascii="Consolas" w:hAnsi="Consolas"/>
-          <w:color w:val="1F4D78"/>
-          <w:sz w:val="19"/>
-        </w:rPr>
-        <w:t>raven</w:t>
-      </w:r>
-      <w:r>
-        <w:rPr>
-          <w:rFonts w:ascii="Calibri" w:hAnsi="Calibri"/>
-          <w:sz w:val="22"/>
-        </w:rPr>
-        <w:t xml:space="preserve"> would make matches to </w:t>
-      </w:r>
-      <w:r>
-        <w:rPr>
-          <w:rFonts w:ascii="Consolas" w:hAnsi="Consolas"/>
-          <w:color w:val="1F4D78"/>
-          <w:sz w:val="19"/>
-        </w:rPr>
-        <w:t>raven</w:t>
-      </w:r>
-      <w:r>
-        <w:rPr>
-          <w:rFonts w:ascii="Calibri" w:hAnsi="Calibri"/>
-          <w:sz w:val="22"/>
-        </w:rPr>
-        <w:t xml:space="preserve"> absent from the stopword-excluded aggregate while preserving them in the all-matched result and audit.</w:t>
-      </w:r>
-    </w:p>
-    <w:p>
-      <w:pPr>
-        <w:widowControl/>
-        <w:spacing w:before="0" w:after="120" w:line="300" w:lineRule="auto"/>
-      </w:pPr>
-      <w:r>
-        <w:rPr>
-          <w:rFonts w:ascii="Calibri" w:hAnsi="Calibri"/>
-          <w:sz w:val="22"/>
-        </w:rPr>
-        <w:t>This is a methodological decision, not a declaration that the word is universally unimportant.</w:t>
-      </w:r>
-    </w:p>
-    <w:p>
-      <w:pPr>
-        <w:pStyle w:val="Heading2"/>
-      </w:pPr>
-      <w:r>
-        <w:rPr>
-          <w:rFonts w:ascii="Calibri" w:hAnsi="Calibri"/>
-          <w:sz w:val="22"/>
-        </w:rPr>
-        <w:t>Content-Focused Coverage</w:t>
-      </w:r>
-    </w:p>
-    <w:p>
-      <w:pPr>
-        <w:pStyle w:val="Formula"/>
-      </w:pPr>
-      <w:r>
-        <w:rPr>
-          <w:rFonts w:ascii="Consolas" w:hAnsi="Consolas"/>
-          <w:color w:val="1F4D78"/>
-          <w:sz w:val="19"/>
-        </w:rPr>
-        <w:t>content_coverage = matched eligible non-stopword token positions / eligible non-stopword token positions</w:t>
-      </w:r>
-    </w:p>
-    <w:p>
-      <w:pPr>
-        <w:widowControl/>
-        <w:spacing w:before="0" w:after="120" w:line="300" w:lineRule="auto"/>
-      </w:pPr>
-      <w:r>
-        <w:rPr>
-          <w:rFonts w:ascii="Calibri" w:hAnsi="Calibri"/>
-          <w:sz w:val="22"/>
-        </w:rPr>
-        <w:t>Content-focused coverage belongs to the stopword-excluded view. It should not be substituted silently for ordinary coverage.</w:t>
-      </w:r>
-    </w:p>
-    <w:p>
-      <w:pPr>
-        <w:pStyle w:val="Heading1"/>
-      </w:pPr>
-      <w:r>
-        <w:rPr>
-          <w:rFonts w:ascii="Calibri" w:hAnsi="Calibri"/>
-          <w:sz w:val="22"/>
-        </w:rPr>
-        <w:t>9. Token-Weighted and Type-Weighted Statistics</w:t>
-      </w:r>
-    </w:p>
-    <w:p>
-      <w:pPr>
-        <w:pStyle w:val="Heading2"/>
-      </w:pPr>
-      <w:r>
-        <w:rPr>
-          <w:rFonts w:ascii="Calibri" w:hAnsi="Calibri"/>
-          <w:sz w:val="22"/>
-        </w:rPr>
-        <w:t>Token-Weighted</w:t>
-      </w:r>
-    </w:p>
-    <w:p>
-      <w:pPr>
-        <w:widowControl/>
-        <w:spacing w:before="0" w:after="120" w:line="300" w:lineRule="auto"/>
-      </w:pPr>
-      <w:r>
-        <w:rPr>
-          <w:rFonts w:ascii="Calibri" w:hAnsi="Calibri"/>
-          <w:sz w:val="22"/>
-        </w:rPr>
-        <w:t xml:space="preserve">In a </w:t>
-      </w:r>
-      <w:r>
-        <w:rPr>
-          <w:rFonts w:ascii="Calibri" w:hAnsi="Calibri"/>
-          <w:b/>
-          <w:sz w:val="22"/>
-        </w:rPr>
-        <w:t>token-weighted</w:t>
-      </w:r>
-      <w:r>
-        <w:rPr>
-          <w:rFonts w:ascii="Calibri" w:hAnsi="Calibri"/>
-          <w:sz w:val="22"/>
-        </w:rPr>
-        <w:t xml:space="preserve"> statistic, every included occurrence contributes.</w:t>
-      </w:r>
-    </w:p>
-    <w:p>
-      <w:pPr>
-        <w:pStyle w:val="Formula"/>
-      </w:pPr>
-      <w:r>
-        <w:rPr>
-          <w:rFonts w:ascii="Consolas" w:hAnsi="Consolas"/>
-          <w:color w:val="1F4D78"/>
-          <w:sz w:val="19"/>
-        </w:rPr>
-        <w:t>mean_token = sum(x_i) / N</w:t>
-      </w:r>
-    </w:p>
-    <w:p>
-      <w:pPr>
-        <w:widowControl/>
-        <w:spacing w:before="0" w:after="120" w:line="300" w:lineRule="auto"/>
-      </w:pPr>
-      <w:r>
-        <w:rPr>
-          <w:rFonts w:ascii="Calibri" w:hAnsi="Calibri"/>
-          <w:sz w:val="22"/>
-        </w:rPr>
-        <w:t xml:space="preserve">where </w:t>
-      </w:r>
-      <w:r>
-        <w:rPr>
-          <w:rFonts w:ascii="Consolas" w:hAnsi="Consolas"/>
-          <w:color w:val="1F4D78"/>
-          <w:sz w:val="19"/>
-        </w:rPr>
-        <w:t>x_i</w:t>
-      </w:r>
-      <w:r>
-        <w:rPr>
-          <w:rFonts w:ascii="Calibri" w:hAnsi="Calibri"/>
-          <w:sz w:val="22"/>
-        </w:rPr>
-        <w:t xml:space="preserve"> is the rating of included occurrence </w:t>
-      </w:r>
-      <w:r>
-        <w:rPr>
-          <w:rFonts w:ascii="Consolas" w:hAnsi="Consolas"/>
-          <w:color w:val="1F4D78"/>
-          <w:sz w:val="19"/>
-        </w:rPr>
-        <w:t>i</w:t>
-      </w:r>
-      <w:r>
-        <w:rPr>
-          <w:rFonts w:ascii="Calibri" w:hAnsi="Calibri"/>
-          <w:sz w:val="22"/>
-        </w:rPr>
-        <w:t xml:space="preserve"> and </w:t>
-      </w:r>
-      <w:r>
-        <w:rPr>
-          <w:rFonts w:ascii="Consolas" w:hAnsi="Consolas"/>
-          <w:color w:val="1F4D78"/>
-          <w:sz w:val="19"/>
-        </w:rPr>
-        <w:t>N</w:t>
-      </w:r>
-      <w:r>
-        <w:rPr>
-          <w:rFonts w:ascii="Calibri" w:hAnsi="Calibri"/>
-          <w:sz w:val="22"/>
-        </w:rPr>
-        <w:t xml:space="preserve"> is the number of included matched observations.</w:t>
-      </w:r>
-    </w:p>
-    <w:p>
-      <w:pPr>
-        <w:widowControl/>
-        <w:spacing w:before="0" w:after="120" w:line="300" w:lineRule="auto"/>
-      </w:pPr>
-      <w:r>
-        <w:rPr>
-          <w:rFonts w:ascii="Calibri" w:hAnsi="Calibri"/>
-          <w:sz w:val="22"/>
-        </w:rPr>
-        <w:t>Question answered: “What affective ratings does a reader encounter across the matched words and accepted phrases, including repetition?”</w:t>
-      </w:r>
-    </w:p>
-    <w:p>
-      <w:pPr>
-        <w:widowControl/>
-        <w:spacing w:before="0" w:after="120" w:line="300" w:lineRule="auto"/>
-      </w:pPr>
-      <w:r>
-        <w:rPr>
-          <w:rFonts w:ascii="Calibri" w:hAnsi="Calibri"/>
-          <w:sz w:val="22"/>
-        </w:rPr>
-        <w:t>Use token weighting when repetition and textual exposure matter.</w:t>
-      </w:r>
-    </w:p>
-    <w:p>
-      <w:pPr>
-        <w:pStyle w:val="Heading2"/>
-      </w:pPr>
-      <w:r>
-        <w:rPr>
-          <w:rFonts w:ascii="Calibri" w:hAnsi="Calibri"/>
-          <w:sz w:val="22"/>
-        </w:rPr>
-        <w:t>Type-Weighted</w:t>
-      </w:r>
-    </w:p>
-    <w:p>
-      <w:pPr>
-        <w:widowControl/>
-        <w:spacing w:before="0" w:after="120" w:line="300" w:lineRule="auto"/>
-      </w:pPr>
-      <w:r>
-        <w:rPr>
-          <w:rFonts w:ascii="Calibri" w:hAnsi="Calibri"/>
-          <w:sz w:val="22"/>
-        </w:rPr>
-        <w:t xml:space="preserve">In a </w:t>
-      </w:r>
-      <w:r>
-        <w:rPr>
-          <w:rFonts w:ascii="Calibri" w:hAnsi="Calibri"/>
-          <w:b/>
-          <w:sz w:val="22"/>
-        </w:rPr>
-        <w:t>type-weighted</w:t>
-      </w:r>
-      <w:r>
-        <w:rPr>
-          <w:rFonts w:ascii="Calibri" w:hAnsi="Calibri"/>
-          <w:sz w:val="22"/>
-        </w:rPr>
-        <w:t xml:space="preserve"> statistic, every distinct matched lexicon entry contributes once.</w:t>
-      </w:r>
-    </w:p>
-    <w:p>
-      <w:pPr>
-        <w:pStyle w:val="Formula"/>
-      </w:pPr>
-      <w:r>
-        <w:rPr>
-          <w:rFonts w:ascii="Consolas" w:hAnsi="Consolas"/>
-          <w:color w:val="1F4D78"/>
-          <w:sz w:val="19"/>
-        </w:rPr>
-        <w:t>mean_type = sum(x_t) / T</w:t>
-      </w:r>
-    </w:p>
-    <w:p>
-      <w:pPr>
-        <w:widowControl/>
-        <w:spacing w:before="0" w:after="120" w:line="300" w:lineRule="auto"/>
-      </w:pPr>
-      <w:r>
-        <w:rPr>
-          <w:rFonts w:ascii="Calibri" w:hAnsi="Calibri"/>
-          <w:sz w:val="22"/>
-        </w:rPr>
-        <w:t xml:space="preserve">where </w:t>
-      </w:r>
-      <w:r>
-        <w:rPr>
-          <w:rFonts w:ascii="Consolas" w:hAnsi="Consolas"/>
-          <w:color w:val="1F4D78"/>
-          <w:sz w:val="19"/>
-        </w:rPr>
-        <w:t>x_t</w:t>
-      </w:r>
-      <w:r>
-        <w:rPr>
-          <w:rFonts w:ascii="Calibri" w:hAnsi="Calibri"/>
-          <w:sz w:val="22"/>
-        </w:rPr>
-        <w:t xml:space="preserve"> is the rating for distinct matched entry </w:t>
-      </w:r>
-      <w:r>
-        <w:rPr>
-          <w:rFonts w:ascii="Consolas" w:hAnsi="Consolas"/>
-          <w:color w:val="1F4D78"/>
-          <w:sz w:val="19"/>
-        </w:rPr>
-        <w:t>t</w:t>
-      </w:r>
-      <w:r>
-        <w:rPr>
-          <w:rFonts w:ascii="Calibri" w:hAnsi="Calibri"/>
-          <w:sz w:val="22"/>
-        </w:rPr>
-        <w:t xml:space="preserve"> and </w:t>
-      </w:r>
-      <w:r>
-        <w:rPr>
-          <w:rFonts w:ascii="Consolas" w:hAnsi="Consolas"/>
-          <w:color w:val="1F4D78"/>
-          <w:sz w:val="19"/>
-        </w:rPr>
-        <w:t>T</w:t>
-      </w:r>
-      <w:r>
-        <w:rPr>
-          <w:rFonts w:ascii="Calibri" w:hAnsi="Calibri"/>
-          <w:sz w:val="22"/>
-        </w:rPr>
-        <w:t xml:space="preserve"> is the number of distinct included matched entries.</w:t>
-      </w:r>
-    </w:p>
-    <w:p>
-      <w:pPr>
-        <w:widowControl/>
-        <w:spacing w:before="0" w:after="120" w:line="300" w:lineRule="auto"/>
-      </w:pPr>
-      <w:r>
-        <w:rPr>
-          <w:rFonts w:ascii="Calibri" w:hAnsi="Calibri"/>
-          <w:sz w:val="22"/>
-        </w:rPr>
-        <w:t>Question answered: “What is the profile of the distinct matched vocabulary inventory if repeated entries count only once?”</w:t>
-      </w:r>
-    </w:p>
-    <w:p>
-      <w:pPr>
-        <w:widowControl/>
-        <w:spacing w:before="0" w:after="120" w:line="300" w:lineRule="auto"/>
-      </w:pPr>
-      <w:r>
-        <w:rPr>
-          <w:rFonts w:ascii="Calibri" w:hAnsi="Calibri"/>
-          <w:sz w:val="22"/>
-        </w:rPr>
-        <w:t>Use type weighting to reduce the influence of repetition.</w:t>
-      </w:r>
-    </w:p>
-    <w:p>
-      <w:pPr>
-        <w:pStyle w:val="Heading2"/>
-      </w:pPr>
-      <w:r>
-        <w:rPr>
-          <w:rFonts w:ascii="Calibri" w:hAnsi="Calibri"/>
-          <w:sz w:val="22"/>
-        </w:rPr>
-        <w:t>Interpreting Their Difference</w:t>
-      </w:r>
-    </w:p>
-    <w:p>
-      <w:pPr>
-        <w:widowControl/>
-        <w:spacing w:before="0" w:after="120" w:line="300" w:lineRule="auto"/>
-      </w:pPr>
-      <w:r>
-        <w:rPr>
-          <w:rFonts w:ascii="Calibri" w:hAnsi="Calibri"/>
-          <w:sz w:val="22"/>
-        </w:rPr>
-        <w:t>If token- and type-weighted means are close, repetition changes the reported center little. If they diverge, repeated entries shift the token-weighted profile away from the distinct-vocabulary profile.</w:t>
-      </w:r>
-    </w:p>
-    <w:p>
-      <w:pPr>
-        <w:widowControl/>
-        <w:spacing w:before="0" w:after="120" w:line="300" w:lineRule="auto"/>
-      </w:pPr>
-      <w:r>
-        <w:rPr>
-          <w:rFonts w:ascii="Calibri" w:hAnsi="Calibri"/>
-          <w:sz w:val="22"/>
-        </w:rPr>
-        <w:t>Neither weighting is automatically superior. They answer different questions and should be named explicitly.</w:t>
-      </w:r>
-    </w:p>
-    <w:p>
-      <w:pPr>
-        <w:pStyle w:val="Heading1"/>
-      </w:pPr>
-      <w:r>
-        <w:rPr>
-          <w:rFonts w:ascii="Calibri" w:hAnsi="Calibri"/>
-          <w:sz w:val="22"/>
-        </w:rPr>
-        <w:t>10. Means, Medians, and Dispersion</w:t>
-      </w:r>
-    </w:p>
-    <w:p>
-      <w:pPr>
-        <w:pStyle w:val="Heading2"/>
-      </w:pPr>
-      <w:r>
-        <w:rPr>
-          <w:rFonts w:ascii="Calibri" w:hAnsi="Calibri"/>
-          <w:sz w:val="22"/>
-        </w:rPr>
-        <w:t>Mean</w:t>
-      </w:r>
-    </w:p>
-    <w:p>
-      <w:pPr>
-        <w:widowControl/>
-        <w:spacing w:before="0" w:after="120" w:line="300" w:lineRule="auto"/>
-      </w:pPr>
-      <w:r>
-        <w:rPr>
-          <w:rFonts w:ascii="Calibri" w:hAnsi="Calibri"/>
-          <w:sz w:val="22"/>
-        </w:rPr>
-        <w:t xml:space="preserve">The </w:t>
-      </w:r>
-      <w:r>
-        <w:rPr>
-          <w:rFonts w:ascii="Calibri" w:hAnsi="Calibri"/>
-          <w:b/>
-          <w:sz w:val="22"/>
-        </w:rPr>
-        <w:t>mean</w:t>
-      </w:r>
-      <w:r>
-        <w:rPr>
-          <w:rFonts w:ascii="Calibri" w:hAnsi="Calibri"/>
-          <w:sz w:val="22"/>
-        </w:rPr>
-        <w:t xml:space="preserve"> is the arithmetic average of the included values.</w:t>
-      </w:r>
-    </w:p>
-    <w:p>
-      <w:pPr>
-        <w:pStyle w:val="Formula"/>
-      </w:pPr>
-      <w:r>
-        <w:rPr>
-          <w:rFonts w:ascii="Consolas" w:hAnsi="Consolas"/>
-          <w:color w:val="1F4D78"/>
-          <w:sz w:val="19"/>
-        </w:rPr>
-        <w:t>mean = sum(values) / number_of_values</w:t>
-      </w:r>
-    </w:p>
-    <w:p>
-      <w:pPr>
-        <w:widowControl/>
-        <w:spacing w:before="0" w:after="120" w:line="300" w:lineRule="auto"/>
-      </w:pPr>
-      <w:r>
-        <w:rPr>
-          <w:rFonts w:ascii="Calibri" w:hAnsi="Calibri"/>
-          <w:sz w:val="22"/>
-        </w:rPr>
-        <w:t>A mean identifies a center. It does not show whether the values cluster tightly or contain strong values on both sides.</w:t>
-      </w:r>
-    </w:p>
-    <w:p>
-      <w:pPr>
-        <w:pStyle w:val="Heading2"/>
-      </w:pPr>
-      <w:r>
-        <w:rPr>
-          <w:rFonts w:ascii="Calibri" w:hAnsi="Calibri"/>
-          <w:sz w:val="22"/>
-        </w:rPr>
-        <w:t>Median</w:t>
-      </w:r>
-    </w:p>
-    <w:p>
-      <w:pPr>
-        <w:widowControl/>
-        <w:spacing w:before="0" w:after="120" w:line="300" w:lineRule="auto"/>
-      </w:pPr>
-      <w:r>
-        <w:rPr>
-          <w:rFonts w:ascii="Calibri" w:hAnsi="Calibri"/>
-          <w:sz w:val="22"/>
-        </w:rPr>
-        <w:t xml:space="preserve">The </w:t>
-      </w:r>
-      <w:r>
-        <w:rPr>
-          <w:rFonts w:ascii="Calibri" w:hAnsi="Calibri"/>
-          <w:b/>
-          <w:sz w:val="22"/>
-        </w:rPr>
-        <w:t>median</w:t>
-      </w:r>
-      <w:r>
-        <w:rPr>
-          <w:rFonts w:ascii="Calibri" w:hAnsi="Calibri"/>
-          <w:sz w:val="22"/>
-        </w:rPr>
-        <w:t xml:space="preserve"> is the middle value after sorting. For an even number of values, it is the mean of the two middle values. It is less sensitive than the mean to a small number of extreme values.</w:t>
-      </w:r>
-    </w:p>
-    <w:p>
-      <w:pPr>
-        <w:widowControl/>
-        <w:spacing w:before="0" w:after="120" w:line="300" w:lineRule="auto"/>
-      </w:pPr>
-      <w:r>
-        <w:rPr>
-          <w:rFonts w:ascii="Calibri" w:hAnsi="Calibri"/>
-          <w:sz w:val="22"/>
-        </w:rPr>
-        <w:t>For concreteness, VerseVAD applies the same mean and median definitions to the source 1-5 ratings assigned to included lexical-token positions. Empty or wholly unmatched inputs have missing aggregates, never a neutral midpoint.</w:t>
-      </w:r>
-    </w:p>
-    <w:p>
-      <w:pPr>
-        <w:pStyle w:val="Heading2"/>
-      </w:pPr>
-      <w:r>
-        <w:rPr>
-          <w:rFonts w:ascii="Calibri" w:hAnsi="Calibri"/>
-          <w:sz w:val="22"/>
-        </w:rPr>
-        <w:t>Dispersion of Matched Ratings</w:t>
-      </w:r>
-    </w:p>
-    <w:p>
-      <w:pPr>
-        <w:widowControl/>
-        <w:spacing w:before="0" w:after="120" w:line="300" w:lineRule="auto"/>
-      </w:pPr>
-      <w:r>
-        <w:rPr>
-          <w:rFonts w:ascii="Calibri" w:hAnsi="Calibri"/>
-          <w:b/>
-          <w:sz w:val="22"/>
-        </w:rPr>
-        <w:t>Dispersion</w:t>
-      </w:r>
-      <w:r>
-        <w:rPr>
-          <w:rFonts w:ascii="Calibri" w:hAnsi="Calibri"/>
-          <w:sz w:val="22"/>
-        </w:rPr>
-        <w:t xml:space="preserve"> describes how spread out the included matched ratings are around their center.</w:t>
-      </w:r>
-    </w:p>
-    <w:p>
-      <w:pPr>
-        <w:widowControl/>
-        <w:spacing w:before="0" w:after="120" w:line="300" w:lineRule="auto"/>
-      </w:pPr>
-      <w:r>
-        <w:rPr>
-          <w:rFonts w:ascii="Calibri" w:hAnsi="Calibri"/>
-          <w:sz w:val="22"/>
-        </w:rPr>
-        <w:t xml:space="preserve">VerseVAD reports </w:t>
-      </w:r>
-      <w:r>
-        <w:rPr>
-          <w:rFonts w:ascii="Calibri" w:hAnsi="Calibri"/>
-          <w:b/>
-          <w:sz w:val="22"/>
-        </w:rPr>
-        <w:t>population standard deviation</w:t>
-      </w:r>
-      <w:r>
-        <w:rPr>
-          <w:rFonts w:ascii="Calibri" w:hAnsi="Calibri"/>
-          <w:sz w:val="22"/>
-        </w:rPr>
-        <w:t xml:space="preserve"> for the complete selected matched set:</w:t>
-      </w:r>
-    </w:p>
-    <w:p>
-      <w:pPr>
-        <w:pStyle w:val="Formula"/>
-      </w:pPr>
-      <w:r>
-        <w:rPr>
-          <w:rFonts w:ascii="Consolas" w:hAnsi="Consolas"/>
-          <w:color w:val="1F4D78"/>
-          <w:sz w:val="19"/>
-        </w:rPr>
-        <w:t>SD_population = sqrt(sum((x_i - mean)^2) / N)</w:t>
-      </w:r>
-    </w:p>
-    <w:p>
-      <w:pPr>
-        <w:widowControl/>
-        <w:spacing w:before="0" w:after="120" w:line="300" w:lineRule="auto"/>
-      </w:pPr>
-      <w:r>
-        <w:rPr>
-          <w:rFonts w:ascii="Calibri" w:hAnsi="Calibri"/>
-          <w:sz w:val="22"/>
-        </w:rPr>
-        <w:t>A standard deviation near 0 means the included ratings are tightly clustered. A larger standard deviation means they are more dispersed.</w:t>
-      </w:r>
-    </w:p>
-    <w:p>
-      <w:pPr>
-        <w:widowControl/>
-        <w:spacing w:before="0" w:after="120" w:line="300" w:lineRule="auto"/>
-      </w:pPr>
-      <w:r>
-        <w:rPr>
-          <w:rFonts w:ascii="Calibri" w:hAnsi="Calibri"/>
-          <w:sz w:val="22"/>
-        </w:rPr>
-        <w:t>On the normalized 0-to-1 scale, possible population SD values are bounded, but there is no universal literary threshold for “small” or “large.” Compare like with like: same construct, lexicon, scale, view, weighting, and unit of analysis.</w:t>
-      </w:r>
-    </w:p>
-    <w:p>
-      <w:pPr>
-        <w:pStyle w:val="Heading2"/>
-      </w:pPr>
-      <w:r>
-        <w:rPr>
-          <w:rFonts w:ascii="Calibri" w:hAnsi="Calibri"/>
-          <w:sz w:val="22"/>
-        </w:rPr>
-        <w:t>What Dispersion Does Not Mean</w:t>
-      </w:r>
-    </w:p>
-    <w:p>
-      <w:pPr>
-        <w:widowControl/>
-        <w:spacing w:before="0" w:after="120" w:line="300" w:lineRule="auto"/>
-      </w:pPr>
-      <w:r>
-        <w:rPr>
-          <w:rFonts w:ascii="Calibri" w:hAnsi="Calibri"/>
-          <w:sz w:val="22"/>
-        </w:rPr>
-        <w:t>Work-level dispersion is not:</w:t>
+          <w:sz w:val="22"/>
+        </w:rPr>
+        <w:t>a confidence interval;</w:t>
       </w:r>
     </w:p>
     <w:p>
@@ -10399,7 +10460,7 @@
           <w:rFonts w:ascii="Calibri" w:hAnsi="Calibri"/>
           <w:sz w:val="22"/>
         </w:rPr>
-        <w:t>the uncertainty of the work mean;</w:t>
+        <w:t>statistical significance;</w:t>
       </w:r>
     </w:p>
     <w:p>
@@ -10417,7 +10478,7 @@
           <w:rFonts w:ascii="Calibri" w:hAnsi="Calibri"/>
           <w:sz w:val="22"/>
         </w:rPr>
-        <w:t>a confidence interval;</w:t>
+        <w:t>disagreement among lexicon raters;</w:t>
       </w:r>
     </w:p>
     <w:p>
@@ -10435,42 +10496,6 @@
           <w:rFonts w:ascii="Calibri" w:hAnsi="Calibri"/>
           <w:sz w:val="22"/>
         </w:rPr>
-        <w:t>statistical significance;</w:t>
-      </w:r>
-    </w:p>
-    <w:p>
-      <w:pPr>
-        <w:widowControl/>
-        <w:numPr>
-          <w:ilvl w:val="0"/>
-          <w:numId w:val="10"/>
-        </w:numPr>
-        <w:spacing w:before="0" w:after="80" w:line="300" w:lineRule="auto"/>
-        <w:ind w:left="540" w:hanging="271"/>
-      </w:pPr>
-      <w:r>
-        <w:rPr>
-          <w:rFonts w:ascii="Calibri" w:hAnsi="Calibri"/>
-          <w:sz w:val="22"/>
-        </w:rPr>
-        <w:t>disagreement among lexicon raters;</w:t>
-      </w:r>
-    </w:p>
-    <w:p>
-      <w:pPr>
-        <w:widowControl/>
-        <w:numPr>
-          <w:ilvl w:val="0"/>
-          <w:numId w:val="10"/>
-        </w:numPr>
-        <w:spacing w:before="0" w:after="80" w:line="300" w:lineRule="auto"/>
-        <w:ind w:left="540" w:hanging="271"/>
-      </w:pPr>
-      <w:r>
-        <w:rPr>
-          <w:rFonts w:ascii="Calibri" w:hAnsi="Calibri"/>
-          <w:sz w:val="22"/>
-        </w:rPr>
         <w:t>ambiguity in the poem.</w:t>
       </w:r>
     </w:p>
@@ -10511,7 +10536,7 @@
           <w:rFonts w:ascii="Calibri" w:hAnsi="Calibri"/>
           <w:sz w:val="22"/>
         </w:rPr>
-        <w:t>11. Stopword Sensitivity</w:t>
+        <w:t>11. Comparing Report Profiles</w:t>
       </w:r>
     </w:p>
     <w:p>
@@ -10522,17 +10547,9 @@
       <w:r>
         <w:rPr>
           <w:rFonts w:ascii="Calibri" w:hAnsi="Calibri"/>
-          <w:b/>
-          <w:sz w:val="22"/>
-        </w:rPr>
-        <w:t>Stopword sensitivity</w:t>
-      </w:r>
-      <w:r>
-        <w:rPr>
-          <w:rFonts w:ascii="Calibri" w:hAnsi="Calibri"/>
-          <w:sz w:val="22"/>
-        </w:rPr>
-        <w:t xml:space="preserve"> reports how much a statistic changes when moving from all matched observations to the stopword-excluded view.</w:t>
+          <w:sz w:val="22"/>
+        </w:rPr>
+        <w:t>VerseVAD presents selected scope/weighting combinations directly rather than adding a redundant sensitivity score. A researcher may calculate a contrast from two explicitly named rows:</w:t>
       </w:r>
     </w:p>
     <w:p>
@@ -10545,283 +10562,8 @@
           <w:color w:val="1F4D78"/>
           <w:sz w:val="19"/>
         </w:rPr>
-        <w:t>sensitivity = stopwords_excluded_value - all_matched_value</w:t>
-      </w:r>
-    </w:p>
-    <w:tbl>
-      <w:tblPr>
-        <w:tblStyle w:val="TableGrid"/>
-        <w:tblW w:type="dxa" w:w="9360"/>
-        <w:jc w:val="left"/>
-        <w:tblLayout w:type="fixed"/>
-        <w:tblLook w:firstColumn="1" w:firstRow="1" w:lastColumn="0" w:lastRow="0" w:noHBand="0" w:noVBand="1" w:val="04A0"/>
-        <w:tblInd w:w="120" w:type="dxa"/>
-        <w:tblBorders>
-          <w:top w:val="single" w:sz="4" w:space="0" w:color="C9D1D8"/>
-          <w:left w:val="single" w:sz="4" w:space="0" w:color="C9D1D8"/>
-          <w:bottom w:val="single" w:sz="4" w:space="0" w:color="C9D1D8"/>
-          <w:right w:val="single" w:sz="4" w:space="0" w:color="C9D1D8"/>
-          <w:insideH w:val="single" w:sz="4" w:space="0" w:color="C9D1D8"/>
-          <w:insideV w:val="single" w:sz="4" w:space="0" w:color="C9D1D8"/>
-        </w:tblBorders>
-      </w:tblPr>
-      <w:tblGrid>
-        <w:gridCol w:w="2700"/>
-        <w:gridCol w:w="6660"/>
-      </w:tblGrid>
-      <w:tr>
-        <w:trPr>
-          <w:cantSplit w:val="true"/>
-          <w:tblHeader w:val="true"/>
-        </w:trPr>
-        <w:tc>
-          <w:tcPr>
-            <w:tcW w:type="dxa" w:w="2700"/>
-            <w:vAlign w:val="center"/>
-            <w:tcMar>
-              <w:top w:w="80" w:type="dxa"/>
-              <w:bottom w:w="80" w:type="dxa"/>
-              <w:start w:w="120" w:type="dxa"/>
-              <w:end w:w="120" w:type="dxa"/>
-            </w:tcMar>
-            <w:shd w:fill="E8EEF5"/>
-          </w:tcPr>
-          <w:p>
-            <w:pPr>
-              <w:keepNext/>
-              <w:widowControl/>
-              <w:spacing w:before="0" w:after="0" w:line="252" w:lineRule="auto"/>
-            </w:pPr>
-            <w:r>
-              <w:rPr>
-                <w:b/>
-                <w:color w:val="193247"/>
-              </w:rPr>
-            </w:r>
-            <w:r>
-              <w:rPr>
-                <w:rFonts w:ascii="Calibri" w:hAnsi="Calibri"/>
-                <w:b/>
-                <w:color w:val="193247"/>
-                <w:sz w:val="18"/>
-              </w:rPr>
-              <w:t>Sign</w:t>
-            </w:r>
-          </w:p>
-        </w:tc>
-        <w:tc>
-          <w:tcPr>
-            <w:tcW w:type="dxa" w:w="6660"/>
-            <w:vAlign w:val="center"/>
-            <w:tcMar>
-              <w:top w:w="80" w:type="dxa"/>
-              <w:bottom w:w="80" w:type="dxa"/>
-              <w:start w:w="120" w:type="dxa"/>
-              <w:end w:w="120" w:type="dxa"/>
-            </w:tcMar>
-            <w:shd w:fill="E8EEF5"/>
-          </w:tcPr>
-          <w:p>
-            <w:pPr>
-              <w:keepNext/>
-              <w:widowControl/>
-              <w:spacing w:before="0" w:after="0" w:line="252" w:lineRule="auto"/>
-            </w:pPr>
-            <w:r>
-              <w:rPr>
-                <w:b/>
-                <w:color w:val="193247"/>
-              </w:rPr>
-            </w:r>
-            <w:r>
-              <w:rPr>
-                <w:rFonts w:ascii="Calibri" w:hAnsi="Calibri"/>
-                <w:b/>
-                <w:color w:val="193247"/>
-                <w:sz w:val="18"/>
-              </w:rPr>
-              <w:t>Meaning</w:t>
-            </w:r>
-          </w:p>
-        </w:tc>
-      </w:tr>
-      <w:tr>
-        <w:trPr>
-          <w:cantSplit w:val="true"/>
-        </w:trPr>
-        <w:tc>
-          <w:tcPr>
-            <w:tcW w:type="dxa" w:w="2700"/>
-            <w:vAlign w:val="center"/>
-            <w:tcMar>
-              <w:top w:w="80" w:type="dxa"/>
-              <w:bottom w:w="80" w:type="dxa"/>
-              <w:start w:w="120" w:type="dxa"/>
-              <w:end w:w="120" w:type="dxa"/>
-            </w:tcMar>
-          </w:tcPr>
-          <w:p>
-            <w:pPr>
-              <w:widowControl/>
-              <w:spacing w:before="0" w:after="0" w:line="252" w:lineRule="auto"/>
-            </w:pPr>
-            <w:r/>
-            <w:r>
-              <w:rPr>
-                <w:rFonts w:ascii="Calibri" w:hAnsi="Calibri"/>
-                <w:sz w:val="18"/>
-              </w:rPr>
-              <w:t>Positive</w:t>
-            </w:r>
-          </w:p>
-        </w:tc>
-        <w:tc>
-          <w:tcPr>
-            <w:tcW w:type="dxa" w:w="6660"/>
-            <w:vAlign w:val="center"/>
-            <w:tcMar>
-              <w:top w:w="80" w:type="dxa"/>
-              <w:bottom w:w="80" w:type="dxa"/>
-              <w:start w:w="120" w:type="dxa"/>
-              <w:end w:w="120" w:type="dxa"/>
-            </w:tcMar>
-          </w:tcPr>
-          <w:p>
-            <w:pPr>
-              <w:widowControl/>
-              <w:spacing w:before="0" w:after="0" w:line="252" w:lineRule="auto"/>
-            </w:pPr>
-            <w:r/>
-            <w:r>
-              <w:rPr>
-                <w:rFonts w:ascii="Calibri" w:hAnsi="Calibri"/>
-                <w:sz w:val="18"/>
-              </w:rPr>
-              <w:t>The stopword-excluded statistic is higher</w:t>
-            </w:r>
-          </w:p>
-        </w:tc>
-      </w:tr>
-      <w:tr>
-        <w:trPr>
-          <w:cantSplit w:val="true"/>
-        </w:trPr>
-        <w:tc>
-          <w:tcPr>
-            <w:tcW w:type="dxa" w:w="2700"/>
-            <w:vAlign w:val="center"/>
-            <w:tcMar>
-              <w:top w:w="80" w:type="dxa"/>
-              <w:bottom w:w="80" w:type="dxa"/>
-              <w:start w:w="120" w:type="dxa"/>
-              <w:end w:w="120" w:type="dxa"/>
-            </w:tcMar>
-          </w:tcPr>
-          <w:p>
-            <w:pPr>
-              <w:widowControl/>
-              <w:spacing w:before="0" w:after="0" w:line="252" w:lineRule="auto"/>
-            </w:pPr>
-            <w:r/>
-            <w:r>
-              <w:rPr>
-                <w:rFonts w:ascii="Calibri" w:hAnsi="Calibri"/>
-                <w:sz w:val="18"/>
-              </w:rPr>
-              <w:t>Negative</w:t>
-            </w:r>
-          </w:p>
-        </w:tc>
-        <w:tc>
-          <w:tcPr>
-            <w:tcW w:type="dxa" w:w="6660"/>
-            <w:vAlign w:val="center"/>
-            <w:tcMar>
-              <w:top w:w="80" w:type="dxa"/>
-              <w:bottom w:w="80" w:type="dxa"/>
-              <w:start w:w="120" w:type="dxa"/>
-              <w:end w:w="120" w:type="dxa"/>
-            </w:tcMar>
-          </w:tcPr>
-          <w:p>
-            <w:pPr>
-              <w:widowControl/>
-              <w:spacing w:before="0" w:after="0" w:line="252" w:lineRule="auto"/>
-            </w:pPr>
-            <w:r/>
-            <w:r>
-              <w:rPr>
-                <w:rFonts w:ascii="Calibri" w:hAnsi="Calibri"/>
-                <w:sz w:val="18"/>
-              </w:rPr>
-              <w:t>The stopword-excluded statistic is lower</w:t>
-            </w:r>
-          </w:p>
-        </w:tc>
-      </w:tr>
-      <w:tr>
-        <w:trPr>
-          <w:cantSplit w:val="true"/>
-        </w:trPr>
-        <w:tc>
-          <w:tcPr>
-            <w:tcW w:type="dxa" w:w="2700"/>
-            <w:vAlign w:val="center"/>
-            <w:tcMar>
-              <w:top w:w="80" w:type="dxa"/>
-              <w:bottom w:w="80" w:type="dxa"/>
-              <w:start w:w="120" w:type="dxa"/>
-              <w:end w:w="120" w:type="dxa"/>
-            </w:tcMar>
-          </w:tcPr>
-          <w:p>
-            <w:pPr>
-              <w:widowControl/>
-              <w:spacing w:before="0" w:after="0" w:line="252" w:lineRule="auto"/>
-            </w:pPr>
-            <w:r/>
-            <w:r>
-              <w:rPr>
-                <w:rFonts w:ascii="Calibri" w:hAnsi="Calibri"/>
-                <w:sz w:val="18"/>
-              </w:rPr>
-              <w:t>Near zero</w:t>
-            </w:r>
-          </w:p>
-        </w:tc>
-        <w:tc>
-          <w:tcPr>
-            <w:tcW w:type="dxa" w:w="6660"/>
-            <w:vAlign w:val="center"/>
-            <w:tcMar>
-              <w:top w:w="80" w:type="dxa"/>
-              <w:bottom w:w="80" w:type="dxa"/>
-              <w:start w:w="120" w:type="dxa"/>
-              <w:end w:w="120" w:type="dxa"/>
-            </w:tcMar>
-          </w:tcPr>
-          <w:p>
-            <w:pPr>
-              <w:widowControl/>
-              <w:spacing w:before="0" w:after="0" w:line="252" w:lineRule="auto"/>
-            </w:pPr>
-            <w:r/>
-            <w:r>
-              <w:rPr>
-                <w:rFonts w:ascii="Calibri" w:hAnsi="Calibri"/>
-                <w:sz w:val="18"/>
-              </w:rPr>
-              <w:t>That statistic changes little under this policy</w:t>
-            </w:r>
-          </w:p>
-        </w:tc>
-      </w:tr>
-    </w:tbl>
-    <w:p>
-      <w:pPr>
-        <w:widowControl/>
-        <w:spacing w:before="0" w:after="60" w:line="240" w:lineRule="auto"/>
-      </w:pPr>
+        <w:t>profile difference = comparison profile value - reference profile value</w:t>
+      </w:r>
     </w:p>
     <w:p>
       <w:pPr>
@@ -10833,20 +10575,7 @@
           <w:rFonts w:ascii="Calibri" w:hAnsi="Calibri"/>
           <w:sz w:val="22"/>
         </w:rPr>
-        <w:t>Use the signed result, its absolute size, the active stopword policy, and both underlying values.</w:t>
-      </w:r>
-    </w:p>
-    <w:p>
-      <w:pPr>
-        <w:widowControl/>
-        <w:spacing w:before="0" w:after="120" w:line="300" w:lineRule="auto"/>
-      </w:pPr>
-      <w:r>
-        <w:rPr>
-          <w:rFonts w:ascii="Calibri" w:hAnsi="Calibri"/>
-          <w:sz w:val="22"/>
-        </w:rPr>
-        <w:t>There is no universal threshold at which a difference becomes “robust,” “significant,” or “important.” Stopword sensitivity is a descriptive comparison, not an inferential test.</w:t>
+        <w:t>The sign indicates direction. There is no universal threshold at which such a difference becomes robust, significant, or important. The same lexicon, metric, scale, phrase policy, and other settings must be held constant.</w:t>
       </w:r>
     </w:p>
     <w:p>
@@ -12644,7 +12373,7 @@
           <w:rFonts w:ascii="Calibri" w:hAnsi="Calibri"/>
           <w:sz w:val="22"/>
         </w:rPr>
-        <w:t>PoetryID profile prevalence is calculated only within one compatible VAD source, analysis view, weighting, and threshold configuration. Its map counts, continuous work positions, and token/type differences do not create one corpus-wide emotional identity.</w:t>
+        <w:t>PoetryID profile prevalence is calculated only within one compatible VAD source, lexical scope, weighting, and threshold configuration. Its map counts, continuous work positions, and token/type differences do not create one corpus-wide emotional identity.</w:t>
       </w:r>
     </w:p>
     <w:p>
@@ -13863,7 +13592,7 @@
           <w:rFonts w:ascii="Calibri" w:hAnsi="Calibri"/>
           <w:sz w:val="22"/>
         </w:rPr>
-        <w:t>Example D: Stopword Sensitivity</w:t>
+        <w:t>Example D: Comparing Lexical Scopes</w:t>
       </w:r>
     </w:p>
     <w:p>
@@ -13876,7 +13605,7 @@
           <w:rFonts w:ascii="Calibri" w:hAnsi="Calibri"/>
           <w:sz w:val="22"/>
         </w:rPr>
-        <w:t xml:space="preserve">Suppose all-matched token-weighted arousal is </w:t>
+        <w:t xml:space="preserve">Suppose All lexical tokens / Token-weighted arousal is </w:t>
       </w:r>
       <w:r>
         <w:rPr>
@@ -13891,7 +13620,7 @@
           <w:rFonts w:ascii="Calibri" w:hAnsi="Calibri"/>
           <w:sz w:val="22"/>
         </w:rPr>
-        <w:t xml:space="preserve"> and stopwords-excluded arousal is </w:t>
+        <w:t xml:space="preserve"> and Stopword-excluded / Token-weighted arousal is </w:t>
       </w:r>
       <w:r>
         <w:rPr>
@@ -13919,7 +13648,7 @@
           <w:color w:val="1F4D78"/>
           <w:sz w:val="19"/>
         </w:rPr>
-        <w:t>sensitivity = 0.54 - 0.48 = +0.06</w:t>
+        <w:t>scope difference = 0.54 - 0.48 = +0.06</w:t>
       </w:r>
     </w:p>
     <w:p>
@@ -13932,7 +13661,7 @@
           <w:rFonts w:ascii="Calibri" w:hAnsi="Calibri"/>
           <w:sz w:val="22"/>
         </w:rPr>
-        <w:t>Interpretation: under this recorded stopword policy, the content-focused arousal mean is 0.06 higher on the normalized scale. The calculation alone does not establish whether that difference is substantively important.</w:t>
+        <w:t>Interpretation: under this recorded stopword policy, the stopword-excluded arousal mean is 0.06 higher on the normalized scale. This is a researcher-made contrast between two report profiles, not a separate VerseVAD metric or an inferential test.</w:t>
       </w:r>
     </w:p>
     <w:p>
@@ -14064,7 +13793,7 @@
           <w:rFonts w:ascii="Calibri" w:hAnsi="Calibri"/>
           <w:sz w:val="22"/>
         </w:rPr>
-        <w:t xml:space="preserve">“Using NRC VAD v2.1 on the normalized 0-to-1 scale, the all-matched token-weighted mean normative valence was 0.61 across 84 included observations, with 78% lexical-token coverage. The type-weighted mean was 0.54, indicating that repetition shifted the occurrence-sensitive profile upward. Population SD was 0.19. The largest above-midpoint contributors were </w:t>
+        <w:t xml:space="preserve">“Using NRC VAD v2.1 on the normalized 0-to-1 scale, the All lexical tokens / Token-weighted mean normative valence was 0.61 across 84 included observations, with 78% lexical-token coverage. The All lexical tokens / Type-weighted mean was 0.54, indicating that repetition shifted the occurrence-sensitive profile upward. Population SD was 0.19. The largest above-midpoint contributors were </w:t>
       </w:r>
       <w:r>
         <w:rPr>
@@ -15136,7 +14865,20 @@
           <w:rFonts w:ascii="Calibri" w:hAnsi="Calibri"/>
           <w:sz w:val="22"/>
         </w:rPr>
-        <w:t>analysis view when applicable: all matched or stopwords excluded;</w:t>
+        <w:t>lexical scope when applicable: all lexical tokens, stopword-excluded, or</w:t>
+      </w:r>
+    </w:p>
+    <w:p>
+      <w:pPr>
+        <w:widowControl/>
+        <w:spacing w:before="0" w:after="120" w:line="300" w:lineRule="auto"/>
+      </w:pPr>
+      <w:r>
+        <w:rPr>
+          <w:rFonts w:ascii="Calibri" w:hAnsi="Calibri"/>
+          <w:sz w:val="22"/>
+        </w:rPr>
+        <w:t xml:space="preserve">  content words only;</w:t>
       </w:r>
     </w:p>
     <w:p>
@@ -15190,7 +14932,7 @@
           <w:rFonts w:ascii="Calibri" w:hAnsi="Calibri"/>
           <w:sz w:val="22"/>
         </w:rPr>
-        <w:t>Frequency or AoA scope when relevant: all lexical tokens or contextual content words only;</w:t>
+        <w:t>report-profile scope and weighting for every compatible lexical metric;</w:t>
       </w:r>
     </w:p>
     <w:p>
@@ -15535,7 +15277,7 @@
           <w:b/>
           <w:sz w:val="22"/>
         </w:rPr>
-        <w:t>[analysis view or optional-module scope when applicable]</w:t>
+        <w:t>[lexical scope or fixed profile]</w:t>
       </w:r>
       <w:r>
         <w:rPr>
@@ -15550,7 +15292,7 @@
           <w:b/>
           <w:sz w:val="22"/>
         </w:rPr>
-        <w:t>[weighting]</w:t>
+        <w:t>[weighting when applicable]</w:t>
       </w:r>
       <w:r>
         <w:rPr>
@@ -15595,7 +15337,7 @@
           <w:b/>
           <w:sz w:val="22"/>
         </w:rPr>
-        <w:t>[Dispersion, contributors, response evidence, relationship, sensitivity, PoetryID boundary/neighbor evidence, or corpus divergence]</w:t>
+        <w:t>[Dispersion, contributors, response evidence, profile contrast, PoetryID boundary/neighbor evidence, or corpus divergence]</w:t>
       </w:r>
       <w:r>
         <w:rPr>
@@ -15911,7 +15653,7 @@
                 <w:rFonts w:ascii="Calibri" w:hAnsi="Calibri"/>
                 <w:sz w:val="18"/>
               </w:rPr>
-              <w:t>Analysis view</w:t>
+              <w:t>Lexical scope</w:t>
             </w:r>
           </w:p>
         </w:tc>
@@ -15937,7 +15679,7 @@
                 <w:rFonts w:ascii="Calibri" w:hAnsi="Calibri"/>
                 <w:sz w:val="18"/>
               </w:rPr>
-              <w:t>All matched observations or stopwords excluded</w:t>
+              <w:t>All lexical tokens, stopword-excluded, or content words only</w:t>
             </w:r>
           </w:p>
         </w:tc>
@@ -16450,7 +16192,7 @@
                 <w:rFonts w:ascii="Calibri" w:hAnsi="Calibri"/>
                 <w:sz w:val="18"/>
               </w:rPr>
-              <w:t>Optional Frequency or AoA contextual scope limited to exact model tags NOUN, VERB, ADJ, and ADV; off by default</w:t>
+              <w:t>Global contextual report scope limited to exact model tags NOUN, VERB, ADJ, and ADV</w:t>
             </w:r>
           </w:p>
         </w:tc>
@@ -19478,7 +19220,7 @@
                 <w:rFonts w:ascii="Calibri" w:hAnsi="Calibri"/>
                 <w:sz w:val="18"/>
               </w:rPr>
-              <w:t>Stopword sensitivity</w:t>
+              <w:t>Scope contrast</w:t>
             </w:r>
           </w:p>
         </w:tc>
@@ -19504,7 +19246,7 @@
                 <w:rFonts w:ascii="Calibri" w:hAnsi="Calibri"/>
                 <w:sz w:val="18"/>
               </w:rPr>
-              <w:t>Stopwords-excluded result minus all-matched result</w:t>
+              <w:t>A descriptive comparison between two explicitly named lexical scopes, such as All lexical tokens and Stopword-excluded; not a separate metric</w:t>
             </w:r>
           </w:p>
         </w:tc>

--- a/docs/VerseVAD_Values_and_Terminology_Guide.docx
+++ b/docs/VerseVAD_Values_and_Terminology_Guide.docx
@@ -71,7 +71,7 @@
           <w:color w:val="66727C"/>
           <w:sz w:val="21"/>
         </w:rPr>
-        <w:t xml:space="preserve"> August 7, 2026</w:t>
+        <w:t xml:space="preserve"> August 10, 2026</w:t>
       </w:r>
       <w:r>
         <w:rPr>
@@ -2511,7 +2511,7 @@
           <w:rFonts w:ascii="Calibri" w:hAnsi="Calibri"/>
           <w:sz w:val="22"/>
         </w:rPr>
-        <w:t xml:space="preserve"> chart repeats the same token-weighted lookup logic line by line. It plots valence, arousal, and dominance from one selected VAD source, plus concreteness when that resource is available. Original concreteness values from 1 to 5 are linearly normalized to 0 to 1 for the overlay only:</w:t>
+        <w:t xml:space="preserve"> chart repeats the selected report profile's lookup logic line by line. Token weighting retains repeated matched occurrences; type weighting uses one included lexical type per line. It plots valence, arousal, and dominance from one selected VAD source, plus concreteness when that resource is available. Original concreteness values from 1 to 5 are linearly normalized to 0 to 1 for the overlay only:</w:t>
       </w:r>
     </w:p>
     <w:p>
@@ -10608,7 +10608,7 @@
           <w:rFonts w:ascii="Calibri" w:hAnsi="Calibri"/>
           <w:sz w:val="22"/>
         </w:rPr>
-        <w:t xml:space="preserve"> is VerseVAD's length- and repetition-sensitive family of sums over included normalized ratings. Longer works and repeated matches can accumulate larger totals.</w:t>
+        <w:t xml:space="preserve"> is VerseVAD's family of explicitly defined length- and repetition-sensitive sums. It is not generated for every numeric variable. VAD uses midpoint-relative loads, emotion intensity uses the raw sum of supplied intensity scores, and sensorimotor dimensions use their documented source-scale accumulation. VerseVAD does not report generic cumulative loads for AoA, Zipf frequency, concreteness, or word length.</w:t>
       </w:r>
     </w:p>
     <w:p>
@@ -10665,44 +10665,6 @@
           <w:sz w:val="22"/>
         </w:rPr>
         <w:t xml:space="preserve"> be an included normalized rating and let the normalized midpoint be 0.5.</w:t>
-      </w:r>
-    </w:p>
-    <w:p>
-      <w:pPr>
-        <w:pStyle w:val="Heading2"/>
-      </w:pPr>
-      <w:r>
-        <w:rPr>
-          <w:rFonts w:ascii="Calibri" w:hAnsi="Calibri"/>
-          <w:sz w:val="22"/>
-        </w:rPr>
-        <w:t>Rating Total</w:t>
-      </w:r>
-    </w:p>
-    <w:p>
-      <w:pPr>
-        <w:pStyle w:val="Formula"/>
-      </w:pPr>
-      <w:r>
-        <w:rPr>
-          <w:rFonts w:ascii="Consolas" w:hAnsi="Consolas"/>
-          <w:color w:val="1F4D78"/>
-          <w:sz w:val="19"/>
-        </w:rPr>
-        <w:t>rating_total = sum(x_i)</w:t>
-      </w:r>
-    </w:p>
-    <w:p>
-      <w:pPr>
-        <w:widowControl/>
-        <w:spacing w:before="0" w:after="120" w:line="300" w:lineRule="auto"/>
-      </w:pPr>
-      <w:r>
-        <w:rPr>
-          <w:rFonts w:ascii="Calibri" w:hAnsi="Calibri"/>
-          <w:sz w:val="22"/>
-        </w:rPr>
-        <w:t>The rating total adds the normalized source ratings. It grows with the number of included matches and their rating levels. Because its zero is the bottom of the normalized scale rather than the midpoint, it is usually less interpretable than the midpoint-centered loads.</w:t>
       </w:r>
     </w:p>
     <w:p>
@@ -11007,7 +10969,7 @@
           <w:rFonts w:ascii="Calibri" w:hAnsi="Calibri"/>
           <w:sz w:val="22"/>
         </w:rPr>
-        <w:t>Length-Normalized Midpoint Deviation</w:t>
+        <w:t>Midpoint Deviation per Matched Token or Type</w:t>
       </w:r>
     </w:p>
     <w:p>
@@ -11020,7 +10982,7 @@
           <w:rFonts w:ascii="Calibri" w:hAnsi="Calibri"/>
           <w:sz w:val="22"/>
         </w:rPr>
-        <w:t>VerseVAD divides the directional midpoint loads by the included matched observation count when the research question requires comparison across differently sized poems:</w:t>
+        <w:t>VerseVAD divides the directional midpoint loads by the included matched token-occurrence count under token weighting or matched lexical-type count under type weighting when the research question requires comparison across differently sized poems:</w:t>
       </w:r>
     </w:p>
     <w:p>
@@ -11054,7 +11016,7 @@
           <w:b/>
           <w:sz w:val="22"/>
         </w:rPr>
-        <w:t>per 100 matches</w:t>
+        <w:t>per 100 matched tokens/types</w:t>
       </w:r>
       <w:r>
         <w:rPr>
